--- a/新泰週報20260705[2627]B4F.docx
+++ b/新泰週報20260705[2627]B4F.docx
@@ -1,6 +1,6 @@
 
 <file path=word/document.xml><?xml version="1.0" encoding="utf-8"?>
-<w:document xmlns:wpc="http://schemas.microsoft.com/office/word/2010/wordprocessingCanvas" xmlns:mc="http://schemas.openxmlformats.org/markup-compatibility/2006" xmlns:o="urn:schemas-microsoft-com:office:office" xmlns:r="http://schemas.openxmlformats.org/officeDocument/2006/relationships" xmlns:m="http://schemas.openxmlformats.org/officeDocument/2006/math" xmlns:v="urn:schemas-microsoft-com:vml" xmlns:wp14="http://schemas.microsoft.com/office/word/2010/wordprocessingDrawing" xmlns:wp="http://schemas.openxmlformats.org/drawingml/2006/wordprocessingDrawing" xmlns:w10="urn:schemas-microsoft-com:office:word" xmlns:w="http://schemas.openxmlformats.org/wordprocessingml/2006/main" xmlns:w14="http://schemas.microsoft.com/office/word/2010/wordml" xmlns:w15="http://schemas.microsoft.com/office/word/2012/wordml" xmlns:wpg="http://schemas.microsoft.com/office/word/2010/wordprocessingGroup" xmlns:wpi="http://schemas.microsoft.com/office/word/2010/wordprocessingInk" xmlns:wne="http://schemas.microsoft.com/office/word/2006/wordml" xmlns:wps="http://schemas.microsoft.com/office/word/2010/wordprocessingShape" mc:Ignorable="w14 w15 wp14">
+<w:document xmlns:wpc="http://schemas.microsoft.com/office/word/2010/wordprocessingCanvas" xmlns:cx="http://schemas.microsoft.com/office/drawing/2014/chartex" xmlns:cx1="http://schemas.microsoft.com/office/drawing/2015/9/8/chartex" xmlns:cx2="http://schemas.microsoft.com/office/drawing/2015/10/21/chartex" xmlns:cx3="http://schemas.microsoft.com/office/drawing/2016/5/9/chartex" xmlns:cx4="http://schemas.microsoft.com/office/drawing/2016/5/10/chartex" xmlns:cx5="http://schemas.microsoft.com/office/drawing/2016/5/11/chartex" xmlns:cx6="http://schemas.microsoft.com/office/drawing/2016/5/12/chartex" xmlns:cx7="http://schemas.microsoft.com/office/drawing/2016/5/13/chartex" xmlns:cx8="http://schemas.microsoft.com/office/drawing/2016/5/14/chartex" xmlns:mc="http://schemas.openxmlformats.org/markup-compatibility/2006" xmlns:aink="http://schemas.microsoft.com/office/drawing/2016/ink" xmlns:am3d="http://schemas.microsoft.com/office/drawing/2017/model3d" xmlns:o="urn:schemas-microsoft-com:office:office" xmlns:oel="http://schemas.microsoft.com/office/2019/extlst" xmlns:r="http://schemas.openxmlformats.org/officeDocument/2006/relationships" xmlns:m="http://schemas.openxmlformats.org/officeDocument/2006/math" xmlns:v="urn:schemas-microsoft-com:vml" xmlns:wp14="http://schemas.microsoft.com/office/word/2010/wordprocessingDrawing" xmlns:wp="http://schemas.openxmlformats.org/drawingml/2006/wordprocessingDrawing" xmlns:w10="urn:schemas-microsoft-com:office:word" xmlns:w="http://schemas.openxmlformats.org/wordprocessingml/2006/main" xmlns:w14="http://schemas.microsoft.com/office/word/2010/wordml" xmlns:w15="http://schemas.microsoft.com/office/word/2012/wordml" xmlns:w16cex="http://schemas.microsoft.com/office/word/2018/wordml/cex" xmlns:w16cid="http://schemas.microsoft.com/office/word/2016/wordml/cid" xmlns:w16="http://schemas.microsoft.com/office/word/2018/wordml" xmlns:w16sdtdh="http://schemas.microsoft.com/office/word/2020/wordml/sdtdatahash" xmlns:w16se="http://schemas.microsoft.com/office/word/2015/wordml/symex" xmlns:wpg="http://schemas.microsoft.com/office/word/2010/wordprocessingGroup" xmlns:wpi="http://schemas.microsoft.com/office/word/2010/wordprocessingInk" xmlns:wne="http://schemas.microsoft.com/office/word/2006/wordml" xmlns:wps="http://schemas.microsoft.com/office/word/2010/wordprocessingShape" mc:Ignorable="w14 w15 w16se w16cid w16 w16cex w16sdtdh wp14">
   <w:body>
     <w:p>
       <w:pPr>
@@ -2862,7 +2862,7 @@
           <w:sz w:val="26"/>
           <w:szCs w:val="26"/>
         </w:rPr>
-        <w:t>求主開我心目</w:t>
+        <w:t>舉頭讚美我石磐</w:t>
       </w:r>
       <w:r>
         <w:rPr>
@@ -2888,7 +2888,6 @@
           <w:szCs w:val="26"/>
         </w:rPr>
       </w:pPr>
-      <w:proofErr w:type="gramStart"/>
       <w:r>
         <w:rPr>
           <w:rFonts w:asciiTheme="majorBidi" w:eastAsia="標楷體" w:hAnsiTheme="majorBidi" w:cstheme="majorBidi" w:hint="eastAsia"/>
@@ -2897,18 +2896,7 @@
           <w:sz w:val="26"/>
           <w:szCs w:val="26"/>
         </w:rPr>
-        <w:t>虔誠入來主</w:t>
-      </w:r>
-      <w:proofErr w:type="gramEnd"/>
-      <w:r>
-        <w:rPr>
-          <w:rFonts w:asciiTheme="majorBidi" w:eastAsia="標楷體" w:hAnsiTheme="majorBidi" w:cstheme="majorBidi" w:hint="eastAsia"/>
-          <w:bCs/>
-          <w:w w:val="80"/>
-          <w:sz w:val="26"/>
-          <w:szCs w:val="26"/>
-        </w:rPr>
-        <w:t>聖殿，</w:t>
+        <w:t>涼風輕輕吹，腳步真輕鬆。</w:t>
       </w:r>
     </w:p>
     <w:p>
@@ -2924,7 +2912,6 @@
           <w:szCs w:val="26"/>
         </w:rPr>
       </w:pPr>
-      <w:proofErr w:type="gramStart"/>
       <w:r>
         <w:rPr>
           <w:rFonts w:asciiTheme="majorBidi" w:eastAsia="標楷體" w:hAnsiTheme="majorBidi" w:cstheme="majorBidi" w:hint="eastAsia"/>
@@ -2933,18 +2920,7 @@
           <w:sz w:val="26"/>
           <w:szCs w:val="26"/>
         </w:rPr>
-        <w:t>伏拜恭敬</w:t>
-      </w:r>
-      <w:proofErr w:type="gramEnd"/>
-      <w:r>
-        <w:rPr>
-          <w:rFonts w:asciiTheme="majorBidi" w:eastAsia="標楷體" w:hAnsiTheme="majorBidi" w:cstheme="majorBidi" w:hint="eastAsia"/>
-          <w:bCs/>
-          <w:w w:val="80"/>
-          <w:sz w:val="26"/>
-          <w:szCs w:val="26"/>
-        </w:rPr>
-        <w:t>來奉獻，</w:t>
+        <w:t>主耶穌替我拭去眼淚，擔當所有的重擔。</w:t>
       </w:r>
     </w:p>
     <w:p>
@@ -2968,7 +2944,7 @@
           <w:sz w:val="26"/>
           <w:szCs w:val="26"/>
         </w:rPr>
-        <w:t>救主真理咱當聽，</w:t>
+        <w:t>我已經成做新創造的人。</w:t>
       </w:r>
     </w:p>
     <w:p>
@@ -2992,7 +2968,7 @@
           <w:sz w:val="26"/>
           <w:szCs w:val="26"/>
         </w:rPr>
-        <w:t>也當實在跟著走。</w:t>
+        <w:t>同齊行天路，我與主耶穌。</w:t>
       </w:r>
     </w:p>
     <w:p>
@@ -3016,7 +2992,29 @@
           <w:sz w:val="26"/>
           <w:szCs w:val="26"/>
         </w:rPr>
-        <w:t>總是有時心未清，</w:t>
+        <w:t>滿心歡喜，</w:t>
+      </w:r>
+      <w:proofErr w:type="gramStart"/>
+      <w:r>
+        <w:rPr>
+          <w:rFonts w:asciiTheme="majorBidi" w:eastAsia="標楷體" w:hAnsiTheme="majorBidi" w:cstheme="majorBidi" w:hint="eastAsia"/>
+          <w:bCs/>
+          <w:w w:val="80"/>
+          <w:sz w:val="26"/>
+          <w:szCs w:val="26"/>
+        </w:rPr>
+        <w:t>逐時唱歌</w:t>
+      </w:r>
+      <w:proofErr w:type="gramEnd"/>
+      <w:r>
+        <w:rPr>
+          <w:rFonts w:asciiTheme="majorBidi" w:eastAsia="標楷體" w:hAnsiTheme="majorBidi" w:cstheme="majorBidi" w:hint="eastAsia"/>
+          <w:bCs/>
+          <w:w w:val="80"/>
+          <w:sz w:val="26"/>
+          <w:szCs w:val="26"/>
+        </w:rPr>
+        <w:t>，舉頭讚美我石磐，</w:t>
       </w:r>
     </w:p>
     <w:p>
@@ -3032,6 +3030,7 @@
           <w:szCs w:val="26"/>
         </w:rPr>
       </w:pPr>
+      <w:proofErr w:type="gramStart"/>
       <w:r>
         <w:rPr>
           <w:rFonts w:asciiTheme="majorBidi" w:eastAsia="標楷體" w:hAnsiTheme="majorBidi" w:cstheme="majorBidi" w:hint="eastAsia"/>
@@ -3040,9 +3039,9 @@
           <w:sz w:val="26"/>
           <w:szCs w:val="26"/>
         </w:rPr>
-        <w:t>背逆道理心無</w:t>
-      </w:r>
-      <w:proofErr w:type="gramStart"/>
+        <w:t>祂</w:t>
+      </w:r>
+      <w:proofErr w:type="gramEnd"/>
       <w:r>
         <w:rPr>
           <w:rFonts w:asciiTheme="majorBidi" w:eastAsia="標楷體" w:hAnsiTheme="majorBidi" w:cstheme="majorBidi" w:hint="eastAsia"/>
@@ -3051,18 +3050,7 @@
           <w:sz w:val="26"/>
           <w:szCs w:val="26"/>
         </w:rPr>
-        <w:t>閒</w:t>
-      </w:r>
-      <w:proofErr w:type="gramEnd"/>
-      <w:r>
-        <w:rPr>
-          <w:rFonts w:asciiTheme="majorBidi" w:eastAsia="標楷體" w:hAnsiTheme="majorBidi" w:cstheme="majorBidi" w:hint="eastAsia"/>
-          <w:bCs/>
-          <w:w w:val="80"/>
-          <w:sz w:val="26"/>
-          <w:szCs w:val="26"/>
-        </w:rPr>
-        <w:t>，</w:t>
+        <w:t>的活命充滿我。</w:t>
       </w:r>
     </w:p>
     <w:p>
@@ -3078,16 +3066,6 @@
           <w:szCs w:val="26"/>
         </w:rPr>
       </w:pPr>
-      <w:r>
-        <w:rPr>
-          <w:rFonts w:asciiTheme="majorBidi" w:eastAsia="標楷體" w:hAnsiTheme="majorBidi" w:cstheme="majorBidi" w:hint="eastAsia"/>
-          <w:bCs/>
-          <w:w w:val="80"/>
-          <w:sz w:val="26"/>
-          <w:szCs w:val="26"/>
-        </w:rPr>
-        <w:t>只顧自己的光榮，</w:t>
-      </w:r>
     </w:p>
     <w:p>
       <w:pPr>
@@ -3110,7 +3088,29 @@
           <w:sz w:val="26"/>
           <w:szCs w:val="26"/>
         </w:rPr>
-        <w:t>無將道理來闡明。</w:t>
+        <w:t>雖然主無應允逐日好天，也無</w:t>
+      </w:r>
+      <w:proofErr w:type="gramStart"/>
+      <w:r>
+        <w:rPr>
+          <w:rFonts w:asciiTheme="majorBidi" w:eastAsia="標楷體" w:hAnsiTheme="majorBidi" w:cstheme="majorBidi" w:hint="eastAsia"/>
+          <w:bCs/>
+          <w:w w:val="80"/>
+          <w:sz w:val="26"/>
+          <w:szCs w:val="26"/>
+        </w:rPr>
+        <w:t>應允逐時順利</w:t>
+      </w:r>
+      <w:proofErr w:type="gramEnd"/>
+      <w:r>
+        <w:rPr>
+          <w:rFonts w:asciiTheme="majorBidi" w:eastAsia="標楷體" w:hAnsiTheme="majorBidi" w:cstheme="majorBidi" w:hint="eastAsia"/>
+          <w:bCs/>
+          <w:w w:val="80"/>
+          <w:sz w:val="26"/>
+          <w:szCs w:val="26"/>
+        </w:rPr>
+        <w:t>。</w:t>
       </w:r>
     </w:p>
     <w:p>
@@ -3126,7 +3126,6 @@
           <w:szCs w:val="26"/>
         </w:rPr>
       </w:pPr>
-      <w:proofErr w:type="gramStart"/>
       <w:r>
         <w:rPr>
           <w:rFonts w:asciiTheme="majorBidi" w:eastAsia="標楷體" w:hAnsiTheme="majorBidi" w:cstheme="majorBidi" w:hint="eastAsia"/>
@@ -3135,9 +3134,9 @@
           <w:sz w:val="26"/>
           <w:szCs w:val="26"/>
         </w:rPr>
-        <w:t>求主開</w:t>
-      </w:r>
-      <w:proofErr w:type="gramEnd"/>
+        <w:t>我有主做我的幫助，</w:t>
+      </w:r>
+      <w:proofErr w:type="gramStart"/>
       <w:r>
         <w:rPr>
           <w:rFonts w:asciiTheme="majorBidi" w:eastAsia="標楷體" w:hAnsiTheme="majorBidi" w:cstheme="majorBidi" w:hint="eastAsia"/>
@@ -3146,7 +3145,18 @@
           <w:sz w:val="26"/>
           <w:szCs w:val="26"/>
         </w:rPr>
-        <w:t>我心目，</w:t>
+        <w:t>祂</w:t>
+      </w:r>
+      <w:proofErr w:type="gramEnd"/>
+      <w:r>
+        <w:rPr>
+          <w:rFonts w:asciiTheme="majorBidi" w:eastAsia="標楷體" w:hAnsiTheme="majorBidi" w:cstheme="majorBidi" w:hint="eastAsia"/>
+          <w:bCs/>
+          <w:w w:val="80"/>
+          <w:sz w:val="26"/>
+          <w:szCs w:val="26"/>
+        </w:rPr>
+        <w:t>賜我氣力贏過艱難。</w:t>
       </w:r>
     </w:p>
     <w:p>
@@ -3170,29 +3180,7 @@
           <w:sz w:val="26"/>
           <w:szCs w:val="26"/>
         </w:rPr>
-        <w:t>給我知</w:t>
-      </w:r>
-      <w:proofErr w:type="gramStart"/>
-      <w:r>
-        <w:rPr>
-          <w:rFonts w:asciiTheme="majorBidi" w:eastAsia="標楷體" w:hAnsiTheme="majorBidi" w:cstheme="majorBidi" w:hint="eastAsia"/>
-          <w:bCs/>
-          <w:w w:val="80"/>
-          <w:sz w:val="26"/>
-          <w:szCs w:val="26"/>
-        </w:rPr>
-        <w:t>你愛疼</w:t>
-      </w:r>
-      <w:proofErr w:type="gramEnd"/>
-      <w:r>
-        <w:rPr>
-          <w:rFonts w:asciiTheme="majorBidi" w:eastAsia="標楷體" w:hAnsiTheme="majorBidi" w:cstheme="majorBidi" w:hint="eastAsia"/>
-          <w:bCs/>
-          <w:w w:val="80"/>
-          <w:sz w:val="26"/>
-          <w:szCs w:val="26"/>
-        </w:rPr>
-        <w:t>，</w:t>
+        <w:t>同齊行天路，我與主耶穌。</w:t>
       </w:r>
     </w:p>
     <w:p>
@@ -3208,7 +3196,6 @@
           <w:szCs w:val="26"/>
         </w:rPr>
       </w:pPr>
-      <w:proofErr w:type="gramStart"/>
       <w:r>
         <w:rPr>
           <w:rFonts w:asciiTheme="majorBidi" w:eastAsia="標楷體" w:hAnsiTheme="majorBidi" w:cstheme="majorBidi" w:hint="eastAsia"/>
@@ -3217,9 +3204,9 @@
           <w:sz w:val="26"/>
           <w:szCs w:val="26"/>
         </w:rPr>
-        <w:t>阮</w:t>
-      </w:r>
-      <w:proofErr w:type="gramEnd"/>
+        <w:t>滿心歡喜，</w:t>
+      </w:r>
+      <w:proofErr w:type="gramStart"/>
       <w:r>
         <w:rPr>
           <w:rFonts w:asciiTheme="majorBidi" w:eastAsia="標楷體" w:hAnsiTheme="majorBidi" w:cstheme="majorBidi" w:hint="eastAsia"/>
@@ -3228,9 +3215,9 @@
           <w:sz w:val="26"/>
           <w:szCs w:val="26"/>
         </w:rPr>
-        <w:t>要將你</w:t>
-      </w:r>
-      <w:proofErr w:type="gramStart"/>
+        <w:t>逐時唱歌</w:t>
+      </w:r>
+      <w:proofErr w:type="gramEnd"/>
       <w:r>
         <w:rPr>
           <w:rFonts w:asciiTheme="majorBidi" w:eastAsia="標楷體" w:hAnsiTheme="majorBidi" w:cstheme="majorBidi" w:hint="eastAsia"/>
@@ -3239,18 +3226,7 @@
           <w:sz w:val="26"/>
           <w:szCs w:val="26"/>
         </w:rPr>
-        <w:t>救恩傳</w:t>
-      </w:r>
-      <w:proofErr w:type="gramEnd"/>
-      <w:r>
-        <w:rPr>
-          <w:rFonts w:asciiTheme="majorBidi" w:eastAsia="標楷體" w:hAnsiTheme="majorBidi" w:cstheme="majorBidi" w:hint="eastAsia"/>
-          <w:bCs/>
-          <w:w w:val="80"/>
-          <w:sz w:val="26"/>
-          <w:szCs w:val="26"/>
-        </w:rPr>
-        <w:t>給世間人知，</w:t>
+        <w:t>，舉頭讚美我石磐，</w:t>
       </w:r>
     </w:p>
     <w:p>
@@ -3275,7 +3251,7 @@
           <w:sz w:val="26"/>
           <w:szCs w:val="26"/>
         </w:rPr>
-        <w:t>求主賜</w:t>
+        <w:t>祂</w:t>
       </w:r>
       <w:proofErr w:type="gramEnd"/>
       <w:r>
@@ -3286,29 +3262,7 @@
           <w:sz w:val="26"/>
           <w:szCs w:val="26"/>
         </w:rPr>
-        <w:t>給</w:t>
-      </w:r>
-      <w:proofErr w:type="gramStart"/>
-      <w:r>
-        <w:rPr>
-          <w:rFonts w:asciiTheme="majorBidi" w:eastAsia="標楷體" w:hAnsiTheme="majorBidi" w:cstheme="majorBidi" w:hint="eastAsia"/>
-          <w:bCs/>
-          <w:w w:val="80"/>
-          <w:sz w:val="26"/>
-          <w:szCs w:val="26"/>
-        </w:rPr>
-        <w:t>阮</w:t>
-      </w:r>
-      <w:proofErr w:type="gramEnd"/>
-      <w:r>
-        <w:rPr>
-          <w:rFonts w:asciiTheme="majorBidi" w:eastAsia="標楷體" w:hAnsiTheme="majorBidi" w:cstheme="majorBidi" w:hint="eastAsia"/>
-          <w:bCs/>
-          <w:w w:val="80"/>
-          <w:sz w:val="26"/>
-          <w:szCs w:val="26"/>
-        </w:rPr>
-        <w:t>勇氣傳報祢的道理，</w:t>
+        <w:t>的活命充滿我。</w:t>
       </w:r>
     </w:p>
     <w:p>
@@ -3324,48 +3278,6 @@
           <w:szCs w:val="26"/>
         </w:rPr>
       </w:pPr>
-      <w:r>
-        <w:rPr>
-          <w:rFonts w:asciiTheme="majorBidi" w:eastAsia="標楷體" w:hAnsiTheme="majorBidi" w:cstheme="majorBidi" w:hint="eastAsia"/>
-          <w:bCs/>
-          <w:w w:val="80"/>
-          <w:sz w:val="26"/>
-          <w:szCs w:val="26"/>
-        </w:rPr>
-        <w:t>給全世界萬</w:t>
-      </w:r>
-      <w:proofErr w:type="gramStart"/>
-      <w:r>
-        <w:rPr>
-          <w:rFonts w:asciiTheme="majorBidi" w:eastAsia="標楷體" w:hAnsiTheme="majorBidi" w:cstheme="majorBidi" w:hint="eastAsia"/>
-          <w:bCs/>
-          <w:w w:val="80"/>
-          <w:sz w:val="26"/>
-          <w:szCs w:val="26"/>
-        </w:rPr>
-        <w:t>人攏歸你</w:t>
-      </w:r>
-      <w:proofErr w:type="gramEnd"/>
-      <w:r>
-        <w:rPr>
-          <w:rFonts w:asciiTheme="majorBidi" w:eastAsia="標楷體" w:hAnsiTheme="majorBidi" w:cstheme="majorBidi" w:hint="eastAsia"/>
-          <w:bCs/>
-          <w:w w:val="80"/>
-          <w:sz w:val="26"/>
-          <w:szCs w:val="26"/>
-        </w:rPr>
-        <w:t>。</w:t>
-      </w:r>
-      <w:r>
-        <w:rPr>
-          <w:rFonts w:asciiTheme="majorBidi" w:eastAsia="標楷體" w:hAnsiTheme="majorBidi" w:cstheme="majorBidi" w:hint="eastAsia"/>
-          <w:bCs/>
-          <w:w w:val="80"/>
-          <w:sz w:val="26"/>
-          <w:szCs w:val="26"/>
-        </w:rPr>
-        <w:t>X2</w:t>
-      </w:r>
     </w:p>
     <w:p>
       <w:pPr>
@@ -3380,7 +3292,6 @@
           <w:szCs w:val="26"/>
         </w:rPr>
       </w:pPr>
-      <w:proofErr w:type="gramStart"/>
       <w:r>
         <w:rPr>
           <w:rFonts w:asciiTheme="majorBidi" w:eastAsia="標楷體" w:hAnsiTheme="majorBidi" w:cstheme="majorBidi" w:hint="eastAsia"/>
@@ -3389,9 +3300,9 @@
           <w:sz w:val="26"/>
           <w:szCs w:val="26"/>
         </w:rPr>
-        <w:t>求主開</w:t>
-      </w:r>
-      <w:proofErr w:type="gramEnd"/>
+        <w:t>主</w:t>
+      </w:r>
+      <w:proofErr w:type="gramStart"/>
       <w:r>
         <w:rPr>
           <w:rFonts w:asciiTheme="majorBidi" w:eastAsia="標楷體" w:hAnsiTheme="majorBidi" w:cstheme="majorBidi" w:hint="eastAsia"/>
@@ -3400,9 +3311,9 @@
           <w:sz w:val="26"/>
           <w:szCs w:val="26"/>
         </w:rPr>
-        <w:t>我心目，給我知</w:t>
-      </w:r>
-      <w:proofErr w:type="gramStart"/>
+        <w:t>應允逐時在</w:t>
+      </w:r>
+      <w:proofErr w:type="gramEnd"/>
       <w:r>
         <w:rPr>
           <w:rFonts w:asciiTheme="majorBidi" w:eastAsia="標楷體" w:hAnsiTheme="majorBidi" w:cstheme="majorBidi" w:hint="eastAsia"/>
@@ -3411,9 +3322,9 @@
           <w:sz w:val="26"/>
           <w:szCs w:val="26"/>
         </w:rPr>
-        <w:t>你愛疼</w:t>
-      </w:r>
-      <w:proofErr w:type="gramEnd"/>
+        <w:t>我身邊，也應允</w:t>
+      </w:r>
+      <w:proofErr w:type="gramStart"/>
       <w:r>
         <w:rPr>
           <w:rFonts w:asciiTheme="majorBidi" w:eastAsia="標楷體" w:hAnsiTheme="majorBidi" w:cstheme="majorBidi" w:hint="eastAsia"/>
@@ -3422,7 +3333,18 @@
           <w:sz w:val="26"/>
           <w:szCs w:val="26"/>
         </w:rPr>
-        <w:t>，</w:t>
+        <w:t>慈愛無離</w:t>
+      </w:r>
+      <w:proofErr w:type="gramEnd"/>
+      <w:r>
+        <w:rPr>
+          <w:rFonts w:asciiTheme="majorBidi" w:eastAsia="標楷體" w:hAnsiTheme="majorBidi" w:cstheme="majorBidi" w:hint="eastAsia"/>
+          <w:bCs/>
+          <w:w w:val="80"/>
+          <w:sz w:val="26"/>
+          <w:szCs w:val="26"/>
+        </w:rPr>
+        <w:t>。</w:t>
       </w:r>
     </w:p>
     <w:p>
@@ -3438,7 +3360,6 @@
           <w:szCs w:val="26"/>
         </w:rPr>
       </w:pPr>
-      <w:proofErr w:type="gramStart"/>
       <w:r>
         <w:rPr>
           <w:rFonts w:asciiTheme="majorBidi" w:eastAsia="標楷體" w:hAnsiTheme="majorBidi" w:cstheme="majorBidi" w:hint="eastAsia"/>
@@ -3447,40 +3368,7 @@
           <w:sz w:val="26"/>
           <w:szCs w:val="26"/>
         </w:rPr>
-        <w:t>阮</w:t>
-      </w:r>
-      <w:proofErr w:type="gramEnd"/>
-      <w:r>
-        <w:rPr>
-          <w:rFonts w:asciiTheme="majorBidi" w:eastAsia="標楷體" w:hAnsiTheme="majorBidi" w:cstheme="majorBidi" w:hint="eastAsia"/>
-          <w:bCs/>
-          <w:w w:val="80"/>
-          <w:sz w:val="26"/>
-          <w:szCs w:val="26"/>
-        </w:rPr>
-        <w:t>要將你</w:t>
-      </w:r>
-      <w:proofErr w:type="gramStart"/>
-      <w:r>
-        <w:rPr>
-          <w:rFonts w:asciiTheme="majorBidi" w:eastAsia="標楷體" w:hAnsiTheme="majorBidi" w:cstheme="majorBidi" w:hint="eastAsia"/>
-          <w:bCs/>
-          <w:w w:val="80"/>
-          <w:sz w:val="26"/>
-          <w:szCs w:val="26"/>
-        </w:rPr>
-        <w:t>救恩傳</w:t>
-      </w:r>
-      <w:proofErr w:type="gramEnd"/>
-      <w:r>
-        <w:rPr>
-          <w:rFonts w:asciiTheme="majorBidi" w:eastAsia="標楷體" w:hAnsiTheme="majorBidi" w:cstheme="majorBidi" w:hint="eastAsia"/>
-          <w:bCs/>
-          <w:w w:val="80"/>
-          <w:sz w:val="26"/>
-          <w:szCs w:val="26"/>
-        </w:rPr>
-        <w:t>給世間人知，</w:t>
+        <w:t>有一日，我完成使命，主導我進入燦爛天庭。</w:t>
       </w:r>
     </w:p>
     <w:p>
@@ -3496,7 +3384,6 @@
           <w:szCs w:val="26"/>
         </w:rPr>
       </w:pPr>
-      <w:proofErr w:type="gramStart"/>
       <w:r>
         <w:rPr>
           <w:rFonts w:asciiTheme="majorBidi" w:eastAsia="標楷體" w:hAnsiTheme="majorBidi" w:cstheme="majorBidi" w:hint="eastAsia"/>
@@ -3505,40 +3392,7 @@
           <w:sz w:val="26"/>
           <w:szCs w:val="26"/>
         </w:rPr>
-        <w:t>求主賜</w:t>
-      </w:r>
-      <w:proofErr w:type="gramEnd"/>
-      <w:r>
-        <w:rPr>
-          <w:rFonts w:asciiTheme="majorBidi" w:eastAsia="標楷體" w:hAnsiTheme="majorBidi" w:cstheme="majorBidi" w:hint="eastAsia"/>
-          <w:bCs/>
-          <w:w w:val="80"/>
-          <w:sz w:val="26"/>
-          <w:szCs w:val="26"/>
-        </w:rPr>
-        <w:t>給</w:t>
-      </w:r>
-      <w:proofErr w:type="gramStart"/>
-      <w:r>
-        <w:rPr>
-          <w:rFonts w:asciiTheme="majorBidi" w:eastAsia="標楷體" w:hAnsiTheme="majorBidi" w:cstheme="majorBidi" w:hint="eastAsia"/>
-          <w:bCs/>
-          <w:w w:val="80"/>
-          <w:sz w:val="26"/>
-          <w:szCs w:val="26"/>
-        </w:rPr>
-        <w:t>阮</w:t>
-      </w:r>
-      <w:proofErr w:type="gramEnd"/>
-      <w:r>
-        <w:rPr>
-          <w:rFonts w:asciiTheme="majorBidi" w:eastAsia="標楷體" w:hAnsiTheme="majorBidi" w:cstheme="majorBidi" w:hint="eastAsia"/>
-          <w:bCs/>
-          <w:w w:val="80"/>
-          <w:sz w:val="26"/>
-          <w:szCs w:val="26"/>
-        </w:rPr>
-        <w:t>勇氣傳報祢的道理，</w:t>
+        <w:t>同齊行天路，我與主耶穌。</w:t>
       </w:r>
     </w:p>
     <w:p>
@@ -3562,7 +3416,7 @@
           <w:sz w:val="26"/>
           <w:szCs w:val="26"/>
         </w:rPr>
-        <w:t>給全世界萬</w:t>
+        <w:t>滿心歡喜，</w:t>
       </w:r>
       <w:proofErr w:type="gramStart"/>
       <w:r>
@@ -3573,7 +3427,7 @@
           <w:sz w:val="26"/>
           <w:szCs w:val="26"/>
         </w:rPr>
-        <w:t>人攏歸你</w:t>
+        <w:t>逐時唱歌</w:t>
       </w:r>
       <w:proofErr w:type="gramEnd"/>
       <w:r>
@@ -3584,7 +3438,7 @@
           <w:sz w:val="26"/>
           <w:szCs w:val="26"/>
         </w:rPr>
-        <w:t>。</w:t>
+        <w:t>，舉頭讚美我石磐，</w:t>
       </w:r>
     </w:p>
     <w:p>
@@ -3600,6 +3454,7 @@
           <w:szCs w:val="26"/>
         </w:rPr>
       </w:pPr>
+      <w:proofErr w:type="gramStart"/>
       <w:r>
         <w:rPr>
           <w:rFonts w:asciiTheme="majorBidi" w:eastAsia="標楷體" w:hAnsiTheme="majorBidi" w:cstheme="majorBidi" w:hint="eastAsia"/>
@@ -3608,9 +3463,9 @@
           <w:sz w:val="26"/>
           <w:szCs w:val="26"/>
         </w:rPr>
-        <w:t>給全世界萬</w:t>
-      </w:r>
-      <w:proofErr w:type="gramStart"/>
+        <w:t>祂</w:t>
+      </w:r>
+      <w:proofErr w:type="gramEnd"/>
       <w:r>
         <w:rPr>
           <w:rFonts w:asciiTheme="majorBidi" w:eastAsia="標楷體" w:hAnsiTheme="majorBidi" w:cstheme="majorBidi" w:hint="eastAsia"/>
@@ -3619,18 +3474,7 @@
           <w:sz w:val="26"/>
           <w:szCs w:val="26"/>
         </w:rPr>
-        <w:t>人攏歸你</w:t>
-      </w:r>
-      <w:proofErr w:type="gramEnd"/>
-      <w:r>
-        <w:rPr>
-          <w:rFonts w:asciiTheme="majorBidi" w:eastAsia="標楷體" w:hAnsiTheme="majorBidi" w:cstheme="majorBidi" w:hint="eastAsia"/>
-          <w:bCs/>
-          <w:w w:val="80"/>
-          <w:sz w:val="26"/>
-          <w:szCs w:val="26"/>
-        </w:rPr>
-        <w:t>。</w:t>
+        <w:t>的活命充滿我。</w:t>
       </w:r>
     </w:p>
     <w:p>
@@ -3862,7 +3706,7 @@
           </mc:Choice>
           <mc:Fallback>
             <w:pict>
-              <v:group w14:anchorId="789743EB" id="群組 21" o:spid="_x0000_s1026" style="position:absolute;margin-left:538.15pt;margin-top:28.9pt;width:134.65pt;height:261.65pt;z-index:251664384;mso-position-horizontal-relative:page;mso-position-vertical-relative:page;mso-width-relative:margin;mso-height-relative:margin" coordsize="17094,33223" o:gfxdata="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">
+              <v:group w14:anchorId="789743EB" id="群組 21" o:spid="_x0000_s1026" style="position:absolute;margin-left:538.15pt;margin-top:28.9pt;width:134.65pt;height:261.65pt;z-index:251664384;mso-position-horizontal-relative:page;mso-position-vertical-relative:page;mso-width-relative:margin;mso-height-relative:margin" coordsize="17094,33223" o:gfxdata="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">
                 <v:shapetype id="_x0000_t75" coordsize="21600,21600" o:spt="75" o:preferrelative="t" path="m@4@5l@4@11@9@11@9@5xe" filled="f" stroked="f">
                   <v:stroke joinstyle="miter"/>
                   <v:formulas>
@@ -3882,11 +3726,10 @@
                   <v:path o:extrusionok="f" gradientshapeok="t" o:connecttype="rect"/>
                   <o:lock v:ext="edit" aspectratio="t"/>
                 </v:shapetype>
-                <v:shape id="圖片 18" o:spid="_x0000_s1027" type="#_x0000_t75" style="position:absolute;left:-8065;top:8065;width:33223;height:17094;rotation:90;visibility:visible;mso-wrap-style:square" o:gfxdata="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">
+                <v:shape id="圖片 18" o:spid="_x0000_s1027" type="#_x0000_t75" style="position:absolute;left:-8065;top:8065;width:33223;height:17094;rotation:90;visibility:visible;mso-wrap-style:square" o:gfxdata="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">
                   <v:imagedata r:id="rId9" o:title=""/>
-                  <v:path arrowok="t"/>
                 </v:shape>
-                <v:roundrect id="圓角矩形 7" o:spid="_x0000_s1028" style="position:absolute;left:1666;top:2875;width:14086;height:28296;visibility:visible;mso-wrap-style:square;v-text-anchor:top" arcsize="3131f" o:gfxdata="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" filled="f" stroked="f" strokeweight="2.5pt">
+                <v:roundrect id="圓角矩形 7" o:spid="_x0000_s1028" style="position:absolute;left:1666;top:2875;width:14086;height:28296;visibility:visible;mso-wrap-style:square;v-text-anchor:top" arcsize="3131f" o:gfxdata="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" filled="f" stroked="f" strokeweight="2.5pt">
                   <v:stroke joinstyle="miter"/>
                   <v:textbox style="layout-flow:vertical-ideographic" inset="1mm,1mm,1mm,1mm">
                     <w:txbxContent>
@@ -3988,7 +3831,7 @@
           <w:noProof/>
         </w:rPr>
         <w:drawing>
-          <wp:anchor distT="0" distB="0" distL="114300" distR="114300" simplePos="0" relativeHeight="251660288" behindDoc="0" locked="0" layoutInCell="1" allowOverlap="1" wp14:anchorId="0030E694" wp14:editId="3534BFBC">
+          <wp:anchor distT="0" distB="0" distL="114300" distR="114300" simplePos="0" relativeHeight="251660288" behindDoc="0" locked="0" layoutInCell="1" allowOverlap="1" wp14:anchorId="0030E694" wp14:editId="30DCF31A">
             <wp:simplePos x="0" y="0"/>
             <wp:positionH relativeFrom="column">
               <wp:posOffset>2160905</wp:posOffset>
@@ -5938,12 +5781,12 @@
           </mc:Choice>
           <mc:Fallback>
             <w:pict>
-              <v:group w14:anchorId="5DF93223" id="群組 24" o:spid="_x0000_s1029" style="position:absolute;margin-left:533.85pt;margin-top:298.55pt;width:140.3pt;height:259.35pt;z-index:251662336;mso-position-horizontal-relative:page;mso-position-vertical-relative:page;mso-width-relative:margin;mso-height-relative:margin" coordsize="17818,32941" o:gfxdata="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">
+              <v:group w14:anchorId="5DF93223" id="群組 24" o:spid="_x0000_s1029" style="position:absolute;margin-left:533.85pt;margin-top:298.55pt;width:140.3pt;height:259.35pt;z-index:251662336;mso-position-horizontal-relative:page;mso-position-vertical-relative:page;mso-width-relative:margin;mso-height-relative:margin" coordsize="17818,32941" o:gfxdata="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">
                 <v:shapetype id="_x0000_t202" coordsize="21600,21600" o:spt="202" path="m,l,21600r21600,l21600,xe">
                   <v:stroke joinstyle="miter"/>
                   <v:path gradientshapeok="t" o:connecttype="rect"/>
                 </v:shapetype>
-                <v:shape id="_x0000_s1030" type="#_x0000_t202" style="position:absolute;left:351;top:293;width:17279;height:32590;visibility:visible;mso-wrap-style:square;v-text-anchor:top" o:gfxdata="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" stroked="f">
+                <v:shape id="_x0000_s1030" type="#_x0000_t202" style="position:absolute;left:351;top:293;width:17279;height:32590;visibility:visible;mso-wrap-style:square;v-text-anchor:top" o:gfxdata="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" stroked="f">
                   <v:textbox inset="0,0,0,0">
                     <w:txbxContent>
                       <w:p>
@@ -7641,7 +7484,7 @@
                     </w:txbxContent>
                   </v:textbox>
                 </v:shape>
-                <v:roundrect id="圓角矩形 5" o:spid="_x0000_s1031" style="position:absolute;width:17818;height:32941;visibility:visible;mso-wrap-style:square;v-text-anchor:middle" arcsize="2169f" o:gfxdata="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" filled="f" strokecolor="#5a5a5a [2109]" strokeweight="2.5pt">
+                <v:roundrect id="圓角矩形 5" o:spid="_x0000_s1031" style="position:absolute;width:17818;height:32941;visibility:visible;mso-wrap-style:square;v-text-anchor:middle" arcsize="2169f" o:gfxdata="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" filled="f" strokecolor="#5a5a5a [2109]" strokeweight="2.5pt">
                   <v:stroke joinstyle="miter"/>
                 </v:roundrect>
                 <w10:wrap anchorx="page" anchory="page"/>
@@ -8177,7 +8020,6 @@
                                         <w:szCs w:val="26"/>
                                       </w:rPr>
                                     </w:pPr>
-                                    <w:proofErr w:type="gramStart"/>
                                     <w:r>
                                       <w:rPr>
                                         <w:rFonts w:ascii="Barlow Condensed Medium" w:eastAsia="華康儷楷書" w:hAnsi="Barlow Condensed Medium" w:cs="華康儷楷書" w:hint="eastAsia"/>
@@ -8186,9 +8028,8 @@
                                         <w:sz w:val="26"/>
                                         <w:szCs w:val="26"/>
                                       </w:rPr>
-                                      <w:t>以斯拉記</w:t>
+                                      <w:t>拉</w:t>
                                     </w:r>
-                                    <w:proofErr w:type="gramEnd"/>
                                     <w:r>
                                       <w:rPr>
                                         <w:rFonts w:ascii="Barlow Condensed Medium" w:eastAsia="華康儷楷書" w:hAnsi="Barlow Condensed Medium" w:cs="華康儷楷書" w:hint="eastAsia"/>
@@ -8591,16 +8432,6 @@
                                         <w:sz w:val="26"/>
                                         <w:szCs w:val="26"/>
                                       </w:rPr>
-                                      <w:t>5</w:t>
-                                    </w:r>
-                                    <w:r>
-                                      <w:rPr>
-                                        <w:rFonts w:ascii="Barlow Condensed Medium" w:eastAsia="華康中黑體" w:hAnsi="Barlow Condensed Medium" w:cstheme="minorHAnsi"/>
-                                        <w:color w:val="000000" w:themeColor="text1"/>
-                                        <w:w w:val="90"/>
-                                        <w:sz w:val="26"/>
-                                        <w:szCs w:val="26"/>
-                                      </w:rPr>
                                       <w:t>62B,332,507</w:t>
                                     </w:r>
                                   </w:p>
@@ -8674,8 +8505,8 @@
           </mc:Choice>
           <mc:Fallback>
             <w:pict>
-              <v:group w14:anchorId="0AB0FEB2" id="群組 19" o:spid="_x0000_s1032" style="position:absolute;left:0;text-align:left;margin-left:534.4pt;margin-top:567.3pt;width:140.6pt;height:130.1pt;z-index:251652096;mso-position-horizontal-relative:page;mso-position-vertical-relative:page;mso-width-relative:margin;mso-height-relative:margin" coordorigin="108" coordsize="17868,16510" o:gfxdata="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">
-                <v:shape id="_x0000_s1033" type="#_x0000_t202" style="position:absolute;left:317;top:444;width:17634;height:15621;visibility:visible;mso-wrap-style:square;v-text-anchor:top" o:gfxdata="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" stroked="f">
+              <v:group w14:anchorId="0AB0FEB2" id="群組 19" o:spid="_x0000_s1032" style="position:absolute;left:0;text-align:left;margin-left:534.4pt;margin-top:567.3pt;width:140.6pt;height:130.1pt;z-index:251652096;mso-position-horizontal-relative:page;mso-position-vertical-relative:page;mso-width-relative:margin;mso-height-relative:margin" coordorigin="108" coordsize="17868,16510" o:gfxdata="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">
+                <v:shape id="_x0000_s1033" type="#_x0000_t202" style="position:absolute;left:317;top:444;width:17634;height:15621;visibility:visible;mso-wrap-style:square;v-text-anchor:top" o:gfxdata="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" stroked="f">
                   <v:textbox inset="0,0,0,0">
                     <w:txbxContent>
                       <w:p>
@@ -9103,7 +8934,6 @@
                                   <w:szCs w:val="26"/>
                                 </w:rPr>
                               </w:pPr>
-                              <w:proofErr w:type="gramStart"/>
                               <w:r>
                                 <w:rPr>
                                   <w:rFonts w:ascii="Barlow Condensed Medium" w:eastAsia="華康儷楷書" w:hAnsi="Barlow Condensed Medium" w:cs="華康儷楷書" w:hint="eastAsia"/>
@@ -9112,9 +8942,8 @@
                                   <w:sz w:val="26"/>
                                   <w:szCs w:val="26"/>
                                 </w:rPr>
-                                <w:t>以斯拉記</w:t>
+                                <w:t>拉</w:t>
                               </w:r>
-                              <w:proofErr w:type="gramEnd"/>
                               <w:r>
                                 <w:rPr>
                                   <w:rFonts w:ascii="Barlow Condensed Medium" w:eastAsia="華康儷楷書" w:hAnsi="Barlow Condensed Medium" w:cs="華康儷楷書" w:hint="eastAsia"/>
@@ -9517,16 +9346,6 @@
                                   <w:sz w:val="26"/>
                                   <w:szCs w:val="26"/>
                                 </w:rPr>
-                                <w:t>5</w:t>
-                              </w:r>
-                              <w:r>
-                                <w:rPr>
-                                  <w:rFonts w:ascii="Barlow Condensed Medium" w:eastAsia="華康中黑體" w:hAnsi="Barlow Condensed Medium" w:cstheme="minorHAnsi"/>
-                                  <w:color w:val="000000" w:themeColor="text1"/>
-                                  <w:w w:val="90"/>
-                                  <w:sz w:val="26"/>
-                                  <w:szCs w:val="26"/>
-                                </w:rPr>
                                 <w:t>62B,332,507</w:t>
                               </w:r>
                             </w:p>
@@ -9537,7 +9356,7 @@
                     </w:txbxContent>
                   </v:textbox>
                 </v:shape>
-                <v:roundrect id="圓角矩形 25" o:spid="_x0000_s1034" style="position:absolute;left:108;width:17869;height:16510;visibility:visible;mso-wrap-style:square;v-text-anchor:middle" arcsize="4542f" o:gfxdata="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" filled="f" strokecolor="#5a5a5a [2109]" strokeweight="2.5pt">
+                <v:roundrect id="圓角矩形 25" o:spid="_x0000_s1034" style="position:absolute;left:108;width:17869;height:16510;visibility:visible;mso-wrap-style:square;v-text-anchor:middle" arcsize="4542f" o:gfxdata="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" filled="f" strokecolor="#5a5a5a [2109]" strokeweight="2.5pt">
                   <v:stroke joinstyle="miter"/>
                 </v:roundrect>
                 <w10:wrap anchorx="page" anchory="page"/>
@@ -9705,7 +9524,7 @@
           </mc:Choice>
           <mc:Fallback>
             <w:pict>
-              <v:shape w14:anchorId="76BD7DFF" id="文字方塊 2" o:spid="_x0000_s1035" type="#_x0000_t202" style="position:absolute;margin-left:31.4pt;margin-top:-54.1pt;width:109.8pt;height:110.6pt;z-index:251667456;visibility:visible;mso-wrap-style:square;mso-width-percent:0;mso-height-percent:200;mso-wrap-distance-left:9pt;mso-wrap-distance-top:3.6pt;mso-wrap-distance-right:9pt;mso-wrap-distance-bottom:3.6pt;mso-position-horizontal:absolute;mso-position-horizontal-relative:text;mso-position-vertical:absolute;mso-position-vertical-relative:text;mso-width-percent:0;mso-height-percent:200;mso-width-relative:margin;mso-height-relative:margin;v-text-anchor:top" o:gfxdata="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" filled="f" stroked="f">
+              <v:shape w14:anchorId="76BD7DFF" id="文字方塊 2" o:spid="_x0000_s1035" type="#_x0000_t202" style="position:absolute;margin-left:31.4pt;margin-top:-54.1pt;width:109.8pt;height:110.6pt;z-index:251667456;visibility:visible;mso-wrap-style:square;mso-width-percent:0;mso-height-percent:200;mso-wrap-distance-left:9pt;mso-wrap-distance-top:3.6pt;mso-wrap-distance-right:9pt;mso-wrap-distance-bottom:3.6pt;mso-position-horizontal:absolute;mso-position-horizontal-relative:text;mso-position-vertical:absolute;mso-position-vertical-relative:text;mso-width-percent:0;mso-height-percent:200;mso-width-relative:margin;mso-height-relative:margin;v-text-anchor:top" o:gfxdata="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" filled="f" stroked="f">
                 <v:textbox style="mso-fit-shape-to-text:t" inset="1mm,1mm,1mm,1mm">
                   <w:txbxContent>
                     <w:p>
@@ -9904,7 +9723,7 @@
           </mc:Choice>
           <mc:Fallback>
             <w:pict>
-              <v:roundrect w14:anchorId="4775AEF3" id="圓角矩形 12" o:spid="_x0000_s1036" style="position:absolute;margin-left:-.9pt;margin-top:16.35pt;width:49.3pt;height:15.45pt;z-index:251648000;visibility:visible;mso-wrap-style:square;mso-width-percent:0;mso-height-percent:0;mso-wrap-distance-left:9pt;mso-wrap-distance-top:0;mso-wrap-distance-right:9pt;mso-wrap-distance-bottom:0;mso-position-horizontal:absolute;mso-position-horizontal-relative:text;mso-position-vertical:absolute;mso-position-vertical-relative:text;mso-width-percent:0;mso-height-percent:0;mso-width-relative:margin;mso-height-relative:margin;v-text-anchor:middle" arcsize="10923f" o:gfxdata="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" fillcolor="#5a5a5a [2109]" stroked="f" strokeweight="1pt">
+              <v:roundrect w14:anchorId="4775AEF3" id="圓角矩形 12" o:spid="_x0000_s1036" style="position:absolute;margin-left:-.9pt;margin-top:16.35pt;width:49.3pt;height:15.45pt;z-index:251648000;visibility:visible;mso-wrap-style:square;mso-width-percent:0;mso-height-percent:0;mso-wrap-distance-left:9pt;mso-wrap-distance-top:0;mso-wrap-distance-right:9pt;mso-wrap-distance-bottom:0;mso-position-horizontal:absolute;mso-position-horizontal-relative:text;mso-position-vertical:absolute;mso-position-vertical-relative:text;mso-width-percent:0;mso-height-percent:0;mso-width-relative:margin;mso-height-relative:margin;v-text-anchor:middle" arcsize="10923f" o:gfxdata="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" fillcolor="#5a5a5a [2109]" stroked="f" strokeweight="1pt">
                 <v:stroke joinstyle="miter"/>
                 <v:textbox inset=".5mm,0,.5mm,0">
                   <w:txbxContent>
@@ -10044,7 +9863,7 @@
           </mc:Choice>
           <mc:Fallback>
             <w:pict>
-              <v:roundrect w14:anchorId="196DC3BF" id="圓角矩形 14" o:spid="_x0000_s1037" style="position:absolute;margin-left:-1.25pt;margin-top:16.7pt;width:83.6pt;height:15.3pt;z-index:251649024;visibility:visible;mso-wrap-style:square;mso-width-percent:0;mso-height-percent:0;mso-wrap-distance-left:9pt;mso-wrap-distance-top:0;mso-wrap-distance-right:9pt;mso-wrap-distance-bottom:0;mso-position-horizontal:absolute;mso-position-horizontal-relative:text;mso-position-vertical:absolute;mso-position-vertical-relative:text;mso-width-percent:0;mso-height-percent:0;mso-width-relative:margin;mso-height-relative:margin;v-text-anchor:middle" arcsize="10923f" o:gfxdata="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" fillcolor="#5a5a5a [2109]" stroked="f" strokeweight="1pt">
+              <v:roundrect w14:anchorId="196DC3BF" id="圓角矩形 14" o:spid="_x0000_s1037" style="position:absolute;margin-left:-1.25pt;margin-top:16.7pt;width:83.6pt;height:15.3pt;z-index:251649024;visibility:visible;mso-wrap-style:square;mso-width-percent:0;mso-height-percent:0;mso-wrap-distance-left:9pt;mso-wrap-distance-top:0;mso-wrap-distance-right:9pt;mso-wrap-distance-bottom:0;mso-position-horizontal:absolute;mso-position-horizontal-relative:text;mso-position-vertical:absolute;mso-position-vertical-relative:text;mso-width-percent:0;mso-height-percent:0;mso-width-relative:margin;mso-height-relative:margin;v-text-anchor:middle" arcsize="10923f" o:gfxdata="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" fillcolor="#5a5a5a [2109]" stroked="f" strokeweight="1pt">
                 <v:stroke joinstyle="miter"/>
                 <v:textbox inset=".5mm,0,.5mm,0">
                   <w:txbxContent>
@@ -10240,7 +10059,7 @@
           </mc:Choice>
           <mc:Fallback>
             <w:pict>
-              <v:roundrect w14:anchorId="1A4DC044" id="圓角矩形 9" o:spid="_x0000_s1038" style="position:absolute;margin-left:-.6pt;margin-top:16.6pt;width:30.35pt;height:15.3pt;z-index:251650048;visibility:visible;mso-wrap-style:square;mso-width-percent:0;mso-height-percent:0;mso-wrap-distance-left:9pt;mso-wrap-distance-top:0;mso-wrap-distance-right:9pt;mso-wrap-distance-bottom:0;mso-position-horizontal:absolute;mso-position-horizontal-relative:text;mso-position-vertical:absolute;mso-position-vertical-relative:text;mso-width-percent:0;mso-height-percent:0;mso-width-relative:margin;mso-height-relative:margin;v-text-anchor:middle" arcsize="10923f" o:gfxdata="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" fillcolor="#5a5a5a [2109]" stroked="f" strokeweight="1pt">
+              <v:roundrect w14:anchorId="1A4DC044" id="圓角矩形 9" o:spid="_x0000_s1038" style="position:absolute;margin-left:-.6pt;margin-top:16.6pt;width:30.35pt;height:15.3pt;z-index:251650048;visibility:visible;mso-wrap-style:square;mso-width-percent:0;mso-height-percent:0;mso-wrap-distance-left:9pt;mso-wrap-distance-top:0;mso-wrap-distance-right:9pt;mso-wrap-distance-bottom:0;mso-position-horizontal:absolute;mso-position-horizontal-relative:text;mso-position-vertical:absolute;mso-position-vertical-relative:text;mso-width-percent:0;mso-height-percent:0;mso-width-relative:margin;mso-height-relative:margin;v-text-anchor:middle" arcsize="10923f" o:gfxdata="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" fillcolor="#5a5a5a [2109]" stroked="f" strokeweight="1pt">
                 <v:stroke joinstyle="miter"/>
                 <v:textbox inset=".5mm,0,.5mm,0">
                   <w:txbxContent>
@@ -10504,7 +10323,7 @@
           </mc:Choice>
           <mc:Fallback>
             <w:pict>
-              <v:roundrect w14:anchorId="03BFD3A3" id="圓角矩形 13" o:spid="_x0000_s1039" style="position:absolute;margin-left:-.4pt;margin-top:16.65pt;width:49.3pt;height:15.3pt;z-index:251651072;visibility:visible;mso-wrap-style:square;mso-width-percent:0;mso-height-percent:0;mso-wrap-distance-left:9pt;mso-wrap-distance-top:0;mso-wrap-distance-right:9pt;mso-wrap-distance-bottom:0;mso-position-horizontal:absolute;mso-position-horizontal-relative:text;mso-position-vertical:absolute;mso-position-vertical-relative:text;mso-width-percent:0;mso-height-percent:0;mso-width-relative:margin;mso-height-relative:margin;v-text-anchor:middle" arcsize="10923f" o:gfxdata="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" fillcolor="#5a5a5a [2109]" stroked="f" strokeweight="1pt">
+              <v:roundrect w14:anchorId="03BFD3A3" id="圓角矩形 13" o:spid="_x0000_s1039" style="position:absolute;margin-left:-.4pt;margin-top:16.65pt;width:49.3pt;height:15.3pt;z-index:251651072;visibility:visible;mso-wrap-style:square;mso-width-percent:0;mso-height-percent:0;mso-wrap-distance-left:9pt;mso-wrap-distance-top:0;mso-wrap-distance-right:9pt;mso-wrap-distance-bottom:0;mso-position-horizontal:absolute;mso-position-horizontal-relative:text;mso-position-vertical:absolute;mso-position-vertical-relative:text;mso-width-percent:0;mso-height-percent:0;mso-width-relative:margin;mso-height-relative:margin;v-text-anchor:middle" arcsize="10923f" o:gfxdata="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" fillcolor="#5a5a5a [2109]" stroked="f" strokeweight="1pt">
                 <v:stroke joinstyle="miter"/>
                 <v:textbox inset=".5mm,0,.5mm,0">
                   <w:txbxContent>
@@ -10744,7 +10563,7 @@
           </mc:Choice>
           <mc:Fallback>
             <w:pict>
-              <v:shape w14:anchorId="77C1E33A" id="_x0000_s1040" type="#_x0000_t202" style="position:absolute;margin-left:107.25pt;margin-top:6.2pt;width:125.55pt;height:16.3pt;z-index:251666432;visibility:visible;mso-wrap-style:square;mso-width-percent:0;mso-height-percent:0;mso-wrap-distance-left:9pt;mso-wrap-distance-top:3.6pt;mso-wrap-distance-right:9pt;mso-wrap-distance-bottom:3.6pt;mso-position-horizontal:absolute;mso-position-horizontal-relative:text;mso-position-vertical:absolute;mso-position-vertical-relative:text;mso-width-percent:0;mso-height-percent:0;mso-width-relative:margin;mso-height-relative:margin;v-text-anchor:top" o:gfxdata="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" filled="f" stroked="f">
+              <v:shape w14:anchorId="77C1E33A" id="_x0000_s1040" type="#_x0000_t202" style="position:absolute;margin-left:107.25pt;margin-top:6.2pt;width:125.55pt;height:16.3pt;z-index:251666432;visibility:visible;mso-wrap-style:square;mso-width-percent:0;mso-height-percent:0;mso-wrap-distance-left:9pt;mso-wrap-distance-top:3.6pt;mso-wrap-distance-right:9pt;mso-wrap-distance-bottom:3.6pt;mso-position-horizontal:absolute;mso-position-horizontal-relative:text;mso-position-vertical:absolute;mso-position-vertical-relative:text;mso-width-percent:0;mso-height-percent:0;mso-width-relative:margin;mso-height-relative:margin;v-text-anchor:top" o:gfxdata="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" filled="f" stroked="f">
                 <v:textbox inset="0,0,0,0">
                   <w:txbxContent>
                     <w:p>
@@ -10821,19 +10640,8 @@
           <w:sz w:val="28"/>
           <w:szCs w:val="28"/>
         </w:rPr>
-        <w:t xml:space="preserve"> </w:t>
-      </w:r>
-      <w:proofErr w:type="gramStart"/>
-      <w:r>
-        <w:rPr>
-          <w:rFonts w:ascii="Old English Text MT" w:hAnsi="Old English Text MT"/>
-          <w:color w:val="404040" w:themeColor="text1" w:themeTint="BF"/>
-          <w:sz w:val="28"/>
-          <w:szCs w:val="28"/>
-        </w:rPr>
-        <w:t>Weekly</w:t>
-      </w:r>
-      <w:proofErr w:type="gramEnd"/>
+        <w:t xml:space="preserve"> Weekly</w:t>
+      </w:r>
     </w:p>
     <w:p>
       <w:pPr>
@@ -11688,15 +11496,7 @@
                                       <w:color w:val="FFFFFF"/>
                                       <w:w w:val="66"/>
                                     </w:rPr>
-                                    <w:t xml:space="preserve">恭候　</w:t>
-                                  </w:r>
-                                  <w:r>
-                                    <w:rPr>
-                                      <w:rFonts w:ascii="華康儷中黑" w:eastAsia="華康儷中黑" w:hAnsi="Calibri" w:cs="Arial" w:hint="eastAsia"/>
-                                      <w:color w:val="FFFFFF"/>
-                                      <w:w w:val="66"/>
-                                    </w:rPr>
-                                    <w:t>神的話</w:t>
+                                    <w:t>恭候　神的話</w:t>
                                   </w:r>
                                 </w:p>
                               </w:txbxContent>
@@ -11721,7 +11521,7 @@
                 </mc:Choice>
                 <mc:Fallback>
                   <w:pict>
-                    <v:rect w14:anchorId="343BC9BA" id="矩形 8" o:spid="_x0000_s1041" style="position:absolute;left:0;text-align:left;margin-left:-.7pt;margin-top:2.7pt;width:18.75pt;height:92.3pt;z-index:251663360;visibility:visible;mso-wrap-style:square;mso-width-percent:0;mso-height-percent:0;mso-wrap-distance-left:9pt;mso-wrap-distance-top:0;mso-wrap-distance-right:9pt;mso-wrap-distance-bottom:0;mso-position-horizontal:absolute;mso-position-horizontal-relative:text;mso-position-vertical:absolute;mso-position-vertical-relative:text;mso-width-percent:0;mso-height-percent:0;mso-width-relative:margin;mso-height-relative:margin;v-text-anchor:middle" o:gfxdata="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" fillcolor="#5a5a5a [2109]" stroked="f" strokeweight="1pt">
+                    <v:rect w14:anchorId="343BC9BA" id="矩形 8" o:spid="_x0000_s1041" style="position:absolute;left:0;text-align:left;margin-left:-.7pt;margin-top:2.7pt;width:18.75pt;height:92.3pt;z-index:251663360;visibility:visible;mso-wrap-style:square;mso-width-percent:0;mso-height-percent:0;mso-wrap-distance-left:9pt;mso-wrap-distance-top:0;mso-wrap-distance-right:9pt;mso-wrap-distance-bottom:0;mso-position-horizontal:absolute;mso-position-horizontal-relative:text;mso-position-vertical:absolute;mso-position-vertical-relative:text;mso-width-percent:0;mso-height-percent:0;mso-width-relative:margin;mso-height-relative:margin;v-text-anchor:middle" o:gfxdata="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" fillcolor="#5a5a5a [2109]" stroked="f" strokeweight="1pt">
                       <v:textbox style="layout-flow:vertical-ideographic" inset="1mm,1mm,1mm,1mm">
                         <w:txbxContent>
                           <w:p>
@@ -11741,15 +11541,7 @@
                                 <w:color w:val="FFFFFF"/>
                                 <w:w w:val="66"/>
                               </w:rPr>
-                              <w:t xml:space="preserve">恭候　</w:t>
-                            </w:r>
-                            <w:r>
-                              <w:rPr>
-                                <w:rFonts w:ascii="華康儷中黑" w:eastAsia="華康儷中黑" w:hAnsi="Calibri" w:cs="Arial" w:hint="eastAsia"/>
-                                <w:color w:val="FFFFFF"/>
-                                <w:w w:val="66"/>
-                              </w:rPr>
-                              <w:t>神的話</w:t>
+                              <w:t>恭候　神的話</w:t>
                             </w:r>
                           </w:p>
                         </w:txbxContent>
@@ -12819,7 +12611,7 @@
                 </mc:Choice>
                 <mc:Fallback>
                   <w:pict>
-                    <v:rect w14:anchorId="363672F5" id="矩形 10" o:spid="_x0000_s1042" style="position:absolute;left:0;text-align:left;margin-left:-.7pt;margin-top:12.9pt;width:19.25pt;height:42.9pt;z-index:251659264;visibility:visible;mso-wrap-style:square;mso-width-percent:0;mso-height-percent:0;mso-wrap-distance-left:9pt;mso-wrap-distance-top:0;mso-wrap-distance-right:9pt;mso-wrap-distance-bottom:0;mso-position-horizontal:absolute;mso-position-horizontal-relative:text;mso-position-vertical:absolute;mso-position-vertical-relative:text;mso-width-percent:0;mso-height-percent:0;mso-width-relative:margin;mso-height-relative:margin;v-text-anchor:middle" o:gfxdata="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" fillcolor="#5a5a5a [2109]" stroked="f" strokeweight="1pt">
+                    <v:rect w14:anchorId="363672F5" id="矩形 10" o:spid="_x0000_s1042" style="position:absolute;left:0;text-align:left;margin-left:-.7pt;margin-top:12.9pt;width:19.25pt;height:42.9pt;z-index:251659264;visibility:visible;mso-wrap-style:square;mso-width-percent:0;mso-height-percent:0;mso-wrap-distance-left:9pt;mso-wrap-distance-top:0;mso-wrap-distance-right:9pt;mso-wrap-distance-bottom:0;mso-position-horizontal:absolute;mso-position-horizontal-relative:text;mso-position-vertical:absolute;mso-position-vertical-relative:text;mso-width-percent:0;mso-height-percent:0;mso-width-relative:margin;mso-height-relative:margin;v-text-anchor:middle" o:gfxdata="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" fillcolor="#5a5a5a [2109]" stroked="f" strokeweight="1pt">
                       <v:textbox style="layout-flow:vertical-ideographic" inset="1mm,1mm,1mm,1mm">
                         <w:txbxContent>
                           <w:p>
@@ -12918,7 +12710,6 @@
                 <w:szCs w:val="20"/>
               </w:rPr>
             </w:pPr>
-            <w:proofErr w:type="gramStart"/>
             <w:r>
               <w:rPr>
                 <w:rFonts w:ascii="Bahnschrift SemiBold Condensed" w:eastAsia="標楷體" w:hAnsi="Bahnschrift SemiBold Condensed" w:cstheme="minorHAnsi" w:hint="eastAsia"/>
@@ -12927,18 +12718,7 @@
                 <w:sz w:val="20"/>
                 <w:szCs w:val="20"/>
               </w:rPr>
-              <w:t>求主開</w:t>
-            </w:r>
-            <w:proofErr w:type="gramEnd"/>
-            <w:r>
-              <w:rPr>
-                <w:rFonts w:ascii="Bahnschrift SemiBold Condensed" w:eastAsia="標楷體" w:hAnsi="Bahnschrift SemiBold Condensed" w:cstheme="minorHAnsi" w:hint="eastAsia"/>
-                <w:bCs/>
-                <w:w w:val="150"/>
-                <w:sz w:val="20"/>
-                <w:szCs w:val="20"/>
-              </w:rPr>
-              <w:t>我心目</w:t>
+              <w:t>舉頭讚美我石磐</w:t>
             </w:r>
           </w:p>
         </w:tc>
@@ -13645,7 +13425,7 @@
                 </mc:Choice>
                 <mc:Fallback>
                   <w:pict>
-                    <v:rect w14:anchorId="4D37C684" id="矩形 11" o:spid="_x0000_s1043" style="position:absolute;left:0;text-align:left;margin-left:-.7pt;margin-top:1.65pt;width:19.25pt;height:111.25pt;z-index:251657216;visibility:visible;mso-wrap-style:square;mso-width-percent:0;mso-height-percent:0;mso-wrap-distance-left:9pt;mso-wrap-distance-top:0;mso-wrap-distance-right:9pt;mso-wrap-distance-bottom:0;mso-position-horizontal:absolute;mso-position-horizontal-relative:text;mso-position-vertical:absolute;mso-position-vertical-relative:text;mso-width-percent:0;mso-height-percent:0;mso-width-relative:margin;mso-height-relative:margin;v-text-anchor:middle" o:gfxdata="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" fillcolor="#5a5a5a [2109]" stroked="f" strokeweight="1pt">
+                    <v:rect w14:anchorId="4D37C684" id="矩形 11" o:spid="_x0000_s1043" style="position:absolute;left:0;text-align:left;margin-left:-.7pt;margin-top:1.65pt;width:19.25pt;height:111.25pt;z-index:251657216;visibility:visible;mso-wrap-style:square;mso-width-percent:0;mso-height-percent:0;mso-wrap-distance-left:9pt;mso-wrap-distance-top:0;mso-wrap-distance-right:9pt;mso-wrap-distance-bottom:0;mso-position-horizontal:absolute;mso-position-horizontal-relative:text;mso-position-vertical:absolute;mso-position-vertical-relative:text;mso-width-percent:0;mso-height-percent:0;mso-width-relative:margin;mso-height-relative:margin;v-text-anchor:middle" o:gfxdata="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" fillcolor="#5a5a5a [2109]" stroked="f" strokeweight="1pt">
                       <v:textbox style="layout-flow:vertical-ideographic" inset="1mm,1mm,1mm,1mm">
                         <w:txbxContent>
                           <w:p>
@@ -15409,7 +15189,7 @@
           </mc:Choice>
           <mc:Fallback>
             <w:pict>
-              <v:line w14:anchorId="7E44DC2B" id="直線接點 2" o:spid="_x0000_s1026" style="position:absolute;z-index:251654144;visibility:visible;mso-wrap-style:square;mso-height-percent:0;mso-wrap-distance-left:9pt;mso-wrap-distance-top:0;mso-wrap-distance-right:9pt;mso-wrap-distance-bottom:0;mso-position-horizontal:absolute;mso-position-horizontal-relative:page;mso-position-vertical:absolute;mso-position-vertical-relative:page;mso-height-percent:0;mso-height-relative:margin" from="687.75pt,19.85pt" to="687.75pt,709.8pt" o:gfxdata="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" strokecolor="black [3213]" strokeweight=".5pt">
+              <v:line w14:anchorId="255F8B8D" id="直線接點 2" o:spid="_x0000_s1026" style="position:absolute;z-index:251654144;visibility:visible;mso-wrap-style:square;mso-height-percent:0;mso-wrap-distance-left:9pt;mso-wrap-distance-top:0;mso-wrap-distance-right:9pt;mso-wrap-distance-bottom:0;mso-position-horizontal:absolute;mso-position-horizontal-relative:page;mso-position-vertical:absolute;mso-position-vertical-relative:page;mso-height-percent:0;mso-height-relative:margin" from="687.75pt,19.85pt" to="687.75pt,709.8pt" o:gfxdata="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" strokecolor="black [3213]" strokeweight=".5pt">
                 <v:stroke dashstyle="3 1" joinstyle="miter"/>
                 <w10:wrap anchorx="page" anchory="page"/>
               </v:line>
@@ -15562,7 +15342,7 @@
           <w:sz w:val="26"/>
           <w:szCs w:val="26"/>
         </w:rPr>
-        <w:t>總是</w:t>
+        <w:t>閣</w:t>
       </w:r>
       <w:proofErr w:type="gramStart"/>
       <w:r>
@@ -15572,7 +15352,7 @@
           <w:sz w:val="26"/>
           <w:szCs w:val="26"/>
         </w:rPr>
-        <w:t>佇</w:t>
+        <w:t>萬項事攏是</w:t>
       </w:r>
       <w:proofErr w:type="gramEnd"/>
       <w:r>
@@ -15582,7 +15362,7 @@
           <w:sz w:val="26"/>
           <w:szCs w:val="26"/>
         </w:rPr>
-        <w:t>教會中，我愛用心思講五句</w:t>
+        <w:t>出</w:t>
       </w:r>
       <w:proofErr w:type="gramStart"/>
       <w:r>
@@ -15592,7 +15372,7 @@
           <w:sz w:val="26"/>
           <w:szCs w:val="26"/>
         </w:rPr>
-        <w:t>通教示</w:t>
+        <w:t>佇</w:t>
       </w:r>
       <w:proofErr w:type="gramEnd"/>
       <w:r>
@@ -15602,7 +15382,7 @@
           <w:sz w:val="26"/>
           <w:szCs w:val="26"/>
         </w:rPr>
-        <w:t>人的話，</w:t>
+        <w:t>上帝；伊對基督互咱及伊復和，也將此</w:t>
       </w:r>
       <w:proofErr w:type="gramStart"/>
       <w:r>
@@ -15612,7 +15392,27 @@
           <w:sz w:val="26"/>
           <w:szCs w:val="26"/>
         </w:rPr>
-        <w:t>贏過講萬句的音語</w:t>
+        <w:t>個</w:t>
+      </w:r>
+      <w:proofErr w:type="gramEnd"/>
+      <w:r>
+        <w:rPr>
+          <w:rFonts w:ascii="標楷體" w:eastAsia="標楷體" w:hAnsi="標楷體" w:cs="Arial" w:hint="eastAsia"/>
+          <w:w w:val="80"/>
+          <w:sz w:val="26"/>
+          <w:szCs w:val="26"/>
+        </w:rPr>
+        <w:t>勸人及上帝復和的職份互</w:t>
+      </w:r>
+      <w:proofErr w:type="gramStart"/>
+      <w:r>
+        <w:rPr>
+          <w:rFonts w:ascii="標楷體" w:eastAsia="標楷體" w:hAnsi="標楷體" w:cs="Arial" w:hint="eastAsia"/>
+          <w:w w:val="80"/>
+          <w:sz w:val="26"/>
+          <w:szCs w:val="26"/>
+        </w:rPr>
+        <w:t>阮</w:t>
       </w:r>
       <w:proofErr w:type="gramEnd"/>
       <w:r>
@@ -15703,7 +15503,7 @@
           <w:sz w:val="26"/>
           <w:szCs w:val="26"/>
         </w:rPr>
-        <w:t>但在教會中、寧可用悟性說五句教導人的話、強如說萬句方言</w:t>
+        <w:t>一切都是出於　神、他藉著基督使我們與他和好、又將勸人與他和好的職分賜給我們</w:t>
       </w:r>
       <w:r>
         <w:rPr>
@@ -16242,7 +16042,6 @@
             <w:tcBorders>
               <w:top w:val="single" w:sz="4" w:space="0" w:color="auto"/>
               <w:bottom w:val="single" w:sz="4" w:space="0" w:color="auto"/>
-              <w:right w:val="single" w:sz="18" w:space="0" w:color="auto"/>
             </w:tcBorders>
             <w:shd w:val="clear" w:color="auto" w:fill="auto"/>
             <w:tcMar>
@@ -16548,7 +16347,6 @@
             <w:tcBorders>
               <w:top w:val="single" w:sz="4" w:space="0" w:color="auto"/>
               <w:bottom w:val="single" w:sz="4" w:space="0" w:color="auto"/>
-              <w:right w:val="single" w:sz="18" w:space="0" w:color="auto"/>
             </w:tcBorders>
             <w:shd w:val="clear" w:color="auto" w:fill="auto"/>
             <w:tcMar>
@@ -16823,7 +16621,6 @@
             <w:tcBorders>
               <w:top w:val="single" w:sz="4" w:space="0" w:color="auto"/>
               <w:bottom w:val="single" w:sz="4" w:space="0" w:color="auto"/>
-              <w:right w:val="single" w:sz="18" w:space="0" w:color="auto"/>
             </w:tcBorders>
             <w:shd w:val="clear" w:color="auto" w:fill="auto"/>
             <w:tcMar>
@@ -16845,7 +16642,7 @@
                 <w:rFonts w:ascii="標楷體" w:eastAsia="標楷體" w:hAnsi="標楷體" w:cstheme="majorBidi" w:hint="eastAsia"/>
                 <w:szCs w:val="24"/>
               </w:rPr>
-              <w:t>林美惠</w:t>
+              <w:t>黃明憲</w:t>
             </w:r>
           </w:p>
         </w:tc>
@@ -17106,7 +16903,6 @@
             <w:tcBorders>
               <w:top w:val="single" w:sz="4" w:space="0" w:color="auto"/>
               <w:bottom w:val="single" w:sz="4" w:space="0" w:color="auto"/>
-              <w:right w:val="single" w:sz="18" w:space="0" w:color="auto"/>
             </w:tcBorders>
             <w:shd w:val="clear" w:color="auto" w:fill="auto"/>
             <w:tcMar>
@@ -17128,7 +16924,7 @@
                 <w:rFonts w:ascii="標楷體" w:eastAsia="標楷體" w:hAnsi="標楷體" w:hint="eastAsia"/>
                 <w:szCs w:val="24"/>
               </w:rPr>
-              <w:t>楊崇隆</w:t>
+              <w:t>張怡婷</w:t>
             </w:r>
           </w:p>
         </w:tc>
@@ -17398,7 +17194,6 @@
             <w:tcBorders>
               <w:top w:val="single" w:sz="4" w:space="0" w:color="auto"/>
               <w:bottom w:val="single" w:sz="4" w:space="0" w:color="auto"/>
-              <w:right w:val="single" w:sz="18" w:space="0" w:color="auto"/>
             </w:tcBorders>
             <w:shd w:val="clear" w:color="auto" w:fill="auto"/>
             <w:tcMar>
@@ -17417,10 +17212,10 @@
             </w:pPr>
             <w:r>
               <w:rPr>
-                <w:rFonts w:ascii="標楷體" w:eastAsia="標楷體" w:hAnsi="標楷體" w:hint="eastAsia"/>
+                <w:rFonts w:ascii="標楷體" w:eastAsia="標楷體" w:hAnsi="標楷體" w:cstheme="majorBidi" w:hint="eastAsia"/>
                 <w:szCs w:val="24"/>
               </w:rPr>
-              <w:t>劉奕樑</w:t>
+              <w:t>蔡憲逸</w:t>
             </w:r>
           </w:p>
         </w:tc>
@@ -17685,7 +17480,6 @@
             <w:tcBorders>
               <w:top w:val="single" w:sz="4" w:space="0" w:color="auto"/>
               <w:bottom w:val="single" w:sz="4" w:space="0" w:color="auto"/>
-              <w:right w:val="single" w:sz="18" w:space="0" w:color="auto"/>
             </w:tcBorders>
             <w:shd w:val="clear" w:color="auto" w:fill="auto"/>
             <w:tcMar>
@@ -17708,7 +17502,7 @@
                 <w:rFonts w:ascii="標楷體" w:eastAsia="標楷體" w:hAnsi="標楷體" w:cstheme="majorBidi" w:hint="eastAsia"/>
                 <w:szCs w:val="24"/>
               </w:rPr>
-              <w:t>黃阿絹</w:t>
+              <w:t>蕭國鎮</w:t>
             </w:r>
           </w:p>
         </w:tc>
@@ -17866,14 +17660,7 @@
                 <w:rFonts w:ascii="Barlow Condensed Medium" w:eastAsia="標楷體" w:hAnsi="Barlow Condensed Medium" w:cstheme="minorHAnsi" w:hint="eastAsia"/>
                 <w:w w:val="80"/>
               </w:rPr>
-              <w:t>1</w:t>
-            </w:r>
-            <w:r>
-              <w:rPr>
-                <w:rFonts w:ascii="Barlow Condensed Medium" w:eastAsia="標楷體" w:hAnsi="Barlow Condensed Medium" w:cstheme="minorHAnsi" w:hint="eastAsia"/>
-                <w:w w:val="80"/>
-              </w:rPr>
-              <w:t>7</w:t>
+              <w:t>17</w:t>
             </w:r>
           </w:p>
         </w:tc>
@@ -17964,7 +17751,6 @@
             <w:tcBorders>
               <w:top w:val="single" w:sz="4" w:space="0" w:color="auto"/>
               <w:bottom w:val="single" w:sz="4" w:space="0" w:color="auto"/>
-              <w:right w:val="single" w:sz="18" w:space="0" w:color="auto"/>
             </w:tcBorders>
             <w:shd w:val="clear" w:color="auto" w:fill="auto"/>
             <w:tcMar>
@@ -17984,10 +17770,9 @@
             </w:pPr>
             <w:r>
               <w:rPr>
-                <w:rFonts w:ascii="標楷體" w:eastAsia="標楷體" w:hAnsi="標楷體" w:cstheme="majorBidi" w:hint="eastAsia"/>
-                <w:szCs w:val="24"/>
-              </w:rPr>
-              <w:t>蕭國鎮</w:t>
+                <w:rFonts w:ascii="標楷體" w:eastAsia="標楷體" w:hAnsi="標楷體" w:hint="eastAsia"/>
+              </w:rPr>
+              <w:t>林美惠</w:t>
             </w:r>
           </w:p>
         </w:tc>
@@ -18244,7 +18029,6 @@
             <w:tcBorders>
               <w:top w:val="single" w:sz="4" w:space="0" w:color="auto"/>
               <w:bottom w:val="single" w:sz="4" w:space="0" w:color="auto"/>
-              <w:right w:val="single" w:sz="18" w:space="0" w:color="auto"/>
             </w:tcBorders>
             <w:shd w:val="clear" w:color="auto" w:fill="auto"/>
             <w:tcMar>
@@ -18266,9 +18050,8 @@
               <w:rPr>
                 <w:rFonts w:ascii="標楷體" w:eastAsia="標楷體" w:hAnsi="標楷體" w:cstheme="majorBidi" w:hint="eastAsia"/>
                 <w:szCs w:val="24"/>
-                <w:lang w:eastAsia="zh-HK"/>
-              </w:rPr>
-              <w:t>葉文蒂</w:t>
+              </w:rPr>
+              <w:t>卓滿惠</w:t>
             </w:r>
           </w:p>
         </w:tc>
@@ -18363,8 +18146,6 @@
             </w:pPr>
           </w:p>
         </w:tc>
-        <w:bookmarkStart w:id="6" w:name="_GoBack"/>
-        <w:bookmarkEnd w:id="6"/>
       </w:tr>
       <w:tr>
         <w:trPr>
@@ -18430,7 +18211,6 @@
             <w:tcBorders>
               <w:top w:val="single" w:sz="4" w:space="0" w:color="auto"/>
               <w:bottom w:val="single" w:sz="4" w:space="0" w:color="auto"/>
-              <w:right w:val="single" w:sz="18" w:space="0" w:color="auto"/>
             </w:tcBorders>
             <w:shd w:val="clear" w:color="auto" w:fill="auto"/>
             <w:tcMar>
@@ -18452,9 +18232,8 @@
               <w:rPr>
                 <w:rFonts w:ascii="標楷體" w:eastAsia="標楷體" w:hAnsi="標楷體" w:cstheme="majorBidi" w:hint="eastAsia"/>
                 <w:szCs w:val="24"/>
-                <w:lang w:eastAsia="zh-HK"/>
-              </w:rPr>
-              <w:t>高玉華</w:t>
+              </w:rPr>
+              <w:t>宋素珠</w:t>
             </w:r>
           </w:p>
         </w:tc>
@@ -18736,7 +18515,6 @@
               <w:top w:val="single" w:sz="4" w:space="0" w:color="auto"/>
               <w:left w:val="single" w:sz="4" w:space="0" w:color="auto"/>
               <w:bottom w:val="single" w:sz="4" w:space="0" w:color="auto"/>
-              <w:right w:val="single" w:sz="4" w:space="0" w:color="auto"/>
             </w:tcBorders>
             <w:shd w:val="clear" w:color="auto" w:fill="auto"/>
             <w:tcMar>
@@ -18756,11 +18534,10 @@
             </w:pPr>
             <w:r>
               <w:rPr>
-                <w:rFonts w:ascii="標楷體" w:eastAsia="標楷體" w:hAnsi="標楷體" w:cstheme="majorBidi" w:hint="eastAsia"/>
+                <w:rFonts w:ascii="標楷體" w:eastAsia="標楷體" w:hAnsi="標楷體" w:hint="eastAsia"/>
                 <w:szCs w:val="24"/>
-                <w:lang w:eastAsia="zh-HK"/>
-              </w:rPr>
-              <w:t>楊錫昌</w:t>
+              </w:rPr>
+              <w:t>胡瑞榮</w:t>
             </w:r>
           </w:p>
         </w:tc>
@@ -19027,7 +18804,6 @@
             <w:tcW w:w="1001" w:type="dxa"/>
             <w:tcBorders>
               <w:top w:val="single" w:sz="4" w:space="0" w:color="auto"/>
-              <w:left w:val="single" w:sz="4" w:space="0" w:color="auto"/>
               <w:bottom w:val="single" w:sz="4" w:space="0" w:color="auto"/>
             </w:tcBorders>
             <w:shd w:val="clear" w:color="auto" w:fill="auto"/>
@@ -19051,7 +18827,7 @@
                 <w:rFonts w:ascii="標楷體" w:eastAsia="標楷體" w:hAnsi="標楷體" w:cstheme="majorBidi" w:hint="eastAsia"/>
                 <w:szCs w:val="24"/>
               </w:rPr>
-              <w:t>張麗君</w:t>
+              <w:t>劉容榕</w:t>
             </w:r>
           </w:p>
         </w:tc>
@@ -19308,7 +19084,6 @@
             <w:tcW w:w="1001" w:type="dxa"/>
             <w:tcBorders>
               <w:top w:val="single" w:sz="4" w:space="0" w:color="auto"/>
-              <w:left w:val="single" w:sz="4" w:space="0" w:color="auto"/>
               <w:bottom w:val="single" w:sz="4" w:space="0" w:color="auto"/>
             </w:tcBorders>
             <w:shd w:val="clear" w:color="auto" w:fill="auto"/>
@@ -19327,20 +19102,13 @@
                 <w:szCs w:val="24"/>
               </w:rPr>
             </w:pPr>
+            <w:proofErr w:type="gramStart"/>
             <w:r>
               <w:rPr>
                 <w:rFonts w:ascii="標楷體" w:eastAsia="標楷體" w:hAnsi="標楷體" w:cstheme="majorBidi" w:hint="eastAsia"/>
                 <w:szCs w:val="24"/>
               </w:rPr>
-              <w:t>張思</w:t>
-            </w:r>
-            <w:proofErr w:type="gramStart"/>
-            <w:r>
-              <w:rPr>
-                <w:rFonts w:ascii="標楷體" w:eastAsia="標楷體" w:hAnsi="標楷體" w:cstheme="majorBidi" w:hint="eastAsia"/>
-                <w:szCs w:val="24"/>
-              </w:rPr>
-              <w:t>婗</w:t>
+              <w:t>楊竣傑</w:t>
             </w:r>
             <w:proofErr w:type="gramEnd"/>
           </w:p>
@@ -19600,7 +19368,6 @@
               <w:top w:val="single" w:sz="4" w:space="0" w:color="auto"/>
               <w:left w:val="single" w:sz="4" w:space="0" w:color="000000"/>
               <w:bottom w:val="single" w:sz="4" w:space="0" w:color="000000"/>
-              <w:right w:val="single" w:sz="18" w:space="0" w:color="000000"/>
             </w:tcBorders>
             <w:shd w:val="clear" w:color="auto" w:fill="auto"/>
             <w:tcMar>
@@ -19883,7 +19650,6 @@
               <w:top w:val="single" w:sz="4" w:space="0" w:color="000000"/>
               <w:left w:val="single" w:sz="4" w:space="0" w:color="000000"/>
               <w:bottom w:val="single" w:sz="4" w:space="0" w:color="000000"/>
-              <w:right w:val="single" w:sz="18" w:space="0" w:color="000000"/>
             </w:tcBorders>
             <w:shd w:val="clear" w:color="auto" w:fill="auto"/>
             <w:tcMar>
@@ -19906,7 +19672,7 @@
                 <w:rFonts w:ascii="標楷體" w:eastAsia="標楷體" w:hAnsi="標楷體" w:cstheme="majorBidi" w:hint="eastAsia"/>
                 <w:szCs w:val="24"/>
               </w:rPr>
-              <w:t>盧輝昌</w:t>
+              <w:t>劉以傑</w:t>
             </w:r>
           </w:p>
         </w:tc>
@@ -20165,7 +19931,6 @@
             <w:tcBorders>
               <w:top w:val="single" w:sz="4" w:space="0" w:color="auto"/>
               <w:bottom w:val="single" w:sz="4" w:space="0" w:color="auto"/>
-              <w:right w:val="single" w:sz="18" w:space="0" w:color="auto"/>
             </w:tcBorders>
             <w:shd w:val="clear" w:color="auto" w:fill="auto"/>
             <w:tcMar>
@@ -20189,7 +19954,7 @@
                 <w:rFonts w:ascii="標楷體" w:eastAsia="標楷體" w:hAnsi="標楷體" w:cstheme="majorBidi" w:hint="eastAsia"/>
                 <w:szCs w:val="24"/>
               </w:rPr>
-              <w:t>林錫純</w:t>
+              <w:t>蕭國鎮</w:t>
             </w:r>
           </w:p>
         </w:tc>
@@ -20439,7 +20204,6 @@
             <w:tcW w:w="1001" w:type="dxa"/>
             <w:tcBorders>
               <w:bottom w:val="single" w:sz="4" w:space="0" w:color="auto"/>
-              <w:right w:val="single" w:sz="18" w:space="0" w:color="auto"/>
             </w:tcBorders>
             <w:shd w:val="clear" w:color="auto" w:fill="auto"/>
             <w:tcMar>
@@ -20459,10 +20223,9 @@
             </w:pPr>
             <w:r>
               <w:rPr>
-                <w:rFonts w:ascii="標楷體" w:eastAsia="標楷體" w:hAnsi="標楷體" w:cstheme="majorBidi" w:hint="eastAsia"/>
-                <w:szCs w:val="24"/>
-              </w:rPr>
-              <w:t>蕭國鎮</w:t>
+                <w:rFonts w:ascii="標楷體" w:eastAsia="標楷體" w:hAnsi="標楷體" w:hint="eastAsia"/>
+              </w:rPr>
+              <w:t>林金城</w:t>
             </w:r>
           </w:p>
         </w:tc>
@@ -20941,7 +20704,7 @@
                 <w:rFonts w:ascii="標楷體" w:eastAsia="標楷體" w:hAnsi="標楷體" w:cs="華康儷楷書" w:hint="eastAsia"/>
                 <w:szCs w:val="24"/>
               </w:rPr>
-              <w:t>張淑敏</w:t>
+              <w:t>邱惠玉</w:t>
             </w:r>
           </w:p>
         </w:tc>
@@ -21091,7 +20854,7 @@
                 <w:rFonts w:ascii="Barlow Condensed Medium" w:eastAsia="標楷體" w:hAnsi="Barlow Condensed Medium" w:cs="華康儷楷書" w:hint="eastAsia"/>
                 <w:szCs w:val="24"/>
               </w:rPr>
-              <w:t>卓滿惠</w:t>
+              <w:t>王曉梅</w:t>
             </w:r>
           </w:p>
         </w:tc>
@@ -21549,26 +21312,42 @@
               <w:snapToGrid w:val="0"/>
               <w:ind w:rightChars="-6" w:right="-14"/>
               <w:rPr>
+                <w:rFonts w:ascii="Barlow Condensed Medium" w:eastAsia="華康中黑體" w:hAnsi="Barlow Condensed Medium" w:cs="Times New Roman" w:hint="eastAsia"/>
+                <w:w w:val="80"/>
+                <w:szCs w:val="24"/>
+              </w:rPr>
+            </w:pPr>
+            <w:r>
+              <w:rPr>
+                <w:rFonts w:ascii="Barlow Condensed Medium" w:eastAsia="華康中黑體" w:hAnsi="Barlow Condensed Medium" w:cs="Times New Roman" w:hint="eastAsia"/>
+                <w:w w:val="80"/>
+                <w:szCs w:val="24"/>
+              </w:rPr>
+              <w:t>5</w:t>
+            </w:r>
+            <w:r>
+              <w:rPr>
                 <w:rFonts w:ascii="Barlow Condensed Medium" w:eastAsia="華康中黑體" w:hAnsi="Barlow Condensed Medium" w:cs="Times New Roman"/>
                 <w:w w:val="80"/>
                 <w:szCs w:val="24"/>
               </w:rPr>
-            </w:pPr>
+              <w:t>,</w:t>
+            </w:r>
+            <w:r>
+              <w:rPr>
+                <w:rFonts w:ascii="Barlow Condensed Medium" w:eastAsia="華康中黑體" w:hAnsi="Barlow Condensed Medium" w:cs="Times New Roman" w:hint="eastAsia"/>
+                <w:w w:val="80"/>
+                <w:szCs w:val="24"/>
+              </w:rPr>
+              <w:t>5</w:t>
+            </w:r>
             <w:r>
               <w:rPr>
                 <w:rFonts w:ascii="Barlow Condensed Medium" w:eastAsia="華康中黑體" w:hAnsi="Barlow Condensed Medium" w:cs="Times New Roman"/>
                 <w:w w:val="80"/>
                 <w:szCs w:val="24"/>
               </w:rPr>
-              <w:t>6</w:t>
-            </w:r>
-            <w:r>
-              <w:rPr>
-                <w:rFonts w:ascii="Barlow Condensed Medium" w:eastAsia="華康中黑體" w:hAnsi="Barlow Condensed Medium" w:cs="Times New Roman"/>
-                <w:w w:val="80"/>
-                <w:szCs w:val="24"/>
-              </w:rPr>
-              <w:t>,</w:t>
+              <w:t>0</w:t>
             </w:r>
             <w:r>
               <w:rPr>
@@ -21576,15 +21355,7 @@
                 <w:w w:val="80"/>
                 <w:szCs w:val="24"/>
               </w:rPr>
-              <w:t>3</w:t>
-            </w:r>
-            <w:r>
-              <w:rPr>
-                <w:rFonts w:ascii="Barlow Condensed Medium" w:eastAsia="華康中黑體" w:hAnsi="Barlow Condensed Medium" w:cs="Times New Roman"/>
-                <w:w w:val="80"/>
-                <w:szCs w:val="24"/>
-              </w:rPr>
-              <w:t>01</w:t>
+              <w:t>0</w:t>
             </w:r>
           </w:p>
         </w:tc>
@@ -21654,39 +21425,6 @@
                 <w:szCs w:val="24"/>
               </w:rPr>
             </w:pPr>
-            <w:r>
-              <w:rPr>
-                <w:rFonts w:ascii="Barlow Condensed Medium" w:eastAsia="華康中黑體" w:hAnsi="Barlow Condensed Medium" w:cstheme="minorHAnsi"/>
-                <w:w w:val="80"/>
-                <w:szCs w:val="24"/>
-              </w:rPr>
-              <w:sym w:font="Wingdings 2" w:char="F0AE"/>
-            </w:r>
-            <w:r>
-              <w:rPr>
-                <w:rFonts w:ascii="Barlow Condensed Medium" w:eastAsia="華康中黑體" w:hAnsi="Barlow Condensed Medium" w:cstheme="minorHAnsi" w:hint="eastAsia"/>
-                <w:w w:val="80"/>
-                <w:szCs w:val="24"/>
-                <w:lang w:eastAsia="zh-HK"/>
-              </w:rPr>
-              <w:t>月定</w:t>
-            </w:r>
-            <w:r>
-              <w:rPr>
-                <w:rFonts w:ascii="Barlow Condensed Medium" w:eastAsia="華康中黑體" w:hAnsi="Barlow Condensed Medium" w:cstheme="minorHAnsi"/>
-                <w:w w:val="80"/>
-                <w:szCs w:val="24"/>
-              </w:rPr>
-              <w:t>奉獻</w:t>
-            </w:r>
-            <w:r>
-              <w:rPr>
-                <w:rFonts w:ascii="Barlow Condensed Medium" w:eastAsia="華康中黑體" w:hAnsi="Barlow Condensed Medium" w:cstheme="minorHAnsi"/>
-                <w:w w:val="80"/>
-                <w:szCs w:val="24"/>
-              </w:rPr>
-              <w:t>:</w:t>
-            </w:r>
           </w:p>
         </w:tc>
         <w:tc>
@@ -21701,6 +21439,170 @@
           <w:p>
             <w:pPr>
               <w:snapToGrid w:val="0"/>
+              <w:rPr>
+                <w:rFonts w:ascii="Barlow Condensed Medium" w:eastAsia="華康中黑體" w:hAnsi="Barlow Condensed Medium" w:cs="Times New Roman" w:hint="eastAsia"/>
+                <w:w w:val="80"/>
+                <w:szCs w:val="24"/>
+              </w:rPr>
+            </w:pPr>
+          </w:p>
+        </w:tc>
+        <w:tc>
+          <w:tcPr>
+            <w:tcW w:w="1549" w:type="dxa"/>
+            <w:gridSpan w:val="3"/>
+            <w:tcMar>
+              <w:left w:w="28" w:type="dxa"/>
+              <w:right w:w="28" w:type="dxa"/>
+            </w:tcMar>
+            <w:vAlign w:val="center"/>
+          </w:tcPr>
+          <w:p>
+            <w:pPr>
+              <w:snapToGrid w:val="0"/>
+              <w:ind w:rightChars="-6" w:right="-14"/>
+              <w:rPr>
+                <w:rFonts w:ascii="Barlow Condensed Medium" w:eastAsia="華康中黑體" w:hAnsi="Barlow Condensed Medium" w:cstheme="minorHAnsi"/>
+                <w:w w:val="80"/>
+                <w:szCs w:val="24"/>
+              </w:rPr>
+            </w:pPr>
+          </w:p>
+        </w:tc>
+        <w:tc>
+          <w:tcPr>
+            <w:tcW w:w="504" w:type="dxa"/>
+            <w:tcMar>
+              <w:left w:w="28" w:type="dxa"/>
+              <w:right w:w="28" w:type="dxa"/>
+            </w:tcMar>
+            <w:vAlign w:val="center"/>
+          </w:tcPr>
+          <w:p>
+            <w:pPr>
+              <w:snapToGrid w:val="0"/>
+              <w:ind w:rightChars="-6" w:right="-14"/>
+              <w:rPr>
+                <w:rFonts w:ascii="Barlow Condensed Medium" w:eastAsia="華康中黑體" w:hAnsi="Barlow Condensed Medium" w:cs="Times New Roman" w:hint="eastAsia"/>
+                <w:w w:val="80"/>
+                <w:szCs w:val="24"/>
+              </w:rPr>
+            </w:pPr>
+          </w:p>
+        </w:tc>
+        <w:tc>
+          <w:tcPr>
+            <w:tcW w:w="650" w:type="dxa"/>
+            <w:tcMar>
+              <w:left w:w="28" w:type="dxa"/>
+              <w:right w:w="28" w:type="dxa"/>
+            </w:tcMar>
+            <w:vAlign w:val="center"/>
+          </w:tcPr>
+          <w:p>
+            <w:pPr>
+              <w:snapToGrid w:val="0"/>
+              <w:jc w:val="right"/>
+              <w:rPr>
+                <w:rFonts w:ascii="Barlow Condensed Medium" w:eastAsia="華康中黑體" w:hAnsi="Barlow Condensed Medium" w:cs="Times New Roman"/>
+                <w:w w:val="80"/>
+                <w:szCs w:val="24"/>
+              </w:rPr>
+            </w:pPr>
+          </w:p>
+        </w:tc>
+        <w:tc>
+          <w:tcPr>
+            <w:tcW w:w="716" w:type="dxa"/>
+            <w:gridSpan w:val="2"/>
+            <w:tcMar>
+              <w:left w:w="28" w:type="dxa"/>
+              <w:right w:w="28" w:type="dxa"/>
+            </w:tcMar>
+            <w:vAlign w:val="center"/>
+          </w:tcPr>
+          <w:p>
+            <w:pPr>
+              <w:snapToGrid w:val="0"/>
+              <w:jc w:val="right"/>
+              <w:rPr>
+                <w:rFonts w:ascii="Barlow Condensed Medium" w:eastAsia="華康中黑體" w:hAnsi="Barlow Condensed Medium" w:cs="Times New Roman"/>
+                <w:w w:val="80"/>
+                <w:szCs w:val="24"/>
+              </w:rPr>
+            </w:pPr>
+          </w:p>
+        </w:tc>
+      </w:tr>
+      <w:tr>
+        <w:trPr>
+          <w:trHeight w:hRule="exact" w:val="340"/>
+        </w:trPr>
+        <w:tc>
+          <w:tcPr>
+            <w:tcW w:w="1622" w:type="dxa"/>
+            <w:tcMar>
+              <w:left w:w="28" w:type="dxa"/>
+              <w:right w:w="28" w:type="dxa"/>
+            </w:tcMar>
+            <w:vAlign w:val="center"/>
+          </w:tcPr>
+          <w:p>
+            <w:pPr>
+              <w:snapToGrid w:val="0"/>
+              <w:rPr>
+                <w:rFonts w:ascii="Barlow Condensed Medium" w:eastAsia="華康中黑體" w:hAnsi="Barlow Condensed Medium" w:cstheme="minorHAnsi"/>
+                <w:w w:val="80"/>
+                <w:szCs w:val="24"/>
+              </w:rPr>
+            </w:pPr>
+            <w:r>
+              <w:rPr>
+                <w:rFonts w:ascii="Barlow Condensed Medium" w:eastAsia="華康中黑體" w:hAnsi="Barlow Condensed Medium" w:cstheme="minorHAnsi"/>
+                <w:w w:val="80"/>
+                <w:szCs w:val="24"/>
+              </w:rPr>
+              <w:sym w:font="Wingdings 2" w:char="F0AE"/>
+            </w:r>
+            <w:r>
+              <w:rPr>
+                <w:rFonts w:ascii="Barlow Condensed Medium" w:eastAsia="華康中黑體" w:hAnsi="Barlow Condensed Medium" w:cstheme="minorHAnsi" w:hint="eastAsia"/>
+                <w:w w:val="80"/>
+                <w:szCs w:val="24"/>
+                <w:lang w:eastAsia="zh-HK"/>
+              </w:rPr>
+              <w:t>月定</w:t>
+            </w:r>
+            <w:r>
+              <w:rPr>
+                <w:rFonts w:ascii="Barlow Condensed Medium" w:eastAsia="華康中黑體" w:hAnsi="Barlow Condensed Medium" w:cstheme="minorHAnsi"/>
+                <w:w w:val="80"/>
+                <w:szCs w:val="24"/>
+              </w:rPr>
+              <w:t>奉獻</w:t>
+            </w:r>
+            <w:r>
+              <w:rPr>
+                <w:rFonts w:ascii="Barlow Condensed Medium" w:eastAsia="華康中黑體" w:hAnsi="Barlow Condensed Medium" w:cstheme="minorHAnsi"/>
+                <w:w w:val="80"/>
+                <w:szCs w:val="24"/>
+              </w:rPr>
+              <w:t>:</w:t>
+            </w:r>
+          </w:p>
+        </w:tc>
+        <w:tc>
+          <w:tcPr>
+            <w:tcW w:w="685" w:type="dxa"/>
+            <w:tcMar>
+              <w:left w:w="28" w:type="dxa"/>
+              <w:right w:w="28" w:type="dxa"/>
+            </w:tcMar>
+            <w:vAlign w:val="center"/>
+          </w:tcPr>
+          <w:p>
+            <w:pPr>
+              <w:snapToGrid w:val="0"/>
               <w:jc w:val="right"/>
               <w:rPr>
                 <w:rFonts w:ascii="Barlow Condensed Medium" w:eastAsia="標楷體" w:hAnsi="Barlow Condensed Medium" w:cstheme="minorHAnsi"/>
@@ -21710,11 +21612,19 @@
             </w:pPr>
             <w:r>
               <w:rPr>
+                <w:rFonts w:ascii="Barlow Condensed Medium" w:eastAsia="標楷體" w:hAnsi="Barlow Condensed Medium" w:cstheme="minorHAnsi" w:hint="eastAsia"/>
+                <w:w w:val="80"/>
+                <w:szCs w:val="24"/>
+              </w:rPr>
+              <w:t>3</w:t>
+            </w:r>
+            <w:r>
+              <w:rPr>
                 <w:rFonts w:ascii="Barlow Condensed Medium" w:eastAsia="標楷體" w:hAnsi="Barlow Condensed Medium" w:cstheme="minorHAnsi"/>
                 <w:w w:val="80"/>
                 <w:szCs w:val="24"/>
               </w:rPr>
-              <w:t>50</w:t>
+              <w:t>0</w:t>
             </w:r>
             <w:r>
               <w:rPr>
@@ -21748,11 +21658,11 @@
             </w:pPr>
             <w:r>
               <w:rPr>
-                <w:rFonts w:ascii="Barlow Condensed Medium" w:eastAsia="標楷體" w:hAnsi="Barlow Condensed Medium" w:cstheme="minorHAnsi"/>
+                <w:rFonts w:ascii="Barlow Condensed Medium" w:eastAsia="標楷體" w:hAnsi="Barlow Condensed Medium" w:cstheme="minorHAnsi" w:hint="eastAsia"/>
                 <w:w w:val="80"/>
                 <w:szCs w:val="24"/>
               </w:rPr>
-              <w:t>4</w:t>
+              <w:t>2</w:t>
             </w:r>
             <w:r>
               <w:rPr>
@@ -21783,6 +21693,39 @@
                 <w:szCs w:val="24"/>
               </w:rPr>
             </w:pPr>
+            <w:r>
+              <w:rPr>
+                <w:rFonts w:ascii="Barlow Condensed Medium" w:eastAsia="標楷體" w:hAnsi="Barlow Condensed Medium" w:cstheme="minorHAnsi" w:hint="eastAsia"/>
+                <w:w w:val="80"/>
+                <w:szCs w:val="24"/>
+              </w:rPr>
+              <w:t>3</w:t>
+            </w:r>
+            <w:r>
+              <w:rPr>
+                <w:rFonts w:ascii="Barlow Condensed Medium" w:eastAsia="標楷體" w:hAnsi="Barlow Condensed Medium" w:cstheme="minorHAnsi"/>
+                <w:w w:val="80"/>
+                <w:szCs w:val="24"/>
+              </w:rPr>
+              <w:t>0</w:t>
+            </w:r>
+            <w:r>
+              <w:rPr>
+                <w:rFonts w:ascii="Barlow Condensed Medium" w:eastAsia="標楷體" w:hAnsi="Barlow Condensed Medium" w:cstheme="minorHAnsi" w:hint="eastAsia"/>
+                <w:w w:val="80"/>
+                <w:szCs w:val="24"/>
+              </w:rPr>
+              <w:t>-1</w:t>
+            </w:r>
+            <w:r>
+              <w:rPr>
+                <w:rFonts w:ascii="Barlow Condensed Medium" w:eastAsia="標楷體" w:hAnsi="Barlow Condensed Medium" w:cstheme="minorHAnsi" w:hint="eastAsia"/>
+                <w:w w:val="80"/>
+                <w:szCs w:val="24"/>
+                <w:lang w:eastAsia="zh-HK"/>
+              </w:rPr>
+              <w:t>號</w:t>
+            </w:r>
           </w:p>
         </w:tc>
         <w:tc>
@@ -21804,6 +21747,22 @@
                 <w:szCs w:val="24"/>
               </w:rPr>
             </w:pPr>
+            <w:r>
+              <w:rPr>
+                <w:rFonts w:ascii="Barlow Condensed Medium" w:eastAsia="標楷體" w:hAnsi="Barlow Condensed Medium" w:cstheme="minorHAnsi" w:hint="eastAsia"/>
+                <w:w w:val="80"/>
+                <w:szCs w:val="24"/>
+              </w:rPr>
+              <w:t>1</w:t>
+            </w:r>
+            <w:r>
+              <w:rPr>
+                <w:rFonts w:ascii="Barlow Condensed Medium" w:eastAsia="標楷體" w:hAnsi="Barlow Condensed Medium" w:cstheme="minorHAnsi"/>
+                <w:w w:val="80"/>
+                <w:szCs w:val="24"/>
+              </w:rPr>
+              <w:t>,000</w:t>
+            </w:r>
           </w:p>
         </w:tc>
         <w:tc>
@@ -21826,6 +21785,39 @@
                 <w:szCs w:val="24"/>
               </w:rPr>
             </w:pPr>
+            <w:r>
+              <w:rPr>
+                <w:rFonts w:ascii="Barlow Condensed Medium" w:eastAsia="標楷體" w:hAnsi="Barlow Condensed Medium" w:cstheme="minorHAnsi" w:hint="eastAsia"/>
+                <w:w w:val="80"/>
+                <w:szCs w:val="24"/>
+              </w:rPr>
+              <w:t>3</w:t>
+            </w:r>
+            <w:r>
+              <w:rPr>
+                <w:rFonts w:ascii="Barlow Condensed Medium" w:eastAsia="標楷體" w:hAnsi="Barlow Condensed Medium" w:cstheme="minorHAnsi"/>
+                <w:w w:val="80"/>
+                <w:szCs w:val="24"/>
+              </w:rPr>
+              <w:t>0</w:t>
+            </w:r>
+            <w:r>
+              <w:rPr>
+                <w:rFonts w:ascii="Barlow Condensed Medium" w:eastAsia="標楷體" w:hAnsi="Barlow Condensed Medium" w:cstheme="minorHAnsi" w:hint="eastAsia"/>
+                <w:w w:val="80"/>
+                <w:szCs w:val="24"/>
+              </w:rPr>
+              <w:t>-2</w:t>
+            </w:r>
+            <w:r>
+              <w:rPr>
+                <w:rFonts w:ascii="Barlow Condensed Medium" w:eastAsia="標楷體" w:hAnsi="Barlow Condensed Medium" w:cstheme="minorHAnsi" w:hint="eastAsia"/>
+                <w:w w:val="80"/>
+                <w:szCs w:val="24"/>
+                <w:lang w:eastAsia="zh-HK"/>
+              </w:rPr>
+              <w:t>號</w:t>
+            </w:r>
           </w:p>
         </w:tc>
         <w:tc>
@@ -21846,6 +21838,22 @@
                 <w:szCs w:val="24"/>
               </w:rPr>
             </w:pPr>
+            <w:r>
+              <w:rPr>
+                <w:rFonts w:ascii="Barlow Condensed Medium" w:eastAsia="標楷體" w:hAnsi="Barlow Condensed Medium" w:cstheme="minorHAnsi" w:hint="eastAsia"/>
+                <w:w w:val="80"/>
+                <w:szCs w:val="24"/>
+              </w:rPr>
+              <w:t>1</w:t>
+            </w:r>
+            <w:r>
+              <w:rPr>
+                <w:rFonts w:ascii="Barlow Condensed Medium" w:eastAsia="標楷體" w:hAnsi="Barlow Condensed Medium" w:cstheme="minorHAnsi"/>
+                <w:w w:val="80"/>
+                <w:szCs w:val="24"/>
+              </w:rPr>
+              <w:t>,000</w:t>
+            </w:r>
           </w:p>
         </w:tc>
       </w:tr>
@@ -21892,6 +21900,31 @@
                 <w:szCs w:val="24"/>
               </w:rPr>
             </w:pPr>
+            <w:r>
+              <w:rPr>
+                <w:rFonts w:ascii="Barlow Condensed Medium" w:eastAsia="標楷體" w:hAnsi="Barlow Condensed Medium" w:cstheme="minorHAnsi" w:hint="eastAsia"/>
+                <w:w w:val="80"/>
+                <w:szCs w:val="24"/>
+              </w:rPr>
+              <w:t>3</w:t>
+            </w:r>
+            <w:r>
+              <w:rPr>
+                <w:rFonts w:ascii="Barlow Condensed Medium" w:eastAsia="標楷體" w:hAnsi="Barlow Condensed Medium" w:cstheme="minorHAnsi" w:hint="eastAsia"/>
+                <w:w w:val="80"/>
+                <w:szCs w:val="24"/>
+              </w:rPr>
+              <w:t>3</w:t>
+            </w:r>
+            <w:r>
+              <w:rPr>
+                <w:rFonts w:ascii="Barlow Condensed Medium" w:eastAsia="標楷體" w:hAnsi="Barlow Condensed Medium" w:cstheme="minorHAnsi" w:hint="eastAsia"/>
+                <w:w w:val="80"/>
+                <w:szCs w:val="24"/>
+                <w:lang w:eastAsia="zh-HK"/>
+              </w:rPr>
+              <w:t>號</w:t>
+            </w:r>
           </w:p>
         </w:tc>
         <w:tc>
@@ -21913,6 +21946,22 @@
                 <w:szCs w:val="24"/>
               </w:rPr>
             </w:pPr>
+            <w:r>
+              <w:rPr>
+                <w:rFonts w:ascii="Barlow Condensed Medium" w:eastAsia="標楷體" w:hAnsi="Barlow Condensed Medium" w:cstheme="minorHAnsi" w:hint="eastAsia"/>
+                <w:w w:val="80"/>
+                <w:szCs w:val="24"/>
+              </w:rPr>
+              <w:t>1</w:t>
+            </w:r>
+            <w:r>
+              <w:rPr>
+                <w:rFonts w:ascii="Barlow Condensed Medium" w:eastAsia="標楷體" w:hAnsi="Barlow Condensed Medium" w:cstheme="minorHAnsi"/>
+                <w:w w:val="80"/>
+                <w:szCs w:val="24"/>
+              </w:rPr>
+              <w:t>,000</w:t>
+            </w:r>
           </w:p>
         </w:tc>
         <w:tc>
@@ -21934,6 +21983,31 @@
                 <w:szCs w:val="24"/>
               </w:rPr>
             </w:pPr>
+            <w:r>
+              <w:rPr>
+                <w:rFonts w:ascii="Barlow Condensed Medium" w:eastAsia="標楷體" w:hAnsi="Barlow Condensed Medium" w:cstheme="minorHAnsi" w:hint="eastAsia"/>
+                <w:w w:val="80"/>
+                <w:szCs w:val="24"/>
+              </w:rPr>
+              <w:t>4</w:t>
+            </w:r>
+            <w:r>
+              <w:rPr>
+                <w:rFonts w:ascii="Barlow Condensed Medium" w:eastAsia="標楷體" w:hAnsi="Barlow Condensed Medium" w:cstheme="minorHAnsi" w:hint="eastAsia"/>
+                <w:w w:val="80"/>
+                <w:szCs w:val="24"/>
+              </w:rPr>
+              <w:t>3</w:t>
+            </w:r>
+            <w:r>
+              <w:rPr>
+                <w:rFonts w:ascii="Barlow Condensed Medium" w:eastAsia="標楷體" w:hAnsi="Barlow Condensed Medium" w:cstheme="minorHAnsi" w:hint="eastAsia"/>
+                <w:w w:val="80"/>
+                <w:szCs w:val="24"/>
+                <w:lang w:eastAsia="zh-HK"/>
+              </w:rPr>
+              <w:t>號</w:t>
+            </w:r>
           </w:p>
         </w:tc>
         <w:tc>
@@ -21955,6 +22029,22 @@
                 <w:szCs w:val="24"/>
               </w:rPr>
             </w:pPr>
+            <w:r>
+              <w:rPr>
+                <w:rFonts w:ascii="Barlow Condensed Medium" w:eastAsia="標楷體" w:hAnsi="Barlow Condensed Medium" w:cstheme="minorHAnsi" w:hint="eastAsia"/>
+                <w:w w:val="80"/>
+                <w:szCs w:val="24"/>
+              </w:rPr>
+              <w:t>2</w:t>
+            </w:r>
+            <w:r>
+              <w:rPr>
+                <w:rFonts w:ascii="Barlow Condensed Medium" w:eastAsia="標楷體" w:hAnsi="Barlow Condensed Medium" w:cstheme="minorHAnsi"/>
+                <w:w w:val="80"/>
+                <w:szCs w:val="24"/>
+              </w:rPr>
+              <w:t>,000</w:t>
+            </w:r>
           </w:p>
         </w:tc>
         <w:tc>
@@ -22022,39 +22112,6 @@
                 <w:szCs w:val="24"/>
               </w:rPr>
             </w:pPr>
-            <w:r>
-              <w:rPr>
-                <w:rFonts w:ascii="Barlow Condensed Medium" w:eastAsia="華康中黑體" w:hAnsi="Barlow Condensed Medium" w:cstheme="minorHAnsi"/>
-                <w:w w:val="80"/>
-                <w:szCs w:val="24"/>
-              </w:rPr>
-              <w:sym w:font="Wingdings 2" w:char="F0AE"/>
-            </w:r>
-            <w:r>
-              <w:rPr>
-                <w:rFonts w:ascii="Barlow Condensed Medium" w:eastAsia="華康中黑體" w:hAnsi="Barlow Condensed Medium" w:cstheme="minorHAnsi" w:hint="eastAsia"/>
-                <w:w w:val="80"/>
-                <w:szCs w:val="24"/>
-                <w:lang w:eastAsia="zh-HK"/>
-              </w:rPr>
-              <w:t>感恩</w:t>
-            </w:r>
-            <w:r>
-              <w:rPr>
-                <w:rFonts w:ascii="Barlow Condensed Medium" w:eastAsia="華康中黑體" w:hAnsi="Barlow Condensed Medium" w:cstheme="minorHAnsi"/>
-                <w:w w:val="80"/>
-                <w:szCs w:val="24"/>
-              </w:rPr>
-              <w:t>奉獻</w:t>
-            </w:r>
-            <w:r>
-              <w:rPr>
-                <w:rFonts w:ascii="Barlow Condensed Medium" w:eastAsia="華康中黑體" w:hAnsi="Barlow Condensed Medium" w:cstheme="minorHAnsi"/>
-                <w:w w:val="80"/>
-                <w:szCs w:val="24"/>
-              </w:rPr>
-              <w:t>:</w:t>
-            </w:r>
           </w:p>
         </w:tc>
         <w:tc>
@@ -22071,7 +22128,7 @@
               <w:snapToGrid w:val="0"/>
               <w:jc w:val="right"/>
               <w:rPr>
-                <w:rFonts w:ascii="Barlow Condensed Medium" w:eastAsia="標楷體" w:hAnsi="Barlow Condensed Medium" w:cstheme="minorHAnsi"/>
+                <w:rFonts w:ascii="Barlow Condensed Medium" w:eastAsia="標楷體" w:hAnsi="Barlow Condensed Medium" w:cstheme="minorHAnsi" w:hint="eastAsia"/>
                 <w:w w:val="80"/>
                 <w:szCs w:val="24"/>
               </w:rPr>
@@ -22092,7 +22149,7 @@
               <w:snapToGrid w:val="0"/>
               <w:ind w:leftChars="-2" w:left="-5" w:rightChars="-3" w:right="-7"/>
               <w:rPr>
-                <w:rFonts w:ascii="Barlow Condensed Medium" w:eastAsia="標楷體" w:hAnsi="Barlow Condensed Medium" w:cstheme="minorHAnsi"/>
+                <w:rFonts w:ascii="Barlow Condensed Medium" w:eastAsia="標楷體" w:hAnsi="Barlow Condensed Medium" w:cstheme="minorHAnsi" w:hint="eastAsia"/>
                 <w:w w:val="80"/>
                 <w:szCs w:val="24"/>
               </w:rPr>
@@ -22113,7 +22170,7 @@
               <w:snapToGrid w:val="0"/>
               <w:jc w:val="right"/>
               <w:rPr>
-                <w:rFonts w:ascii="Barlow Condensed Medium" w:eastAsia="標楷體" w:hAnsi="Barlow Condensed Medium" w:cstheme="minorHAnsi"/>
+                <w:rFonts w:ascii="Barlow Condensed Medium" w:eastAsia="標楷體" w:hAnsi="Barlow Condensed Medium" w:cstheme="minorHAnsi" w:hint="eastAsia"/>
                 <w:w w:val="80"/>
                 <w:szCs w:val="24"/>
               </w:rPr>
@@ -22134,7 +22191,7 @@
             <w:pPr>
               <w:snapToGrid w:val="0"/>
               <w:rPr>
-                <w:rFonts w:ascii="Barlow Condensed Medium" w:eastAsia="標楷體" w:hAnsi="Barlow Condensed Medium" w:cstheme="minorHAnsi"/>
+                <w:rFonts w:ascii="Barlow Condensed Medium" w:eastAsia="標楷體" w:hAnsi="Barlow Condensed Medium" w:cstheme="minorHAnsi" w:hint="eastAsia"/>
                 <w:w w:val="80"/>
                 <w:szCs w:val="24"/>
               </w:rPr>
@@ -22206,6 +22263,39 @@
                 <w:szCs w:val="24"/>
               </w:rPr>
             </w:pPr>
+            <w:r>
+              <w:rPr>
+                <w:rFonts w:ascii="Barlow Condensed Medium" w:eastAsia="華康中黑體" w:hAnsi="Barlow Condensed Medium" w:cstheme="minorHAnsi"/>
+                <w:w w:val="80"/>
+                <w:szCs w:val="24"/>
+              </w:rPr>
+              <w:sym w:font="Wingdings 2" w:char="F0AE"/>
+            </w:r>
+            <w:r>
+              <w:rPr>
+                <w:rFonts w:ascii="Barlow Condensed Medium" w:eastAsia="華康中黑體" w:hAnsi="Barlow Condensed Medium" w:cstheme="minorHAnsi" w:hint="eastAsia"/>
+                <w:w w:val="80"/>
+                <w:szCs w:val="24"/>
+                <w:lang w:eastAsia="zh-HK"/>
+              </w:rPr>
+              <w:t>感恩</w:t>
+            </w:r>
+            <w:r>
+              <w:rPr>
+                <w:rFonts w:ascii="Barlow Condensed Medium" w:eastAsia="華康中黑體" w:hAnsi="Barlow Condensed Medium" w:cstheme="minorHAnsi"/>
+                <w:w w:val="80"/>
+                <w:szCs w:val="24"/>
+              </w:rPr>
+              <w:t>奉獻</w:t>
+            </w:r>
+            <w:r>
+              <w:rPr>
+                <w:rFonts w:ascii="Barlow Condensed Medium" w:eastAsia="華康中黑體" w:hAnsi="Barlow Condensed Medium" w:cstheme="minorHAnsi"/>
+                <w:w w:val="80"/>
+                <w:szCs w:val="24"/>
+              </w:rPr>
+              <w:t>:</w:t>
+            </w:r>
           </w:p>
         </w:tc>
         <w:tc>
@@ -22227,6 +22317,23 @@
                 <w:szCs w:val="24"/>
               </w:rPr>
             </w:pPr>
+            <w:r>
+              <w:rPr>
+                <w:rFonts w:ascii="Barlow Condensed Medium" w:eastAsia="標楷體" w:hAnsi="Barlow Condensed Medium" w:cstheme="minorHAnsi" w:hint="eastAsia"/>
+                <w:w w:val="80"/>
+                <w:szCs w:val="24"/>
+              </w:rPr>
+              <w:t>7-2</w:t>
+            </w:r>
+            <w:r>
+              <w:rPr>
+                <w:rFonts w:ascii="Barlow Condensed Medium" w:eastAsia="標楷體" w:hAnsi="Barlow Condensed Medium" w:cstheme="minorHAnsi" w:hint="eastAsia"/>
+                <w:w w:val="80"/>
+                <w:szCs w:val="24"/>
+                <w:lang w:eastAsia="zh-HK"/>
+              </w:rPr>
+              <w:t>號</w:t>
+            </w:r>
           </w:p>
         </w:tc>
         <w:tc>
@@ -22248,6 +22355,22 @@
                 <w:szCs w:val="24"/>
               </w:rPr>
             </w:pPr>
+            <w:r>
+              <w:rPr>
+                <w:rFonts w:ascii="Barlow Condensed Medium" w:eastAsia="標楷體" w:hAnsi="Barlow Condensed Medium" w:cstheme="minorHAnsi" w:hint="eastAsia"/>
+                <w:w w:val="80"/>
+                <w:szCs w:val="24"/>
+              </w:rPr>
+              <w:t>5</w:t>
+            </w:r>
+            <w:r>
+              <w:rPr>
+                <w:rFonts w:ascii="Barlow Condensed Medium" w:eastAsia="標楷體" w:hAnsi="Barlow Condensed Medium" w:cstheme="minorHAnsi"/>
+                <w:w w:val="80"/>
+                <w:szCs w:val="24"/>
+              </w:rPr>
+              <w:t>,000</w:t>
+            </w:r>
           </w:p>
         </w:tc>
         <w:tc>
@@ -22269,6 +22392,31 @@
                 <w:szCs w:val="24"/>
               </w:rPr>
             </w:pPr>
+            <w:r>
+              <w:rPr>
+                <w:rFonts w:ascii="Barlow Condensed Medium" w:eastAsia="標楷體" w:hAnsi="Barlow Condensed Medium" w:cstheme="minorHAnsi" w:hint="eastAsia"/>
+                <w:w w:val="80"/>
+                <w:szCs w:val="24"/>
+              </w:rPr>
+              <w:t>3</w:t>
+            </w:r>
+            <w:r>
+              <w:rPr>
+                <w:rFonts w:ascii="Barlow Condensed Medium" w:eastAsia="標楷體" w:hAnsi="Barlow Condensed Medium" w:cstheme="minorHAnsi" w:hint="eastAsia"/>
+                <w:w w:val="80"/>
+                <w:szCs w:val="24"/>
+              </w:rPr>
+              <w:t>3</w:t>
+            </w:r>
+            <w:r>
+              <w:rPr>
+                <w:rFonts w:ascii="Barlow Condensed Medium" w:eastAsia="標楷體" w:hAnsi="Barlow Condensed Medium" w:cstheme="minorHAnsi" w:hint="eastAsia"/>
+                <w:w w:val="80"/>
+                <w:szCs w:val="24"/>
+                <w:lang w:eastAsia="zh-HK"/>
+              </w:rPr>
+              <w:t>號</w:t>
+            </w:r>
           </w:p>
         </w:tc>
         <w:tc>
@@ -22290,6 +22438,22 @@
                 <w:szCs w:val="24"/>
               </w:rPr>
             </w:pPr>
+            <w:r>
+              <w:rPr>
+                <w:rFonts w:ascii="Barlow Condensed Medium" w:eastAsia="標楷體" w:hAnsi="Barlow Condensed Medium" w:cstheme="minorHAnsi" w:hint="eastAsia"/>
+                <w:w w:val="80"/>
+                <w:szCs w:val="24"/>
+              </w:rPr>
+              <w:t>1</w:t>
+            </w:r>
+            <w:r>
+              <w:rPr>
+                <w:rFonts w:ascii="Barlow Condensed Medium" w:eastAsia="標楷體" w:hAnsi="Barlow Condensed Medium" w:cstheme="minorHAnsi"/>
+                <w:w w:val="80"/>
+                <w:szCs w:val="24"/>
+              </w:rPr>
+              <w:t>,000</w:t>
+            </w:r>
           </w:p>
         </w:tc>
         <w:tc>
@@ -22312,6 +22476,23 @@
                 <w:szCs w:val="24"/>
               </w:rPr>
             </w:pPr>
+            <w:r>
+              <w:rPr>
+                <w:rFonts w:ascii="Barlow Condensed Medium" w:eastAsia="標楷體" w:hAnsi="Barlow Condensed Medium" w:cstheme="minorHAnsi" w:hint="eastAsia"/>
+                <w:w w:val="80"/>
+                <w:szCs w:val="24"/>
+              </w:rPr>
+              <w:t>45</w:t>
+            </w:r>
+            <w:r>
+              <w:rPr>
+                <w:rFonts w:ascii="Barlow Condensed Medium" w:eastAsia="標楷體" w:hAnsi="Barlow Condensed Medium" w:cstheme="minorHAnsi" w:hint="eastAsia"/>
+                <w:w w:val="80"/>
+                <w:szCs w:val="24"/>
+                <w:lang w:eastAsia="zh-HK"/>
+              </w:rPr>
+              <w:t>號</w:t>
+            </w:r>
           </w:p>
         </w:tc>
         <w:tc>
@@ -22332,6 +22513,22 @@
                 <w:szCs w:val="24"/>
               </w:rPr>
             </w:pPr>
+            <w:r>
+              <w:rPr>
+                <w:rFonts w:ascii="Barlow Condensed Medium" w:eastAsia="標楷體" w:hAnsi="Barlow Condensed Medium" w:cstheme="minorHAnsi" w:hint="eastAsia"/>
+                <w:w w:val="80"/>
+                <w:szCs w:val="24"/>
+              </w:rPr>
+              <w:t>4</w:t>
+            </w:r>
+            <w:r>
+              <w:rPr>
+                <w:rFonts w:ascii="Barlow Condensed Medium" w:eastAsia="標楷體" w:hAnsi="Barlow Condensed Medium" w:cstheme="minorHAnsi"/>
+                <w:w w:val="80"/>
+                <w:szCs w:val="24"/>
+              </w:rPr>
+              <w:t>,000</w:t>
+            </w:r>
           </w:p>
         </w:tc>
       </w:tr>
@@ -22351,56 +22548,12 @@
           <w:p>
             <w:pPr>
               <w:snapToGrid w:val="0"/>
-              <w:jc w:val="both"/>
               <w:rPr>
                 <w:rFonts w:ascii="Barlow Condensed Medium" w:eastAsia="華康中黑體" w:hAnsi="Barlow Condensed Medium" w:cstheme="minorHAnsi"/>
                 <w:w w:val="80"/>
                 <w:szCs w:val="24"/>
               </w:rPr>
             </w:pPr>
-            <w:r>
-              <w:rPr>
-                <w:rFonts w:ascii="Barlow Condensed Medium" w:eastAsia="華康中黑體" w:hAnsi="Barlow Condensed Medium" w:cstheme="minorHAnsi"/>
-                <w:w w:val="80"/>
-                <w:szCs w:val="24"/>
-              </w:rPr>
-              <w:sym w:font="Wingdings 2" w:char="F0AE"/>
-            </w:r>
-            <w:r>
-              <w:rPr>
-                <w:rFonts w:ascii="Barlow Condensed Medium" w:eastAsia="華康中黑體" w:hAnsi="Barlow Condensed Medium" w:cstheme="minorHAnsi" w:hint="eastAsia"/>
-                <w:w w:val="80"/>
-                <w:szCs w:val="24"/>
-                <w:lang w:eastAsia="zh-HK"/>
-              </w:rPr>
-              <w:t>為</w:t>
-            </w:r>
-            <w:r>
-              <w:rPr>
-                <w:rFonts w:ascii="Barlow Condensed Medium" w:eastAsia="華康中黑體" w:hAnsi="Barlow Condensed Medium" w:cstheme="minorHAnsi" w:hint="eastAsia"/>
-                <w:w w:val="80"/>
-                <w:szCs w:val="24"/>
-                <w:lang w:eastAsia="zh-HK"/>
-              </w:rPr>
-              <w:t>總會</w:t>
-            </w:r>
-            <w:r>
-              <w:rPr>
-                <w:rFonts w:ascii="Barlow Condensed Medium" w:eastAsia="華康中黑體" w:hAnsi="Barlow Condensed Medium" w:cstheme="minorHAnsi" w:hint="eastAsia"/>
-                <w:w w:val="80"/>
-                <w:szCs w:val="24"/>
-              </w:rPr>
-              <w:t>教育</w:t>
-            </w:r>
-            <w:r>
-              <w:rPr>
-                <w:rFonts w:ascii="Barlow Condensed Medium" w:eastAsia="華康中黑體" w:hAnsi="Barlow Condensed Medium" w:cstheme="minorHAnsi" w:hint="eastAsia"/>
-                <w:w w:val="80"/>
-                <w:szCs w:val="24"/>
-                <w:lang w:eastAsia="zh-HK"/>
-              </w:rPr>
-              <w:t>事工</w:t>
-            </w:r>
           </w:p>
         </w:tc>
         <w:tc>
@@ -22420,7 +22573,6 @@
                 <w:rFonts w:ascii="Barlow Condensed Medium" w:eastAsia="標楷體" w:hAnsi="Barlow Condensed Medium" w:cstheme="minorHAnsi"/>
                 <w:w w:val="80"/>
                 <w:szCs w:val="24"/>
-                <w:lang w:eastAsia="zh-HK"/>
               </w:rPr>
             </w:pPr>
             <w:r>
@@ -22429,15 +22581,15 @@
                 <w:w w:val="80"/>
                 <w:szCs w:val="24"/>
               </w:rPr>
-              <w:t>6</w:t>
-            </w:r>
-            <w:r>
-              <w:rPr>
-                <w:rFonts w:ascii="Barlow Condensed Medium" w:eastAsia="標楷體" w:hAnsi="Barlow Condensed Medium" w:cstheme="minorHAnsi"/>
+              <w:t>54-</w:t>
+            </w:r>
+            <w:r>
+              <w:rPr>
+                <w:rFonts w:ascii="Barlow Condensed Medium" w:eastAsia="標楷體" w:hAnsi="Barlow Condensed Medium" w:cstheme="minorHAnsi" w:hint="eastAsia"/>
                 <w:w w:val="80"/>
                 <w:szCs w:val="24"/>
               </w:rPr>
-              <w:t>7</w:t>
+              <w:t>3</w:t>
             </w:r>
             <w:r>
               <w:rPr>
@@ -22471,7 +22623,23 @@
             </w:pPr>
             <w:r>
               <w:rPr>
+                <w:rFonts w:ascii="Barlow Condensed Medium" w:eastAsia="標楷體" w:hAnsi="Barlow Condensed Medium" w:cstheme="minorHAnsi" w:hint="eastAsia"/>
+                <w:w w:val="80"/>
+                <w:szCs w:val="24"/>
+              </w:rPr>
+              <w:t>1</w:t>
+            </w:r>
+            <w:r>
+              <w:rPr>
                 <w:rFonts w:ascii="Barlow Condensed Medium" w:eastAsia="標楷體" w:hAnsi="Barlow Condensed Medium" w:cstheme="minorHAnsi"/>
+                <w:w w:val="80"/>
+                <w:szCs w:val="24"/>
+              </w:rPr>
+              <w:t>,</w:t>
+            </w:r>
+            <w:r>
+              <w:rPr>
+                <w:rFonts w:ascii="Barlow Condensed Medium" w:eastAsia="標楷體" w:hAnsi="Barlow Condensed Medium" w:cstheme="minorHAnsi" w:hint="eastAsia"/>
                 <w:w w:val="80"/>
                 <w:szCs w:val="24"/>
               </w:rPr>
@@ -22508,11 +22676,27 @@
             </w:pPr>
             <w:r>
               <w:rPr>
-                <w:rFonts w:ascii="Barlow Condensed Medium" w:eastAsia="標楷體" w:hAnsi="Barlow Condensed Medium" w:cstheme="minorHAnsi"/>
+                <w:rFonts w:ascii="Barlow Condensed Medium" w:eastAsia="標楷體" w:hAnsi="Barlow Condensed Medium" w:cstheme="minorHAnsi" w:hint="eastAsia"/>
                 <w:w w:val="80"/>
                 <w:szCs w:val="24"/>
               </w:rPr>
-              <w:t>20</w:t>
+              <w:t>5</w:t>
+            </w:r>
+            <w:r>
+              <w:rPr>
+                <w:rFonts w:ascii="Barlow Condensed Medium" w:eastAsia="標楷體" w:hAnsi="Barlow Condensed Medium" w:cstheme="minorHAnsi" w:hint="eastAsia"/>
+                <w:w w:val="80"/>
+                <w:szCs w:val="24"/>
+              </w:rPr>
+              <w:t>4</w:t>
+            </w:r>
+            <w:r>
+              <w:rPr>
+                <w:rFonts w:ascii="Barlow Condensed Medium" w:eastAsia="標楷體" w:hAnsi="Barlow Condensed Medium" w:cstheme="minorHAnsi" w:hint="eastAsia"/>
+                <w:w w:val="80"/>
+                <w:szCs w:val="24"/>
+              </w:rPr>
+              <w:t>-4</w:t>
             </w:r>
             <w:r>
               <w:rPr>
@@ -22546,7 +22730,23 @@
             </w:pPr>
             <w:r>
               <w:rPr>
+                <w:rFonts w:ascii="Barlow Condensed Medium" w:eastAsia="標楷體" w:hAnsi="Barlow Condensed Medium" w:cstheme="minorHAnsi" w:hint="eastAsia"/>
+                <w:w w:val="80"/>
+                <w:szCs w:val="24"/>
+              </w:rPr>
+              <w:t>1</w:t>
+            </w:r>
+            <w:r>
+              <w:rPr>
                 <w:rFonts w:ascii="Barlow Condensed Medium" w:eastAsia="標楷體" w:hAnsi="Barlow Condensed Medium" w:cstheme="minorHAnsi"/>
+                <w:w w:val="80"/>
+                <w:szCs w:val="24"/>
+              </w:rPr>
+              <w:t>,</w:t>
+            </w:r>
+            <w:r>
+              <w:rPr>
+                <w:rFonts w:ascii="Barlow Condensed Medium" w:eastAsia="標楷體" w:hAnsi="Barlow Condensed Medium" w:cstheme="minorHAnsi" w:hint="eastAsia"/>
                 <w:w w:val="80"/>
                 <w:szCs w:val="24"/>
               </w:rPr>
@@ -22582,23 +22782,6 @@
                 <w:szCs w:val="24"/>
               </w:rPr>
             </w:pPr>
-            <w:r>
-              <w:rPr>
-                <w:rFonts w:ascii="Barlow Condensed Medium" w:eastAsia="標楷體" w:hAnsi="Barlow Condensed Medium" w:cstheme="minorHAnsi"/>
-                <w:w w:val="80"/>
-                <w:szCs w:val="24"/>
-              </w:rPr>
-              <w:t>17</w:t>
-            </w:r>
-            <w:r>
-              <w:rPr>
-                <w:rFonts w:ascii="Barlow Condensed Medium" w:eastAsia="標楷體" w:hAnsi="Barlow Condensed Medium" w:cstheme="minorHAnsi" w:hint="eastAsia"/>
-                <w:w w:val="80"/>
-                <w:szCs w:val="24"/>
-                <w:lang w:eastAsia="zh-HK"/>
-              </w:rPr>
-              <w:t>號</w:t>
-            </w:r>
           </w:p>
         </w:tc>
         <w:tc>
@@ -22619,22 +22802,6 @@
                 <w:szCs w:val="24"/>
               </w:rPr>
             </w:pPr>
-            <w:r>
-              <w:rPr>
-                <w:rFonts w:ascii="Barlow Condensed Medium" w:eastAsia="標楷體" w:hAnsi="Barlow Condensed Medium" w:cstheme="minorHAnsi"/>
-                <w:w w:val="80"/>
-                <w:szCs w:val="24"/>
-              </w:rPr>
-              <w:t>1</w:t>
-            </w:r>
-            <w:r>
-              <w:rPr>
-                <w:rFonts w:ascii="Barlow Condensed Medium" w:eastAsia="標楷體" w:hAnsi="Barlow Condensed Medium" w:cstheme="minorHAnsi"/>
-                <w:w w:val="80"/>
-                <w:szCs w:val="24"/>
-              </w:rPr>
-              <w:t>,000</w:t>
-            </w:r>
           </w:p>
         </w:tc>
       </w:tr>
@@ -22654,29 +22821,12 @@
           <w:p>
             <w:pPr>
               <w:snapToGrid w:val="0"/>
-              <w:jc w:val="both"/>
               <w:rPr>
                 <w:rFonts w:ascii="Barlow Condensed Medium" w:eastAsia="華康中黑體" w:hAnsi="Barlow Condensed Medium" w:cstheme="minorHAnsi"/>
                 <w:w w:val="80"/>
                 <w:szCs w:val="24"/>
               </w:rPr>
             </w:pPr>
-            <w:r>
-              <w:rPr>
-                <w:rFonts w:ascii="Barlow Condensed Medium" w:eastAsia="華康中黑體" w:hAnsi="Barlow Condensed Medium" w:cstheme="minorHAnsi" w:hint="eastAsia"/>
-                <w:w w:val="80"/>
-                <w:szCs w:val="24"/>
-              </w:rPr>
-              <w:t>主日奉獻</w:t>
-            </w:r>
-            <w:r>
-              <w:rPr>
-                <w:rFonts w:ascii="Barlow Condensed Medium" w:eastAsia="華康中黑體" w:hAnsi="Barlow Condensed Medium" w:cstheme="minorHAnsi"/>
-                <w:w w:val="80"/>
-                <w:szCs w:val="24"/>
-              </w:rPr>
-              <w:t>:</w:t>
-            </w:r>
           </w:p>
         </w:tc>
         <w:tc>
@@ -22698,23 +22848,6 @@
                 <w:szCs w:val="24"/>
               </w:rPr>
             </w:pPr>
-            <w:r>
-              <w:rPr>
-                <w:rFonts w:ascii="Barlow Condensed Medium" w:eastAsia="標楷體" w:hAnsi="Barlow Condensed Medium" w:cstheme="minorHAnsi"/>
-                <w:w w:val="80"/>
-                <w:szCs w:val="24"/>
-              </w:rPr>
-              <w:t>9-1</w:t>
-            </w:r>
-            <w:r>
-              <w:rPr>
-                <w:rFonts w:ascii="Barlow Condensed Medium" w:eastAsia="標楷體" w:hAnsi="Barlow Condensed Medium" w:cstheme="minorHAnsi" w:hint="eastAsia"/>
-                <w:w w:val="80"/>
-                <w:szCs w:val="24"/>
-                <w:lang w:eastAsia="zh-HK"/>
-              </w:rPr>
-              <w:t>號</w:t>
-            </w:r>
           </w:p>
         </w:tc>
         <w:tc>
@@ -22736,22 +22869,6 @@
                 <w:szCs w:val="24"/>
               </w:rPr>
             </w:pPr>
-            <w:r>
-              <w:rPr>
-                <w:rFonts w:ascii="Barlow Condensed Medium" w:eastAsia="標楷體" w:hAnsi="Barlow Condensed Medium" w:cstheme="minorHAnsi"/>
-                <w:w w:val="80"/>
-                <w:szCs w:val="24"/>
-              </w:rPr>
-              <w:t>1</w:t>
-            </w:r>
-            <w:r>
-              <w:rPr>
-                <w:rFonts w:ascii="Barlow Condensed Medium" w:eastAsia="標楷體" w:hAnsi="Barlow Condensed Medium" w:cstheme="minorHAnsi"/>
-                <w:w w:val="80"/>
-                <w:szCs w:val="24"/>
-              </w:rPr>
-              <w:t>,000</w:t>
-            </w:r>
           </w:p>
         </w:tc>
         <w:tc>
@@ -22773,23 +22890,6 @@
                 <w:szCs w:val="24"/>
               </w:rPr>
             </w:pPr>
-            <w:r>
-              <w:rPr>
-                <w:rFonts w:ascii="Barlow Condensed Medium" w:eastAsia="標楷體" w:hAnsi="Barlow Condensed Medium" w:cstheme="minorHAnsi"/>
-                <w:w w:val="80"/>
-                <w:szCs w:val="24"/>
-              </w:rPr>
-              <w:t>49</w:t>
-            </w:r>
-            <w:r>
-              <w:rPr>
-                <w:rFonts w:ascii="Barlow Condensed Medium" w:eastAsia="標楷體" w:hAnsi="Barlow Condensed Medium" w:cstheme="minorHAnsi" w:hint="eastAsia"/>
-                <w:w w:val="80"/>
-                <w:szCs w:val="24"/>
-                <w:lang w:eastAsia="zh-HK"/>
-              </w:rPr>
-              <w:t>號</w:t>
-            </w:r>
           </w:p>
         </w:tc>
         <w:tc>
@@ -22811,22 +22911,6 @@
                 <w:szCs w:val="24"/>
               </w:rPr>
             </w:pPr>
-            <w:r>
-              <w:rPr>
-                <w:rFonts w:ascii="Barlow Condensed Medium" w:eastAsia="標楷體" w:hAnsi="Barlow Condensed Medium" w:cstheme="minorHAnsi"/>
-                <w:w w:val="80"/>
-                <w:szCs w:val="24"/>
-              </w:rPr>
-              <w:t>1</w:t>
-            </w:r>
-            <w:r>
-              <w:rPr>
-                <w:rFonts w:ascii="Barlow Condensed Medium" w:eastAsia="標楷體" w:hAnsi="Barlow Condensed Medium" w:cstheme="minorHAnsi"/>
-                <w:w w:val="80"/>
-                <w:szCs w:val="24"/>
-              </w:rPr>
-              <w:t>,000</w:t>
-            </w:r>
           </w:p>
         </w:tc>
         <w:tc>
@@ -22849,23 +22933,6 @@
                 <w:szCs w:val="24"/>
               </w:rPr>
             </w:pPr>
-            <w:r>
-              <w:rPr>
-                <w:rFonts w:ascii="Barlow Condensed Medium" w:eastAsia="標楷體" w:hAnsi="Barlow Condensed Medium" w:cstheme="minorHAnsi" w:hint="eastAsia"/>
-                <w:w w:val="80"/>
-                <w:szCs w:val="24"/>
-              </w:rPr>
-              <w:t>6</w:t>
-            </w:r>
-            <w:r>
-              <w:rPr>
-                <w:rFonts w:ascii="Barlow Condensed Medium" w:eastAsia="標楷體" w:hAnsi="Barlow Condensed Medium" w:cstheme="minorHAnsi" w:hint="eastAsia"/>
-                <w:w w:val="80"/>
-                <w:szCs w:val="24"/>
-                <w:lang w:eastAsia="zh-HK"/>
-              </w:rPr>
-              <w:t>號</w:t>
-            </w:r>
           </w:p>
         </w:tc>
         <w:tc>
@@ -22886,22 +22953,6 @@
                 <w:szCs w:val="24"/>
               </w:rPr>
             </w:pPr>
-            <w:r>
-              <w:rPr>
-                <w:rFonts w:ascii="Barlow Condensed Medium" w:eastAsia="標楷體" w:hAnsi="Barlow Condensed Medium" w:cstheme="minorHAnsi"/>
-                <w:w w:val="80"/>
-                <w:szCs w:val="24"/>
-              </w:rPr>
-              <w:t>1</w:t>
-            </w:r>
-            <w:r>
-              <w:rPr>
-                <w:rFonts w:ascii="Barlow Condensed Medium" w:eastAsia="標楷體" w:hAnsi="Barlow Condensed Medium" w:cstheme="minorHAnsi"/>
-                <w:w w:val="80"/>
-                <w:szCs w:val="24"/>
-              </w:rPr>
-              <w:t>,000</w:t>
-            </w:r>
           </w:p>
         </w:tc>
       </w:tr>
@@ -22928,6 +22979,48 @@
                 <w:szCs w:val="24"/>
               </w:rPr>
             </w:pPr>
+            <w:r>
+              <w:rPr>
+                <w:rFonts w:ascii="Barlow Condensed Medium" w:eastAsia="華康中黑體" w:hAnsi="Barlow Condensed Medium" w:cstheme="minorHAnsi"/>
+                <w:w w:val="80"/>
+                <w:szCs w:val="24"/>
+              </w:rPr>
+              <w:sym w:font="Wingdings 2" w:char="F0AE"/>
+            </w:r>
+            <w:r>
+              <w:rPr>
+                <w:rFonts w:ascii="Barlow Condensed Medium" w:eastAsia="華康中黑體" w:hAnsi="Barlow Condensed Medium" w:cstheme="minorHAnsi" w:hint="eastAsia"/>
+                <w:w w:val="80"/>
+                <w:szCs w:val="24"/>
+                <w:lang w:eastAsia="zh-HK"/>
+              </w:rPr>
+              <w:t>為</w:t>
+            </w:r>
+            <w:r>
+              <w:rPr>
+                <w:rFonts w:ascii="Barlow Condensed Medium" w:eastAsia="華康中黑體" w:hAnsi="Barlow Condensed Medium" w:cstheme="minorHAnsi" w:hint="eastAsia"/>
+                <w:w w:val="80"/>
+                <w:szCs w:val="24"/>
+                <w:lang w:eastAsia="zh-HK"/>
+              </w:rPr>
+              <w:t>松年團契</w:t>
+            </w:r>
+            <w:r>
+              <w:rPr>
+                <w:rFonts w:ascii="Barlow Condensed Medium" w:eastAsia="華康中黑體" w:hAnsi="Barlow Condensed Medium" w:cstheme="minorHAnsi" w:hint="eastAsia"/>
+                <w:w w:val="80"/>
+                <w:szCs w:val="24"/>
+              </w:rPr>
+              <w:t>奉獻</w:t>
+            </w:r>
+            <w:r>
+              <w:rPr>
+                <w:rFonts w:ascii="Barlow Condensed Medium" w:eastAsia="華康中黑體" w:hAnsi="Barlow Condensed Medium" w:cstheme="minorHAnsi"/>
+                <w:w w:val="80"/>
+                <w:szCs w:val="24"/>
+              </w:rPr>
+              <w:t>:</w:t>
+            </w:r>
           </w:p>
         </w:tc>
         <w:tc>
@@ -22952,11 +23045,11 @@
             </w:pPr>
             <w:r>
               <w:rPr>
-                <w:rFonts w:ascii="Barlow Condensed Medium" w:eastAsia="標楷體" w:hAnsi="Barlow Condensed Medium" w:cstheme="minorHAnsi"/>
+                <w:rFonts w:ascii="Barlow Condensed Medium" w:eastAsia="標楷體" w:hAnsi="Barlow Condensed Medium" w:cstheme="minorHAnsi" w:hint="eastAsia"/>
                 <w:w w:val="80"/>
                 <w:szCs w:val="24"/>
               </w:rPr>
-              <w:t>22</w:t>
+              <w:t>30</w:t>
             </w:r>
             <w:r>
               <w:rPr>
@@ -23025,32 +23118,6 @@
                 <w:szCs w:val="24"/>
               </w:rPr>
             </w:pPr>
-            <w:r>
-              <w:rPr>
-                <w:rFonts w:ascii="Barlow Condensed Medium" w:eastAsia="標楷體" w:hAnsi="Barlow Condensed Medium" w:cstheme="minorHAnsi" w:hint="eastAsia"/>
-                <w:w w:val="80"/>
-                <w:szCs w:val="24"/>
-                <w:lang w:eastAsia="zh-HK"/>
-              </w:rPr>
-              <w:t>有志</w:t>
-            </w:r>
-            <w:r>
-              <w:rPr>
-                <w:rFonts w:ascii="Barlow Condensed Medium" w:eastAsia="標楷體" w:hAnsi="Barlow Condensed Medium" w:cstheme="minorHAnsi" w:hint="eastAsia"/>
-                <w:w w:val="80"/>
-                <w:szCs w:val="24"/>
-                <w:lang w:eastAsia="zh-HK"/>
-              </w:rPr>
-              <w:t>*</w:t>
-            </w:r>
-            <w:r>
-              <w:rPr>
-                <w:rFonts w:ascii="Barlow Condensed Medium" w:eastAsia="標楷體" w:hAnsi="Barlow Condensed Medium" w:cstheme="minorHAnsi"/>
-                <w:w w:val="80"/>
-                <w:szCs w:val="24"/>
-              </w:rPr>
-              <w:t>3</w:t>
-            </w:r>
           </w:p>
         </w:tc>
         <w:tc>
@@ -23072,14 +23139,6 @@
                 <w:szCs w:val="24"/>
               </w:rPr>
             </w:pPr>
-            <w:r>
-              <w:rPr>
-                <w:rFonts w:ascii="Barlow Condensed Medium" w:eastAsia="標楷體" w:hAnsi="Barlow Condensed Medium" w:cstheme="minorHAnsi"/>
-                <w:w w:val="80"/>
-                <w:szCs w:val="24"/>
-              </w:rPr>
-              <w:t>400</w:t>
-            </w:r>
           </w:p>
         </w:tc>
         <w:tc>
@@ -25654,7 +25713,7 @@
           </mc:Choice>
           <mc:Fallback>
             <w:pict>
-              <v:line w14:anchorId="3C02FB60" id="直線接點 6" o:spid="_x0000_s1026" style="position:absolute;z-index:251665408;visibility:visible;mso-wrap-style:square;mso-width-percent:0;mso-height-percent:0;mso-wrap-distance-left:9pt;mso-wrap-distance-top:0;mso-wrap-distance-right:9pt;mso-wrap-distance-bottom:0;mso-position-horizontal:absolute;mso-position-horizontal-relative:page;mso-position-vertical:absolute;mso-position-vertical-relative:page;mso-width-percent:0;mso-height-percent:0;mso-width-relative:margin;mso-height-relative:margin" from="343.9pt,19.85pt" to="345.05pt,710.95pt" o:gfxdata="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" strokecolor="black [3213]" strokeweight=".5pt">
+              <v:line w14:anchorId="52688383" id="直線接點 6" o:spid="_x0000_s1026" style="position:absolute;z-index:251665408;visibility:visible;mso-wrap-style:square;mso-width-percent:0;mso-height-percent:0;mso-wrap-distance-left:9pt;mso-wrap-distance-top:0;mso-wrap-distance-right:9pt;mso-wrap-distance-bottom:0;mso-position-horizontal:absolute;mso-position-horizontal-relative:page;mso-position-vertical:absolute;mso-position-vertical-relative:page;mso-width-percent:0;mso-height-percent:0;mso-width-relative:margin;mso-height-relative:margin" from="343.9pt,19.85pt" to="345.05pt,710.95pt" o:gfxdata="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" strokecolor="black [3213]" strokeweight=".5pt">
                 <v:stroke dashstyle="3 1" joinstyle="miter"/>
                 <w10:wrap anchorx="page" anchory="page"/>
               </v:line>
@@ -25731,7 +25790,7 @@
           </mc:Choice>
           <mc:Fallback>
             <w:pict>
-              <v:line w14:anchorId="33535AA7" id="直線接點 4" o:spid="_x0000_s1026" style="position:absolute;z-index:251661312;visibility:visible;mso-wrap-style:square;mso-width-percent:0;mso-height-percent:0;mso-wrap-distance-left:9pt;mso-wrap-distance-top:0;mso-wrap-distance-right:9pt;mso-wrap-distance-bottom:0;mso-position-horizontal:absolute;mso-position-horizontal-relative:page;mso-position-vertical:absolute;mso-position-vertical-relative:page;mso-width-percent:0;mso-height-percent:0;mso-width-relative:margin;mso-height-relative:margin" from="343.9pt,19.85pt" to="345.05pt,710.95pt" o:gfxdata="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" strokecolor="black [3213]" strokeweight=".5pt">
+              <v:line w14:anchorId="780EE04F" id="直線接點 4" o:spid="_x0000_s1026" style="position:absolute;z-index:251661312;visibility:visible;mso-wrap-style:square;mso-width-percent:0;mso-height-percent:0;mso-wrap-distance-left:9pt;mso-wrap-distance-top:0;mso-wrap-distance-right:9pt;mso-wrap-distance-bottom:0;mso-position-horizontal:absolute;mso-position-horizontal-relative:page;mso-position-vertical:absolute;mso-position-vertical-relative:page;mso-width-percent:0;mso-height-percent:0;mso-width-relative:margin;mso-height-relative:margin" from="343.9pt,19.85pt" to="345.05pt,710.95pt" o:gfxdata="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" strokecolor="black [3213]" strokeweight=".5pt">
                 <v:stroke dashstyle="3 1" joinstyle="miter"/>
                 <w10:wrap anchorx="page" anchory="page"/>
               </v:line>
@@ -26772,7 +26831,7 @@
 </file>
 
 <file path=word/endnotes.xml><?xml version="1.0" encoding="utf-8"?>
-<w:endnotes xmlns:wpc="http://schemas.microsoft.com/office/word/2010/wordprocessingCanvas" xmlns:mc="http://schemas.openxmlformats.org/markup-compatibility/2006" xmlns:o="urn:schemas-microsoft-com:office:office" xmlns:r="http://schemas.openxmlformats.org/officeDocument/2006/relationships" xmlns:m="http://schemas.openxmlformats.org/officeDocument/2006/math" xmlns:v="urn:schemas-microsoft-com:vml" xmlns:wp14="http://schemas.microsoft.com/office/word/2010/wordprocessingDrawing" xmlns:wp="http://schemas.openxmlformats.org/drawingml/2006/wordprocessingDrawing" xmlns:w10="urn:schemas-microsoft-com:office:word" xmlns:w="http://schemas.openxmlformats.org/wordprocessingml/2006/main" xmlns:w14="http://schemas.microsoft.com/office/word/2010/wordml" xmlns:w15="http://schemas.microsoft.com/office/word/2012/wordml" xmlns:wpg="http://schemas.microsoft.com/office/word/2010/wordprocessingGroup" xmlns:wpi="http://schemas.microsoft.com/office/word/2010/wordprocessingInk" xmlns:wne="http://schemas.microsoft.com/office/word/2006/wordml" xmlns:wps="http://schemas.microsoft.com/office/word/2010/wordprocessingShape" mc:Ignorable="w14 w15 wp14">
+<w:endnotes xmlns:wpc="http://schemas.microsoft.com/office/word/2010/wordprocessingCanvas" xmlns:cx="http://schemas.microsoft.com/office/drawing/2014/chartex" xmlns:cx1="http://schemas.microsoft.com/office/drawing/2015/9/8/chartex" xmlns:cx2="http://schemas.microsoft.com/office/drawing/2015/10/21/chartex" xmlns:cx3="http://schemas.microsoft.com/office/drawing/2016/5/9/chartex" xmlns:cx4="http://schemas.microsoft.com/office/drawing/2016/5/10/chartex" xmlns:cx5="http://schemas.microsoft.com/office/drawing/2016/5/11/chartex" xmlns:cx6="http://schemas.microsoft.com/office/drawing/2016/5/12/chartex" xmlns:cx7="http://schemas.microsoft.com/office/drawing/2016/5/13/chartex" xmlns:cx8="http://schemas.microsoft.com/office/drawing/2016/5/14/chartex" xmlns:mc="http://schemas.openxmlformats.org/markup-compatibility/2006" xmlns:aink="http://schemas.microsoft.com/office/drawing/2016/ink" xmlns:am3d="http://schemas.microsoft.com/office/drawing/2017/model3d" xmlns:o="urn:schemas-microsoft-com:office:office" xmlns:oel="http://schemas.microsoft.com/office/2019/extlst" xmlns:r="http://schemas.openxmlformats.org/officeDocument/2006/relationships" xmlns:m="http://schemas.openxmlformats.org/officeDocument/2006/math" xmlns:v="urn:schemas-microsoft-com:vml" xmlns:wp14="http://schemas.microsoft.com/office/word/2010/wordprocessingDrawing" xmlns:wp="http://schemas.openxmlformats.org/drawingml/2006/wordprocessingDrawing" xmlns:w10="urn:schemas-microsoft-com:office:word" xmlns:w="http://schemas.openxmlformats.org/wordprocessingml/2006/main" xmlns:w14="http://schemas.microsoft.com/office/word/2010/wordml" xmlns:w15="http://schemas.microsoft.com/office/word/2012/wordml" xmlns:w16cex="http://schemas.microsoft.com/office/word/2018/wordml/cex" xmlns:w16cid="http://schemas.microsoft.com/office/word/2016/wordml/cid" xmlns:w16="http://schemas.microsoft.com/office/word/2018/wordml" xmlns:w16sdtdh="http://schemas.microsoft.com/office/word/2020/wordml/sdtdatahash" xmlns:w16se="http://schemas.microsoft.com/office/word/2015/wordml/symex" xmlns:wpg="http://schemas.microsoft.com/office/word/2010/wordprocessingGroup" xmlns:wpi="http://schemas.microsoft.com/office/word/2010/wordprocessingInk" xmlns:wne="http://schemas.microsoft.com/office/word/2006/wordml" xmlns:wps="http://schemas.microsoft.com/office/word/2010/wordprocessingShape" mc:Ignorable="w14 w15 w16se w16cid w16 w16cex w16sdtdh wp14">
   <w:endnote w:type="separator" w:id="-1">
     <w:p>
       <w:r>
@@ -26791,7 +26850,7 @@
 </file>
 
 <file path=word/footnotes.xml><?xml version="1.0" encoding="utf-8"?>
-<w:footnotes xmlns:wpc="http://schemas.microsoft.com/office/word/2010/wordprocessingCanvas" xmlns:mc="http://schemas.openxmlformats.org/markup-compatibility/2006" xmlns:o="urn:schemas-microsoft-com:office:office" xmlns:r="http://schemas.openxmlformats.org/officeDocument/2006/relationships" xmlns:m="http://schemas.openxmlformats.org/officeDocument/2006/math" xmlns:v="urn:schemas-microsoft-com:vml" xmlns:wp14="http://schemas.microsoft.com/office/word/2010/wordprocessingDrawing" xmlns:wp="http://schemas.openxmlformats.org/drawingml/2006/wordprocessingDrawing" xmlns:w10="urn:schemas-microsoft-com:office:word" xmlns:w="http://schemas.openxmlformats.org/wordprocessingml/2006/main" xmlns:w14="http://schemas.microsoft.com/office/word/2010/wordml" xmlns:w15="http://schemas.microsoft.com/office/word/2012/wordml" xmlns:wpg="http://schemas.microsoft.com/office/word/2010/wordprocessingGroup" xmlns:wpi="http://schemas.microsoft.com/office/word/2010/wordprocessingInk" xmlns:wne="http://schemas.microsoft.com/office/word/2006/wordml" xmlns:wps="http://schemas.microsoft.com/office/word/2010/wordprocessingShape" mc:Ignorable="w14 w15 wp14">
+<w:footnotes xmlns:wpc="http://schemas.microsoft.com/office/word/2010/wordprocessingCanvas" xmlns:cx="http://schemas.microsoft.com/office/drawing/2014/chartex" xmlns:cx1="http://schemas.microsoft.com/office/drawing/2015/9/8/chartex" xmlns:cx2="http://schemas.microsoft.com/office/drawing/2015/10/21/chartex" xmlns:cx3="http://schemas.microsoft.com/office/drawing/2016/5/9/chartex" xmlns:cx4="http://schemas.microsoft.com/office/drawing/2016/5/10/chartex" xmlns:cx5="http://schemas.microsoft.com/office/drawing/2016/5/11/chartex" xmlns:cx6="http://schemas.microsoft.com/office/drawing/2016/5/12/chartex" xmlns:cx7="http://schemas.microsoft.com/office/drawing/2016/5/13/chartex" xmlns:cx8="http://schemas.microsoft.com/office/drawing/2016/5/14/chartex" xmlns:mc="http://schemas.openxmlformats.org/markup-compatibility/2006" xmlns:aink="http://schemas.microsoft.com/office/drawing/2016/ink" xmlns:am3d="http://schemas.microsoft.com/office/drawing/2017/model3d" xmlns:o="urn:schemas-microsoft-com:office:office" xmlns:oel="http://schemas.microsoft.com/office/2019/extlst" xmlns:r="http://schemas.openxmlformats.org/officeDocument/2006/relationships" xmlns:m="http://schemas.openxmlformats.org/officeDocument/2006/math" xmlns:v="urn:schemas-microsoft-com:vml" xmlns:wp14="http://schemas.microsoft.com/office/word/2010/wordprocessingDrawing" xmlns:wp="http://schemas.openxmlformats.org/drawingml/2006/wordprocessingDrawing" xmlns:w10="urn:schemas-microsoft-com:office:word" xmlns:w="http://schemas.openxmlformats.org/wordprocessingml/2006/main" xmlns:w14="http://schemas.microsoft.com/office/word/2010/wordml" xmlns:w15="http://schemas.microsoft.com/office/word/2012/wordml" xmlns:w16cex="http://schemas.microsoft.com/office/word/2018/wordml/cex" xmlns:w16cid="http://schemas.microsoft.com/office/word/2016/wordml/cid" xmlns:w16="http://schemas.microsoft.com/office/word/2018/wordml" xmlns:w16sdtdh="http://schemas.microsoft.com/office/word/2020/wordml/sdtdatahash" xmlns:w16se="http://schemas.microsoft.com/office/word/2015/wordml/symex" xmlns:wpg="http://schemas.microsoft.com/office/word/2010/wordprocessingGroup" xmlns:wpi="http://schemas.microsoft.com/office/word/2010/wordprocessingInk" xmlns:wne="http://schemas.microsoft.com/office/word/2006/wordml" xmlns:wps="http://schemas.microsoft.com/office/word/2010/wordprocessingShape" mc:Ignorable="w14 w15 w16se w16cid w16 w16cex w16sdtdh wp14">
   <w:footnote w:type="separator" w:id="-1">
     <w:p>
       <w:r>
@@ -26810,7 +26869,7 @@
 </file>
 
 <file path=word/header1.xml><?xml version="1.0" encoding="utf-8"?>
-<w:hdr xmlns:wpc="http://schemas.microsoft.com/office/word/2010/wordprocessingCanvas" xmlns:mc="http://schemas.openxmlformats.org/markup-compatibility/2006" xmlns:o="urn:schemas-microsoft-com:office:office" xmlns:r="http://schemas.openxmlformats.org/officeDocument/2006/relationships" xmlns:m="http://schemas.openxmlformats.org/officeDocument/2006/math" xmlns:v="urn:schemas-microsoft-com:vml" xmlns:wp14="http://schemas.microsoft.com/office/word/2010/wordprocessingDrawing" xmlns:wp="http://schemas.openxmlformats.org/drawingml/2006/wordprocessingDrawing" xmlns:w10="urn:schemas-microsoft-com:office:word" xmlns:w="http://schemas.openxmlformats.org/wordprocessingml/2006/main" xmlns:w14="http://schemas.microsoft.com/office/word/2010/wordml" xmlns:w15="http://schemas.microsoft.com/office/word/2012/wordml" xmlns:wpg="http://schemas.microsoft.com/office/word/2010/wordprocessingGroup" xmlns:wpi="http://schemas.microsoft.com/office/word/2010/wordprocessingInk" xmlns:wne="http://schemas.microsoft.com/office/word/2006/wordml" xmlns:wps="http://schemas.microsoft.com/office/word/2010/wordprocessingShape" mc:Ignorable="w14 w15 wp14">
+<w:hdr xmlns:wpc="http://schemas.microsoft.com/office/word/2010/wordprocessingCanvas" xmlns:cx="http://schemas.microsoft.com/office/drawing/2014/chartex" xmlns:cx1="http://schemas.microsoft.com/office/drawing/2015/9/8/chartex" xmlns:cx2="http://schemas.microsoft.com/office/drawing/2015/10/21/chartex" xmlns:cx3="http://schemas.microsoft.com/office/drawing/2016/5/9/chartex" xmlns:cx4="http://schemas.microsoft.com/office/drawing/2016/5/10/chartex" xmlns:cx5="http://schemas.microsoft.com/office/drawing/2016/5/11/chartex" xmlns:cx6="http://schemas.microsoft.com/office/drawing/2016/5/12/chartex" xmlns:cx7="http://schemas.microsoft.com/office/drawing/2016/5/13/chartex" xmlns:cx8="http://schemas.microsoft.com/office/drawing/2016/5/14/chartex" xmlns:mc="http://schemas.openxmlformats.org/markup-compatibility/2006" xmlns:aink="http://schemas.microsoft.com/office/drawing/2016/ink" xmlns:am3d="http://schemas.microsoft.com/office/drawing/2017/model3d" xmlns:o="urn:schemas-microsoft-com:office:office" xmlns:oel="http://schemas.microsoft.com/office/2019/extlst" xmlns:r="http://schemas.openxmlformats.org/officeDocument/2006/relationships" xmlns:m="http://schemas.openxmlformats.org/officeDocument/2006/math" xmlns:v="urn:schemas-microsoft-com:vml" xmlns:wp14="http://schemas.microsoft.com/office/word/2010/wordprocessingDrawing" xmlns:wp="http://schemas.openxmlformats.org/drawingml/2006/wordprocessingDrawing" xmlns:w10="urn:schemas-microsoft-com:office:word" xmlns:w="http://schemas.openxmlformats.org/wordprocessingml/2006/main" xmlns:w14="http://schemas.microsoft.com/office/word/2010/wordml" xmlns:w15="http://schemas.microsoft.com/office/word/2012/wordml" xmlns:w16cex="http://schemas.microsoft.com/office/word/2018/wordml/cex" xmlns:w16cid="http://schemas.microsoft.com/office/word/2016/wordml/cid" xmlns:w16="http://schemas.microsoft.com/office/word/2018/wordml" xmlns:w16sdtdh="http://schemas.microsoft.com/office/word/2020/wordml/sdtdatahash" xmlns:w16se="http://schemas.microsoft.com/office/word/2015/wordml/symex" xmlns:wpg="http://schemas.microsoft.com/office/word/2010/wordprocessingGroup" xmlns:wpi="http://schemas.microsoft.com/office/word/2010/wordprocessingInk" xmlns:wne="http://schemas.microsoft.com/office/word/2006/wordml" xmlns:wps="http://schemas.microsoft.com/office/word/2010/wordprocessingShape" mc:Ignorable="w14 w15 w16se w16cid w16 w16cex w16sdtdh wp14">
   <w:p>
     <w:pPr>
       <w:pStyle w:val="a4"/>
@@ -27268,7 +27327,7 @@
 </file>
 
 <file path=word/header2.xml><?xml version="1.0" encoding="utf-8"?>
-<w:hdr xmlns:wpc="http://schemas.microsoft.com/office/word/2010/wordprocessingCanvas" xmlns:mc="http://schemas.openxmlformats.org/markup-compatibility/2006" xmlns:o="urn:schemas-microsoft-com:office:office" xmlns:r="http://schemas.openxmlformats.org/officeDocument/2006/relationships" xmlns:m="http://schemas.openxmlformats.org/officeDocument/2006/math" xmlns:v="urn:schemas-microsoft-com:vml" xmlns:wp14="http://schemas.microsoft.com/office/word/2010/wordprocessingDrawing" xmlns:wp="http://schemas.openxmlformats.org/drawingml/2006/wordprocessingDrawing" xmlns:w10="urn:schemas-microsoft-com:office:word" xmlns:w="http://schemas.openxmlformats.org/wordprocessingml/2006/main" xmlns:w14="http://schemas.microsoft.com/office/word/2010/wordml" xmlns:w15="http://schemas.microsoft.com/office/word/2012/wordml" xmlns:wpg="http://schemas.microsoft.com/office/word/2010/wordprocessingGroup" xmlns:wpi="http://schemas.microsoft.com/office/word/2010/wordprocessingInk" xmlns:wne="http://schemas.microsoft.com/office/word/2006/wordml" xmlns:wps="http://schemas.microsoft.com/office/word/2010/wordprocessingShape" mc:Ignorable="w14 w15 wp14">
+<w:hdr xmlns:wpc="http://schemas.microsoft.com/office/word/2010/wordprocessingCanvas" xmlns:cx="http://schemas.microsoft.com/office/drawing/2014/chartex" xmlns:cx1="http://schemas.microsoft.com/office/drawing/2015/9/8/chartex" xmlns:cx2="http://schemas.microsoft.com/office/drawing/2015/10/21/chartex" xmlns:cx3="http://schemas.microsoft.com/office/drawing/2016/5/9/chartex" xmlns:cx4="http://schemas.microsoft.com/office/drawing/2016/5/10/chartex" xmlns:cx5="http://schemas.microsoft.com/office/drawing/2016/5/11/chartex" xmlns:cx6="http://schemas.microsoft.com/office/drawing/2016/5/12/chartex" xmlns:cx7="http://schemas.microsoft.com/office/drawing/2016/5/13/chartex" xmlns:cx8="http://schemas.microsoft.com/office/drawing/2016/5/14/chartex" xmlns:mc="http://schemas.openxmlformats.org/markup-compatibility/2006" xmlns:aink="http://schemas.microsoft.com/office/drawing/2016/ink" xmlns:am3d="http://schemas.microsoft.com/office/drawing/2017/model3d" xmlns:o="urn:schemas-microsoft-com:office:office" xmlns:oel="http://schemas.microsoft.com/office/2019/extlst" xmlns:r="http://schemas.openxmlformats.org/officeDocument/2006/relationships" xmlns:m="http://schemas.openxmlformats.org/officeDocument/2006/math" xmlns:v="urn:schemas-microsoft-com:vml" xmlns:wp14="http://schemas.microsoft.com/office/word/2010/wordprocessingDrawing" xmlns:wp="http://schemas.openxmlformats.org/drawingml/2006/wordprocessingDrawing" xmlns:w10="urn:schemas-microsoft-com:office:word" xmlns:w="http://schemas.openxmlformats.org/wordprocessingml/2006/main" xmlns:w14="http://schemas.microsoft.com/office/word/2010/wordml" xmlns:w15="http://schemas.microsoft.com/office/word/2012/wordml" xmlns:w16cex="http://schemas.microsoft.com/office/word/2018/wordml/cex" xmlns:w16cid="http://schemas.microsoft.com/office/word/2016/wordml/cid" xmlns:w16="http://schemas.microsoft.com/office/word/2018/wordml" xmlns:w16sdtdh="http://schemas.microsoft.com/office/word/2020/wordml/sdtdatahash" xmlns:w16se="http://schemas.microsoft.com/office/word/2015/wordml/symex" xmlns:wpg="http://schemas.microsoft.com/office/word/2010/wordprocessingGroup" xmlns:wpi="http://schemas.microsoft.com/office/word/2010/wordprocessingInk" xmlns:wne="http://schemas.microsoft.com/office/word/2006/wordml" xmlns:wps="http://schemas.microsoft.com/office/word/2010/wordprocessingShape" mc:Ignorable="w14 w15 w16se w16cid w16 w16cex w16sdtdh wp14">
   <w:p>
     <w:pPr>
       <w:pStyle w:val="a4"/>
@@ -27726,7 +27785,7 @@
 </file>
 
 <file path=word/header3.xml><?xml version="1.0" encoding="utf-8"?>
-<w:hdr xmlns:wpc="http://schemas.microsoft.com/office/word/2010/wordprocessingCanvas" xmlns:mc="http://schemas.openxmlformats.org/markup-compatibility/2006" xmlns:o="urn:schemas-microsoft-com:office:office" xmlns:r="http://schemas.openxmlformats.org/officeDocument/2006/relationships" xmlns:m="http://schemas.openxmlformats.org/officeDocument/2006/math" xmlns:v="urn:schemas-microsoft-com:vml" xmlns:wp14="http://schemas.microsoft.com/office/word/2010/wordprocessingDrawing" xmlns:wp="http://schemas.openxmlformats.org/drawingml/2006/wordprocessingDrawing" xmlns:w10="urn:schemas-microsoft-com:office:word" xmlns:w="http://schemas.openxmlformats.org/wordprocessingml/2006/main" xmlns:w14="http://schemas.microsoft.com/office/word/2010/wordml" xmlns:w15="http://schemas.microsoft.com/office/word/2012/wordml" xmlns:wpg="http://schemas.microsoft.com/office/word/2010/wordprocessingGroup" xmlns:wpi="http://schemas.microsoft.com/office/word/2010/wordprocessingInk" xmlns:wne="http://schemas.microsoft.com/office/word/2006/wordml" xmlns:wps="http://schemas.microsoft.com/office/word/2010/wordprocessingShape" mc:Ignorable="w14 w15 wp14">
+<w:hdr xmlns:wpc="http://schemas.microsoft.com/office/word/2010/wordprocessingCanvas" xmlns:cx="http://schemas.microsoft.com/office/drawing/2014/chartex" xmlns:cx1="http://schemas.microsoft.com/office/drawing/2015/9/8/chartex" xmlns:cx2="http://schemas.microsoft.com/office/drawing/2015/10/21/chartex" xmlns:cx3="http://schemas.microsoft.com/office/drawing/2016/5/9/chartex" xmlns:cx4="http://schemas.microsoft.com/office/drawing/2016/5/10/chartex" xmlns:cx5="http://schemas.microsoft.com/office/drawing/2016/5/11/chartex" xmlns:cx6="http://schemas.microsoft.com/office/drawing/2016/5/12/chartex" xmlns:cx7="http://schemas.microsoft.com/office/drawing/2016/5/13/chartex" xmlns:cx8="http://schemas.microsoft.com/office/drawing/2016/5/14/chartex" xmlns:mc="http://schemas.openxmlformats.org/markup-compatibility/2006" xmlns:aink="http://schemas.microsoft.com/office/drawing/2016/ink" xmlns:am3d="http://schemas.microsoft.com/office/drawing/2017/model3d" xmlns:o="urn:schemas-microsoft-com:office:office" xmlns:oel="http://schemas.microsoft.com/office/2019/extlst" xmlns:r="http://schemas.openxmlformats.org/officeDocument/2006/relationships" xmlns:m="http://schemas.openxmlformats.org/officeDocument/2006/math" xmlns:v="urn:schemas-microsoft-com:vml" xmlns:wp14="http://schemas.microsoft.com/office/word/2010/wordprocessingDrawing" xmlns:wp="http://schemas.openxmlformats.org/drawingml/2006/wordprocessingDrawing" xmlns:w10="urn:schemas-microsoft-com:office:word" xmlns:w="http://schemas.openxmlformats.org/wordprocessingml/2006/main" xmlns:w14="http://schemas.microsoft.com/office/word/2010/wordml" xmlns:w15="http://schemas.microsoft.com/office/word/2012/wordml" xmlns:w16cex="http://schemas.microsoft.com/office/word/2018/wordml/cex" xmlns:w16cid="http://schemas.microsoft.com/office/word/2016/wordml/cid" xmlns:w16="http://schemas.microsoft.com/office/word/2018/wordml" xmlns:w16sdtdh="http://schemas.microsoft.com/office/word/2020/wordml/sdtdatahash" xmlns:w16se="http://schemas.microsoft.com/office/word/2015/wordml/symex" xmlns:wpg="http://schemas.microsoft.com/office/word/2010/wordprocessingGroup" xmlns:wpi="http://schemas.microsoft.com/office/word/2010/wordprocessingInk" xmlns:wne="http://schemas.microsoft.com/office/word/2006/wordml" xmlns:wps="http://schemas.microsoft.com/office/word/2010/wordprocessingShape" mc:Ignorable="w14 w15 w16se w16cid w16 w16cex w16sdtdh wp14">
   <w:p>
     <w:pPr>
       <w:pStyle w:val="a4"/>
@@ -28184,7 +28243,7 @@
 </file>
 
 <file path=word/header4.xml><?xml version="1.0" encoding="utf-8"?>
-<w:hdr xmlns:wpc="http://schemas.microsoft.com/office/word/2010/wordprocessingCanvas" xmlns:mc="http://schemas.openxmlformats.org/markup-compatibility/2006" xmlns:o="urn:schemas-microsoft-com:office:office" xmlns:r="http://schemas.openxmlformats.org/officeDocument/2006/relationships" xmlns:m="http://schemas.openxmlformats.org/officeDocument/2006/math" xmlns:v="urn:schemas-microsoft-com:vml" xmlns:wp14="http://schemas.microsoft.com/office/word/2010/wordprocessingDrawing" xmlns:wp="http://schemas.openxmlformats.org/drawingml/2006/wordprocessingDrawing" xmlns:w10="urn:schemas-microsoft-com:office:word" xmlns:w="http://schemas.openxmlformats.org/wordprocessingml/2006/main" xmlns:w14="http://schemas.microsoft.com/office/word/2010/wordml" xmlns:w15="http://schemas.microsoft.com/office/word/2012/wordml" xmlns:wpg="http://schemas.microsoft.com/office/word/2010/wordprocessingGroup" xmlns:wpi="http://schemas.microsoft.com/office/word/2010/wordprocessingInk" xmlns:wne="http://schemas.microsoft.com/office/word/2006/wordml" xmlns:wps="http://schemas.microsoft.com/office/word/2010/wordprocessingShape" mc:Ignorable="w14 w15 wp14">
+<w:hdr xmlns:wpc="http://schemas.microsoft.com/office/word/2010/wordprocessingCanvas" xmlns:cx="http://schemas.microsoft.com/office/drawing/2014/chartex" xmlns:cx1="http://schemas.microsoft.com/office/drawing/2015/9/8/chartex" xmlns:cx2="http://schemas.microsoft.com/office/drawing/2015/10/21/chartex" xmlns:cx3="http://schemas.microsoft.com/office/drawing/2016/5/9/chartex" xmlns:cx4="http://schemas.microsoft.com/office/drawing/2016/5/10/chartex" xmlns:cx5="http://schemas.microsoft.com/office/drawing/2016/5/11/chartex" xmlns:cx6="http://schemas.microsoft.com/office/drawing/2016/5/12/chartex" xmlns:cx7="http://schemas.microsoft.com/office/drawing/2016/5/13/chartex" xmlns:cx8="http://schemas.microsoft.com/office/drawing/2016/5/14/chartex" xmlns:mc="http://schemas.openxmlformats.org/markup-compatibility/2006" xmlns:aink="http://schemas.microsoft.com/office/drawing/2016/ink" xmlns:am3d="http://schemas.microsoft.com/office/drawing/2017/model3d" xmlns:o="urn:schemas-microsoft-com:office:office" xmlns:oel="http://schemas.microsoft.com/office/2019/extlst" xmlns:r="http://schemas.openxmlformats.org/officeDocument/2006/relationships" xmlns:m="http://schemas.openxmlformats.org/officeDocument/2006/math" xmlns:v="urn:schemas-microsoft-com:vml" xmlns:wp14="http://schemas.microsoft.com/office/word/2010/wordprocessingDrawing" xmlns:wp="http://schemas.openxmlformats.org/drawingml/2006/wordprocessingDrawing" xmlns:w10="urn:schemas-microsoft-com:office:word" xmlns:w="http://schemas.openxmlformats.org/wordprocessingml/2006/main" xmlns:w14="http://schemas.microsoft.com/office/word/2010/wordml" xmlns:w15="http://schemas.microsoft.com/office/word/2012/wordml" xmlns:w16cex="http://schemas.microsoft.com/office/word/2018/wordml/cex" xmlns:w16cid="http://schemas.microsoft.com/office/word/2016/wordml/cid" xmlns:w16="http://schemas.microsoft.com/office/word/2018/wordml" xmlns:w16sdtdh="http://schemas.microsoft.com/office/word/2020/wordml/sdtdatahash" xmlns:w16se="http://schemas.microsoft.com/office/word/2015/wordml/symex" xmlns:wpg="http://schemas.microsoft.com/office/word/2010/wordprocessingGroup" xmlns:wpi="http://schemas.microsoft.com/office/word/2010/wordprocessingInk" xmlns:wne="http://schemas.microsoft.com/office/word/2006/wordml" xmlns:wps="http://schemas.microsoft.com/office/word/2010/wordprocessingShape" mc:Ignorable="w14 w15 w16se w16cid w16 w16cex w16sdtdh wp14">
   <w:p>
     <w:pPr>
       <w:pStyle w:val="a4"/>
@@ -28642,7 +28701,7 @@
 </file>
 
 <file path=word/numbering.xml><?xml version="1.0" encoding="utf-8"?>
-<w:numbering xmlns:wpc="http://schemas.microsoft.com/office/word/2010/wordprocessingCanvas" xmlns:mc="http://schemas.openxmlformats.org/markup-compatibility/2006" xmlns:o="urn:schemas-microsoft-com:office:office" xmlns:r="http://schemas.openxmlformats.org/officeDocument/2006/relationships" xmlns:m="http://schemas.openxmlformats.org/officeDocument/2006/math" xmlns:v="urn:schemas-microsoft-com:vml" xmlns:wp14="http://schemas.microsoft.com/office/word/2010/wordprocessingDrawing" xmlns:wp="http://schemas.openxmlformats.org/drawingml/2006/wordprocessingDrawing" xmlns:w10="urn:schemas-microsoft-com:office:word" xmlns:w="http://schemas.openxmlformats.org/wordprocessingml/2006/main" xmlns:w14="http://schemas.microsoft.com/office/word/2010/wordml" xmlns:w15="http://schemas.microsoft.com/office/word/2012/wordml" xmlns:wpg="http://schemas.microsoft.com/office/word/2010/wordprocessingGroup" xmlns:wpi="http://schemas.microsoft.com/office/word/2010/wordprocessingInk" xmlns:wne="http://schemas.microsoft.com/office/word/2006/wordml" xmlns:wps="http://schemas.microsoft.com/office/word/2010/wordprocessingShape" mc:Ignorable="w14 w15 wp14">
+<w:numbering xmlns:wpc="http://schemas.microsoft.com/office/word/2010/wordprocessingCanvas" xmlns:cx="http://schemas.microsoft.com/office/drawing/2014/chartex" xmlns:cx1="http://schemas.microsoft.com/office/drawing/2015/9/8/chartex" xmlns:cx2="http://schemas.microsoft.com/office/drawing/2015/10/21/chartex" xmlns:cx3="http://schemas.microsoft.com/office/drawing/2016/5/9/chartex" xmlns:cx4="http://schemas.microsoft.com/office/drawing/2016/5/10/chartex" xmlns:cx5="http://schemas.microsoft.com/office/drawing/2016/5/11/chartex" xmlns:cx6="http://schemas.microsoft.com/office/drawing/2016/5/12/chartex" xmlns:cx7="http://schemas.microsoft.com/office/drawing/2016/5/13/chartex" xmlns:cx8="http://schemas.microsoft.com/office/drawing/2016/5/14/chartex" xmlns:mc="http://schemas.openxmlformats.org/markup-compatibility/2006" xmlns:aink="http://schemas.microsoft.com/office/drawing/2016/ink" xmlns:am3d="http://schemas.microsoft.com/office/drawing/2017/model3d" xmlns:o="urn:schemas-microsoft-com:office:office" xmlns:oel="http://schemas.microsoft.com/office/2019/extlst" xmlns:r="http://schemas.openxmlformats.org/officeDocument/2006/relationships" xmlns:m="http://schemas.openxmlformats.org/officeDocument/2006/math" xmlns:v="urn:schemas-microsoft-com:vml" xmlns:wp14="http://schemas.microsoft.com/office/word/2010/wordprocessingDrawing" xmlns:wp="http://schemas.openxmlformats.org/drawingml/2006/wordprocessingDrawing" xmlns:w10="urn:schemas-microsoft-com:office:word" xmlns:w="http://schemas.openxmlformats.org/wordprocessingml/2006/main" xmlns:w14="http://schemas.microsoft.com/office/word/2010/wordml" xmlns:w15="http://schemas.microsoft.com/office/word/2012/wordml" xmlns:w16cex="http://schemas.microsoft.com/office/word/2018/wordml/cex" xmlns:w16cid="http://schemas.microsoft.com/office/word/2016/wordml/cid" xmlns:w16="http://schemas.microsoft.com/office/word/2018/wordml" xmlns:w16sdtdh="http://schemas.microsoft.com/office/word/2020/wordml/sdtdatahash" xmlns:w16se="http://schemas.microsoft.com/office/word/2015/wordml/symex" xmlns:wpg="http://schemas.microsoft.com/office/word/2010/wordprocessingGroup" xmlns:wpi="http://schemas.microsoft.com/office/word/2010/wordprocessingInk" xmlns:wne="http://schemas.microsoft.com/office/word/2006/wordml" xmlns:wps="http://schemas.microsoft.com/office/word/2010/wordprocessingShape" mc:Ignorable="w14 w15 w16se w16cid w16 w16cex w16sdtdh wp14">
   <w:abstractNum w:abstractNumId="0" w15:restartNumberingAfterBreak="0">
     <w:nsid w:val="0397573A"/>
     <w:multiLevelType w:val="hybridMultilevel"/>
@@ -30334,68 +30393,68 @@
       </w:pPr>
     </w:lvl>
   </w:abstractNum>
-  <w:num w:numId="1">
+  <w:num w:numId="1" w16cid:durableId="1326788586">
     <w:abstractNumId w:val="18"/>
   </w:num>
-  <w:num w:numId="2">
+  <w:num w:numId="2" w16cid:durableId="1914730186">
     <w:abstractNumId w:val="5"/>
   </w:num>
-  <w:num w:numId="3">
+  <w:num w:numId="3" w16cid:durableId="1642269894">
     <w:abstractNumId w:val="9"/>
   </w:num>
-  <w:num w:numId="4">
+  <w:num w:numId="4" w16cid:durableId="852843020">
     <w:abstractNumId w:val="3"/>
   </w:num>
-  <w:num w:numId="5">
+  <w:num w:numId="5" w16cid:durableId="399014302">
     <w:abstractNumId w:val="10"/>
   </w:num>
-  <w:num w:numId="6">
+  <w:num w:numId="6" w16cid:durableId="56442099">
     <w:abstractNumId w:val="17"/>
   </w:num>
-  <w:num w:numId="7">
+  <w:num w:numId="7" w16cid:durableId="118768609">
     <w:abstractNumId w:val="16"/>
   </w:num>
-  <w:num w:numId="8">
+  <w:num w:numId="8" w16cid:durableId="333999801">
     <w:abstractNumId w:val="8"/>
   </w:num>
-  <w:num w:numId="9">
+  <w:num w:numId="9" w16cid:durableId="1180269336">
     <w:abstractNumId w:val="14"/>
   </w:num>
-  <w:num w:numId="10">
+  <w:num w:numId="10" w16cid:durableId="1919552713">
     <w:abstractNumId w:val="4"/>
   </w:num>
-  <w:num w:numId="11">
+  <w:num w:numId="11" w16cid:durableId="849484652">
     <w:abstractNumId w:val="11"/>
   </w:num>
-  <w:num w:numId="12">
+  <w:num w:numId="12" w16cid:durableId="1184322405">
     <w:abstractNumId w:val="2"/>
   </w:num>
-  <w:num w:numId="13">
+  <w:num w:numId="13" w16cid:durableId="1528980845">
     <w:abstractNumId w:val="12"/>
   </w:num>
-  <w:num w:numId="14">
+  <w:num w:numId="14" w16cid:durableId="771633326">
     <w:abstractNumId w:val="13"/>
   </w:num>
-  <w:num w:numId="15">
+  <w:num w:numId="15" w16cid:durableId="919103133">
     <w:abstractNumId w:val="1"/>
   </w:num>
-  <w:num w:numId="16">
+  <w:num w:numId="16" w16cid:durableId="1446271558">
     <w:abstractNumId w:val="0"/>
   </w:num>
-  <w:num w:numId="17">
+  <w:num w:numId="17" w16cid:durableId="1797211239">
     <w:abstractNumId w:val="15"/>
   </w:num>
-  <w:num w:numId="18">
+  <w:num w:numId="18" w16cid:durableId="691806345">
     <w:abstractNumId w:val="7"/>
   </w:num>
-  <w:num w:numId="19">
+  <w:num w:numId="19" w16cid:durableId="838427769">
     <w:abstractNumId w:val="6"/>
   </w:num>
 </w:numbering>
 </file>
 
 <file path=word/styles.xml><?xml version="1.0" encoding="utf-8"?>
-<w:styles xmlns:mc="http://schemas.openxmlformats.org/markup-compatibility/2006" xmlns:r="http://schemas.openxmlformats.org/officeDocument/2006/relationships" xmlns:w="http://schemas.openxmlformats.org/wordprocessingml/2006/main" xmlns:w14="http://schemas.microsoft.com/office/word/2010/wordml" xmlns:w15="http://schemas.microsoft.com/office/word/2012/wordml" mc:Ignorable="w14 w15">
+<w:styles xmlns:mc="http://schemas.openxmlformats.org/markup-compatibility/2006" xmlns:r="http://schemas.openxmlformats.org/officeDocument/2006/relationships" xmlns:w="http://schemas.openxmlformats.org/wordprocessingml/2006/main" xmlns:w14="http://schemas.microsoft.com/office/word/2010/wordml" xmlns:w15="http://schemas.microsoft.com/office/word/2012/wordml" xmlns:w16cex="http://schemas.microsoft.com/office/word/2018/wordml/cex" xmlns:w16cid="http://schemas.microsoft.com/office/word/2016/wordml/cid" xmlns:w16="http://schemas.microsoft.com/office/word/2018/wordml" xmlns:w16sdtdh="http://schemas.microsoft.com/office/word/2020/wordml/sdtdatahash" xmlns:w16se="http://schemas.microsoft.com/office/word/2015/wordml/symex" mc:Ignorable="w14 w15 w16se w16cid w16 w16cex w16sdtdh">
   <w:docDefaults>
     <w:rPrDefault>
       <w:rPr>
@@ -30408,7 +30467,7 @@
     </w:rPrDefault>
     <w:pPrDefault/>
   </w:docDefaults>
-  <w:latentStyles w:defLockedState="0" w:defUIPriority="99" w:defSemiHidden="0" w:defUnhideWhenUsed="0" w:defQFormat="0" w:count="371">
+  <w:latentStyles w:defLockedState="0" w:defUIPriority="99" w:defSemiHidden="0" w:defUnhideWhenUsed="0" w:defQFormat="0" w:count="376">
     <w:lsdException w:name="Normal" w:uiPriority="0" w:qFormat="1"/>
     <w:lsdException w:name="heading 1" w:uiPriority="9" w:qFormat="1"/>
     <w:lsdException w:name="heading 2" w:semiHidden="1" w:uiPriority="9" w:unhideWhenUsed="1" w:qFormat="1"/>
@@ -30780,6 +30839,11 @@
     <w:lsdException w:name="List Table 5 Dark Accent 6" w:uiPriority="50"/>
     <w:lsdException w:name="List Table 6 Colorful Accent 6" w:uiPriority="51"/>
     <w:lsdException w:name="List Table 7 Colorful Accent 6" w:uiPriority="52"/>
+    <w:lsdException w:name="Mention" w:semiHidden="1" w:unhideWhenUsed="1"/>
+    <w:lsdException w:name="Smart Hyperlink" w:semiHidden="1" w:unhideWhenUsed="1"/>
+    <w:lsdException w:name="Hashtag" w:semiHidden="1" w:unhideWhenUsed="1"/>
+    <w:lsdException w:name="Unresolved Mention" w:semiHidden="1" w:unhideWhenUsed="1"/>
+    <w:lsdException w:name="Smart Link" w:semiHidden="1" w:unhideWhenUsed="1"/>
   </w:latentStyles>
   <w:style w:type="paragraph" w:default="1" w:styleId="a">
     <w:name w:val="Normal"/>

--- a/新泰週報20260705[2627]B4F.docx
+++ b/新泰週報20260705[2627]B4F.docx
@@ -1,6 +1,6 @@
 
 <file path=word/document.xml><?xml version="1.0" encoding="utf-8"?>
-<w:document xmlns:wpc="http://schemas.microsoft.com/office/word/2010/wordprocessingCanvas" xmlns:cx="http://schemas.microsoft.com/office/drawing/2014/chartex" xmlns:cx1="http://schemas.microsoft.com/office/drawing/2015/9/8/chartex" xmlns:cx2="http://schemas.microsoft.com/office/drawing/2015/10/21/chartex" xmlns:cx3="http://schemas.microsoft.com/office/drawing/2016/5/9/chartex" xmlns:cx4="http://schemas.microsoft.com/office/drawing/2016/5/10/chartex" xmlns:cx5="http://schemas.microsoft.com/office/drawing/2016/5/11/chartex" xmlns:cx6="http://schemas.microsoft.com/office/drawing/2016/5/12/chartex" xmlns:cx7="http://schemas.microsoft.com/office/drawing/2016/5/13/chartex" xmlns:cx8="http://schemas.microsoft.com/office/drawing/2016/5/14/chartex" xmlns:mc="http://schemas.openxmlformats.org/markup-compatibility/2006" xmlns:aink="http://schemas.microsoft.com/office/drawing/2016/ink" xmlns:am3d="http://schemas.microsoft.com/office/drawing/2017/model3d" xmlns:o="urn:schemas-microsoft-com:office:office" xmlns:oel="http://schemas.microsoft.com/office/2019/extlst" xmlns:r="http://schemas.openxmlformats.org/officeDocument/2006/relationships" xmlns:m="http://schemas.openxmlformats.org/officeDocument/2006/math" xmlns:v="urn:schemas-microsoft-com:vml" xmlns:wp14="http://schemas.microsoft.com/office/word/2010/wordprocessingDrawing" xmlns:wp="http://schemas.openxmlformats.org/drawingml/2006/wordprocessingDrawing" xmlns:w10="urn:schemas-microsoft-com:office:word" xmlns:w="http://schemas.openxmlformats.org/wordprocessingml/2006/main" xmlns:w14="http://schemas.microsoft.com/office/word/2010/wordml" xmlns:w15="http://schemas.microsoft.com/office/word/2012/wordml" xmlns:w16cex="http://schemas.microsoft.com/office/word/2018/wordml/cex" xmlns:w16cid="http://schemas.microsoft.com/office/word/2016/wordml/cid" xmlns:w16="http://schemas.microsoft.com/office/word/2018/wordml" xmlns:w16sdtdh="http://schemas.microsoft.com/office/word/2020/wordml/sdtdatahash" xmlns:w16se="http://schemas.microsoft.com/office/word/2015/wordml/symex" xmlns:wpg="http://schemas.microsoft.com/office/word/2010/wordprocessingGroup" xmlns:wpi="http://schemas.microsoft.com/office/word/2010/wordprocessingInk" xmlns:wne="http://schemas.microsoft.com/office/word/2006/wordml" xmlns:wps="http://schemas.microsoft.com/office/word/2010/wordprocessingShape" mc:Ignorable="w14 w15 w16se w16cid w16 w16cex w16sdtdh wp14">
+<w:document xmlns:wpc="http://schemas.microsoft.com/office/word/2010/wordprocessingCanvas" xmlns:mc="http://schemas.openxmlformats.org/markup-compatibility/2006" xmlns:o="urn:schemas-microsoft-com:office:office" xmlns:r="http://schemas.openxmlformats.org/officeDocument/2006/relationships" xmlns:m="http://schemas.openxmlformats.org/officeDocument/2006/math" xmlns:v="urn:schemas-microsoft-com:vml" xmlns:wp14="http://schemas.microsoft.com/office/word/2010/wordprocessingDrawing" xmlns:wp="http://schemas.openxmlformats.org/drawingml/2006/wordprocessingDrawing" xmlns:w10="urn:schemas-microsoft-com:office:word" xmlns:w="http://schemas.openxmlformats.org/wordprocessingml/2006/main" xmlns:w14="http://schemas.microsoft.com/office/word/2010/wordml" xmlns:w15="http://schemas.microsoft.com/office/word/2012/wordml" xmlns:wpg="http://schemas.microsoft.com/office/word/2010/wordprocessingGroup" xmlns:wpi="http://schemas.microsoft.com/office/word/2010/wordprocessingInk" xmlns:wne="http://schemas.microsoft.com/office/word/2006/wordml" xmlns:wps="http://schemas.microsoft.com/office/word/2010/wordprocessingShape" mc:Ignorable="w14 w15 wp14">
   <w:body>
     <w:p>
       <w:pPr>
@@ -966,12 +966,21 @@
             </w:pPr>
             <w:r>
               <w:rPr>
+                <w:rFonts w:ascii="Segoe UI Symbol" w:eastAsia="標楷體" w:hAnsi="Segoe UI Symbol" w:cs="Segoe UI Symbol"/>
+                <w:w w:val="90"/>
+                <w:sz w:val="26"/>
+                <w:szCs w:val="26"/>
+              </w:rPr>
+              <w:t>★</w:t>
+            </w:r>
+            <w:r>
+              <w:rPr>
                 <w:rFonts w:ascii="Barlow Condensed Medium" w:eastAsia="標楷體" w:hAnsi="Barlow Condensed Medium" w:cs="Segoe UI Symbol" w:hint="eastAsia"/>
                 <w:w w:val="90"/>
                 <w:sz w:val="26"/>
                 <w:szCs w:val="26"/>
               </w:rPr>
-              <w:t>文化教會將於</w:t>
+              <w:t>台北中會松年部主辨</w:t>
             </w:r>
             <w:r>
               <w:rPr>
@@ -980,7 +989,7 @@
                 <w:sz w:val="26"/>
                 <w:szCs w:val="26"/>
               </w:rPr>
-              <w:t>6/28</w:t>
+              <w:t>2026</w:t>
             </w:r>
             <w:r>
               <w:rPr>
@@ -989,7 +998,7 @@
                 <w:sz w:val="26"/>
                 <w:szCs w:val="26"/>
               </w:rPr>
-              <w:t>主日下午</w:t>
+              <w:t>年父親節感恩禮拜和聯誼活動，將於</w:t>
             </w:r>
             <w:r>
               <w:rPr>
@@ -998,7 +1007,7 @@
                 <w:sz w:val="26"/>
                 <w:szCs w:val="26"/>
               </w:rPr>
-              <w:t>15:30</w:t>
+              <w:t>8/7(</w:t>
             </w:r>
             <w:r>
               <w:rPr>
@@ -1007,9 +1016,8 @@
                 <w:sz w:val="26"/>
                 <w:szCs w:val="26"/>
               </w:rPr>
-              <w:t>舉行施文蓓牧師就任第五任</w:t>
-            </w:r>
-            <w:proofErr w:type="gramStart"/>
+              <w:t>五</w:t>
+            </w:r>
             <w:r>
               <w:rPr>
                 <w:rFonts w:ascii="Barlow Condensed Medium" w:eastAsia="標楷體" w:hAnsi="Barlow Condensed Medium" w:cs="Segoe UI Symbol" w:hint="eastAsia"/>
@@ -1017,9 +1025,8 @@
                 <w:sz w:val="26"/>
                 <w:szCs w:val="26"/>
               </w:rPr>
-              <w:t>牧師授職感恩</w:t>
-            </w:r>
-            <w:proofErr w:type="gramEnd"/>
+              <w:t>)</w:t>
+            </w:r>
             <w:r>
               <w:rPr>
                 <w:rFonts w:ascii="Barlow Condensed Medium" w:eastAsia="標楷體" w:hAnsi="Barlow Condensed Medium" w:cs="Segoe UI Symbol" w:hint="eastAsia"/>
@@ -1027,7 +1034,386 @@
                 <w:sz w:val="26"/>
                 <w:szCs w:val="26"/>
               </w:rPr>
-              <w:t>禮拜。</w:t>
+              <w:t>上午</w:t>
+            </w:r>
+            <w:r>
+              <w:rPr>
+                <w:rFonts w:ascii="Barlow Condensed Medium" w:eastAsia="標楷體" w:hAnsi="Barlow Condensed Medium" w:cs="Segoe UI Symbol" w:hint="eastAsia"/>
+                <w:w w:val="90"/>
+                <w:sz w:val="26"/>
+                <w:szCs w:val="26"/>
+              </w:rPr>
+              <w:t>9:30</w:t>
+            </w:r>
+            <w:r>
+              <w:rPr>
+                <w:rFonts w:ascii="Barlow Condensed Medium" w:eastAsia="標楷體" w:hAnsi="Barlow Condensed Medium" w:cs="Segoe UI Symbol" w:hint="eastAsia"/>
+                <w:w w:val="90"/>
+                <w:sz w:val="26"/>
+                <w:szCs w:val="26"/>
+              </w:rPr>
+              <w:t>在台北馬偕醫院</w:t>
+            </w:r>
+            <w:r>
+              <w:rPr>
+                <w:rFonts w:ascii="Barlow Condensed Medium" w:eastAsia="標楷體" w:hAnsi="Barlow Condensed Medium" w:cs="Segoe UI Symbol" w:hint="eastAsia"/>
+                <w:w w:val="90"/>
+                <w:sz w:val="26"/>
+                <w:szCs w:val="26"/>
+              </w:rPr>
+              <w:t>9</w:t>
+            </w:r>
+            <w:r>
+              <w:rPr>
+                <w:rFonts w:ascii="Barlow Condensed Medium" w:eastAsia="標楷體" w:hAnsi="Barlow Condensed Medium" w:cs="Segoe UI Symbol" w:hint="eastAsia"/>
+                <w:w w:val="90"/>
+                <w:sz w:val="26"/>
+                <w:szCs w:val="26"/>
+              </w:rPr>
+              <w:t>樓大禮堂舉行。報名至</w:t>
+            </w:r>
+            <w:r>
+              <w:rPr>
+                <w:rFonts w:ascii="Barlow Condensed Medium" w:eastAsia="標楷體" w:hAnsi="Barlow Condensed Medium" w:cs="Segoe UI Symbol" w:hint="eastAsia"/>
+                <w:w w:val="90"/>
+                <w:sz w:val="26"/>
+                <w:szCs w:val="26"/>
+              </w:rPr>
+              <w:t>7/26</w:t>
+            </w:r>
+            <w:r>
+              <w:rPr>
+                <w:rFonts w:ascii="Barlow Condensed Medium" w:eastAsia="標楷體" w:hAnsi="Barlow Condensed Medium" w:cs="Segoe UI Symbol" w:hint="eastAsia"/>
+                <w:w w:val="90"/>
+                <w:sz w:val="26"/>
+                <w:szCs w:val="26"/>
+              </w:rPr>
+              <w:t>，聯誼活動內容詳見公佈欄。</w:t>
+            </w:r>
+          </w:p>
+        </w:tc>
+      </w:tr>
+      <w:tr>
+        <w:tc>
+          <w:tcPr>
+            <w:tcW w:w="299" w:type="dxa"/>
+            <w:tcBorders>
+              <w:top w:val="nil"/>
+              <w:left w:val="nil"/>
+              <w:bottom w:val="nil"/>
+              <w:right w:val="nil"/>
+            </w:tcBorders>
+            <w:tcMar>
+              <w:left w:w="28" w:type="dxa"/>
+              <w:right w:w="28" w:type="dxa"/>
+            </w:tcMar>
+          </w:tcPr>
+          <w:p>
+            <w:pPr>
+              <w:snapToGrid w:val="0"/>
+              <w:spacing w:line="300" w:lineRule="exact"/>
+              <w:ind w:rightChars="11" w:right="26"/>
+              <w:jc w:val="right"/>
+              <w:rPr>
+                <w:rFonts w:ascii="Barlow Condensed Medium" w:eastAsia="華康細黑體" w:hAnsi="Barlow Condensed Medium"/>
+                <w:w w:val="90"/>
+                <w:sz w:val="26"/>
+                <w:szCs w:val="26"/>
+              </w:rPr>
+            </w:pPr>
+            <w:r>
+              <w:rPr>
+                <w:rFonts w:ascii="Barlow Condensed Medium" w:eastAsia="華康細黑體" w:hAnsi="Barlow Condensed Medium" w:hint="eastAsia"/>
+                <w:w w:val="90"/>
+                <w:sz w:val="26"/>
+                <w:szCs w:val="26"/>
+              </w:rPr>
+              <w:t>3</w:t>
+            </w:r>
+            <w:bookmarkStart w:id="6" w:name="_GoBack"/>
+            <w:bookmarkEnd w:id="6"/>
+            <w:r>
+              <w:rPr>
+                <w:rFonts w:ascii="Barlow Condensed Medium" w:eastAsia="華康細黑體" w:hAnsi="Barlow Condensed Medium" w:hint="eastAsia"/>
+                <w:w w:val="90"/>
+                <w:sz w:val="26"/>
+                <w:szCs w:val="26"/>
+              </w:rPr>
+              <w:t>.</w:t>
+            </w:r>
+          </w:p>
+        </w:tc>
+        <w:tc>
+          <w:tcPr>
+            <w:tcW w:w="5622" w:type="dxa"/>
+            <w:tcBorders>
+              <w:top w:val="nil"/>
+              <w:left w:val="nil"/>
+              <w:bottom w:val="nil"/>
+              <w:right w:val="nil"/>
+            </w:tcBorders>
+            <w:tcMar>
+              <w:left w:w="28" w:type="dxa"/>
+              <w:right w:w="28" w:type="dxa"/>
+            </w:tcMar>
+          </w:tcPr>
+          <w:p>
+            <w:pPr>
+              <w:kinsoku w:val="0"/>
+              <w:snapToGrid w:val="0"/>
+              <w:spacing w:line="300" w:lineRule="exact"/>
+              <w:jc w:val="both"/>
+              <w:rPr>
+                <w:rFonts w:ascii="Barlow Condensed Medium" w:eastAsia="標楷體" w:hAnsi="Barlow Condensed Medium" w:cs="Segoe UI Symbol"/>
+                <w:noProof/>
+                <w:w w:val="90"/>
+                <w:sz w:val="26"/>
+                <w:szCs w:val="26"/>
+                <w:lang w:bidi="he-IL"/>
+              </w:rPr>
+            </w:pPr>
+            <w:r>
+              <w:rPr>
+                <w:rFonts w:ascii="Segoe UI Symbol" w:eastAsia="標楷體" w:hAnsi="Segoe UI Symbol" w:cs="Segoe UI Symbol"/>
+                <w:w w:val="90"/>
+                <w:sz w:val="26"/>
+                <w:szCs w:val="26"/>
+              </w:rPr>
+              <w:t>★</w:t>
+            </w:r>
+            <w:r>
+              <w:rPr>
+                <w:rFonts w:ascii="Barlow Condensed Medium" w:eastAsia="標楷體" w:hAnsi="Barlow Condensed Medium" w:cs="Segoe UI Symbol" w:hint="eastAsia"/>
+                <w:w w:val="90"/>
+                <w:sz w:val="26"/>
+                <w:szCs w:val="26"/>
+              </w:rPr>
+              <w:t>台北中會松年部主辨</w:t>
+            </w:r>
+            <w:r>
+              <w:rPr>
+                <w:rFonts w:ascii="Barlow Condensed Medium" w:eastAsia="標楷體" w:hAnsi="Barlow Condensed Medium" w:cs="Segoe UI Symbol" w:hint="eastAsia"/>
+                <w:w w:val="90"/>
+                <w:sz w:val="26"/>
+                <w:szCs w:val="26"/>
+              </w:rPr>
+              <w:t>2026</w:t>
+            </w:r>
+            <w:r>
+              <w:rPr>
+                <w:rFonts w:ascii="Barlow Condensed Medium" w:eastAsia="標楷體" w:hAnsi="Barlow Condensed Medium" w:cs="Segoe UI Symbol" w:hint="eastAsia"/>
+                <w:w w:val="90"/>
+                <w:sz w:val="26"/>
+                <w:szCs w:val="26"/>
+              </w:rPr>
+              <w:t>年</w:t>
+            </w:r>
+            <w:r>
+              <w:rPr>
+                <w:rFonts w:ascii="Barlow Condensed Medium" w:eastAsia="標楷體" w:hAnsi="Barlow Condensed Medium" w:cs="Segoe UI Symbol" w:hint="eastAsia"/>
+                <w:w w:val="90"/>
+                <w:sz w:val="26"/>
+                <w:szCs w:val="26"/>
+              </w:rPr>
+              <w:t>秋季國內靈修──金門三日遊</w:t>
+            </w:r>
+            <w:r>
+              <w:rPr>
+                <w:rFonts w:ascii="Barlow Condensed Medium" w:eastAsia="標楷體" w:hAnsi="Barlow Condensed Medium" w:cs="Segoe UI Symbol" w:hint="eastAsia"/>
+                <w:w w:val="90"/>
+                <w:sz w:val="26"/>
+                <w:szCs w:val="26"/>
+              </w:rPr>
+              <w:t>，將於</w:t>
+            </w:r>
+            <w:r>
+              <w:rPr>
+                <w:rFonts w:ascii="Barlow Condensed Medium" w:eastAsia="標楷體" w:hAnsi="Barlow Condensed Medium" w:cs="Segoe UI Symbol" w:hint="eastAsia"/>
+                <w:w w:val="90"/>
+                <w:sz w:val="26"/>
+                <w:szCs w:val="26"/>
+              </w:rPr>
+              <w:t>9</w:t>
+            </w:r>
+            <w:r>
+              <w:rPr>
+                <w:rFonts w:ascii="Barlow Condensed Medium" w:eastAsia="標楷體" w:hAnsi="Barlow Condensed Medium" w:cs="Segoe UI Symbol" w:hint="eastAsia"/>
+                <w:w w:val="90"/>
+                <w:sz w:val="26"/>
+                <w:szCs w:val="26"/>
+              </w:rPr>
+              <w:t>/</w:t>
+            </w:r>
+            <w:r>
+              <w:rPr>
+                <w:rFonts w:ascii="Barlow Condensed Medium" w:eastAsia="標楷體" w:hAnsi="Barlow Condensed Medium" w:cs="Segoe UI Symbol" w:hint="eastAsia"/>
+                <w:w w:val="90"/>
+                <w:sz w:val="26"/>
+                <w:szCs w:val="26"/>
+              </w:rPr>
+              <w:t>29</w:t>
+            </w:r>
+            <w:r>
+              <w:rPr>
+                <w:rFonts w:ascii="Barlow Condensed Medium" w:eastAsia="標楷體" w:hAnsi="Barlow Condensed Medium" w:cs="Segoe UI Symbol"/>
+                <w:w w:val="90"/>
+                <w:sz w:val="26"/>
+                <w:szCs w:val="26"/>
+              </w:rPr>
+              <w:t>~</w:t>
+            </w:r>
+            <w:r>
+              <w:rPr>
+                <w:rFonts w:ascii="Barlow Condensed Medium" w:eastAsia="標楷體" w:hAnsi="Barlow Condensed Medium" w:cs="Segoe UI Symbol" w:hint="eastAsia"/>
+                <w:w w:val="90"/>
+                <w:sz w:val="26"/>
+                <w:szCs w:val="26"/>
+              </w:rPr>
+              <w:t>10/1</w:t>
+            </w:r>
+            <w:r>
+              <w:rPr>
+                <w:rFonts w:ascii="Barlow Condensed Medium" w:eastAsia="標楷體" w:hAnsi="Barlow Condensed Medium" w:cs="Segoe UI Symbol" w:hint="eastAsia"/>
+                <w:w w:val="90"/>
+                <w:sz w:val="26"/>
+                <w:szCs w:val="26"/>
+              </w:rPr>
+              <w:t>(</w:t>
+            </w:r>
+            <w:r>
+              <w:rPr>
+                <w:rFonts w:ascii="Barlow Condensed Medium" w:eastAsia="標楷體" w:hAnsi="Barlow Condensed Medium" w:cs="Segoe UI Symbol" w:hint="eastAsia"/>
+                <w:w w:val="90"/>
+                <w:sz w:val="26"/>
+                <w:szCs w:val="26"/>
+              </w:rPr>
+              <w:t>二</w:t>
+            </w:r>
+            <w:r>
+              <w:rPr>
+                <w:rFonts w:ascii="Barlow Condensed Medium" w:eastAsia="標楷體" w:hAnsi="Barlow Condensed Medium" w:cs="Segoe UI Symbol" w:hint="eastAsia"/>
+                <w:w w:val="90"/>
+                <w:sz w:val="26"/>
+                <w:szCs w:val="26"/>
+              </w:rPr>
+              <w:t>~</w:t>
+            </w:r>
+            <w:r>
+              <w:rPr>
+                <w:rFonts w:ascii="Barlow Condensed Medium" w:eastAsia="標楷體" w:hAnsi="Barlow Condensed Medium" w:cs="Segoe UI Symbol" w:hint="eastAsia"/>
+                <w:w w:val="90"/>
+                <w:sz w:val="26"/>
+                <w:szCs w:val="26"/>
+              </w:rPr>
+              <w:t>四</w:t>
+            </w:r>
+            <w:r>
+              <w:rPr>
+                <w:rFonts w:ascii="Barlow Condensed Medium" w:eastAsia="標楷體" w:hAnsi="Barlow Condensed Medium" w:cs="Segoe UI Symbol" w:hint="eastAsia"/>
+                <w:w w:val="90"/>
+                <w:sz w:val="26"/>
+                <w:szCs w:val="26"/>
+              </w:rPr>
+              <w:t>)</w:t>
+            </w:r>
+            <w:r>
+              <w:rPr>
+                <w:rFonts w:ascii="Barlow Condensed Medium" w:eastAsia="標楷體" w:hAnsi="Barlow Condensed Medium" w:cs="Segoe UI Symbol" w:hint="eastAsia"/>
+                <w:w w:val="90"/>
+                <w:sz w:val="26"/>
+                <w:szCs w:val="26"/>
+              </w:rPr>
+              <w:t>舉行</w:t>
+            </w:r>
+            <w:r>
+              <w:rPr>
+                <w:rFonts w:ascii="Barlow Condensed Medium" w:eastAsia="標楷體" w:hAnsi="Barlow Condensed Medium" w:cs="Segoe UI Symbol" w:hint="eastAsia"/>
+                <w:w w:val="90"/>
+                <w:sz w:val="26"/>
+                <w:szCs w:val="26"/>
+              </w:rPr>
+              <w:t>。</w:t>
+            </w:r>
+            <w:r>
+              <w:rPr>
+                <w:rFonts w:ascii="Barlow Condensed Medium" w:eastAsia="標楷體" w:hAnsi="Barlow Condensed Medium" w:cs="Segoe UI Symbol" w:hint="eastAsia"/>
+                <w:w w:val="90"/>
+                <w:sz w:val="26"/>
+                <w:szCs w:val="26"/>
+              </w:rPr>
+              <w:t>報名至</w:t>
+            </w:r>
+            <w:r>
+              <w:rPr>
+                <w:rFonts w:ascii="Barlow Condensed Medium" w:eastAsia="標楷體" w:hAnsi="Barlow Condensed Medium" w:cs="Segoe UI Symbol" w:hint="eastAsia"/>
+                <w:w w:val="90"/>
+                <w:sz w:val="26"/>
+                <w:szCs w:val="26"/>
+              </w:rPr>
+              <w:t>7/</w:t>
+            </w:r>
+            <w:r>
+              <w:rPr>
+                <w:rFonts w:ascii="Barlow Condensed Medium" w:eastAsia="標楷體" w:hAnsi="Barlow Condensed Medium" w:cs="Segoe UI Symbol"/>
+                <w:w w:val="90"/>
+                <w:sz w:val="26"/>
+                <w:szCs w:val="26"/>
+              </w:rPr>
+              <w:t>18</w:t>
+            </w:r>
+            <w:r>
+              <w:rPr>
+                <w:rFonts w:ascii="Barlow Condensed Medium" w:eastAsia="標楷體" w:hAnsi="Barlow Condensed Medium" w:cs="Segoe UI Symbol" w:hint="eastAsia"/>
+                <w:w w:val="90"/>
+                <w:sz w:val="26"/>
+                <w:szCs w:val="26"/>
+              </w:rPr>
+              <w:t>(</w:t>
+            </w:r>
+            <w:r>
+              <w:rPr>
+                <w:rFonts w:ascii="Barlow Condensed Medium" w:eastAsia="標楷體" w:hAnsi="Barlow Condensed Medium" w:cs="Segoe UI Symbol" w:hint="eastAsia"/>
+                <w:w w:val="90"/>
+                <w:sz w:val="26"/>
+                <w:szCs w:val="26"/>
+              </w:rPr>
+              <w:t>五</w:t>
+            </w:r>
+            <w:r>
+              <w:rPr>
+                <w:rFonts w:ascii="Barlow Condensed Medium" w:eastAsia="標楷體" w:hAnsi="Barlow Condensed Medium" w:cs="Segoe UI Symbol" w:hint="eastAsia"/>
+                <w:w w:val="90"/>
+                <w:sz w:val="26"/>
+                <w:szCs w:val="26"/>
+              </w:rPr>
+              <w:t>)</w:t>
+            </w:r>
+            <w:r>
+              <w:rPr>
+                <w:rFonts w:ascii="Barlow Condensed Medium" w:eastAsia="標楷體" w:hAnsi="Barlow Condensed Medium" w:cs="Segoe UI Symbol" w:hint="eastAsia"/>
+                <w:w w:val="90"/>
+                <w:sz w:val="26"/>
+                <w:szCs w:val="26"/>
+              </w:rPr>
+              <w:t>，</w:t>
+            </w:r>
+            <w:r>
+              <w:rPr>
+                <w:rFonts w:ascii="Barlow Condensed Medium" w:eastAsia="標楷體" w:hAnsi="Barlow Condensed Medium" w:cs="Segoe UI Symbol" w:hint="eastAsia"/>
+                <w:w w:val="90"/>
+                <w:sz w:val="26"/>
+                <w:szCs w:val="26"/>
+              </w:rPr>
+              <w:t>費用和行程</w:t>
+            </w:r>
+            <w:r>
+              <w:rPr>
+                <w:rFonts w:ascii="Barlow Condensed Medium" w:eastAsia="標楷體" w:hAnsi="Barlow Condensed Medium" w:cs="Segoe UI Symbol" w:hint="eastAsia"/>
+                <w:w w:val="90"/>
+                <w:sz w:val="26"/>
+                <w:szCs w:val="26"/>
+              </w:rPr>
+              <w:t>詳見公佈欄。</w:t>
             </w:r>
           </w:p>
         </w:tc>
@@ -1206,7 +1592,7 @@
                 <w:sz w:val="26"/>
                 <w:szCs w:val="26"/>
               </w:rPr>
-              <w:t>下</w:t>
+              <w:t>本</w:t>
             </w:r>
             <w:r>
               <w:rPr>
@@ -1356,6 +1742,136 @@
                 <w:sz w:val="26"/>
                 <w:szCs w:val="26"/>
               </w:rPr>
+              <w:t>下</w:t>
+            </w:r>
+            <w:r>
+              <w:rPr>
+                <w:rFonts w:ascii="Barlow Condensed Medium" w:eastAsia="標楷體" w:hAnsi="Barlow Condensed Medium" w:cs="Segoe UI Symbol" w:hint="eastAsia"/>
+                <w:w w:val="90"/>
+                <w:sz w:val="26"/>
+                <w:szCs w:val="26"/>
+              </w:rPr>
+              <w:t>主日</w:t>
+            </w:r>
+            <w:r>
+              <w:rPr>
+                <w:rFonts w:ascii="Barlow Condensed Medium" w:eastAsia="標楷體" w:hAnsi="Barlow Condensed Medium" w:cs="Segoe UI Symbol" w:hint="eastAsia"/>
+                <w:w w:val="90"/>
+                <w:sz w:val="26"/>
+                <w:szCs w:val="26"/>
+              </w:rPr>
+              <w:t>(7/</w:t>
+            </w:r>
+            <w:r>
+              <w:rPr>
+                <w:rFonts w:ascii="Barlow Condensed Medium" w:eastAsia="標楷體" w:hAnsi="Barlow Condensed Medium" w:cs="Segoe UI Symbol" w:hint="eastAsia"/>
+                <w:w w:val="90"/>
+                <w:sz w:val="26"/>
+                <w:szCs w:val="26"/>
+              </w:rPr>
+              <w:t>12</w:t>
+            </w:r>
+            <w:r>
+              <w:rPr>
+                <w:rFonts w:ascii="Barlow Condensed Medium" w:eastAsia="標楷體" w:hAnsi="Barlow Condensed Medium" w:cs="Segoe UI Symbol" w:hint="eastAsia"/>
+                <w:w w:val="90"/>
+                <w:sz w:val="26"/>
+                <w:szCs w:val="26"/>
+              </w:rPr>
+              <w:t>)</w:t>
+            </w:r>
+            <w:r>
+              <w:rPr>
+                <w:rFonts w:ascii="Barlow Condensed Medium" w:eastAsia="標楷體" w:hAnsi="Barlow Condensed Medium" w:cs="Segoe UI Symbol" w:hint="eastAsia"/>
+                <w:w w:val="90"/>
+                <w:sz w:val="26"/>
+                <w:szCs w:val="26"/>
+              </w:rPr>
+              <w:t>下午</w:t>
+            </w:r>
+            <w:r>
+              <w:rPr>
+                <w:rFonts w:ascii="Barlow Condensed Medium" w:eastAsia="標楷體" w:hAnsi="Barlow Condensed Medium" w:cs="Segoe UI Symbol" w:hint="eastAsia"/>
+                <w:w w:val="90"/>
+                <w:sz w:val="26"/>
+                <w:szCs w:val="26"/>
+              </w:rPr>
+              <w:t>3:00</w:t>
+            </w:r>
+            <w:r>
+              <w:rPr>
+                <w:rFonts w:ascii="Barlow Condensed Medium" w:eastAsia="標楷體" w:hAnsi="Barlow Condensed Medium" w:cs="Segoe UI Symbol" w:hint="eastAsia"/>
+                <w:w w:val="90"/>
+                <w:sz w:val="26"/>
+                <w:szCs w:val="26"/>
+              </w:rPr>
+              <w:t>召開定期長執會和小會，請長、執預備心出席。</w:t>
+            </w:r>
+          </w:p>
+        </w:tc>
+      </w:tr>
+      <w:tr>
+        <w:tc>
+          <w:tcPr>
+            <w:tcW w:w="280" w:type="dxa"/>
+          </w:tcPr>
+          <w:p>
+            <w:pPr>
+              <w:snapToGrid w:val="0"/>
+              <w:spacing w:line="300" w:lineRule="exact"/>
+              <w:ind w:rightChars="11" w:right="26"/>
+              <w:jc w:val="right"/>
+              <w:rPr>
+                <w:rFonts w:ascii="Barlow Condensed Medium" w:eastAsia="華康細黑體" w:hAnsi="Barlow Condensed Medium"/>
+                <w:w w:val="90"/>
+                <w:sz w:val="26"/>
+                <w:szCs w:val="26"/>
+              </w:rPr>
+            </w:pPr>
+            <w:r>
+              <w:rPr>
+                <w:rFonts w:ascii="Barlow Condensed Medium" w:eastAsia="華康細黑體" w:hAnsi="Barlow Condensed Medium" w:hint="eastAsia"/>
+                <w:w w:val="90"/>
+                <w:sz w:val="26"/>
+                <w:szCs w:val="26"/>
+              </w:rPr>
+              <w:t>3</w:t>
+            </w:r>
+            <w:r>
+              <w:rPr>
+                <w:rFonts w:ascii="Barlow Condensed Medium" w:eastAsia="華康細黑體" w:hAnsi="Barlow Condensed Medium" w:hint="eastAsia"/>
+                <w:w w:val="90"/>
+                <w:sz w:val="26"/>
+                <w:szCs w:val="26"/>
+              </w:rPr>
+              <w:t>.</w:t>
+            </w:r>
+          </w:p>
+        </w:tc>
+        <w:tc>
+          <w:tcPr>
+            <w:tcW w:w="5641" w:type="dxa"/>
+          </w:tcPr>
+          <w:p>
+            <w:pPr>
+              <w:kinsoku w:val="0"/>
+              <w:snapToGrid w:val="0"/>
+              <w:spacing w:line="300" w:lineRule="exact"/>
+              <w:jc w:val="both"/>
+              <w:rPr>
+                <w:rFonts w:ascii="Barlow Condensed Medium" w:eastAsia="標楷體" w:hAnsi="Barlow Condensed Medium" w:cs="Segoe UI Symbol"/>
+                <w:w w:val="90"/>
+                <w:sz w:val="26"/>
+                <w:szCs w:val="26"/>
+              </w:rPr>
+            </w:pPr>
+            <w:r>
+              <w:rPr>
+                <w:rFonts w:ascii="Barlow Condensed Medium" w:eastAsia="標楷體" w:hAnsi="Barlow Condensed Medium" w:cs="Segoe UI Symbol" w:hint="eastAsia"/>
+                <w:w w:val="90"/>
+                <w:sz w:val="26"/>
+                <w:szCs w:val="26"/>
+              </w:rPr>
               <w:t>本會</w:t>
             </w:r>
             <w:r>
@@ -1495,7 +2011,6 @@
         </w:rPr>
         <w:t>§</w:t>
       </w:r>
-      <w:proofErr w:type="gramStart"/>
       <w:r>
         <w:rPr>
           <w:rFonts w:ascii="Barlow Condensed Medium" w:eastAsia="華康正顏楷體W9" w:hAnsi="Barlow Condensed Medium" w:cstheme="minorHAnsi"/>
@@ -1503,7 +2018,6 @@
         </w:rPr>
         <w:t>公禱事項</w:t>
       </w:r>
-      <w:proofErr w:type="gramEnd"/>
     </w:p>
     <w:tbl>
       <w:tblPr>
@@ -1646,9 +2160,8 @@
                 <w:sz w:val="26"/>
                 <w:szCs w:val="26"/>
               </w:rPr>
-              <w:t xml:space="preserve">、人權和生態永續，願　</w:t>
-            </w:r>
-            <w:proofErr w:type="gramStart"/>
+              <w:t>、人權和生態永續，願　神公義的國度降臨</w:t>
+            </w:r>
             <w:r>
               <w:rPr>
                 <w:rFonts w:ascii="Barlow Condensed Medium" w:eastAsia="標楷體" w:hAnsi="Barlow Condensed Medium" w:cstheme="minorHAnsi" w:hint="eastAsia"/>
@@ -1656,9 +2169,32 @@
                 <w:sz w:val="26"/>
                 <w:szCs w:val="26"/>
               </w:rPr>
-              <w:t>神公義</w:t>
-            </w:r>
-            <w:proofErr w:type="gramEnd"/>
+              <w:t>。</w:t>
+            </w:r>
+          </w:p>
+        </w:tc>
+      </w:tr>
+      <w:tr>
+        <w:tc>
+          <w:tcPr>
+            <w:tcW w:w="266" w:type="dxa"/>
+            <w:tcMar>
+              <w:left w:w="28" w:type="dxa"/>
+              <w:right w:w="28" w:type="dxa"/>
+            </w:tcMar>
+          </w:tcPr>
+          <w:p>
+            <w:pPr>
+              <w:snapToGrid w:val="0"/>
+              <w:spacing w:line="300" w:lineRule="exact"/>
+              <w:jc w:val="right"/>
+              <w:rPr>
+                <w:rFonts w:ascii="Barlow Condensed Medium" w:eastAsia="標楷體" w:hAnsi="Barlow Condensed Medium" w:cstheme="minorHAnsi"/>
+                <w:w w:val="90"/>
+                <w:sz w:val="26"/>
+                <w:szCs w:val="26"/>
+              </w:rPr>
+            </w:pPr>
             <w:r>
               <w:rPr>
                 <w:rFonts w:ascii="Barlow Condensed Medium" w:eastAsia="標楷體" w:hAnsi="Barlow Condensed Medium" w:cstheme="minorHAnsi" w:hint="eastAsia"/>
@@ -1666,8 +2202,39 @@
                 <w:sz w:val="26"/>
                 <w:szCs w:val="26"/>
               </w:rPr>
-              <w:t>的國度降臨</w:t>
-            </w:r>
+              <w:t>2</w:t>
+            </w:r>
+            <w:r>
+              <w:rPr>
+                <w:rFonts w:ascii="Barlow Condensed Medium" w:eastAsia="標楷體" w:hAnsi="Barlow Condensed Medium" w:cstheme="minorHAnsi"/>
+                <w:w w:val="90"/>
+                <w:sz w:val="26"/>
+                <w:szCs w:val="26"/>
+              </w:rPr>
+              <w:t>.</w:t>
+            </w:r>
+          </w:p>
+        </w:tc>
+        <w:tc>
+          <w:tcPr>
+            <w:tcW w:w="5669" w:type="dxa"/>
+            <w:tcMar>
+              <w:left w:w="28" w:type="dxa"/>
+              <w:right w:w="28" w:type="dxa"/>
+            </w:tcMar>
+          </w:tcPr>
+          <w:p>
+            <w:pPr>
+              <w:snapToGrid w:val="0"/>
+              <w:spacing w:line="300" w:lineRule="exact"/>
+              <w:jc w:val="both"/>
+              <w:rPr>
+                <w:rFonts w:ascii="Barlow Condensed Medium" w:eastAsia="標楷體" w:hAnsi="Barlow Condensed Medium" w:cstheme="minorHAnsi"/>
+                <w:w w:val="90"/>
+                <w:sz w:val="26"/>
+                <w:szCs w:val="26"/>
+              </w:rPr>
+            </w:pPr>
             <w:r>
               <w:rPr>
                 <w:rFonts w:ascii="Barlow Condensed Medium" w:eastAsia="標楷體" w:hAnsi="Barlow Condensed Medium" w:cstheme="minorHAnsi" w:hint="eastAsia"/>
@@ -1675,31 +2242,40 @@
                 <w:sz w:val="26"/>
                 <w:szCs w:val="26"/>
               </w:rPr>
-              <w:t>。</w:t>
-            </w:r>
-          </w:p>
-        </w:tc>
-      </w:tr>
-      <w:tr>
-        <w:tc>
-          <w:tcPr>
-            <w:tcW w:w="266" w:type="dxa"/>
-            <w:tcMar>
-              <w:left w:w="28" w:type="dxa"/>
-              <w:right w:w="28" w:type="dxa"/>
-            </w:tcMar>
-          </w:tcPr>
-          <w:p>
-            <w:pPr>
-              <w:snapToGrid w:val="0"/>
-              <w:spacing w:line="300" w:lineRule="exact"/>
-              <w:jc w:val="right"/>
+              <w:t>為非洲伊波拉病毒疫情代禱</w:t>
+            </w:r>
+            <w:r>
               <w:rPr>
                 <w:rFonts w:ascii="Barlow Condensed Medium" w:eastAsia="標楷體" w:hAnsi="Barlow Condensed Medium" w:cstheme="minorHAnsi"/>
                 <w:w w:val="90"/>
                 <w:sz w:val="26"/>
                 <w:szCs w:val="26"/>
               </w:rPr>
+              <w:t>。</w:t>
+            </w:r>
+          </w:p>
+        </w:tc>
+      </w:tr>
+      <w:tr>
+        <w:tc>
+          <w:tcPr>
+            <w:tcW w:w="266" w:type="dxa"/>
+            <w:tcMar>
+              <w:left w:w="28" w:type="dxa"/>
+              <w:right w:w="28" w:type="dxa"/>
+            </w:tcMar>
+          </w:tcPr>
+          <w:p>
+            <w:pPr>
+              <w:snapToGrid w:val="0"/>
+              <w:spacing w:line="300" w:lineRule="exact"/>
+              <w:jc w:val="right"/>
+              <w:rPr>
+                <w:rFonts w:ascii="Barlow Condensed Medium" w:eastAsia="標楷體" w:hAnsi="Barlow Condensed Medium" w:cstheme="minorHAnsi"/>
+                <w:w w:val="90"/>
+                <w:sz w:val="26"/>
+                <w:szCs w:val="26"/>
+              </w:rPr>
             </w:pPr>
             <w:r>
               <w:rPr>
@@ -1708,7 +2284,7 @@
                 <w:sz w:val="26"/>
                 <w:szCs w:val="26"/>
               </w:rPr>
-              <w:t>2</w:t>
+              <w:t>3</w:t>
             </w:r>
             <w:r>
               <w:rPr>
@@ -1743,14 +2319,55 @@
             </w:pPr>
             <w:r>
               <w:rPr>
+                <w:rFonts w:ascii="Segoe UI Symbol" w:eastAsia="標楷體" w:hAnsi="Segoe UI Symbol" w:cs="Segoe UI Symbol"/>
+                <w:w w:val="90"/>
+                <w:sz w:val="26"/>
+                <w:szCs w:val="26"/>
+              </w:rPr>
+              <w:t>★</w:t>
+            </w:r>
+            <w:r>
+              <w:rPr>
                 <w:rFonts w:ascii="Barlow Condensed Medium" w:eastAsia="標楷體" w:hAnsi="Barlow Condensed Medium" w:cstheme="minorHAnsi" w:hint="eastAsia"/>
                 <w:w w:val="90"/>
                 <w:sz w:val="26"/>
                 <w:szCs w:val="26"/>
               </w:rPr>
-              <w:t>為非洲伊波拉病毒</w:t>
-            </w:r>
-            <w:proofErr w:type="gramStart"/>
+              <w:t>為委內瑞拉連續強震災情代禱</w:t>
+            </w:r>
+            <w:r>
+              <w:rPr>
+                <w:rFonts w:ascii="Barlow Condensed Medium" w:eastAsia="標楷體" w:hAnsi="Barlow Condensed Medium" w:cstheme="minorHAnsi"/>
+                <w:w w:val="90"/>
+                <w:sz w:val="26"/>
+                <w:szCs w:val="26"/>
+              </w:rPr>
+              <w:t>。</w:t>
+            </w:r>
+          </w:p>
+        </w:tc>
+      </w:tr>
+      <w:tr>
+        <w:tc>
+          <w:tcPr>
+            <w:tcW w:w="266" w:type="dxa"/>
+            <w:tcMar>
+              <w:left w:w="28" w:type="dxa"/>
+              <w:right w:w="28" w:type="dxa"/>
+            </w:tcMar>
+          </w:tcPr>
+          <w:p>
+            <w:pPr>
+              <w:snapToGrid w:val="0"/>
+              <w:spacing w:line="300" w:lineRule="exact"/>
+              <w:jc w:val="right"/>
+              <w:rPr>
+                <w:rFonts w:ascii="Barlow Condensed Medium" w:eastAsia="標楷體" w:hAnsi="Barlow Condensed Medium" w:cstheme="minorHAnsi"/>
+                <w:w w:val="90"/>
+                <w:sz w:val="26"/>
+                <w:szCs w:val="26"/>
+              </w:rPr>
+            </w:pPr>
             <w:r>
               <w:rPr>
                 <w:rFonts w:ascii="Barlow Condensed Medium" w:eastAsia="標楷體" w:hAnsi="Barlow Condensed Medium" w:cstheme="minorHAnsi" w:hint="eastAsia"/>
@@ -1758,9 +2375,8 @@
                 <w:sz w:val="26"/>
                 <w:szCs w:val="26"/>
               </w:rPr>
-              <w:t>疫情代禱</w:t>
-            </w:r>
-            <w:proofErr w:type="gramEnd"/>
+              <w:t>4</w:t>
+            </w:r>
             <w:r>
               <w:rPr>
                 <w:rFonts w:ascii="Barlow Condensed Medium" w:eastAsia="標楷體" w:hAnsi="Barlow Condensed Medium" w:cstheme="minorHAnsi"/>
@@ -1768,15 +2384,13 @@
                 <w:sz w:val="26"/>
                 <w:szCs w:val="26"/>
               </w:rPr>
-              <w:t>。</w:t>
-            </w:r>
-          </w:p>
-        </w:tc>
-      </w:tr>
-      <w:tr>
-        <w:tc>
-          <w:tcPr>
-            <w:tcW w:w="266" w:type="dxa"/>
+              <w:t>.</w:t>
+            </w:r>
+          </w:p>
+        </w:tc>
+        <w:tc>
+          <w:tcPr>
+            <w:tcW w:w="5669" w:type="dxa"/>
             <w:tcMar>
               <w:left w:w="28" w:type="dxa"/>
               <w:right w:w="28" w:type="dxa"/>
@@ -1786,7 +2400,7 @@
             <w:pPr>
               <w:snapToGrid w:val="0"/>
               <w:spacing w:line="300" w:lineRule="exact"/>
-              <w:jc w:val="right"/>
+              <w:jc w:val="both"/>
               <w:rPr>
                 <w:rFonts w:ascii="Barlow Condensed Medium" w:eastAsia="標楷體" w:hAnsi="Barlow Condensed Medium" w:cstheme="minorHAnsi"/>
                 <w:w w:val="90"/>
@@ -1796,12 +2410,21 @@
             </w:pPr>
             <w:r>
               <w:rPr>
+                <w:rFonts w:ascii="Segoe UI Symbol" w:eastAsia="標楷體" w:hAnsi="Segoe UI Symbol" w:cs="Segoe UI Symbol"/>
+                <w:w w:val="90"/>
+                <w:sz w:val="26"/>
+                <w:szCs w:val="26"/>
+              </w:rPr>
+              <w:t>★</w:t>
+            </w:r>
+            <w:r>
+              <w:rPr>
                 <w:rFonts w:ascii="Barlow Condensed Medium" w:eastAsia="標楷體" w:hAnsi="Barlow Condensed Medium" w:cstheme="minorHAnsi" w:hint="eastAsia"/>
                 <w:w w:val="90"/>
                 <w:sz w:val="26"/>
                 <w:szCs w:val="26"/>
               </w:rPr>
-              <w:t>3</w:t>
+              <w:t>為全台颱風豪兩淹水災情代禱</w:t>
             </w:r>
             <w:r>
               <w:rPr>
@@ -1810,13 +2433,15 @@
                 <w:sz w:val="26"/>
                 <w:szCs w:val="26"/>
               </w:rPr>
-              <w:t>.</w:t>
-            </w:r>
-          </w:p>
-        </w:tc>
-        <w:tc>
-          <w:tcPr>
-            <w:tcW w:w="5669" w:type="dxa"/>
+              <w:t>。</w:t>
+            </w:r>
+          </w:p>
+        </w:tc>
+      </w:tr>
+      <w:tr>
+        <w:tc>
+          <w:tcPr>
+            <w:tcW w:w="266" w:type="dxa"/>
             <w:tcMar>
               <w:left w:w="28" w:type="dxa"/>
               <w:right w:w="28" w:type="dxa"/>
@@ -1826,7 +2451,7 @@
             <w:pPr>
               <w:snapToGrid w:val="0"/>
               <w:spacing w:line="300" w:lineRule="exact"/>
-              <w:jc w:val="both"/>
+              <w:jc w:val="right"/>
               <w:rPr>
                 <w:rFonts w:ascii="Barlow Condensed Medium" w:eastAsia="標楷體" w:hAnsi="Barlow Condensed Medium" w:cstheme="minorHAnsi"/>
                 <w:w w:val="90"/>
@@ -1836,23 +2461,44 @@
             </w:pPr>
             <w:r>
               <w:rPr>
-                <w:rFonts w:ascii="Segoe UI Symbol" w:eastAsia="標楷體" w:hAnsi="Segoe UI Symbol" w:cs="Segoe UI Symbol"/>
-                <w:w w:val="90"/>
-                <w:sz w:val="26"/>
-                <w:szCs w:val="26"/>
-              </w:rPr>
-              <w:t>★</w:t>
-            </w:r>
-            <w:r>
-              <w:rPr>
                 <w:rFonts w:ascii="Barlow Condensed Medium" w:eastAsia="標楷體" w:hAnsi="Barlow Condensed Medium" w:cstheme="minorHAnsi" w:hint="eastAsia"/>
                 <w:w w:val="90"/>
                 <w:sz w:val="26"/>
                 <w:szCs w:val="26"/>
               </w:rPr>
-              <w:t>為委內瑞拉連續強震</w:t>
-            </w:r>
-            <w:proofErr w:type="gramStart"/>
+              <w:t>5</w:t>
+            </w:r>
+            <w:r>
+              <w:rPr>
+                <w:rFonts w:ascii="Barlow Condensed Medium" w:eastAsia="標楷體" w:hAnsi="Barlow Condensed Medium" w:cstheme="minorHAnsi"/>
+                <w:w w:val="90"/>
+                <w:sz w:val="26"/>
+                <w:szCs w:val="26"/>
+              </w:rPr>
+              <w:t>.</w:t>
+            </w:r>
+          </w:p>
+        </w:tc>
+        <w:tc>
+          <w:tcPr>
+            <w:tcW w:w="5669" w:type="dxa"/>
+            <w:tcMar>
+              <w:left w:w="28" w:type="dxa"/>
+              <w:right w:w="28" w:type="dxa"/>
+            </w:tcMar>
+          </w:tcPr>
+          <w:p>
+            <w:pPr>
+              <w:snapToGrid w:val="0"/>
+              <w:spacing w:line="300" w:lineRule="exact"/>
+              <w:jc w:val="both"/>
+              <w:rPr>
+                <w:rFonts w:ascii="Barlow Condensed Medium" w:eastAsia="標楷體" w:hAnsi="Barlow Condensed Medium" w:cstheme="minorHAnsi"/>
+                <w:w w:val="90"/>
+                <w:sz w:val="26"/>
+                <w:szCs w:val="26"/>
+              </w:rPr>
+            </w:pPr>
             <w:r>
               <w:rPr>
                 <w:rFonts w:ascii="Barlow Condensed Medium" w:eastAsia="標楷體" w:hAnsi="Barlow Condensed Medium" w:cstheme="minorHAnsi" w:hint="eastAsia"/>
@@ -1860,9 +2506,26 @@
                 <w:sz w:val="26"/>
                 <w:szCs w:val="26"/>
               </w:rPr>
-              <w:t>災情代禱</w:t>
-            </w:r>
-            <w:proofErr w:type="gramEnd"/>
+              <w:t>為台灣祈福，願</w:t>
+            </w:r>
+            <w:r>
+              <w:rPr>
+                <w:rFonts w:ascii="Barlow Condensed Medium" w:eastAsia="標楷體" w:hAnsi="Barlow Condensed Medium" w:cstheme="minorHAnsi" w:hint="eastAsia"/>
+                <w:w w:val="90"/>
+                <w:sz w:val="26"/>
+                <w:szCs w:val="26"/>
+              </w:rPr>
+              <w:t>2026</w:t>
+            </w:r>
+            <w:r>
+              <w:rPr>
+                <w:rFonts w:ascii="Barlow Condensed Medium" w:eastAsia="標楷體" w:hAnsi="Barlow Condensed Medium" w:cstheme="minorHAnsi" w:hint="eastAsia"/>
+                <w:w w:val="90"/>
+                <w:sz w:val="26"/>
+                <w:szCs w:val="26"/>
+              </w:rPr>
+              <w:t>年全民為守護台灣更同心、更團結，求真相除詐騙，以及求真　神棄偶像</w:t>
+            </w:r>
             <w:r>
               <w:rPr>
                 <w:rFonts w:ascii="Barlow Condensed Medium" w:eastAsia="標楷體" w:hAnsi="Barlow Condensed Medium" w:cstheme="minorHAnsi"/>
@@ -1903,7 +2566,7 @@
                 <w:sz w:val="26"/>
                 <w:szCs w:val="26"/>
               </w:rPr>
-              <w:t>4</w:t>
+              <w:t>6</w:t>
             </w:r>
             <w:r>
               <w:rPr>
@@ -1938,13 +2601,82 @@
             </w:pPr>
             <w:r>
               <w:rPr>
-                <w:rFonts w:ascii="Segoe UI Symbol" w:eastAsia="標楷體" w:hAnsi="Segoe UI Symbol" w:cs="Segoe UI Symbol"/>
+                <w:rFonts w:ascii="Barlow Condensed Medium" w:eastAsia="標楷體" w:hAnsi="Barlow Condensed Medium" w:cs="Segoe UI Symbol"/>
                 <w:w w:val="90"/>
                 <w:sz w:val="26"/>
                 <w:szCs w:val="26"/>
               </w:rPr>
-              <w:t>★</w:t>
-            </w:r>
+              <w:t>為</w:t>
+            </w:r>
+            <w:r>
+              <w:rPr>
+                <w:rFonts w:ascii="Barlow Condensed Medium" w:eastAsia="標楷體" w:hAnsi="Barlow Condensed Medium" w:cs="Segoe UI Symbol"/>
+                <w:w w:val="90"/>
+                <w:sz w:val="26"/>
+                <w:szCs w:val="26"/>
+              </w:rPr>
+              <w:t>2026</w:t>
+            </w:r>
+            <w:r>
+              <w:rPr>
+                <w:rFonts w:ascii="Barlow Condensed Medium" w:eastAsia="標楷體" w:hAnsi="Barlow Condensed Medium" w:cs="Segoe UI Symbol"/>
+                <w:w w:val="90"/>
+                <w:sz w:val="26"/>
+                <w:szCs w:val="26"/>
+              </w:rPr>
+              <w:t>年本會</w:t>
+            </w:r>
+            <w:r>
+              <w:rPr>
+                <w:rFonts w:ascii="Barlow Condensed Medium" w:eastAsia="標楷體" w:hAnsi="Barlow Condensed Medium" w:cs="Segoe UI Symbol" w:hint="eastAsia"/>
+                <w:w w:val="90"/>
+                <w:sz w:val="26"/>
+                <w:szCs w:val="26"/>
+              </w:rPr>
+              <w:t>各項</w:t>
+            </w:r>
+            <w:r>
+              <w:rPr>
+                <w:rFonts w:ascii="Barlow Condensed Medium" w:eastAsia="標楷體" w:hAnsi="Barlow Condensed Medium" w:cs="Segoe UI Symbol"/>
+                <w:w w:val="90"/>
+                <w:sz w:val="26"/>
+                <w:szCs w:val="26"/>
+              </w:rPr>
+              <w:t>事工代禱</w:t>
+            </w:r>
+            <w:r>
+              <w:rPr>
+                <w:rFonts w:ascii="Barlow Condensed Medium" w:eastAsia="標楷體" w:hAnsi="Barlow Condensed Medium" w:cstheme="minorHAnsi"/>
+                <w:w w:val="90"/>
+                <w:sz w:val="26"/>
+                <w:szCs w:val="26"/>
+              </w:rPr>
+              <w:t>。</w:t>
+            </w:r>
+          </w:p>
+        </w:tc>
+      </w:tr>
+      <w:tr>
+        <w:tc>
+          <w:tcPr>
+            <w:tcW w:w="266" w:type="dxa"/>
+            <w:tcMar>
+              <w:left w:w="28" w:type="dxa"/>
+              <w:right w:w="28" w:type="dxa"/>
+            </w:tcMar>
+          </w:tcPr>
+          <w:p>
+            <w:pPr>
+              <w:snapToGrid w:val="0"/>
+              <w:spacing w:line="300" w:lineRule="exact"/>
+              <w:jc w:val="right"/>
+              <w:rPr>
+                <w:rFonts w:ascii="Barlow Condensed Medium" w:eastAsia="標楷體" w:hAnsi="Barlow Condensed Medium" w:cstheme="minorHAnsi"/>
+                <w:w w:val="90"/>
+                <w:sz w:val="26"/>
+                <w:szCs w:val="26"/>
+              </w:rPr>
+            </w:pPr>
             <w:r>
               <w:rPr>
                 <w:rFonts w:ascii="Barlow Condensed Medium" w:eastAsia="標楷體" w:hAnsi="Barlow Condensed Medium" w:cstheme="minorHAnsi" w:hint="eastAsia"/>
@@ -1952,9 +2684,48 @@
                 <w:sz w:val="26"/>
                 <w:szCs w:val="26"/>
               </w:rPr>
-              <w:t>為全台颱風豪兩淹水</w:t>
-            </w:r>
-            <w:proofErr w:type="gramStart"/>
+              <w:t>7</w:t>
+            </w:r>
+            <w:r>
+              <w:rPr>
+                <w:rFonts w:ascii="Barlow Condensed Medium" w:eastAsia="標楷體" w:hAnsi="Barlow Condensed Medium" w:cstheme="minorHAnsi"/>
+                <w:w w:val="90"/>
+                <w:sz w:val="26"/>
+                <w:szCs w:val="26"/>
+              </w:rPr>
+              <w:t>.</w:t>
+            </w:r>
+          </w:p>
+        </w:tc>
+        <w:tc>
+          <w:tcPr>
+            <w:tcW w:w="5669" w:type="dxa"/>
+            <w:tcMar>
+              <w:left w:w="28" w:type="dxa"/>
+              <w:right w:w="28" w:type="dxa"/>
+            </w:tcMar>
+          </w:tcPr>
+          <w:p>
+            <w:pPr>
+              <w:snapToGrid w:val="0"/>
+              <w:spacing w:line="300" w:lineRule="exact"/>
+              <w:jc w:val="both"/>
+              <w:rPr>
+                <w:rFonts w:ascii="Barlow Condensed Medium" w:eastAsia="標楷體" w:hAnsi="Barlow Condensed Medium" w:cstheme="minorHAnsi"/>
+                <w:w w:val="90"/>
+                <w:sz w:val="26"/>
+                <w:szCs w:val="26"/>
+              </w:rPr>
+            </w:pPr>
+            <w:r>
+              <w:rPr>
+                <w:rFonts w:ascii="Barlow Condensed Medium" w:eastAsia="標楷體" w:hAnsi="Barlow Condensed Medium" w:cstheme="minorHAnsi"/>
+                <w:w w:val="90"/>
+                <w:sz w:val="26"/>
+                <w:szCs w:val="26"/>
+              </w:rPr>
+              <w:t>為</w:t>
+            </w:r>
             <w:r>
               <w:rPr>
                 <w:rFonts w:ascii="Barlow Condensed Medium" w:eastAsia="標楷體" w:hAnsi="Barlow Condensed Medium" w:cstheme="minorHAnsi" w:hint="eastAsia"/>
@@ -1962,9 +2733,8 @@
                 <w:sz w:val="26"/>
                 <w:szCs w:val="26"/>
               </w:rPr>
-              <w:t>災情代禱</w:t>
-            </w:r>
-            <w:proofErr w:type="gramEnd"/>
+              <w:t>教會所有</w:t>
+            </w:r>
             <w:r>
               <w:rPr>
                 <w:rFonts w:ascii="Barlow Condensed Medium" w:eastAsia="標楷體" w:hAnsi="Barlow Condensed Medium" w:cstheme="minorHAnsi"/>
@@ -1972,376 +2742,25 @@
                 <w:sz w:val="26"/>
                 <w:szCs w:val="26"/>
               </w:rPr>
-              <w:t>。</w:t>
-            </w:r>
-          </w:p>
-        </w:tc>
-      </w:tr>
-      <w:tr>
-        <w:tc>
-          <w:tcPr>
-            <w:tcW w:w="266" w:type="dxa"/>
-            <w:tcMar>
-              <w:left w:w="28" w:type="dxa"/>
-              <w:right w:w="28" w:type="dxa"/>
-            </w:tcMar>
-          </w:tcPr>
-          <w:p>
-            <w:pPr>
-              <w:snapToGrid w:val="0"/>
-              <w:spacing w:line="300" w:lineRule="exact"/>
-              <w:jc w:val="right"/>
+              <w:t>任職同工的事奉</w:t>
+            </w:r>
+            <w:r>
+              <w:rPr>
+                <w:rFonts w:ascii="Barlow Condensed Medium" w:eastAsia="標楷體" w:hAnsi="Barlow Condensed Medium" w:cstheme="minorHAnsi" w:hint="eastAsia"/>
+                <w:w w:val="90"/>
+                <w:sz w:val="26"/>
+                <w:szCs w:val="26"/>
+              </w:rPr>
+              <w:t>、工作</w:t>
+            </w:r>
+            <w:r>
               <w:rPr>
                 <w:rFonts w:ascii="Barlow Condensed Medium" w:eastAsia="標楷體" w:hAnsi="Barlow Condensed Medium" w:cstheme="minorHAnsi"/>
                 <w:w w:val="90"/>
                 <w:sz w:val="26"/>
                 <w:szCs w:val="26"/>
               </w:rPr>
-            </w:pPr>
-            <w:r>
-              <w:rPr>
-                <w:rFonts w:ascii="Barlow Condensed Medium" w:eastAsia="標楷體" w:hAnsi="Barlow Condensed Medium" w:cstheme="minorHAnsi" w:hint="eastAsia"/>
-                <w:w w:val="90"/>
-                <w:sz w:val="26"/>
-                <w:szCs w:val="26"/>
-              </w:rPr>
-              <w:t>5</w:t>
-            </w:r>
-            <w:r>
-              <w:rPr>
-                <w:rFonts w:ascii="Barlow Condensed Medium" w:eastAsia="標楷體" w:hAnsi="Barlow Condensed Medium" w:cstheme="minorHAnsi"/>
-                <w:w w:val="90"/>
-                <w:sz w:val="26"/>
-                <w:szCs w:val="26"/>
-              </w:rPr>
-              <w:t>.</w:t>
-            </w:r>
-          </w:p>
-        </w:tc>
-        <w:tc>
-          <w:tcPr>
-            <w:tcW w:w="5669" w:type="dxa"/>
-            <w:tcMar>
-              <w:left w:w="28" w:type="dxa"/>
-              <w:right w:w="28" w:type="dxa"/>
-            </w:tcMar>
-          </w:tcPr>
-          <w:p>
-            <w:pPr>
-              <w:snapToGrid w:val="0"/>
-              <w:spacing w:line="300" w:lineRule="exact"/>
-              <w:jc w:val="both"/>
-              <w:rPr>
-                <w:rFonts w:ascii="Barlow Condensed Medium" w:eastAsia="標楷體" w:hAnsi="Barlow Condensed Medium" w:cstheme="minorHAnsi"/>
-                <w:w w:val="90"/>
-                <w:sz w:val="26"/>
-                <w:szCs w:val="26"/>
-              </w:rPr>
-            </w:pPr>
-            <w:r>
-              <w:rPr>
-                <w:rFonts w:ascii="Barlow Condensed Medium" w:eastAsia="標楷體" w:hAnsi="Barlow Condensed Medium" w:cstheme="minorHAnsi" w:hint="eastAsia"/>
-                <w:w w:val="90"/>
-                <w:sz w:val="26"/>
-                <w:szCs w:val="26"/>
-              </w:rPr>
-              <w:t>為台灣祈福，願</w:t>
-            </w:r>
-            <w:r>
-              <w:rPr>
-                <w:rFonts w:ascii="Barlow Condensed Medium" w:eastAsia="標楷體" w:hAnsi="Barlow Condensed Medium" w:cstheme="minorHAnsi" w:hint="eastAsia"/>
-                <w:w w:val="90"/>
-                <w:sz w:val="26"/>
-                <w:szCs w:val="26"/>
-              </w:rPr>
-              <w:t>2026</w:t>
-            </w:r>
-            <w:r>
-              <w:rPr>
-                <w:rFonts w:ascii="Barlow Condensed Medium" w:eastAsia="標楷體" w:hAnsi="Barlow Condensed Medium" w:cstheme="minorHAnsi" w:hint="eastAsia"/>
-                <w:w w:val="90"/>
-                <w:sz w:val="26"/>
-                <w:szCs w:val="26"/>
-              </w:rPr>
-              <w:t xml:space="preserve">年全民為守護台灣更同心、更團結，求真相除詐騙，以及求真　</w:t>
-            </w:r>
-            <w:proofErr w:type="gramStart"/>
-            <w:r>
-              <w:rPr>
-                <w:rFonts w:ascii="Barlow Condensed Medium" w:eastAsia="標楷體" w:hAnsi="Barlow Condensed Medium" w:cstheme="minorHAnsi" w:hint="eastAsia"/>
-                <w:w w:val="90"/>
-                <w:sz w:val="26"/>
-                <w:szCs w:val="26"/>
-              </w:rPr>
-              <w:t>神棄偶像</w:t>
-            </w:r>
-            <w:proofErr w:type="gramEnd"/>
-            <w:r>
-              <w:rPr>
-                <w:rFonts w:ascii="Barlow Condensed Medium" w:eastAsia="標楷體" w:hAnsi="Barlow Condensed Medium" w:cstheme="minorHAnsi"/>
-                <w:w w:val="90"/>
-                <w:sz w:val="26"/>
-                <w:szCs w:val="26"/>
-              </w:rPr>
-              <w:t>。</w:t>
-            </w:r>
-          </w:p>
-        </w:tc>
-      </w:tr>
-      <w:tr>
-        <w:tc>
-          <w:tcPr>
-            <w:tcW w:w="266" w:type="dxa"/>
-            <w:tcMar>
-              <w:left w:w="28" w:type="dxa"/>
-              <w:right w:w="28" w:type="dxa"/>
-            </w:tcMar>
-          </w:tcPr>
-          <w:p>
-            <w:pPr>
-              <w:snapToGrid w:val="0"/>
-              <w:spacing w:line="300" w:lineRule="exact"/>
-              <w:jc w:val="right"/>
-              <w:rPr>
-                <w:rFonts w:ascii="Barlow Condensed Medium" w:eastAsia="標楷體" w:hAnsi="Barlow Condensed Medium" w:cstheme="minorHAnsi"/>
-                <w:w w:val="90"/>
-                <w:sz w:val="26"/>
-                <w:szCs w:val="26"/>
-              </w:rPr>
-            </w:pPr>
-            <w:r>
-              <w:rPr>
-                <w:rFonts w:ascii="Barlow Condensed Medium" w:eastAsia="標楷體" w:hAnsi="Barlow Condensed Medium" w:cstheme="minorHAnsi" w:hint="eastAsia"/>
-                <w:w w:val="90"/>
-                <w:sz w:val="26"/>
-                <w:szCs w:val="26"/>
-              </w:rPr>
-              <w:t>6</w:t>
-            </w:r>
-            <w:r>
-              <w:rPr>
-                <w:rFonts w:ascii="Barlow Condensed Medium" w:eastAsia="標楷體" w:hAnsi="Barlow Condensed Medium" w:cstheme="minorHAnsi"/>
-                <w:w w:val="90"/>
-                <w:sz w:val="26"/>
-                <w:szCs w:val="26"/>
-              </w:rPr>
-              <w:t>.</w:t>
-            </w:r>
-          </w:p>
-        </w:tc>
-        <w:tc>
-          <w:tcPr>
-            <w:tcW w:w="5669" w:type="dxa"/>
-            <w:tcMar>
-              <w:left w:w="28" w:type="dxa"/>
-              <w:right w:w="28" w:type="dxa"/>
-            </w:tcMar>
-          </w:tcPr>
-          <w:p>
-            <w:pPr>
-              <w:snapToGrid w:val="0"/>
-              <w:spacing w:line="300" w:lineRule="exact"/>
-              <w:jc w:val="both"/>
-              <w:rPr>
-                <w:rFonts w:ascii="Barlow Condensed Medium" w:eastAsia="標楷體" w:hAnsi="Barlow Condensed Medium" w:cstheme="minorHAnsi"/>
-                <w:w w:val="90"/>
-                <w:sz w:val="26"/>
-                <w:szCs w:val="26"/>
-              </w:rPr>
-            </w:pPr>
-            <w:r>
-              <w:rPr>
-                <w:rFonts w:ascii="Barlow Condensed Medium" w:eastAsia="標楷體" w:hAnsi="Barlow Condensed Medium" w:cs="Segoe UI Symbol"/>
-                <w:w w:val="90"/>
-                <w:sz w:val="26"/>
-                <w:szCs w:val="26"/>
-              </w:rPr>
-              <w:t>為</w:t>
-            </w:r>
-            <w:r>
-              <w:rPr>
-                <w:rFonts w:ascii="Barlow Condensed Medium" w:eastAsia="標楷體" w:hAnsi="Barlow Condensed Medium" w:cs="Segoe UI Symbol"/>
-                <w:w w:val="90"/>
-                <w:sz w:val="26"/>
-                <w:szCs w:val="26"/>
-              </w:rPr>
-              <w:t>2026</w:t>
-            </w:r>
-            <w:r>
-              <w:rPr>
-                <w:rFonts w:ascii="Barlow Condensed Medium" w:eastAsia="標楷體" w:hAnsi="Barlow Condensed Medium" w:cs="Segoe UI Symbol"/>
-                <w:w w:val="90"/>
-                <w:sz w:val="26"/>
-                <w:szCs w:val="26"/>
-              </w:rPr>
-              <w:t>年本會</w:t>
-            </w:r>
-            <w:r>
-              <w:rPr>
-                <w:rFonts w:ascii="Barlow Condensed Medium" w:eastAsia="標楷體" w:hAnsi="Barlow Condensed Medium" w:cs="Segoe UI Symbol" w:hint="eastAsia"/>
-                <w:w w:val="90"/>
-                <w:sz w:val="26"/>
-                <w:szCs w:val="26"/>
-              </w:rPr>
-              <w:t>各項</w:t>
-            </w:r>
-            <w:r>
-              <w:rPr>
-                <w:rFonts w:ascii="Barlow Condensed Medium" w:eastAsia="標楷體" w:hAnsi="Barlow Condensed Medium" w:cs="Segoe UI Symbol"/>
-                <w:w w:val="90"/>
-                <w:sz w:val="26"/>
-                <w:szCs w:val="26"/>
-              </w:rPr>
-              <w:t>事</w:t>
-            </w:r>
-            <w:proofErr w:type="gramStart"/>
-            <w:r>
-              <w:rPr>
-                <w:rFonts w:ascii="Barlow Condensed Medium" w:eastAsia="標楷體" w:hAnsi="Barlow Condensed Medium" w:cs="Segoe UI Symbol"/>
-                <w:w w:val="90"/>
-                <w:sz w:val="26"/>
-                <w:szCs w:val="26"/>
-              </w:rPr>
-              <w:t>工代禱</w:t>
-            </w:r>
-            <w:proofErr w:type="gramEnd"/>
-            <w:r>
-              <w:rPr>
-                <w:rFonts w:ascii="Barlow Condensed Medium" w:eastAsia="標楷體" w:hAnsi="Barlow Condensed Medium" w:cstheme="minorHAnsi"/>
-                <w:w w:val="90"/>
-                <w:sz w:val="26"/>
-                <w:szCs w:val="26"/>
-              </w:rPr>
-              <w:t>。</w:t>
-            </w:r>
-          </w:p>
-        </w:tc>
-      </w:tr>
-      <w:tr>
-        <w:tc>
-          <w:tcPr>
-            <w:tcW w:w="266" w:type="dxa"/>
-            <w:tcMar>
-              <w:left w:w="28" w:type="dxa"/>
-              <w:right w:w="28" w:type="dxa"/>
-            </w:tcMar>
-          </w:tcPr>
-          <w:p>
-            <w:pPr>
-              <w:snapToGrid w:val="0"/>
-              <w:spacing w:line="300" w:lineRule="exact"/>
-              <w:jc w:val="right"/>
-              <w:rPr>
-                <w:rFonts w:ascii="Barlow Condensed Medium" w:eastAsia="標楷體" w:hAnsi="Barlow Condensed Medium" w:cstheme="minorHAnsi"/>
-                <w:w w:val="90"/>
-                <w:sz w:val="26"/>
-                <w:szCs w:val="26"/>
-              </w:rPr>
-            </w:pPr>
-            <w:r>
-              <w:rPr>
-                <w:rFonts w:ascii="Barlow Condensed Medium" w:eastAsia="標楷體" w:hAnsi="Barlow Condensed Medium" w:cstheme="minorHAnsi" w:hint="eastAsia"/>
-                <w:w w:val="90"/>
-                <w:sz w:val="26"/>
-                <w:szCs w:val="26"/>
-              </w:rPr>
-              <w:t>7</w:t>
-            </w:r>
-            <w:r>
-              <w:rPr>
-                <w:rFonts w:ascii="Barlow Condensed Medium" w:eastAsia="標楷體" w:hAnsi="Barlow Condensed Medium" w:cstheme="minorHAnsi"/>
-                <w:w w:val="90"/>
-                <w:sz w:val="26"/>
-                <w:szCs w:val="26"/>
-              </w:rPr>
-              <w:t>.</w:t>
-            </w:r>
-          </w:p>
-        </w:tc>
-        <w:tc>
-          <w:tcPr>
-            <w:tcW w:w="5669" w:type="dxa"/>
-            <w:tcMar>
-              <w:left w:w="28" w:type="dxa"/>
-              <w:right w:w="28" w:type="dxa"/>
-            </w:tcMar>
-          </w:tcPr>
-          <w:p>
-            <w:pPr>
-              <w:snapToGrid w:val="0"/>
-              <w:spacing w:line="300" w:lineRule="exact"/>
-              <w:jc w:val="both"/>
-              <w:rPr>
-                <w:rFonts w:ascii="Barlow Condensed Medium" w:eastAsia="標楷體" w:hAnsi="Barlow Condensed Medium" w:cstheme="minorHAnsi"/>
-                <w:w w:val="90"/>
-                <w:sz w:val="26"/>
-                <w:szCs w:val="26"/>
-              </w:rPr>
-            </w:pPr>
-            <w:r>
-              <w:rPr>
-                <w:rFonts w:ascii="Barlow Condensed Medium" w:eastAsia="標楷體" w:hAnsi="Barlow Condensed Medium" w:cstheme="minorHAnsi"/>
-                <w:w w:val="90"/>
-                <w:sz w:val="26"/>
-                <w:szCs w:val="26"/>
-              </w:rPr>
-              <w:t>為</w:t>
-            </w:r>
-            <w:r>
-              <w:rPr>
-                <w:rFonts w:ascii="Barlow Condensed Medium" w:eastAsia="標楷體" w:hAnsi="Barlow Condensed Medium" w:cstheme="minorHAnsi" w:hint="eastAsia"/>
-                <w:w w:val="90"/>
-                <w:sz w:val="26"/>
-                <w:szCs w:val="26"/>
-              </w:rPr>
-              <w:t>教會所有</w:t>
-            </w:r>
-            <w:r>
-              <w:rPr>
-                <w:rFonts w:ascii="Barlow Condensed Medium" w:eastAsia="標楷體" w:hAnsi="Barlow Condensed Medium" w:cstheme="minorHAnsi"/>
-                <w:w w:val="90"/>
-                <w:sz w:val="26"/>
-                <w:szCs w:val="26"/>
-              </w:rPr>
-              <w:t>任職同工的事奉</w:t>
-            </w:r>
-            <w:r>
-              <w:rPr>
-                <w:rFonts w:ascii="Barlow Condensed Medium" w:eastAsia="標楷體" w:hAnsi="Barlow Condensed Medium" w:cstheme="minorHAnsi" w:hint="eastAsia"/>
-                <w:w w:val="90"/>
-                <w:sz w:val="26"/>
-                <w:szCs w:val="26"/>
-              </w:rPr>
-              <w:t>、工作</w:t>
-            </w:r>
-            <w:r>
-              <w:rPr>
-                <w:rFonts w:ascii="Barlow Condensed Medium" w:eastAsia="標楷體" w:hAnsi="Barlow Condensed Medium" w:cstheme="minorHAnsi"/>
-                <w:w w:val="90"/>
-                <w:sz w:val="26"/>
-                <w:szCs w:val="26"/>
-              </w:rPr>
-              <w:t>和</w:t>
-            </w:r>
-            <w:proofErr w:type="gramStart"/>
-            <w:r>
-              <w:rPr>
-                <w:rFonts w:ascii="Barlow Condensed Medium" w:eastAsia="標楷體" w:hAnsi="Barlow Condensed Medium" w:cstheme="minorHAnsi"/>
-                <w:w w:val="90"/>
-                <w:sz w:val="26"/>
-                <w:szCs w:val="26"/>
-              </w:rPr>
-              <w:t>家庭代禱</w:t>
-            </w:r>
-            <w:proofErr w:type="gramEnd"/>
-            <w:r>
-              <w:rPr>
-                <w:rFonts w:ascii="Barlow Condensed Medium" w:eastAsia="標楷體" w:hAnsi="Barlow Condensed Medium" w:cstheme="minorHAnsi"/>
-                <w:w w:val="90"/>
-                <w:sz w:val="26"/>
-                <w:szCs w:val="26"/>
-              </w:rPr>
-              <w:t>。</w:t>
+              <w:t>和家庭代禱。</w:t>
             </w:r>
           </w:p>
         </w:tc>
@@ -2457,9 +2876,8 @@
                 <w:sz w:val="26"/>
                 <w:szCs w:val="26"/>
               </w:rPr>
-              <w:t>兄</w:t>
-            </w:r>
-            <w:proofErr w:type="gramStart"/>
+              <w:t>兄姊</w:t>
+            </w:r>
             <w:r>
               <w:rPr>
                 <w:rFonts w:ascii="Barlow Condensed Medium" w:eastAsia="華康中黑體" w:hAnsi="Barlow Condensed Medium" w:cs="Segoe UI Symbol"/>
@@ -2467,9 +2885,8 @@
                 <w:sz w:val="26"/>
                 <w:szCs w:val="26"/>
               </w:rPr>
-              <w:t>姊</w:t>
-            </w:r>
-            <w:proofErr w:type="gramEnd"/>
+              <w:t>利用代禱卡</w:t>
+            </w:r>
             <w:r>
               <w:rPr>
                 <w:rFonts w:ascii="Barlow Condensed Medium" w:eastAsia="華康中黑體" w:hAnsi="Barlow Condensed Medium" w:cs="Segoe UI Symbol"/>
@@ -2477,9 +2894,8 @@
                 <w:sz w:val="26"/>
                 <w:szCs w:val="26"/>
               </w:rPr>
-              <w:t>利用</w:t>
-            </w:r>
-            <w:proofErr w:type="gramStart"/>
+              <w:t>(</w:t>
+            </w:r>
             <w:r>
               <w:rPr>
                 <w:rFonts w:ascii="Barlow Condensed Medium" w:eastAsia="華康中黑體" w:hAnsi="Barlow Condensed Medium" w:cs="Segoe UI Symbol"/>
@@ -2487,9 +2903,8 @@
                 <w:sz w:val="26"/>
                 <w:szCs w:val="26"/>
               </w:rPr>
-              <w:t>代禱卡</w:t>
-            </w:r>
-            <w:proofErr w:type="gramEnd"/>
+              <w:t>於招待桌上</w:t>
+            </w:r>
             <w:r>
               <w:rPr>
                 <w:rFonts w:ascii="Barlow Condensed Medium" w:eastAsia="華康中黑體" w:hAnsi="Barlow Condensed Medium" w:cs="Segoe UI Symbol"/>
@@ -2497,7 +2912,7 @@
                 <w:sz w:val="26"/>
                 <w:szCs w:val="26"/>
               </w:rPr>
-              <w:t>(</w:t>
+              <w:t>)</w:t>
             </w:r>
             <w:r>
               <w:rPr>
@@ -2506,36 +2921,7 @@
                 <w:sz w:val="26"/>
                 <w:szCs w:val="26"/>
               </w:rPr>
-              <w:t>於招待桌上</w:t>
-            </w:r>
-            <w:r>
-              <w:rPr>
-                <w:rFonts w:ascii="Barlow Condensed Medium" w:eastAsia="華康中黑體" w:hAnsi="Barlow Condensed Medium" w:cs="Segoe UI Symbol"/>
-                <w:w w:val="90"/>
-                <w:sz w:val="26"/>
-                <w:szCs w:val="26"/>
-              </w:rPr>
-              <w:t>)</w:t>
-            </w:r>
-            <w:proofErr w:type="gramStart"/>
-            <w:r>
-              <w:rPr>
-                <w:rFonts w:ascii="Barlow Condensed Medium" w:eastAsia="華康中黑體" w:hAnsi="Barlow Condensed Medium" w:cs="Segoe UI Symbol"/>
-                <w:w w:val="90"/>
-                <w:sz w:val="26"/>
-                <w:szCs w:val="26"/>
-              </w:rPr>
-              <w:t>投代禱</w:t>
-            </w:r>
-            <w:proofErr w:type="gramEnd"/>
-            <w:r>
-              <w:rPr>
-                <w:rFonts w:ascii="Barlow Condensed Medium" w:eastAsia="華康中黑體" w:hAnsi="Barlow Condensed Medium" w:cs="Segoe UI Symbol"/>
-                <w:w w:val="90"/>
-                <w:sz w:val="26"/>
-                <w:szCs w:val="26"/>
-              </w:rPr>
-              <w:t>信箱。</w:t>
+              <w:t>投代禱信箱。</w:t>
             </w:r>
           </w:p>
         </w:tc>
@@ -2571,7 +2957,7 @@
                 <w:sz w:val="26"/>
                 <w:szCs w:val="26"/>
               </w:rPr>
-              <w:t>3</w:t>
+              <w:t>5</w:t>
             </w:r>
             <w:r>
               <w:rPr>
@@ -2614,19 +3000,8 @@
                 <w:sz w:val="26"/>
                 <w:szCs w:val="26"/>
               </w:rPr>
-              <w:t>王</w:t>
-            </w:r>
-            <w:proofErr w:type="gramStart"/>
-            <w:r>
-              <w:rPr>
-                <w:rFonts w:ascii="Barlow Condensed Medium" w:eastAsia="標楷體" w:hAnsi="Barlow Condensed Medium" w:cstheme="minorHAnsi" w:hint="eastAsia"/>
-                <w:w w:val="90"/>
-                <w:sz w:val="26"/>
-                <w:szCs w:val="26"/>
-              </w:rPr>
-              <w:t>聖崴。</w:t>
-            </w:r>
-            <w:proofErr w:type="gramEnd"/>
+              <w:t>龔友銓。</w:t>
+            </w:r>
           </w:p>
         </w:tc>
       </w:tr>
@@ -2663,7 +3038,7 @@
                 <w:sz w:val="26"/>
                 <w:szCs w:val="26"/>
               </w:rPr>
-              <w:t>4</w:t>
+              <w:t>6</w:t>
             </w:r>
             <w:r>
               <w:rPr>
@@ -2706,7 +3081,7 @@
                 <w:sz w:val="26"/>
                 <w:szCs w:val="26"/>
               </w:rPr>
-              <w:t>龔友銓。</w:t>
+              <w:t>林秀蘭。</w:t>
             </w:r>
           </w:p>
         </w:tc>
@@ -2744,7 +3119,7 @@
                 <w:sz w:val="26"/>
                 <w:szCs w:val="26"/>
               </w:rPr>
-              <w:t>6</w:t>
+              <w:t>7</w:t>
             </w:r>
             <w:r>
               <w:rPr>
@@ -2780,15 +3155,6 @@
                 <w:szCs w:val="26"/>
               </w:rPr>
             </w:pPr>
-            <w:r>
-              <w:rPr>
-                <w:rFonts w:ascii="Barlow Condensed Medium" w:eastAsia="標楷體" w:hAnsi="Barlow Condensed Medium" w:cstheme="minorHAnsi" w:hint="eastAsia"/>
-                <w:w w:val="90"/>
-                <w:sz w:val="26"/>
-                <w:szCs w:val="26"/>
-              </w:rPr>
-              <w:t>林秀蘭</w:t>
-            </w:r>
             <w:r>
               <w:rPr>
                 <w:rFonts w:ascii="Barlow Condensed Medium" w:eastAsia="標楷體" w:hAnsi="Barlow Condensed Medium" w:cstheme="minorHAnsi" w:hint="eastAsia"/>
@@ -2992,29 +3358,7 @@
           <w:sz w:val="26"/>
           <w:szCs w:val="26"/>
         </w:rPr>
-        <w:t>滿心歡喜，</w:t>
-      </w:r>
-      <w:proofErr w:type="gramStart"/>
-      <w:r>
-        <w:rPr>
-          <w:rFonts w:asciiTheme="majorBidi" w:eastAsia="標楷體" w:hAnsiTheme="majorBidi" w:cstheme="majorBidi" w:hint="eastAsia"/>
-          <w:bCs/>
-          <w:w w:val="80"/>
-          <w:sz w:val="26"/>
-          <w:szCs w:val="26"/>
-        </w:rPr>
-        <w:t>逐時唱歌</w:t>
-      </w:r>
-      <w:proofErr w:type="gramEnd"/>
-      <w:r>
-        <w:rPr>
-          <w:rFonts w:asciiTheme="majorBidi" w:eastAsia="標楷體" w:hAnsiTheme="majorBidi" w:cstheme="majorBidi" w:hint="eastAsia"/>
-          <w:bCs/>
-          <w:w w:val="80"/>
-          <w:sz w:val="26"/>
-          <w:szCs w:val="26"/>
-        </w:rPr>
-        <w:t>，舉頭讚美我石磐，</w:t>
+        <w:t>滿心歡喜，逐時唱歌，舉頭讚美我石磐，</w:t>
       </w:r>
     </w:p>
     <w:p>
@@ -3030,7 +3374,6 @@
           <w:szCs w:val="26"/>
         </w:rPr>
       </w:pPr>
-      <w:proofErr w:type="gramStart"/>
       <w:r>
         <w:rPr>
           <w:rFonts w:asciiTheme="majorBidi" w:eastAsia="標楷體" w:hAnsiTheme="majorBidi" w:cstheme="majorBidi" w:hint="eastAsia"/>
@@ -3039,18 +3382,7 @@
           <w:sz w:val="26"/>
           <w:szCs w:val="26"/>
         </w:rPr>
-        <w:t>祂</w:t>
-      </w:r>
-      <w:proofErr w:type="gramEnd"/>
-      <w:r>
-        <w:rPr>
-          <w:rFonts w:asciiTheme="majorBidi" w:eastAsia="標楷體" w:hAnsiTheme="majorBidi" w:cstheme="majorBidi" w:hint="eastAsia"/>
-          <w:bCs/>
-          <w:w w:val="80"/>
-          <w:sz w:val="26"/>
-          <w:szCs w:val="26"/>
-        </w:rPr>
-        <w:t>的活命充滿我。</w:t>
+        <w:t>祂的活命充滿我。</w:t>
       </w:r>
     </w:p>
     <w:p>
@@ -3088,29 +3420,7 @@
           <w:sz w:val="26"/>
           <w:szCs w:val="26"/>
         </w:rPr>
-        <w:t>雖然主無應允逐日好天，也無</w:t>
-      </w:r>
-      <w:proofErr w:type="gramStart"/>
-      <w:r>
-        <w:rPr>
-          <w:rFonts w:asciiTheme="majorBidi" w:eastAsia="標楷體" w:hAnsiTheme="majorBidi" w:cstheme="majorBidi" w:hint="eastAsia"/>
-          <w:bCs/>
-          <w:w w:val="80"/>
-          <w:sz w:val="26"/>
-          <w:szCs w:val="26"/>
-        </w:rPr>
-        <w:t>應允逐時順利</w:t>
-      </w:r>
-      <w:proofErr w:type="gramEnd"/>
-      <w:r>
-        <w:rPr>
-          <w:rFonts w:asciiTheme="majorBidi" w:eastAsia="標楷體" w:hAnsiTheme="majorBidi" w:cstheme="majorBidi" w:hint="eastAsia"/>
-          <w:bCs/>
-          <w:w w:val="80"/>
-          <w:sz w:val="26"/>
-          <w:szCs w:val="26"/>
-        </w:rPr>
-        <w:t>。</w:t>
+        <w:t>雖然主無應允逐日好天，也無應允逐時順利。</w:t>
       </w:r>
     </w:p>
     <w:p>
@@ -3134,29 +3444,7 @@
           <w:sz w:val="26"/>
           <w:szCs w:val="26"/>
         </w:rPr>
-        <w:t>我有主做我的幫助，</w:t>
-      </w:r>
-      <w:proofErr w:type="gramStart"/>
-      <w:r>
-        <w:rPr>
-          <w:rFonts w:asciiTheme="majorBidi" w:eastAsia="標楷體" w:hAnsiTheme="majorBidi" w:cstheme="majorBidi" w:hint="eastAsia"/>
-          <w:bCs/>
-          <w:w w:val="80"/>
-          <w:sz w:val="26"/>
-          <w:szCs w:val="26"/>
-        </w:rPr>
-        <w:t>祂</w:t>
-      </w:r>
-      <w:proofErr w:type="gramEnd"/>
-      <w:r>
-        <w:rPr>
-          <w:rFonts w:asciiTheme="majorBidi" w:eastAsia="標楷體" w:hAnsiTheme="majorBidi" w:cstheme="majorBidi" w:hint="eastAsia"/>
-          <w:bCs/>
-          <w:w w:val="80"/>
-          <w:sz w:val="26"/>
-          <w:szCs w:val="26"/>
-        </w:rPr>
-        <w:t>賜我氣力贏過艱難。</w:t>
+        <w:t>我有主做我的幫助，祂賜我氣力贏過艱難。</w:t>
       </w:r>
     </w:p>
     <w:p>
@@ -3204,29 +3492,7 @@
           <w:sz w:val="26"/>
           <w:szCs w:val="26"/>
         </w:rPr>
-        <w:t>滿心歡喜，</w:t>
-      </w:r>
-      <w:proofErr w:type="gramStart"/>
-      <w:r>
-        <w:rPr>
-          <w:rFonts w:asciiTheme="majorBidi" w:eastAsia="標楷體" w:hAnsiTheme="majorBidi" w:cstheme="majorBidi" w:hint="eastAsia"/>
-          <w:bCs/>
-          <w:w w:val="80"/>
-          <w:sz w:val="26"/>
-          <w:szCs w:val="26"/>
-        </w:rPr>
-        <w:t>逐時唱歌</w:t>
-      </w:r>
-      <w:proofErr w:type="gramEnd"/>
-      <w:r>
-        <w:rPr>
-          <w:rFonts w:asciiTheme="majorBidi" w:eastAsia="標楷體" w:hAnsiTheme="majorBidi" w:cstheme="majorBidi" w:hint="eastAsia"/>
-          <w:bCs/>
-          <w:w w:val="80"/>
-          <w:sz w:val="26"/>
-          <w:szCs w:val="26"/>
-        </w:rPr>
-        <w:t>，舉頭讚美我石磐，</w:t>
+        <w:t>滿心歡喜，逐時唱歌，舉頭讚美我石磐，</w:t>
       </w:r>
     </w:p>
     <w:p>
@@ -3242,7 +3508,6 @@
           <w:szCs w:val="26"/>
         </w:rPr>
       </w:pPr>
-      <w:proofErr w:type="gramStart"/>
       <w:r>
         <w:rPr>
           <w:rFonts w:asciiTheme="majorBidi" w:eastAsia="標楷體" w:hAnsiTheme="majorBidi" w:cstheme="majorBidi" w:hint="eastAsia"/>
@@ -3251,18 +3516,7 @@
           <w:sz w:val="26"/>
           <w:szCs w:val="26"/>
         </w:rPr>
-        <w:t>祂</w:t>
-      </w:r>
-      <w:proofErr w:type="gramEnd"/>
-      <w:r>
-        <w:rPr>
-          <w:rFonts w:asciiTheme="majorBidi" w:eastAsia="標楷體" w:hAnsiTheme="majorBidi" w:cstheme="majorBidi" w:hint="eastAsia"/>
-          <w:bCs/>
-          <w:w w:val="80"/>
-          <w:sz w:val="26"/>
-          <w:szCs w:val="26"/>
-        </w:rPr>
-        <w:t>的活命充滿我。</w:t>
+        <w:t>祂的活命充滿我。</w:t>
       </w:r>
     </w:p>
     <w:p>
@@ -3300,51 +3554,7 @@
           <w:sz w:val="26"/>
           <w:szCs w:val="26"/>
         </w:rPr>
-        <w:t>主</w:t>
-      </w:r>
-      <w:proofErr w:type="gramStart"/>
-      <w:r>
-        <w:rPr>
-          <w:rFonts w:asciiTheme="majorBidi" w:eastAsia="標楷體" w:hAnsiTheme="majorBidi" w:cstheme="majorBidi" w:hint="eastAsia"/>
-          <w:bCs/>
-          <w:w w:val="80"/>
-          <w:sz w:val="26"/>
-          <w:szCs w:val="26"/>
-        </w:rPr>
-        <w:t>應允逐時在</w:t>
-      </w:r>
-      <w:proofErr w:type="gramEnd"/>
-      <w:r>
-        <w:rPr>
-          <w:rFonts w:asciiTheme="majorBidi" w:eastAsia="標楷體" w:hAnsiTheme="majorBidi" w:cstheme="majorBidi" w:hint="eastAsia"/>
-          <w:bCs/>
-          <w:w w:val="80"/>
-          <w:sz w:val="26"/>
-          <w:szCs w:val="26"/>
-        </w:rPr>
-        <w:t>我身邊，也應允</w:t>
-      </w:r>
-      <w:proofErr w:type="gramStart"/>
-      <w:r>
-        <w:rPr>
-          <w:rFonts w:asciiTheme="majorBidi" w:eastAsia="標楷體" w:hAnsiTheme="majorBidi" w:cstheme="majorBidi" w:hint="eastAsia"/>
-          <w:bCs/>
-          <w:w w:val="80"/>
-          <w:sz w:val="26"/>
-          <w:szCs w:val="26"/>
-        </w:rPr>
-        <w:t>慈愛無離</w:t>
-      </w:r>
-      <w:proofErr w:type="gramEnd"/>
-      <w:r>
-        <w:rPr>
-          <w:rFonts w:asciiTheme="majorBidi" w:eastAsia="標楷體" w:hAnsiTheme="majorBidi" w:cstheme="majorBidi" w:hint="eastAsia"/>
-          <w:bCs/>
-          <w:w w:val="80"/>
-          <w:sz w:val="26"/>
-          <w:szCs w:val="26"/>
-        </w:rPr>
-        <w:t>。</w:t>
+        <w:t>主應允逐時在我身邊，也應允慈愛無離。</w:t>
       </w:r>
     </w:p>
     <w:p>
@@ -3416,29 +3626,7 @@
           <w:sz w:val="26"/>
           <w:szCs w:val="26"/>
         </w:rPr>
-        <w:t>滿心歡喜，</w:t>
-      </w:r>
-      <w:proofErr w:type="gramStart"/>
-      <w:r>
-        <w:rPr>
-          <w:rFonts w:asciiTheme="majorBidi" w:eastAsia="標楷體" w:hAnsiTheme="majorBidi" w:cstheme="majorBidi" w:hint="eastAsia"/>
-          <w:bCs/>
-          <w:w w:val="80"/>
-          <w:sz w:val="26"/>
-          <w:szCs w:val="26"/>
-        </w:rPr>
-        <w:t>逐時唱歌</w:t>
-      </w:r>
-      <w:proofErr w:type="gramEnd"/>
-      <w:r>
-        <w:rPr>
-          <w:rFonts w:asciiTheme="majorBidi" w:eastAsia="標楷體" w:hAnsiTheme="majorBidi" w:cstheme="majorBidi" w:hint="eastAsia"/>
-          <w:bCs/>
-          <w:w w:val="80"/>
-          <w:sz w:val="26"/>
-          <w:szCs w:val="26"/>
-        </w:rPr>
-        <w:t>，舉頭讚美我石磐，</w:t>
+        <w:t>滿心歡喜，逐時唱歌，舉頭讚美我石磐，</w:t>
       </w:r>
     </w:p>
     <w:p>
@@ -3454,7 +3642,6 @@
           <w:szCs w:val="26"/>
         </w:rPr>
       </w:pPr>
-      <w:proofErr w:type="gramStart"/>
       <w:r>
         <w:rPr>
           <w:rFonts w:asciiTheme="majorBidi" w:eastAsia="標楷體" w:hAnsiTheme="majorBidi" w:cstheme="majorBidi" w:hint="eastAsia"/>
@@ -3463,18 +3650,7 @@
           <w:sz w:val="26"/>
           <w:szCs w:val="26"/>
         </w:rPr>
-        <w:t>祂</w:t>
-      </w:r>
-      <w:proofErr w:type="gramEnd"/>
-      <w:r>
-        <w:rPr>
-          <w:rFonts w:asciiTheme="majorBidi" w:eastAsia="標楷體" w:hAnsiTheme="majorBidi" w:cstheme="majorBidi" w:hint="eastAsia"/>
-          <w:bCs/>
-          <w:w w:val="80"/>
-          <w:sz w:val="26"/>
-          <w:szCs w:val="26"/>
-        </w:rPr>
-        <w:t>的活命充滿我。</w:t>
+        <w:t>祂的活命充滿我。</w:t>
       </w:r>
     </w:p>
     <w:p>
@@ -3505,6 +3681,7 @@
       <w:r>
         <w:rPr>
           <w:noProof/>
+          <w:lang w:bidi="he-IL"/>
         </w:rPr>
         <mc:AlternateContent>
           <mc:Choice Requires="wpg">
@@ -3640,47 +3817,7 @@
                                   <w:w w:val="90"/>
                                   <w:szCs w:val="24"/>
                                 </w:rPr>
-                                <w:t>我們因信主耶穌基督而蒙　神國福音的恩典，成為基督的肢體，並按主的命令彼此相愛。因此我們奉獻自己成為基督的教會的</w:t>
-                              </w:r>
-                              <w:proofErr w:type="gramStart"/>
-                              <w:r>
-                                <w:rPr>
-                                  <w:rFonts w:ascii="文鼎粗魏碑" w:eastAsia="文鼎粗魏碑" w:cstheme="minorHAnsi" w:hint="eastAsia"/>
-                                  <w:color w:val="0D0D0D" w:themeColor="text1" w:themeTint="F2"/>
-                                  <w:w w:val="90"/>
-                                  <w:szCs w:val="24"/>
-                                </w:rPr>
-                                <w:t>事奉者</w:t>
-                              </w:r>
-                              <w:proofErr w:type="gramEnd"/>
-                              <w:r>
-                                <w:rPr>
-                                  <w:rFonts w:ascii="文鼎粗魏碑" w:eastAsia="文鼎粗魏碑" w:cstheme="minorHAnsi" w:hint="eastAsia"/>
-                                  <w:color w:val="0D0D0D" w:themeColor="text1" w:themeTint="F2"/>
-                                  <w:w w:val="90"/>
-                                  <w:szCs w:val="24"/>
-                                </w:rPr>
-                                <w:t>，用彼此事奉、彼此順服、彼此成全，和彼此學習的心，效法基督成為服事人的僕人。將服事會眾的事看為優先，以服事</w:t>
-                              </w:r>
-                              <w:proofErr w:type="gramStart"/>
-                              <w:r>
-                                <w:rPr>
-                                  <w:rFonts w:ascii="文鼎粗魏碑" w:eastAsia="文鼎粗魏碑" w:cstheme="minorHAnsi" w:hint="eastAsia"/>
-                                  <w:color w:val="0D0D0D" w:themeColor="text1" w:themeTint="F2"/>
-                                  <w:w w:val="90"/>
-                                  <w:szCs w:val="24"/>
-                                </w:rPr>
-                                <w:t>會眾來服事</w:t>
-                              </w:r>
-                              <w:proofErr w:type="gramEnd"/>
-                              <w:r>
-                                <w:rPr>
-                                  <w:rFonts w:ascii="文鼎粗魏碑" w:eastAsia="文鼎粗魏碑" w:cstheme="minorHAnsi" w:hint="eastAsia"/>
-                                  <w:color w:val="0D0D0D" w:themeColor="text1" w:themeTint="F2"/>
-                                  <w:w w:val="90"/>
-                                  <w:szCs w:val="24"/>
-                                </w:rPr>
-                                <w:t xml:space="preserve">　神。使我們與我們得救的身分相稱。</w:t>
+                                <w:t>我們因信主耶穌基督而蒙　神國福音的恩典，成為基督的肢體，並按主的命令彼此相愛。因此我們奉獻自己成為基督的教會的事奉者，用彼此事奉、彼此順服、彼此成全，和彼此學習的心，效法基督成為服事人的僕人。將服事會眾的事看為優先，以服事會眾來服事　神。使我們與我們得救的身分相稱。</w:t>
                               </w:r>
                             </w:p>
                           </w:txbxContent>
@@ -3706,7 +3843,7 @@
           </mc:Choice>
           <mc:Fallback>
             <w:pict>
-              <v:group w14:anchorId="789743EB" id="群組 21" o:spid="_x0000_s1026" style="position:absolute;margin-left:538.15pt;margin-top:28.9pt;width:134.65pt;height:261.65pt;z-index:251664384;mso-position-horizontal-relative:page;mso-position-vertical-relative:page;mso-width-relative:margin;mso-height-relative:margin" coordsize="17094,33223" o:gfxdata="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">
+              <v:group w14:anchorId="789743EB" id="群組 21" o:spid="_x0000_s1026" style="position:absolute;margin-left:538.15pt;margin-top:28.9pt;width:134.65pt;height:261.65pt;z-index:251664384;mso-position-horizontal-relative:page;mso-position-vertical-relative:page;mso-width-relative:margin;mso-height-relative:margin" coordsize="17094,33223" o:gfxdata="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">
                 <v:shapetype id="_x0000_t75" coordsize="21600,21600" o:spt="75" o:preferrelative="t" path="m@4@5l@4@11@9@11@9@5xe" filled="f" stroked="f">
                   <v:stroke joinstyle="miter"/>
                   <v:formulas>
@@ -3726,10 +3863,11 @@
                   <v:path o:extrusionok="f" gradientshapeok="t" o:connecttype="rect"/>
                   <o:lock v:ext="edit" aspectratio="t"/>
                 </v:shapetype>
-                <v:shape id="圖片 18" o:spid="_x0000_s1027" type="#_x0000_t75" style="position:absolute;left:-8065;top:8065;width:33223;height:17094;rotation:90;visibility:visible;mso-wrap-style:square" o:gfxdata="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">
+                <v:shape id="圖片 18" o:spid="_x0000_s1027" type="#_x0000_t75" style="position:absolute;left:-8065;top:8065;width:33223;height:17094;rotation:90;visibility:visible;mso-wrap-style:square" o:gfxdata="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">
                   <v:imagedata r:id="rId9" o:title=""/>
+                  <v:path arrowok="t"/>
                 </v:shape>
-                <v:roundrect id="圓角矩形 7" o:spid="_x0000_s1028" style="position:absolute;left:1666;top:2875;width:14086;height:28296;visibility:visible;mso-wrap-style:square;v-text-anchor:top" arcsize="3131f" o:gfxdata="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" filled="f" stroked="f" strokeweight="2.5pt">
+                <v:roundrect id="圓角矩形 7" o:spid="_x0000_s1028" style="position:absolute;left:1666;top:2875;width:14086;height:28296;visibility:visible;mso-wrap-style:square;v-text-anchor:top" arcsize="3131f" o:gfxdata="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" filled="f" stroked="f" strokeweight="2.5pt">
                   <v:stroke joinstyle="miter"/>
                   <v:textbox style="layout-flow:vertical-ideographic" inset="1mm,1mm,1mm,1mm">
                     <w:txbxContent>
@@ -3774,47 +3912,7 @@
                             <w:w w:val="90"/>
                             <w:szCs w:val="24"/>
                           </w:rPr>
-                          <w:t>我們因信主耶穌基督而蒙　神國福音的恩典，成為基督的肢體，並按主的命令彼此相愛。因此我們奉獻自己成為基督的教會的</w:t>
-                        </w:r>
-                        <w:proofErr w:type="gramStart"/>
-                        <w:r>
-                          <w:rPr>
-                            <w:rFonts w:ascii="文鼎粗魏碑" w:eastAsia="文鼎粗魏碑" w:cstheme="minorHAnsi" w:hint="eastAsia"/>
-                            <w:color w:val="0D0D0D" w:themeColor="text1" w:themeTint="F2"/>
-                            <w:w w:val="90"/>
-                            <w:szCs w:val="24"/>
-                          </w:rPr>
-                          <w:t>事奉者</w:t>
-                        </w:r>
-                        <w:proofErr w:type="gramEnd"/>
-                        <w:r>
-                          <w:rPr>
-                            <w:rFonts w:ascii="文鼎粗魏碑" w:eastAsia="文鼎粗魏碑" w:cstheme="minorHAnsi" w:hint="eastAsia"/>
-                            <w:color w:val="0D0D0D" w:themeColor="text1" w:themeTint="F2"/>
-                            <w:w w:val="90"/>
-                            <w:szCs w:val="24"/>
-                          </w:rPr>
-                          <w:t>，用彼此事奉、彼此順服、彼此成全，和彼此學習的心，效法基督成為服事人的僕人。將服事會眾的事看為優先，以服事</w:t>
-                        </w:r>
-                        <w:proofErr w:type="gramStart"/>
-                        <w:r>
-                          <w:rPr>
-                            <w:rFonts w:ascii="文鼎粗魏碑" w:eastAsia="文鼎粗魏碑" w:cstheme="minorHAnsi" w:hint="eastAsia"/>
-                            <w:color w:val="0D0D0D" w:themeColor="text1" w:themeTint="F2"/>
-                            <w:w w:val="90"/>
-                            <w:szCs w:val="24"/>
-                          </w:rPr>
-                          <w:t>會眾來服事</w:t>
-                        </w:r>
-                        <w:proofErr w:type="gramEnd"/>
-                        <w:r>
-                          <w:rPr>
-                            <w:rFonts w:ascii="文鼎粗魏碑" w:eastAsia="文鼎粗魏碑" w:cstheme="minorHAnsi" w:hint="eastAsia"/>
-                            <w:color w:val="0D0D0D" w:themeColor="text1" w:themeTint="F2"/>
-                            <w:w w:val="90"/>
-                            <w:szCs w:val="24"/>
-                          </w:rPr>
-                          <w:t xml:space="preserve">　神。使我們與我們得救的身分相稱。</w:t>
+                          <w:t>我們因信主耶穌基督而蒙　神國福音的恩典，成為基督的肢體，並按主的命令彼此相愛。因此我們奉獻自己成為基督的教會的事奉者，用彼此事奉、彼此順服、彼此成全，和彼此學習的心，效法基督成為服事人的僕人。將服事會眾的事看為優先，以服事會眾來服事　神。使我們與我們得救的身分相稱。</w:t>
                         </w:r>
                       </w:p>
                     </w:txbxContent>
@@ -3829,6 +3927,7 @@
       <w:r>
         <w:rPr>
           <w:noProof/>
+          <w:lang w:bidi="he-IL"/>
         </w:rPr>
         <w:drawing>
           <wp:anchor distT="0" distB="0" distL="114300" distR="114300" simplePos="0" relativeHeight="251660288" behindDoc="0" locked="0" layoutInCell="1" allowOverlap="1" wp14:anchorId="0030E694" wp14:editId="30DCF31A">
@@ -3889,6 +3988,7 @@
       <w:r>
         <w:rPr>
           <w:noProof/>
+          <w:lang w:bidi="he-IL"/>
         </w:rPr>
         <w:drawing>
           <wp:anchor distT="0" distB="0" distL="114300" distR="114300" simplePos="0" relativeHeight="251656192" behindDoc="0" locked="0" layoutInCell="1" allowOverlap="1" wp14:anchorId="7EAAEB92" wp14:editId="352781AB">
@@ -3969,6 +4069,7 @@
       <w:r>
         <w:rPr>
           <w:noProof/>
+          <w:lang w:bidi="he-IL"/>
         </w:rPr>
         <mc:AlternateContent>
           <mc:Choice Requires="wpg">
@@ -4037,7 +4138,6 @@
                                 </w:rPr>
                                 <w:t>聚會時間表</w:t>
                               </w:r>
-                              <w:proofErr w:type="gramStart"/>
                               <w:r>
                                 <w:rPr>
                                   <w:rFonts w:ascii="Barlow Condensed Medium" w:eastAsia="華康正顏楷體W9" w:hAnsi="Barlow Condensed Medium" w:cstheme="minorHAnsi" w:hint="eastAsia"/>
@@ -4047,7 +4147,6 @@
                                 </w:rPr>
                                 <w:t>》</w:t>
                               </w:r>
-                              <w:proofErr w:type="gramEnd"/>
                             </w:p>
                             <w:tbl>
                               <w:tblPr>
@@ -4821,7 +4920,6 @@
                                         <w:szCs w:val="26"/>
                                       </w:rPr>
                                     </w:pPr>
-                                    <w:proofErr w:type="gramStart"/>
                                     <w:r>
                                       <w:rPr>
                                         <w:rFonts w:ascii="Barlow Condensed Medium" w:eastAsia="標楷體" w:hAnsi="Barlow Condensed Medium" w:hint="eastAsia"/>
@@ -4832,7 +4930,6 @@
                                       </w:rPr>
                                       <w:t>拿細耳</w:t>
                                     </w:r>
-                                    <w:proofErr w:type="gramEnd"/>
                                     <w:r>
                                       <w:rPr>
                                         <w:rFonts w:ascii="Barlow Condensed Medium" w:eastAsia="標楷體" w:hAnsi="Barlow Condensed Medium" w:hint="eastAsia"/>
@@ -4986,7 +5083,6 @@
                                         <w:szCs w:val="26"/>
                                       </w:rPr>
                                     </w:pPr>
-                                    <w:proofErr w:type="gramStart"/>
                                     <w:r>
                                       <w:rPr>
                                         <w:rFonts w:ascii="Barlow Condensed Medium" w:eastAsia="標楷體" w:hAnsi="Barlow Condensed Medium" w:hint="eastAsia"/>
@@ -4997,7 +5093,6 @@
                                       </w:rPr>
                                       <w:t>社青小組</w:t>
                                     </w:r>
-                                    <w:proofErr w:type="gramEnd"/>
                                   </w:p>
                                 </w:tc>
                                 <w:tc>
@@ -5191,7 +5286,6 @@
                                         <w:szCs w:val="26"/>
                                       </w:rPr>
                                     </w:pPr>
-                                    <w:proofErr w:type="gramStart"/>
                                     <w:r>
                                       <w:rPr>
                                         <w:rFonts w:ascii="Barlow Condensed Medium" w:eastAsia="標楷體" w:hAnsi="Barlow Condensed Medium"/>
@@ -5202,7 +5296,6 @@
                                       </w:rPr>
                                       <w:t>明憲家</w:t>
                                     </w:r>
-                                    <w:proofErr w:type="gramEnd"/>
                                   </w:p>
                                 </w:tc>
                               </w:tr>
@@ -5781,12 +5874,12 @@
           </mc:Choice>
           <mc:Fallback>
             <w:pict>
-              <v:group w14:anchorId="5DF93223" id="群組 24" o:spid="_x0000_s1029" style="position:absolute;margin-left:533.85pt;margin-top:298.55pt;width:140.3pt;height:259.35pt;z-index:251662336;mso-position-horizontal-relative:page;mso-position-vertical-relative:page;mso-width-relative:margin;mso-height-relative:margin" coordsize="17818,32941" o:gfxdata="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">
+              <v:group w14:anchorId="5DF93223" id="群組 24" o:spid="_x0000_s1029" style="position:absolute;margin-left:533.85pt;margin-top:298.55pt;width:140.3pt;height:259.35pt;z-index:251662336;mso-position-horizontal-relative:page;mso-position-vertical-relative:page;mso-width-relative:margin;mso-height-relative:margin" coordsize="17818,32941" o:gfxdata="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">
                 <v:shapetype id="_x0000_t202" coordsize="21600,21600" o:spt="202" path="m,l,21600r21600,l21600,xe">
                   <v:stroke joinstyle="miter"/>
                   <v:path gradientshapeok="t" o:connecttype="rect"/>
                 </v:shapetype>
-                <v:shape id="_x0000_s1030" type="#_x0000_t202" style="position:absolute;left:351;top:293;width:17279;height:32590;visibility:visible;mso-wrap-style:square;v-text-anchor:top" o:gfxdata="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" stroked="f">
+                <v:shape id="_x0000_s1030" type="#_x0000_t202" style="position:absolute;left:351;top:293;width:17279;height:32590;visibility:visible;mso-wrap-style:square;v-text-anchor:top" o:gfxdata="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" stroked="f">
                   <v:textbox inset="0,0,0,0">
                     <w:txbxContent>
                       <w:p>
@@ -5803,7 +5896,6 @@
                           </w:rPr>
                           <w:t>聚會時間表</w:t>
                         </w:r>
-                        <w:proofErr w:type="gramStart"/>
                         <w:r>
                           <w:rPr>
                             <w:rFonts w:ascii="Barlow Condensed Medium" w:eastAsia="華康正顏楷體W9" w:hAnsi="Barlow Condensed Medium" w:cstheme="minorHAnsi" w:hint="eastAsia"/>
@@ -5813,7 +5905,6 @@
                           </w:rPr>
                           <w:t>》</w:t>
                         </w:r>
-                        <w:proofErr w:type="gramEnd"/>
                       </w:p>
                       <w:tbl>
                         <w:tblPr>
@@ -6587,7 +6678,6 @@
                                   <w:szCs w:val="26"/>
                                 </w:rPr>
                               </w:pPr>
-                              <w:proofErr w:type="gramStart"/>
                               <w:r>
                                 <w:rPr>
                                   <w:rFonts w:ascii="Barlow Condensed Medium" w:eastAsia="標楷體" w:hAnsi="Barlow Condensed Medium" w:hint="eastAsia"/>
@@ -6598,7 +6688,6 @@
                                 </w:rPr>
                                 <w:t>拿細耳</w:t>
                               </w:r>
-                              <w:proofErr w:type="gramEnd"/>
                               <w:r>
                                 <w:rPr>
                                   <w:rFonts w:ascii="Barlow Condensed Medium" w:eastAsia="標楷體" w:hAnsi="Barlow Condensed Medium" w:hint="eastAsia"/>
@@ -6752,7 +6841,6 @@
                                   <w:szCs w:val="26"/>
                                 </w:rPr>
                               </w:pPr>
-                              <w:proofErr w:type="gramStart"/>
                               <w:r>
                                 <w:rPr>
                                   <w:rFonts w:ascii="Barlow Condensed Medium" w:eastAsia="標楷體" w:hAnsi="Barlow Condensed Medium" w:hint="eastAsia"/>
@@ -6763,7 +6851,6 @@
                                 </w:rPr>
                                 <w:t>社青小組</w:t>
                               </w:r>
-                              <w:proofErr w:type="gramEnd"/>
                             </w:p>
                           </w:tc>
                           <w:tc>
@@ -6957,7 +7044,6 @@
                                   <w:szCs w:val="26"/>
                                 </w:rPr>
                               </w:pPr>
-                              <w:proofErr w:type="gramStart"/>
                               <w:r>
                                 <w:rPr>
                                   <w:rFonts w:ascii="Barlow Condensed Medium" w:eastAsia="標楷體" w:hAnsi="Barlow Condensed Medium"/>
@@ -6968,7 +7054,6 @@
                                 </w:rPr>
                                 <w:t>明憲家</w:t>
                               </w:r>
-                              <w:proofErr w:type="gramEnd"/>
                             </w:p>
                           </w:tc>
                         </w:tr>
@@ -7484,7 +7569,7 @@
                     </w:txbxContent>
                   </v:textbox>
                 </v:shape>
-                <v:roundrect id="圓角矩形 5" o:spid="_x0000_s1031" style="position:absolute;width:17818;height:32941;visibility:visible;mso-wrap-style:square;v-text-anchor:middle" arcsize="2169f" o:gfxdata="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" filled="f" strokecolor="#5a5a5a [2109]" strokeweight="2.5pt">
+                <v:roundrect id="圓角矩形 5" o:spid="_x0000_s1031" style="position:absolute;width:17818;height:32941;visibility:visible;mso-wrap-style:square;v-text-anchor:middle" arcsize="2169f" o:gfxdata="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" filled="f" strokecolor="#5a5a5a [2109]" strokeweight="2.5pt">
                   <v:stroke joinstyle="miter"/>
                 </v:roundrect>
                 <w10:wrap anchorx="page" anchory="page"/>
@@ -7541,6 +7626,7 @@
         <w:rPr>
           <w:rFonts w:ascii="Barlow Condensed Medium" w:hAnsi="Barlow Condensed Medium"/>
           <w:noProof/>
+          <w:lang w:bidi="he-IL"/>
         </w:rPr>
         <mc:AlternateContent>
           <mc:Choice Requires="wpg">
@@ -8269,7 +8355,6 @@
                                         <w:szCs w:val="26"/>
                                       </w:rPr>
                                     </w:pPr>
-                                    <w:proofErr w:type="gramStart"/>
                                     <w:r>
                                       <w:rPr>
                                         <w:rFonts w:ascii="Barlow Condensed Medium" w:eastAsia="華康中黑體" w:hAnsi="Barlow Condensed Medium" w:hint="eastAsia"/>
@@ -8279,7 +8364,6 @@
                                       </w:rPr>
                                       <w:t>啟應</w:t>
                                     </w:r>
-                                    <w:proofErr w:type="gramEnd"/>
                                     <w:r>
                                       <w:rPr>
                                         <w:rFonts w:ascii="Barlow Condensed Medium" w:eastAsia="華康中黑體" w:hAnsi="Barlow Condensed Medium" w:hint="eastAsia"/>
@@ -8505,8 +8589,8 @@
           </mc:Choice>
           <mc:Fallback>
             <w:pict>
-              <v:group w14:anchorId="0AB0FEB2" id="群組 19" o:spid="_x0000_s1032" style="position:absolute;left:0;text-align:left;margin-left:534.4pt;margin-top:567.3pt;width:140.6pt;height:130.1pt;z-index:251652096;mso-position-horizontal-relative:page;mso-position-vertical-relative:page;mso-width-relative:margin;mso-height-relative:margin" coordorigin="108" coordsize="17868,16510" o:gfxdata="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">
-                <v:shape id="_x0000_s1033" type="#_x0000_t202" style="position:absolute;left:317;top:444;width:17634;height:15621;visibility:visible;mso-wrap-style:square;v-text-anchor:top" o:gfxdata="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" stroked="f">
+              <v:group w14:anchorId="0AB0FEB2" id="群組 19" o:spid="_x0000_s1032" style="position:absolute;left:0;text-align:left;margin-left:534.4pt;margin-top:567.3pt;width:140.6pt;height:130.1pt;z-index:251652096;mso-position-horizontal-relative:page;mso-position-vertical-relative:page;mso-width-relative:margin;mso-height-relative:margin" coordorigin="108" coordsize="17868,16510" o:gfxdata="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">
+                <v:shape id="_x0000_s1033" type="#_x0000_t202" style="position:absolute;left:317;top:444;width:17634;height:15621;visibility:visible;mso-wrap-style:square;v-text-anchor:top" o:gfxdata="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" stroked="f">
                   <v:textbox inset="0,0,0,0">
                     <w:txbxContent>
                       <w:p>
@@ -9183,7 +9267,6 @@
                                   <w:szCs w:val="26"/>
                                 </w:rPr>
                               </w:pPr>
-                              <w:proofErr w:type="gramStart"/>
                               <w:r>
                                 <w:rPr>
                                   <w:rFonts w:ascii="Barlow Condensed Medium" w:eastAsia="華康中黑體" w:hAnsi="Barlow Condensed Medium" w:hint="eastAsia"/>
@@ -9193,7 +9276,6 @@
                                 </w:rPr>
                                 <w:t>啟應</w:t>
                               </w:r>
-                              <w:proofErr w:type="gramEnd"/>
                               <w:r>
                                 <w:rPr>
                                   <w:rFonts w:ascii="Barlow Condensed Medium" w:eastAsia="華康中黑體" w:hAnsi="Barlow Condensed Medium" w:hint="eastAsia"/>
@@ -9356,7 +9438,7 @@
                     </w:txbxContent>
                   </v:textbox>
                 </v:shape>
-                <v:roundrect id="圓角矩形 25" o:spid="_x0000_s1034" style="position:absolute;left:108;width:17869;height:16510;visibility:visible;mso-wrap-style:square;v-text-anchor:middle" arcsize="4542f" o:gfxdata="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" filled="f" strokecolor="#5a5a5a [2109]" strokeweight="2.5pt">
+                <v:roundrect id="圓角矩形 25" o:spid="_x0000_s1034" style="position:absolute;left:108;width:17869;height:16510;visibility:visible;mso-wrap-style:square;v-text-anchor:middle" arcsize="4542f" o:gfxdata="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" filled="f" strokecolor="#5a5a5a [2109]" strokeweight="2.5pt">
                   <v:stroke joinstyle="miter"/>
                 </v:roundrect>
                 <w10:wrap anchorx="page" anchory="page"/>
@@ -9403,6 +9485,7 @@
         <w:rPr>
           <w:rFonts w:ascii="Barlow Condensed Medium" w:hAnsi="Barlow Condensed Medium"/>
           <w:noProof/>
+          <w:lang w:bidi="he-IL"/>
         </w:rPr>
         <mc:AlternateContent>
           <mc:Choice Requires="wps">
@@ -9524,7 +9607,7 @@
           </mc:Choice>
           <mc:Fallback>
             <w:pict>
-              <v:shape w14:anchorId="76BD7DFF" id="文字方塊 2" o:spid="_x0000_s1035" type="#_x0000_t202" style="position:absolute;margin-left:31.4pt;margin-top:-54.1pt;width:109.8pt;height:110.6pt;z-index:251667456;visibility:visible;mso-wrap-style:square;mso-width-percent:0;mso-height-percent:200;mso-wrap-distance-left:9pt;mso-wrap-distance-top:3.6pt;mso-wrap-distance-right:9pt;mso-wrap-distance-bottom:3.6pt;mso-position-horizontal:absolute;mso-position-horizontal-relative:text;mso-position-vertical:absolute;mso-position-vertical-relative:text;mso-width-percent:0;mso-height-percent:200;mso-width-relative:margin;mso-height-relative:margin;v-text-anchor:top" o:gfxdata="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" filled="f" stroked="f">
+              <v:shape w14:anchorId="76BD7DFF" id="文字方塊 2" o:spid="_x0000_s1035" type="#_x0000_t202" style="position:absolute;margin-left:31.4pt;margin-top:-54.1pt;width:109.8pt;height:110.6pt;z-index:251667456;visibility:visible;mso-wrap-style:square;mso-width-percent:0;mso-height-percent:200;mso-wrap-distance-left:9pt;mso-wrap-distance-top:3.6pt;mso-wrap-distance-right:9pt;mso-wrap-distance-bottom:3.6pt;mso-position-horizontal:absolute;mso-position-horizontal-relative:text;mso-position-vertical:absolute;mso-position-vertical-relative:text;mso-width-percent:0;mso-height-percent:200;mso-width-relative:margin;mso-height-relative:margin;v-text-anchor:top" o:gfxdata="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" filled="f" stroked="f">
                 <v:textbox style="mso-fit-shape-to-text:t" inset="1mm,1mm,1mm,1mm">
                   <w:txbxContent>
                     <w:p>
@@ -9625,6 +9708,7 @@
         <w:rPr>
           <w:rFonts w:ascii="Barlow Condensed Medium" w:hAnsi="Barlow Condensed Medium"/>
           <w:noProof/>
+          <w:lang w:bidi="he-IL"/>
         </w:rPr>
         <mc:AlternateContent>
           <mc:Choice Requires="wps">
@@ -9723,7 +9807,7 @@
           </mc:Choice>
           <mc:Fallback>
             <w:pict>
-              <v:roundrect w14:anchorId="4775AEF3" id="圓角矩形 12" o:spid="_x0000_s1036" style="position:absolute;margin-left:-.9pt;margin-top:16.35pt;width:49.3pt;height:15.45pt;z-index:251648000;visibility:visible;mso-wrap-style:square;mso-width-percent:0;mso-height-percent:0;mso-wrap-distance-left:9pt;mso-wrap-distance-top:0;mso-wrap-distance-right:9pt;mso-wrap-distance-bottom:0;mso-position-horizontal:absolute;mso-position-horizontal-relative:text;mso-position-vertical:absolute;mso-position-vertical-relative:text;mso-width-percent:0;mso-height-percent:0;mso-width-relative:margin;mso-height-relative:margin;v-text-anchor:middle" arcsize="10923f" o:gfxdata="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" fillcolor="#5a5a5a [2109]" stroked="f" strokeweight="1pt">
+              <v:roundrect w14:anchorId="4775AEF3" id="圓角矩形 12" o:spid="_x0000_s1036" style="position:absolute;margin-left:-.9pt;margin-top:16.35pt;width:49.3pt;height:15.45pt;z-index:251648000;visibility:visible;mso-wrap-style:square;mso-width-percent:0;mso-height-percent:0;mso-wrap-distance-left:9pt;mso-wrap-distance-top:0;mso-wrap-distance-right:9pt;mso-wrap-distance-bottom:0;mso-position-horizontal:absolute;mso-position-horizontal-relative:text;mso-position-vertical:absolute;mso-position-vertical-relative:text;mso-width-percent:0;mso-height-percent:0;mso-width-relative:margin;mso-height-relative:margin;v-text-anchor:middle" arcsize="10923f" o:gfxdata="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" fillcolor="#5a5a5a [2109]" stroked="f" strokeweight="1pt">
                 <v:stroke joinstyle="miter"/>
                 <v:textbox inset=".5mm,0,.5mm,0">
                   <w:txbxContent>
@@ -9765,6 +9849,7 @@
         <w:rPr>
           <w:rFonts w:ascii="Barlow Condensed Medium" w:hAnsi="Barlow Condensed Medium"/>
           <w:noProof/>
+          <w:lang w:bidi="he-IL"/>
         </w:rPr>
         <mc:AlternateContent>
           <mc:Choice Requires="wps">
@@ -9863,7 +9948,7 @@
           </mc:Choice>
           <mc:Fallback>
             <w:pict>
-              <v:roundrect w14:anchorId="196DC3BF" id="圓角矩形 14" o:spid="_x0000_s1037" style="position:absolute;margin-left:-1.25pt;margin-top:16.7pt;width:83.6pt;height:15.3pt;z-index:251649024;visibility:visible;mso-wrap-style:square;mso-width-percent:0;mso-height-percent:0;mso-wrap-distance-left:9pt;mso-wrap-distance-top:0;mso-wrap-distance-right:9pt;mso-wrap-distance-bottom:0;mso-position-horizontal:absolute;mso-position-horizontal-relative:text;mso-position-vertical:absolute;mso-position-vertical-relative:text;mso-width-percent:0;mso-height-percent:0;mso-width-relative:margin;mso-height-relative:margin;v-text-anchor:middle" arcsize="10923f" o:gfxdata="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" fillcolor="#5a5a5a [2109]" stroked="f" strokeweight="1pt">
+              <v:roundrect w14:anchorId="196DC3BF" id="圓角矩形 14" o:spid="_x0000_s1037" style="position:absolute;margin-left:-1.25pt;margin-top:16.7pt;width:83.6pt;height:15.3pt;z-index:251649024;visibility:visible;mso-wrap-style:square;mso-width-percent:0;mso-height-percent:0;mso-wrap-distance-left:9pt;mso-wrap-distance-top:0;mso-wrap-distance-right:9pt;mso-wrap-distance-bottom:0;mso-position-horizontal:absolute;mso-position-horizontal-relative:text;mso-position-vertical:absolute;mso-position-vertical-relative:text;mso-width-percent:0;mso-height-percent:0;mso-width-relative:margin;mso-height-relative:margin;v-text-anchor:middle" arcsize="10923f" o:gfxdata="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" fillcolor="#5a5a5a [2109]" stroked="f" strokeweight="1pt">
                 <v:stroke joinstyle="miter"/>
                 <v:textbox inset=".5mm,0,.5mm,0">
                   <w:txbxContent>
@@ -9961,6 +10046,7 @@
         <w:rPr>
           <w:rFonts w:ascii="Barlow Condensed Medium" w:hAnsi="Barlow Condensed Medium"/>
           <w:noProof/>
+          <w:lang w:bidi="he-IL"/>
         </w:rPr>
         <mc:AlternateContent>
           <mc:Choice Requires="wps">
@@ -10059,7 +10145,7 @@
           </mc:Choice>
           <mc:Fallback>
             <w:pict>
-              <v:roundrect w14:anchorId="1A4DC044" id="圓角矩形 9" o:spid="_x0000_s1038" style="position:absolute;margin-left:-.6pt;margin-top:16.6pt;width:30.35pt;height:15.3pt;z-index:251650048;visibility:visible;mso-wrap-style:square;mso-width-percent:0;mso-height-percent:0;mso-wrap-distance-left:9pt;mso-wrap-distance-top:0;mso-wrap-distance-right:9pt;mso-wrap-distance-bottom:0;mso-position-horizontal:absolute;mso-position-horizontal-relative:text;mso-position-vertical:absolute;mso-position-vertical-relative:text;mso-width-percent:0;mso-height-percent:0;mso-width-relative:margin;mso-height-relative:margin;v-text-anchor:middle" arcsize="10923f" o:gfxdata="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" fillcolor="#5a5a5a [2109]" stroked="f" strokeweight="1pt">
+              <v:roundrect w14:anchorId="1A4DC044" id="圓角矩形 9" o:spid="_x0000_s1038" style="position:absolute;margin-left:-.6pt;margin-top:16.6pt;width:30.35pt;height:15.3pt;z-index:251650048;visibility:visible;mso-wrap-style:square;mso-width-percent:0;mso-height-percent:0;mso-wrap-distance-left:9pt;mso-wrap-distance-top:0;mso-wrap-distance-right:9pt;mso-wrap-distance-bottom:0;mso-position-horizontal:absolute;mso-position-horizontal-relative:text;mso-position-vertical:absolute;mso-position-vertical-relative:text;mso-width-percent:0;mso-height-percent:0;mso-width-relative:margin;mso-height-relative:margin;v-text-anchor:middle" arcsize="10923f" o:gfxdata="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" fillcolor="#5a5a5a [2109]" stroked="f" strokeweight="1pt">
                 <v:stroke joinstyle="miter"/>
                 <v:textbox inset=".5mm,0,.5mm,0">
                   <w:txbxContent>
@@ -10157,6 +10243,7 @@
         <w:rPr>
           <w:rFonts w:ascii="Barlow Condensed Medium" w:hAnsi="Barlow Condensed Medium"/>
           <w:noProof/>
+          <w:lang w:bidi="he-IL"/>
         </w:rPr>
         <w:drawing>
           <wp:anchor distT="0" distB="0" distL="114300" distR="114300" simplePos="0" relativeHeight="251655168" behindDoc="1" locked="0" layoutInCell="1" allowOverlap="1" wp14:anchorId="2AA2D55C" wp14:editId="4BA447FF">
@@ -10225,6 +10312,7 @@
         <w:rPr>
           <w:rFonts w:ascii="Barlow Condensed Medium" w:hAnsi="Barlow Condensed Medium"/>
           <w:noProof/>
+          <w:lang w:bidi="he-IL"/>
         </w:rPr>
         <mc:AlternateContent>
           <mc:Choice Requires="wps">
@@ -10323,7 +10411,7 @@
           </mc:Choice>
           <mc:Fallback>
             <w:pict>
-              <v:roundrect w14:anchorId="03BFD3A3" id="圓角矩形 13" o:spid="_x0000_s1039" style="position:absolute;margin-left:-.4pt;margin-top:16.65pt;width:49.3pt;height:15.3pt;z-index:251651072;visibility:visible;mso-wrap-style:square;mso-width-percent:0;mso-height-percent:0;mso-wrap-distance-left:9pt;mso-wrap-distance-top:0;mso-wrap-distance-right:9pt;mso-wrap-distance-bottom:0;mso-position-horizontal:absolute;mso-position-horizontal-relative:text;mso-position-vertical:absolute;mso-position-vertical-relative:text;mso-width-percent:0;mso-height-percent:0;mso-width-relative:margin;mso-height-relative:margin;v-text-anchor:middle" arcsize="10923f" o:gfxdata="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" fillcolor="#5a5a5a [2109]" stroked="f" strokeweight="1pt">
+              <v:roundrect w14:anchorId="03BFD3A3" id="圓角矩形 13" o:spid="_x0000_s1039" style="position:absolute;margin-left:-.4pt;margin-top:16.65pt;width:49.3pt;height:15.3pt;z-index:251651072;visibility:visible;mso-wrap-style:square;mso-width-percent:0;mso-height-percent:0;mso-wrap-distance-left:9pt;mso-wrap-distance-top:0;mso-wrap-distance-right:9pt;mso-wrap-distance-bottom:0;mso-position-horizontal:absolute;mso-position-horizontal-relative:text;mso-position-vertical:absolute;mso-position-vertical-relative:text;mso-width-percent:0;mso-height-percent:0;mso-width-relative:margin;mso-height-relative:margin;v-text-anchor:middle" arcsize="10923f" o:gfxdata="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" fillcolor="#5a5a5a [2109]" stroked="f" strokeweight="1pt">
                 <v:stroke joinstyle="miter"/>
                 <v:textbox inset=".5mm,0,.5mm,0">
                   <w:txbxContent>
@@ -10360,7 +10448,6 @@
         </w:rPr>
         <w:t xml:space="preserve">       </w:t>
       </w:r>
-      <w:proofErr w:type="gramStart"/>
       <w:r>
         <w:rPr>
           <w:rFonts w:ascii="Barlow Condensed Medium" w:eastAsia="華康中圓體" w:hAnsi="Barlow Condensed Medium"/>
@@ -10368,7 +10455,6 @@
         </w:rPr>
         <w:t>主堂</w:t>
       </w:r>
-      <w:proofErr w:type="gramEnd"/>
       <w:r>
         <w:rPr>
           <w:rFonts w:ascii="Barlow Condensed Medium" w:eastAsia="華康中圓體" w:hAnsi="Barlow Condensed Medium"/>
@@ -10461,6 +10547,7 @@
           <w:rFonts w:ascii="Barlow Condensed Medium" w:eastAsia="華康儷中黑" w:hAnsi="Barlow Condensed Medium"/>
           <w:noProof/>
           <w:w w:val="80"/>
+          <w:lang w:bidi="he-IL"/>
         </w:rPr>
         <mc:AlternateContent>
           <mc:Choice Requires="wps">
@@ -10512,7 +10599,6 @@
                                 <w:sz w:val="22"/>
                               </w:rPr>
                             </w:pPr>
-                            <w:proofErr w:type="gramStart"/>
                             <w:r>
                               <w:rPr>
                                 <w:rFonts w:ascii="Barlow Condensed Medium" w:eastAsia="華康儷中黑" w:hAnsi="Barlow Condensed Medium"/>
@@ -10520,7 +10606,6 @@
                               </w:rPr>
                               <w:t>教會臉書</w:t>
                             </w:r>
-                            <w:proofErr w:type="gramEnd"/>
                             <w:r>
                               <w:rPr>
                                 <w:rFonts w:ascii="Barlow Condensed Medium" w:eastAsia="華康儷中黑" w:hAnsi="Barlow Condensed Medium"/>
@@ -10563,7 +10648,7 @@
           </mc:Choice>
           <mc:Fallback>
             <w:pict>
-              <v:shape w14:anchorId="77C1E33A" id="_x0000_s1040" type="#_x0000_t202" style="position:absolute;margin-left:107.25pt;margin-top:6.2pt;width:125.55pt;height:16.3pt;z-index:251666432;visibility:visible;mso-wrap-style:square;mso-width-percent:0;mso-height-percent:0;mso-wrap-distance-left:9pt;mso-wrap-distance-top:3.6pt;mso-wrap-distance-right:9pt;mso-wrap-distance-bottom:3.6pt;mso-position-horizontal:absolute;mso-position-horizontal-relative:text;mso-position-vertical:absolute;mso-position-vertical-relative:text;mso-width-percent:0;mso-height-percent:0;mso-width-relative:margin;mso-height-relative:margin;v-text-anchor:top" o:gfxdata="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" filled="f" stroked="f">
+              <v:shape w14:anchorId="77C1E33A" id="_x0000_s1040" type="#_x0000_t202" style="position:absolute;margin-left:107.25pt;margin-top:6.2pt;width:125.55pt;height:16.3pt;z-index:251666432;visibility:visible;mso-wrap-style:square;mso-width-percent:0;mso-height-percent:0;mso-wrap-distance-left:9pt;mso-wrap-distance-top:3.6pt;mso-wrap-distance-right:9pt;mso-wrap-distance-bottom:3.6pt;mso-position-horizontal:absolute;mso-position-horizontal-relative:text;mso-position-vertical:absolute;mso-position-vertical-relative:text;mso-width-percent:0;mso-height-percent:0;mso-width-relative:margin;mso-height-relative:margin;v-text-anchor:top" o:gfxdata="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" filled="f" stroked="f">
                 <v:textbox inset="0,0,0,0">
                   <w:txbxContent>
                     <w:p>
@@ -10574,7 +10659,6 @@
                           <w:sz w:val="22"/>
                         </w:rPr>
                       </w:pPr>
-                      <w:proofErr w:type="gramStart"/>
                       <w:r>
                         <w:rPr>
                           <w:rFonts w:ascii="Barlow Condensed Medium" w:eastAsia="華康儷中黑" w:hAnsi="Barlow Condensed Medium"/>
@@ -10582,7 +10666,6 @@
                         </w:rPr>
                         <w:t>教會臉書</w:t>
                       </w:r>
-                      <w:proofErr w:type="gramEnd"/>
                       <w:r>
                         <w:rPr>
                           <w:rFonts w:ascii="Barlow Condensed Medium" w:eastAsia="華康儷中黑" w:hAnsi="Barlow Condensed Medium"/>
@@ -11422,6 +11505,7 @@
                 <w:color w:val="000000" w:themeColor="text1"/>
                 <w:sz w:val="18"/>
                 <w:szCs w:val="18"/>
+                <w:lang w:bidi="he-IL"/>
               </w:rPr>
               <mc:AlternateContent>
                 <mc:Choice Requires="wps">
@@ -11521,7 +11605,7 @@
                 </mc:Choice>
                 <mc:Fallback>
                   <w:pict>
-                    <v:rect w14:anchorId="343BC9BA" id="矩形 8" o:spid="_x0000_s1041" style="position:absolute;left:0;text-align:left;margin-left:-.7pt;margin-top:2.7pt;width:18.75pt;height:92.3pt;z-index:251663360;visibility:visible;mso-wrap-style:square;mso-width-percent:0;mso-height-percent:0;mso-wrap-distance-left:9pt;mso-wrap-distance-top:0;mso-wrap-distance-right:9pt;mso-wrap-distance-bottom:0;mso-position-horizontal:absolute;mso-position-horizontal-relative:text;mso-position-vertical:absolute;mso-position-vertical-relative:text;mso-width-percent:0;mso-height-percent:0;mso-width-relative:margin;mso-height-relative:margin;v-text-anchor:middle" o:gfxdata="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" fillcolor="#5a5a5a [2109]" stroked="f" strokeweight="1pt">
+                    <v:rect w14:anchorId="343BC9BA" id="矩形 8" o:spid="_x0000_s1041" style="position:absolute;left:0;text-align:left;margin-left:-.7pt;margin-top:2.7pt;width:18.75pt;height:92.3pt;z-index:251663360;visibility:visible;mso-wrap-style:square;mso-width-percent:0;mso-height-percent:0;mso-wrap-distance-left:9pt;mso-wrap-distance-top:0;mso-wrap-distance-right:9pt;mso-wrap-distance-bottom:0;mso-position-horizontal:absolute;mso-position-horizontal-relative:text;mso-position-vertical:absolute;mso-position-vertical-relative:text;mso-width-percent:0;mso-height-percent:0;mso-width-relative:margin;mso-height-relative:margin;v-text-anchor:middle" o:gfxdata="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" fillcolor="#5a5a5a [2109]" stroked="f" strokeweight="1pt">
                       <v:textbox style="layout-flow:vertical-ideographic" inset="1mm,1mm,1mm,1mm">
                         <w:txbxContent>
                           <w:p>
@@ -11579,7 +11663,6 @@
                 <w:szCs w:val="20"/>
               </w:rPr>
             </w:pPr>
-            <w:proofErr w:type="gramStart"/>
             <w:r>
               <w:rPr>
                 <w:rFonts w:eastAsia="華康儷中黑" w:cstheme="minorHAnsi"/>
@@ -11590,7 +11673,6 @@
               </w:rPr>
               <w:t>序樂</w:t>
             </w:r>
-            <w:proofErr w:type="gramEnd"/>
           </w:p>
         </w:tc>
         <w:tc>
@@ -11726,7 +11808,6 @@
                 <w:szCs w:val="20"/>
               </w:rPr>
             </w:pPr>
-            <w:proofErr w:type="gramStart"/>
             <w:r>
               <w:rPr>
                 <w:rFonts w:eastAsia="華康儷中黑" w:cstheme="minorHAnsi"/>
@@ -11737,7 +11818,6 @@
               </w:rPr>
               <w:t>宣召</w:t>
             </w:r>
-            <w:proofErr w:type="gramEnd"/>
           </w:p>
         </w:tc>
         <w:tc>
@@ -12095,29 +12175,7 @@
                 <w:sz w:val="20"/>
                 <w:szCs w:val="20"/>
               </w:rPr>
-              <w:t>新的</w:t>
-            </w:r>
-            <w:proofErr w:type="gramStart"/>
-            <w:r>
-              <w:rPr>
-                <w:rFonts w:ascii="Bahnschrift SemiBold Condensed" w:eastAsia="標楷體" w:hAnsi="Bahnschrift SemiBold Condensed" w:cstheme="minorHAnsi" w:hint="eastAsia"/>
-                <w:color w:val="000000" w:themeColor="text1"/>
-                <w:w w:val="125"/>
-                <w:sz w:val="20"/>
-                <w:szCs w:val="20"/>
-              </w:rPr>
-              <w:t>誡</w:t>
-            </w:r>
-            <w:proofErr w:type="gramEnd"/>
-            <w:r>
-              <w:rPr>
-                <w:rFonts w:ascii="Bahnschrift SemiBold Condensed" w:eastAsia="標楷體" w:hAnsi="Bahnschrift SemiBold Condensed" w:cstheme="minorHAnsi" w:hint="eastAsia"/>
-                <w:color w:val="000000" w:themeColor="text1"/>
-                <w:w w:val="125"/>
-                <w:sz w:val="20"/>
-                <w:szCs w:val="20"/>
-              </w:rPr>
-              <w:t>命</w:t>
+              <w:t>新的誡命</w:t>
             </w:r>
           </w:p>
         </w:tc>
@@ -12215,7 +12273,6 @@
                 <w:szCs w:val="20"/>
               </w:rPr>
             </w:pPr>
-            <w:proofErr w:type="gramStart"/>
             <w:r>
               <w:rPr>
                 <w:rFonts w:eastAsia="華康儷中黑" w:cstheme="minorHAnsi"/>
@@ -12226,7 +12283,6 @@
               </w:rPr>
               <w:t>啟應文</w:t>
             </w:r>
-            <w:proofErr w:type="gramEnd"/>
           </w:p>
         </w:tc>
         <w:tc>
@@ -12512,6 +12568,7 @@
                 <w:color w:val="000000" w:themeColor="text1"/>
                 <w:sz w:val="18"/>
                 <w:szCs w:val="18"/>
+                <w:lang w:bidi="he-IL"/>
               </w:rPr>
               <mc:AlternateContent>
                 <mc:Choice Requires="wps">
@@ -12611,7 +12668,7 @@
                 </mc:Choice>
                 <mc:Fallback>
                   <w:pict>
-                    <v:rect w14:anchorId="363672F5" id="矩形 10" o:spid="_x0000_s1042" style="position:absolute;left:0;text-align:left;margin-left:-.7pt;margin-top:12.9pt;width:19.25pt;height:42.9pt;z-index:251659264;visibility:visible;mso-wrap-style:square;mso-width-percent:0;mso-height-percent:0;mso-wrap-distance-left:9pt;mso-wrap-distance-top:0;mso-wrap-distance-right:9pt;mso-wrap-distance-bottom:0;mso-position-horizontal:absolute;mso-position-horizontal-relative:text;mso-position-vertical:absolute;mso-position-vertical-relative:text;mso-width-percent:0;mso-height-percent:0;mso-width-relative:margin;mso-height-relative:margin;v-text-anchor:middle" o:gfxdata="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" fillcolor="#5a5a5a [2109]" stroked="f" strokeweight="1pt">
+                    <v:rect w14:anchorId="363672F5" id="矩形 10" o:spid="_x0000_s1042" style="position:absolute;left:0;text-align:left;margin-left:-.7pt;margin-top:12.9pt;width:19.25pt;height:42.9pt;z-index:251659264;visibility:visible;mso-wrap-style:square;mso-width-percent:0;mso-height-percent:0;mso-wrap-distance-left:9pt;mso-wrap-distance-top:0;mso-wrap-distance-right:9pt;mso-wrap-distance-bottom:0;mso-position-horizontal:absolute;mso-position-horizontal-relative:text;mso-position-vertical:absolute;mso-position-vertical-relative:text;mso-width-percent:0;mso-height-percent:0;mso-width-relative:margin;mso-height-relative:margin;v-text-anchor:middle" o:gfxdata="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" fillcolor="#5a5a5a [2109]" stroked="f" strokeweight="1pt">
                       <v:textbox style="layout-flow:vertical-ideographic" inset="1mm,1mm,1mm,1mm">
                         <w:txbxContent>
                           <w:p>
@@ -13318,6 +13375,7 @@
                 <w:color w:val="000000" w:themeColor="text1"/>
                 <w:sz w:val="18"/>
                 <w:szCs w:val="18"/>
+                <w:lang w:bidi="he-IL"/>
               </w:rPr>
               <mc:AlternateContent>
                 <mc:Choice Requires="wps">
@@ -13425,7 +13483,7 @@
                 </mc:Choice>
                 <mc:Fallback>
                   <w:pict>
-                    <v:rect w14:anchorId="4D37C684" id="矩形 11" o:spid="_x0000_s1043" style="position:absolute;left:0;text-align:left;margin-left:-.7pt;margin-top:1.65pt;width:19.25pt;height:111.25pt;z-index:251657216;visibility:visible;mso-wrap-style:square;mso-width-percent:0;mso-height-percent:0;mso-wrap-distance-left:9pt;mso-wrap-distance-top:0;mso-wrap-distance-right:9pt;mso-wrap-distance-bottom:0;mso-position-horizontal:absolute;mso-position-horizontal-relative:text;mso-position-vertical:absolute;mso-position-vertical-relative:text;mso-width-percent:0;mso-height-percent:0;mso-width-relative:margin;mso-height-relative:margin;v-text-anchor:middle" o:gfxdata="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" fillcolor="#5a5a5a [2109]" stroked="f" strokeweight="1pt">
+                    <v:rect w14:anchorId="4D37C684" id="矩形 11" o:spid="_x0000_s1043" style="position:absolute;left:0;text-align:left;margin-left:-.7pt;margin-top:1.65pt;width:19.25pt;height:111.25pt;z-index:251657216;visibility:visible;mso-wrap-style:square;mso-width-percent:0;mso-height-percent:0;mso-wrap-distance-left:9pt;mso-wrap-distance-top:0;mso-wrap-distance-right:9pt;mso-wrap-distance-bottom:0;mso-position-horizontal:absolute;mso-position-horizontal-relative:text;mso-position-vertical:absolute;mso-position-vertical-relative:text;mso-width-percent:0;mso-height-percent:0;mso-width-relative:margin;mso-height-relative:margin;v-text-anchor:middle" o:gfxdata="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" fillcolor="#5a5a5a [2109]" stroked="f" strokeweight="1pt">
                       <v:textbox style="layout-flow:vertical-ideographic" inset="1mm,1mm,1mm,1mm">
                         <w:txbxContent>
                           <w:p>
@@ -14165,7 +14223,6 @@
                 <w:szCs w:val="20"/>
               </w:rPr>
             </w:pPr>
-            <w:proofErr w:type="gramStart"/>
             <w:r>
               <w:rPr>
                 <w:rFonts w:eastAsia="華康儷中黑" w:cstheme="minorHAnsi" w:hint="eastAsia"/>
@@ -14176,7 +14233,6 @@
               </w:rPr>
               <w:t>公禱</w:t>
             </w:r>
-            <w:proofErr w:type="gramEnd"/>
           </w:p>
         </w:tc>
         <w:tc>
@@ -14312,7 +14368,6 @@
                 <w:szCs w:val="20"/>
               </w:rPr>
             </w:pPr>
-            <w:proofErr w:type="gramStart"/>
             <w:r>
               <w:rPr>
                 <w:rFonts w:eastAsia="華康儷中黑" w:cstheme="minorHAnsi"/>
@@ -14323,7 +14378,6 @@
               </w:rPr>
               <w:t>頌榮</w:t>
             </w:r>
-            <w:proofErr w:type="gramEnd"/>
           </w:p>
         </w:tc>
         <w:tc>
@@ -14546,7 +14600,6 @@
               </w:rPr>
               <w:t xml:space="preserve">: </w:t>
             </w:r>
-            <w:proofErr w:type="gramStart"/>
             <w:r>
               <w:rPr>
                 <w:rFonts w:ascii="Bahnschrift SemiBold Condensed" w:eastAsia="標楷體" w:hAnsi="Bahnschrift SemiBold Condensed" w:cstheme="minorHAnsi" w:hint="eastAsia"/>
@@ -14556,7 +14609,6 @@
               </w:rPr>
               <w:t>阿們頌</w:t>
             </w:r>
-            <w:proofErr w:type="gramEnd"/>
           </w:p>
         </w:tc>
         <w:tc>
@@ -14653,7 +14705,6 @@
                 <w:szCs w:val="20"/>
               </w:rPr>
             </w:pPr>
-            <w:proofErr w:type="gramStart"/>
             <w:r>
               <w:rPr>
                 <w:rFonts w:eastAsia="華康儷中黑" w:cstheme="minorHAnsi" w:hint="eastAsia"/>
@@ -14664,7 +14715,6 @@
               </w:rPr>
               <w:t>殿樂</w:t>
             </w:r>
-            <w:proofErr w:type="gramEnd"/>
           </w:p>
         </w:tc>
         <w:tc>
@@ -15127,6 +15177,7 @@
         <w:rPr>
           <w:rFonts w:ascii="Bahnschrift SemiBold Condensed" w:eastAsia="華康細黑體" w:hAnsi="Bahnschrift SemiBold Condensed"/>
           <w:noProof/>
+          <w:lang w:bidi="he-IL"/>
         </w:rPr>
         <mc:AlternateContent>
           <mc:Choice Requires="wps">
@@ -15189,7 +15240,7 @@
           </mc:Choice>
           <mc:Fallback>
             <w:pict>
-              <v:line w14:anchorId="255F8B8D" id="直線接點 2" o:spid="_x0000_s1026" style="position:absolute;z-index:251654144;visibility:visible;mso-wrap-style:square;mso-height-percent:0;mso-wrap-distance-left:9pt;mso-wrap-distance-top:0;mso-wrap-distance-right:9pt;mso-wrap-distance-bottom:0;mso-position-horizontal:absolute;mso-position-horizontal-relative:page;mso-position-vertical:absolute;mso-position-vertical-relative:page;mso-height-percent:0;mso-height-relative:margin" from="687.75pt,19.85pt" to="687.75pt,709.8pt" o:gfxdata="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" strokecolor="black [3213]" strokeweight=".5pt">
+              <v:line w14:anchorId="287DC117" id="直線接點 2" o:spid="_x0000_s1026" style="position:absolute;z-index:251654144;visibility:visible;mso-wrap-style:square;mso-height-percent:0;mso-wrap-distance-left:9pt;mso-wrap-distance-top:0;mso-wrap-distance-right:9pt;mso-wrap-distance-bottom:0;mso-position-horizontal:absolute;mso-position-horizontal-relative:page;mso-position-vertical:absolute;mso-position-vertical-relative:page;mso-height-percent:0;mso-height-relative:margin" from="687.75pt,19.85pt" to="687.75pt,709.8pt" o:gfxdata="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" strokecolor="black [3213]" strokeweight=".5pt">
                 <v:stroke dashstyle="3 1" joinstyle="miter"/>
                 <w10:wrap anchorx="page" anchory="page"/>
               </v:line>
@@ -15342,87 +15393,7 @@
           <w:sz w:val="26"/>
           <w:szCs w:val="26"/>
         </w:rPr>
-        <w:t>閣</w:t>
-      </w:r>
-      <w:proofErr w:type="gramStart"/>
-      <w:r>
-        <w:rPr>
-          <w:rFonts w:ascii="標楷體" w:eastAsia="標楷體" w:hAnsi="標楷體" w:cs="Arial" w:hint="eastAsia"/>
-          <w:w w:val="80"/>
-          <w:sz w:val="26"/>
-          <w:szCs w:val="26"/>
-        </w:rPr>
-        <w:t>萬項事攏是</w:t>
-      </w:r>
-      <w:proofErr w:type="gramEnd"/>
-      <w:r>
-        <w:rPr>
-          <w:rFonts w:ascii="標楷體" w:eastAsia="標楷體" w:hAnsi="標楷體" w:cs="Arial" w:hint="eastAsia"/>
-          <w:w w:val="80"/>
-          <w:sz w:val="26"/>
-          <w:szCs w:val="26"/>
-        </w:rPr>
-        <w:t>出</w:t>
-      </w:r>
-      <w:proofErr w:type="gramStart"/>
-      <w:r>
-        <w:rPr>
-          <w:rFonts w:ascii="標楷體" w:eastAsia="標楷體" w:hAnsi="標楷體" w:cs="Arial" w:hint="eastAsia"/>
-          <w:w w:val="80"/>
-          <w:sz w:val="26"/>
-          <w:szCs w:val="26"/>
-        </w:rPr>
-        <w:t>佇</w:t>
-      </w:r>
-      <w:proofErr w:type="gramEnd"/>
-      <w:r>
-        <w:rPr>
-          <w:rFonts w:ascii="標楷體" w:eastAsia="標楷體" w:hAnsi="標楷體" w:cs="Arial" w:hint="eastAsia"/>
-          <w:w w:val="80"/>
-          <w:sz w:val="26"/>
-          <w:szCs w:val="26"/>
-        </w:rPr>
-        <w:t>上帝；伊對基督互咱及伊復和，也將此</w:t>
-      </w:r>
-      <w:proofErr w:type="gramStart"/>
-      <w:r>
-        <w:rPr>
-          <w:rFonts w:ascii="標楷體" w:eastAsia="標楷體" w:hAnsi="標楷體" w:cs="Arial" w:hint="eastAsia"/>
-          <w:w w:val="80"/>
-          <w:sz w:val="26"/>
-          <w:szCs w:val="26"/>
-        </w:rPr>
-        <w:t>個</w:t>
-      </w:r>
-      <w:proofErr w:type="gramEnd"/>
-      <w:r>
-        <w:rPr>
-          <w:rFonts w:ascii="標楷體" w:eastAsia="標楷體" w:hAnsi="標楷體" w:cs="Arial" w:hint="eastAsia"/>
-          <w:w w:val="80"/>
-          <w:sz w:val="26"/>
-          <w:szCs w:val="26"/>
-        </w:rPr>
-        <w:t>勸人及上帝復和的職份互</w:t>
-      </w:r>
-      <w:proofErr w:type="gramStart"/>
-      <w:r>
-        <w:rPr>
-          <w:rFonts w:ascii="標楷體" w:eastAsia="標楷體" w:hAnsi="標楷體" w:cs="Arial" w:hint="eastAsia"/>
-          <w:w w:val="80"/>
-          <w:sz w:val="26"/>
-          <w:szCs w:val="26"/>
-        </w:rPr>
-        <w:t>阮</w:t>
-      </w:r>
-      <w:proofErr w:type="gramEnd"/>
-      <w:r>
-        <w:rPr>
-          <w:rFonts w:ascii="標楷體" w:eastAsia="標楷體" w:hAnsi="標楷體" w:cs="Arial" w:hint="eastAsia"/>
-          <w:w w:val="80"/>
-          <w:sz w:val="26"/>
-          <w:szCs w:val="26"/>
-        </w:rPr>
-        <w:t>。</w:t>
+        <w:t>閣萬項事攏是出佇上帝；伊對基督互咱及伊復和，也將此個勸人及上帝復和的職份互阮。</w:t>
       </w:r>
     </w:p>
     <w:p>
@@ -15633,7 +15604,6 @@
                 <w:w w:val="80"/>
               </w:rPr>
             </w:pPr>
-            <w:proofErr w:type="gramStart"/>
             <w:r>
               <w:rPr>
                 <w:rFonts w:ascii="Barlow Condensed Medium" w:eastAsia="華康中黑體" w:hAnsi="Barlow Condensed Medium" w:cstheme="minorHAnsi"/>
@@ -15641,7 +15611,6 @@
               </w:rPr>
               <w:t>主日事奉</w:t>
             </w:r>
-            <w:proofErr w:type="gramEnd"/>
           </w:p>
         </w:tc>
         <w:tc>
@@ -15672,17 +15641,8 @@
                 <w:rFonts w:ascii="Barlow Condensed Medium" w:eastAsia="華康中黑體" w:hAnsi="Barlow Condensed Medium" w:cstheme="minorHAnsi"/>
                 <w:w w:val="66"/>
               </w:rPr>
-              <w:t>本</w:t>
-            </w:r>
-            <w:proofErr w:type="gramStart"/>
-            <w:r>
-              <w:rPr>
-                <w:rFonts w:ascii="Barlow Condensed Medium" w:eastAsia="華康中黑體" w:hAnsi="Barlow Condensed Medium" w:cstheme="minorHAnsi"/>
-                <w:w w:val="66"/>
-              </w:rPr>
-              <w:t>週</w:t>
-            </w:r>
-            <w:proofErr w:type="gramEnd"/>
+              <w:t>本週</w:t>
+            </w:r>
             <w:r>
               <w:rPr>
                 <w:rFonts w:ascii="Barlow Condensed Medium" w:eastAsia="華康儷中黑" w:hAnsi="Barlow Condensed Medium" w:cstheme="minorHAnsi"/>
@@ -15792,17 +15752,8 @@
                 <w:rFonts w:ascii="Barlow Condensed Medium" w:eastAsia="華康中黑體" w:hAnsi="Barlow Condensed Medium" w:cstheme="minorHAnsi"/>
                 <w:w w:val="66"/>
               </w:rPr>
-              <w:t>下</w:t>
-            </w:r>
-            <w:proofErr w:type="gramStart"/>
-            <w:r>
-              <w:rPr>
-                <w:rFonts w:ascii="Barlow Condensed Medium" w:eastAsia="華康中黑體" w:hAnsi="Barlow Condensed Medium" w:cstheme="minorHAnsi"/>
-                <w:w w:val="66"/>
-              </w:rPr>
-              <w:t>週</w:t>
-            </w:r>
-            <w:proofErr w:type="gramEnd"/>
+              <w:t>下週</w:t>
+            </w:r>
             <w:r>
               <w:rPr>
                 <w:rFonts w:ascii="Barlow Condensed Medium" w:eastAsia="華康儷中黑" w:hAnsi="Barlow Condensed Medium" w:cstheme="minorHAnsi"/>
@@ -16221,7 +16172,7 @@
                 <w:rFonts w:ascii="Barlow Condensed Medium" w:eastAsia="標楷體" w:hAnsi="Barlow Condensed Medium" w:cstheme="minorHAnsi" w:hint="eastAsia"/>
                 <w:w w:val="80"/>
               </w:rPr>
-              <w:t>9</w:t>
+              <w:t>12</w:t>
             </w:r>
           </w:p>
         </w:tc>
@@ -16249,7 +16200,6 @@
                 <w:szCs w:val="28"/>
               </w:rPr>
             </w:pPr>
-            <w:proofErr w:type="gramStart"/>
             <w:r>
               <w:rPr>
                 <w:rFonts w:ascii="Barlow Condensed Medium" w:eastAsia="華康正顏楷體W9" w:hAnsi="Barlow Condensed Medium" w:cstheme="minorHAnsi"/>
@@ -16259,7 +16209,6 @@
               </w:rPr>
               <w:t>月值月長執</w:t>
             </w:r>
-            <w:proofErr w:type="gramEnd"/>
             <w:r>
               <w:rPr>
                 <w:rFonts w:ascii="Barlow Condensed Medium" w:eastAsia="標楷體" w:hAnsi="Barlow Condensed Medium" w:cstheme="minorHAnsi"/>
@@ -16526,7 +16475,7 @@
                 <w:rFonts w:ascii="Barlow Condensed Medium" w:eastAsia="標楷體" w:hAnsi="Barlow Condensed Medium" w:cstheme="minorHAnsi" w:hint="eastAsia"/>
                 <w:w w:val="80"/>
               </w:rPr>
-              <w:t>71</w:t>
+              <w:t>66</w:t>
             </w:r>
           </w:p>
         </w:tc>
@@ -17082,7 +17031,7 @@
                 <w:rFonts w:ascii="Barlow Condensed Medium" w:eastAsia="標楷體" w:hAnsi="Barlow Condensed Medium" w:cstheme="minorHAnsi" w:hint="eastAsia"/>
                 <w:w w:val="80"/>
               </w:rPr>
-              <w:t>6</w:t>
+              <w:t>8</w:t>
             </w:r>
           </w:p>
         </w:tc>
@@ -17170,7 +17119,6 @@
               </w:rPr>
               <w:t>劉奕樑</w:t>
             </w:r>
-            <w:proofErr w:type="gramStart"/>
             <w:r>
               <w:rPr>
                 <w:rFonts w:ascii="標楷體" w:eastAsia="標楷體" w:hAnsi="標楷體" w:hint="eastAsia"/>
@@ -17178,7 +17126,6 @@
               </w:rPr>
               <w:t>樑</w:t>
             </w:r>
-            <w:proofErr w:type="gramEnd"/>
             <w:r>
               <w:rPr>
                 <w:rFonts w:ascii="標楷體" w:eastAsia="標楷體" w:hAnsi="標楷體" w:hint="eastAsia"/>
@@ -17380,7 +17327,7 @@
                 <w:rFonts w:ascii="Barlow Condensed Medium" w:eastAsia="標楷體" w:hAnsi="Barlow Condensed Medium" w:cstheme="minorHAnsi" w:hint="eastAsia"/>
                 <w:w w:val="80"/>
               </w:rPr>
-              <w:t>--</w:t>
+              <w:t>5</w:t>
             </w:r>
           </w:p>
         </w:tc>
@@ -17431,7 +17378,6 @@
                 <w:w w:val="80"/>
               </w:rPr>
             </w:pPr>
-            <w:proofErr w:type="gramStart"/>
             <w:r>
               <w:rPr>
                 <w:rFonts w:ascii="Barlow Condensed Medium" w:eastAsia="華康中黑體" w:hAnsi="Barlow Condensed Medium" w:cstheme="minorHAnsi"/>
@@ -17439,7 +17385,6 @@
               </w:rPr>
               <w:t>司獻</w:t>
             </w:r>
-            <w:proofErr w:type="gramEnd"/>
           </w:p>
         </w:tc>
         <w:tc>
@@ -17660,7 +17605,7 @@
                 <w:rFonts w:ascii="Barlow Condensed Medium" w:eastAsia="標楷體" w:hAnsi="Barlow Condensed Medium" w:cstheme="minorHAnsi" w:hint="eastAsia"/>
                 <w:w w:val="80"/>
               </w:rPr>
-              <w:t>17</w:t>
+              <w:t>--</w:t>
             </w:r>
           </w:p>
         </w:tc>
@@ -17930,7 +17875,7 @@
                 <w:rFonts w:ascii="Barlow Condensed Medium" w:eastAsia="標楷體" w:hAnsi="Barlow Condensed Medium" w:cstheme="minorHAnsi" w:hint="eastAsia"/>
                 <w:w w:val="80"/>
               </w:rPr>
-              <w:t>16</w:t>
+              <w:t>18</w:t>
             </w:r>
           </w:p>
         </w:tc>
@@ -18391,7 +18336,7 @@
                 <w:rFonts w:ascii="Barlow Condensed Medium" w:eastAsia="標楷體" w:hAnsi="Barlow Condensed Medium" w:cstheme="minorHAnsi" w:hint="eastAsia"/>
                 <w:w w:val="80"/>
               </w:rPr>
-              <w:t>5</w:t>
+              <w:t>--</w:t>
             </w:r>
           </w:p>
         </w:tc>
@@ -18563,21 +18508,12 @@
                 <w:w w:val="80"/>
               </w:rPr>
             </w:pPr>
-            <w:proofErr w:type="gramStart"/>
             <w:r>
               <w:rPr>
                 <w:rFonts w:ascii="標楷體" w:eastAsia="標楷體" w:hAnsi="標楷體" w:cs="華康儷楷書" w:hint="eastAsia"/>
                 <w:w w:val="80"/>
               </w:rPr>
-              <w:t>拿細耳</w:t>
-            </w:r>
-            <w:proofErr w:type="gramEnd"/>
-            <w:r>
-              <w:rPr>
-                <w:rFonts w:ascii="標楷體" w:eastAsia="標楷體" w:hAnsi="標楷體" w:cs="華康儷楷書" w:hint="eastAsia"/>
-                <w:w w:val="80"/>
-              </w:rPr>
-              <w:t>小組</w:t>
+              <w:t>拿細耳小組</w:t>
             </w:r>
           </w:p>
         </w:tc>
@@ -18704,7 +18640,7 @@
                 <w:rFonts w:ascii="Barlow Condensed Medium" w:eastAsia="標楷體" w:hAnsi="Barlow Condensed Medium" w:cstheme="minorHAnsi" w:hint="eastAsia"/>
                 <w:w w:val="80"/>
               </w:rPr>
-              <w:t>5</w:t>
+              <w:t>--</w:t>
             </w:r>
           </w:p>
         </w:tc>
@@ -19066,17 +19002,8 @@
                 <w:rFonts w:ascii="標楷體" w:eastAsia="標楷體" w:hAnsi="標楷體" w:cstheme="majorBidi" w:hint="eastAsia"/>
                 <w:szCs w:val="24"/>
               </w:rPr>
-              <w:t>張思</w:t>
-            </w:r>
-            <w:proofErr w:type="gramStart"/>
-            <w:r>
-              <w:rPr>
-                <w:rFonts w:ascii="標楷體" w:eastAsia="標楷體" w:hAnsi="標楷體" w:cstheme="majorBidi" w:hint="eastAsia"/>
-                <w:szCs w:val="24"/>
-              </w:rPr>
-              <w:t>婗</w:t>
-            </w:r>
-            <w:proofErr w:type="gramEnd"/>
+              <w:t>張思婗</w:t>
+            </w:r>
           </w:p>
         </w:tc>
         <w:tc>
@@ -19102,7 +19029,6 @@
                 <w:szCs w:val="24"/>
               </w:rPr>
             </w:pPr>
-            <w:proofErr w:type="gramStart"/>
             <w:r>
               <w:rPr>
                 <w:rFonts w:ascii="標楷體" w:eastAsia="標楷體" w:hAnsi="標楷體" w:cstheme="majorBidi" w:hint="eastAsia"/>
@@ -19110,7 +19036,6 @@
               </w:rPr>
               <w:t>楊竣傑</w:t>
             </w:r>
-            <w:proofErr w:type="gramEnd"/>
           </w:p>
         </w:tc>
         <w:tc>
@@ -19549,7 +19474,7 @@
                 <w:rFonts w:ascii="Barlow Condensed Medium" w:eastAsia="標楷體" w:hAnsi="Barlow Condensed Medium" w:cstheme="minorHAnsi" w:hint="eastAsia"/>
                 <w:w w:val="80"/>
               </w:rPr>
-              <w:t>13</w:t>
+              <w:t>--</w:t>
             </w:r>
           </w:p>
         </w:tc>
@@ -19830,7 +19755,7 @@
                 <w:rFonts w:ascii="Barlow Condensed Medium" w:eastAsia="標楷體" w:hAnsi="Barlow Condensed Medium" w:cstheme="minorHAnsi" w:hint="eastAsia"/>
                 <w:w w:val="80"/>
               </w:rPr>
-              <w:t>--</w:t>
+              <w:t>8</w:t>
             </w:r>
           </w:p>
         </w:tc>
@@ -20462,7 +20387,6 @@
                 <w:w w:val="80"/>
               </w:rPr>
             </w:pPr>
-            <w:proofErr w:type="gramStart"/>
             <w:r>
               <w:rPr>
                 <w:rFonts w:ascii="Barlow Condensed Medium" w:eastAsia="華康中黑體" w:hAnsi="Barlow Condensed Medium" w:cstheme="minorHAnsi" w:hint="eastAsia"/>
@@ -20470,7 +20394,6 @@
               </w:rPr>
               <w:t>愛宴</w:t>
             </w:r>
-            <w:proofErr w:type="gramEnd"/>
           </w:p>
         </w:tc>
         <w:tc>
@@ -20637,7 +20560,6 @@
                 <w:w w:val="80"/>
               </w:rPr>
             </w:pPr>
-            <w:proofErr w:type="gramStart"/>
             <w:r>
               <w:rPr>
                 <w:rFonts w:ascii="Barlow Condensed Medium" w:eastAsia="華康中黑體" w:hAnsi="Barlow Condensed Medium" w:cstheme="minorHAnsi" w:hint="eastAsia"/>
@@ -20645,7 +20567,6 @@
               </w:rPr>
               <w:t>愛宴清洗</w:t>
             </w:r>
-            <w:proofErr w:type="gramEnd"/>
           </w:p>
         </w:tc>
         <w:tc>
@@ -21312,7 +21233,7 @@
               <w:snapToGrid w:val="0"/>
               <w:ind w:rightChars="-6" w:right="-14"/>
               <w:rPr>
-                <w:rFonts w:ascii="Barlow Condensed Medium" w:eastAsia="華康中黑體" w:hAnsi="Barlow Condensed Medium" w:cs="Times New Roman" w:hint="eastAsia"/>
+                <w:rFonts w:ascii="Barlow Condensed Medium" w:eastAsia="華康中黑體" w:hAnsi="Barlow Condensed Medium" w:cs="Times New Roman"/>
                 <w:w w:val="80"/>
                 <w:szCs w:val="24"/>
               </w:rPr>
@@ -21440,7 +21361,7 @@
             <w:pPr>
               <w:snapToGrid w:val="0"/>
               <w:rPr>
-                <w:rFonts w:ascii="Barlow Condensed Medium" w:eastAsia="華康中黑體" w:hAnsi="Barlow Condensed Medium" w:cs="Times New Roman" w:hint="eastAsia"/>
+                <w:rFonts w:ascii="Barlow Condensed Medium" w:eastAsia="華康中黑體" w:hAnsi="Barlow Condensed Medium" w:cs="Times New Roman"/>
                 <w:w w:val="80"/>
                 <w:szCs w:val="24"/>
               </w:rPr>
@@ -21483,7 +21404,7 @@
               <w:snapToGrid w:val="0"/>
               <w:ind w:rightChars="-6" w:right="-14"/>
               <w:rPr>
-                <w:rFonts w:ascii="Barlow Condensed Medium" w:eastAsia="華康中黑體" w:hAnsi="Barlow Condensed Medium" w:cs="Times New Roman" w:hint="eastAsia"/>
+                <w:rFonts w:ascii="Barlow Condensed Medium" w:eastAsia="華康中黑體" w:hAnsi="Barlow Condensed Medium" w:cs="Times New Roman"/>
                 <w:w w:val="80"/>
                 <w:szCs w:val="24"/>
               </w:rPr>
@@ -21906,15 +21827,7 @@
                 <w:w w:val="80"/>
                 <w:szCs w:val="24"/>
               </w:rPr>
-              <w:t>3</w:t>
-            </w:r>
-            <w:r>
-              <w:rPr>
-                <w:rFonts w:ascii="Barlow Condensed Medium" w:eastAsia="標楷體" w:hAnsi="Barlow Condensed Medium" w:cstheme="minorHAnsi" w:hint="eastAsia"/>
-                <w:w w:val="80"/>
-                <w:szCs w:val="24"/>
-              </w:rPr>
-              <w:t>3</w:t>
+              <w:t>33</w:t>
             </w:r>
             <w:r>
               <w:rPr>
@@ -21989,15 +21902,7 @@
                 <w:w w:val="80"/>
                 <w:szCs w:val="24"/>
               </w:rPr>
-              <w:t>4</w:t>
-            </w:r>
-            <w:r>
-              <w:rPr>
-                <w:rFonts w:ascii="Barlow Condensed Medium" w:eastAsia="標楷體" w:hAnsi="Barlow Condensed Medium" w:cstheme="minorHAnsi" w:hint="eastAsia"/>
-                <w:w w:val="80"/>
-                <w:szCs w:val="24"/>
-              </w:rPr>
-              <w:t>3</w:t>
+              <w:t>43</w:t>
             </w:r>
             <w:r>
               <w:rPr>
@@ -22067,6 +21972,22 @@
                 <w:szCs w:val="24"/>
               </w:rPr>
             </w:pPr>
+            <w:r>
+              <w:rPr>
+                <w:rFonts w:ascii="Barlow Condensed Medium" w:eastAsia="標楷體" w:hAnsi="Barlow Condensed Medium" w:cstheme="minorHAnsi" w:hint="eastAsia"/>
+                <w:w w:val="80"/>
+                <w:szCs w:val="24"/>
+              </w:rPr>
+              <w:t>18</w:t>
+            </w:r>
+            <w:r>
+              <w:rPr>
+                <w:rFonts w:ascii="Barlow Condensed Medium" w:eastAsia="標楷體" w:hAnsi="Barlow Condensed Medium" w:cstheme="minorHAnsi" w:hint="eastAsia"/>
+                <w:w w:val="80"/>
+                <w:szCs w:val="24"/>
+              </w:rPr>
+              <w:t>號</w:t>
+            </w:r>
           </w:p>
         </w:tc>
         <w:tc>
@@ -22087,6 +22008,14 @@
                 <w:szCs w:val="24"/>
               </w:rPr>
             </w:pPr>
+            <w:r>
+              <w:rPr>
+                <w:rFonts w:ascii="Barlow Condensed Medium" w:eastAsia="標楷體" w:hAnsi="Barlow Condensed Medium" w:cstheme="minorHAnsi" w:hint="eastAsia"/>
+                <w:w w:val="80"/>
+                <w:szCs w:val="24"/>
+              </w:rPr>
+              <w:t>5,000</w:t>
+            </w:r>
           </w:p>
         </w:tc>
       </w:tr>
@@ -22128,7 +22057,7 @@
               <w:snapToGrid w:val="0"/>
               <w:jc w:val="right"/>
               <w:rPr>
-                <w:rFonts w:ascii="Barlow Condensed Medium" w:eastAsia="標楷體" w:hAnsi="Barlow Condensed Medium" w:cstheme="minorHAnsi" w:hint="eastAsia"/>
+                <w:rFonts w:ascii="Barlow Condensed Medium" w:eastAsia="標楷體" w:hAnsi="Barlow Condensed Medium" w:cstheme="minorHAnsi"/>
                 <w:w w:val="80"/>
                 <w:szCs w:val="24"/>
               </w:rPr>
@@ -22149,7 +22078,7 @@
               <w:snapToGrid w:val="0"/>
               <w:ind w:leftChars="-2" w:left="-5" w:rightChars="-3" w:right="-7"/>
               <w:rPr>
-                <w:rFonts w:ascii="Barlow Condensed Medium" w:eastAsia="標楷體" w:hAnsi="Barlow Condensed Medium" w:cstheme="minorHAnsi" w:hint="eastAsia"/>
+                <w:rFonts w:ascii="Barlow Condensed Medium" w:eastAsia="標楷體" w:hAnsi="Barlow Condensed Medium" w:cstheme="minorHAnsi"/>
                 <w:w w:val="80"/>
                 <w:szCs w:val="24"/>
               </w:rPr>
@@ -22170,7 +22099,7 @@
               <w:snapToGrid w:val="0"/>
               <w:jc w:val="right"/>
               <w:rPr>
-                <w:rFonts w:ascii="Barlow Condensed Medium" w:eastAsia="標楷體" w:hAnsi="Barlow Condensed Medium" w:cstheme="minorHAnsi" w:hint="eastAsia"/>
+                <w:rFonts w:ascii="Barlow Condensed Medium" w:eastAsia="標楷體" w:hAnsi="Barlow Condensed Medium" w:cstheme="minorHAnsi"/>
                 <w:w w:val="80"/>
                 <w:szCs w:val="24"/>
               </w:rPr>
@@ -22191,7 +22120,7 @@
             <w:pPr>
               <w:snapToGrid w:val="0"/>
               <w:rPr>
-                <w:rFonts w:ascii="Barlow Condensed Medium" w:eastAsia="標楷體" w:hAnsi="Barlow Condensed Medium" w:cstheme="minorHAnsi" w:hint="eastAsia"/>
+                <w:rFonts w:ascii="Barlow Condensed Medium" w:eastAsia="標楷體" w:hAnsi="Barlow Condensed Medium" w:cstheme="minorHAnsi"/>
                 <w:w w:val="80"/>
                 <w:szCs w:val="24"/>
               </w:rPr>
@@ -22398,15 +22327,7 @@
                 <w:w w:val="80"/>
                 <w:szCs w:val="24"/>
               </w:rPr>
-              <w:t>3</w:t>
-            </w:r>
-            <w:r>
-              <w:rPr>
-                <w:rFonts w:ascii="Barlow Condensed Medium" w:eastAsia="標楷體" w:hAnsi="Barlow Condensed Medium" w:cstheme="minorHAnsi" w:hint="eastAsia"/>
-                <w:w w:val="80"/>
-                <w:szCs w:val="24"/>
-              </w:rPr>
-              <w:t>3</w:t>
+              <w:t>33</w:t>
             </w:r>
             <w:r>
               <w:rPr>
@@ -22581,15 +22502,7 @@
                 <w:w w:val="80"/>
                 <w:szCs w:val="24"/>
               </w:rPr>
-              <w:t>54-</w:t>
-            </w:r>
-            <w:r>
-              <w:rPr>
-                <w:rFonts w:ascii="Barlow Condensed Medium" w:eastAsia="標楷體" w:hAnsi="Barlow Condensed Medium" w:cstheme="minorHAnsi" w:hint="eastAsia"/>
-                <w:w w:val="80"/>
-                <w:szCs w:val="24"/>
-              </w:rPr>
-              <w:t>3</w:t>
+              <w:t>54-3</w:t>
             </w:r>
             <w:r>
               <w:rPr>
@@ -22680,23 +22593,7 @@
                 <w:w w:val="80"/>
                 <w:szCs w:val="24"/>
               </w:rPr>
-              <w:t>5</w:t>
-            </w:r>
-            <w:r>
-              <w:rPr>
-                <w:rFonts w:ascii="Barlow Condensed Medium" w:eastAsia="標楷體" w:hAnsi="Barlow Condensed Medium" w:cstheme="minorHAnsi" w:hint="eastAsia"/>
-                <w:w w:val="80"/>
-                <w:szCs w:val="24"/>
-              </w:rPr>
-              <w:t>4</w:t>
-            </w:r>
-            <w:r>
-              <w:rPr>
-                <w:rFonts w:ascii="Barlow Condensed Medium" w:eastAsia="標楷體" w:hAnsi="Barlow Condensed Medium" w:cstheme="minorHAnsi" w:hint="eastAsia"/>
-                <w:w w:val="80"/>
-                <w:szCs w:val="24"/>
-              </w:rPr>
-              <w:t>-4</w:t>
+              <w:t>54-4</w:t>
             </w:r>
             <w:r>
               <w:rPr>
@@ -23467,197 +23364,32 @@
                 <w:w w:val="125"/>
                 <w:sz w:val="20"/>
                 <w:szCs w:val="20"/>
-                <w:lang w:val="en-NZ"/>
-              </w:rPr>
-              <w:t>林前</w:t>
+              </w:rPr>
+              <w:t>林後</w:t>
             </w:r>
             <w:r>
               <w:rPr>
                 <w:rFonts w:ascii="Yanone Kaffeesatz Regular" w:eastAsia="華康儷中黑" w:hAnsi="Yanone Kaffeesatz Regular" w:cs="DaunPenh"/>
-                <w:b/>
-                <w:bCs/>
-                <w:sz w:val="20"/>
-                <w:szCs w:val="20"/>
-                <w:lang w:val="en-NZ"/>
-              </w:rPr>
-              <w:t>14:37-15:34(15:31)</w:t>
-            </w:r>
-          </w:p>
-        </w:tc>
-      </w:tr>
-      <w:tr>
-        <w:tc>
-          <w:tcPr>
-            <w:tcW w:w="911" w:type="dxa"/>
-            <w:tcBorders>
-              <w:top w:val="single" w:sz="4" w:space="0" w:color="auto"/>
-              <w:bottom w:val="single" w:sz="4" w:space="0" w:color="auto"/>
-              <w:right w:val="single" w:sz="4" w:space="0" w:color="auto"/>
-            </w:tcBorders>
-            <w:tcMar>
-              <w:left w:w="57" w:type="dxa"/>
-              <w:right w:w="57" w:type="dxa"/>
-            </w:tcMar>
-          </w:tcPr>
-          <w:p>
-            <w:pPr>
-              <w:snapToGrid w:val="0"/>
-              <w:rPr>
-                <w:rFonts w:ascii="Barlow Condensed Medium" w:eastAsia="華康儷中黑" w:hAnsi="Barlow Condensed Medium" w:cstheme="minorHAnsi"/>
-                <w:w w:val="125"/>
-                <w:sz w:val="20"/>
-                <w:szCs w:val="20"/>
-              </w:rPr>
-            </w:pPr>
-            <w:proofErr w:type="gramStart"/>
-            <w:r>
-              <w:rPr>
-                <w:rFonts w:ascii="Barlow Condensed Medium" w:eastAsia="華康儷中黑" w:hAnsi="Barlow Condensed Medium" w:cstheme="minorHAnsi"/>
-                <w:w w:val="125"/>
-                <w:sz w:val="20"/>
-                <w:szCs w:val="20"/>
-              </w:rPr>
-              <w:t>一</w:t>
-            </w:r>
-            <w:proofErr w:type="gramEnd"/>
-            <w:r>
-              <w:rPr>
-                <w:rFonts w:ascii="Barlow Condensed Medium" w:eastAsia="華康儷中黑" w:hAnsi="Barlow Condensed Medium" w:cstheme="minorHAnsi"/>
-                <w:w w:val="125"/>
-                <w:sz w:val="20"/>
-                <w:szCs w:val="20"/>
-              </w:rPr>
-              <w:fldChar w:fldCharType="begin"/>
-            </w:r>
-            <w:r>
-              <w:rPr>
-                <w:rFonts w:ascii="Barlow Condensed Medium" w:eastAsia="華康儷中黑" w:hAnsi="Barlow Condensed Medium" w:cstheme="minorHAnsi"/>
-                <w:w w:val="125"/>
-                <w:sz w:val="20"/>
-                <w:szCs w:val="20"/>
-              </w:rPr>
-              <w:instrText xml:space="preserve"> =IF(pub_day+1&gt;this_mon_days, IF(pub_mon=12, 1, pub_mon+1), pub_mon) \* MERGEFORMAT </w:instrText>
-            </w:r>
-            <w:r>
-              <w:rPr>
-                <w:rFonts w:ascii="Barlow Condensed Medium" w:eastAsia="華康儷中黑" w:hAnsi="Barlow Condensed Medium" w:cstheme="minorHAnsi"/>
-                <w:w w:val="125"/>
-                <w:sz w:val="20"/>
-                <w:szCs w:val="20"/>
-              </w:rPr>
-              <w:fldChar w:fldCharType="separate"/>
-            </w:r>
-            <w:r>
-              <w:rPr>
-                <w:rFonts w:ascii="Barlow Condensed Medium" w:eastAsia="華康儷中黑" w:hAnsi="Barlow Condensed Medium" w:cstheme="minorHAnsi"/>
-                <w:noProof/>
-                <w:w w:val="125"/>
-                <w:sz w:val="20"/>
-                <w:szCs w:val="20"/>
-              </w:rPr>
-              <w:t>7</w:t>
-            </w:r>
-            <w:r>
-              <w:rPr>
-                <w:rFonts w:ascii="Barlow Condensed Medium" w:eastAsia="華康儷中黑" w:hAnsi="Barlow Condensed Medium" w:cstheme="minorHAnsi"/>
-                <w:w w:val="125"/>
-                <w:sz w:val="20"/>
-                <w:szCs w:val="20"/>
-              </w:rPr>
-              <w:fldChar w:fldCharType="end"/>
-            </w:r>
-            <w:r>
-              <w:rPr>
-                <w:rFonts w:ascii="Barlow Condensed Medium" w:eastAsia="華康儷中黑" w:hAnsi="Barlow Condensed Medium" w:cstheme="minorHAnsi"/>
-                <w:w w:val="125"/>
-                <w:sz w:val="20"/>
-                <w:szCs w:val="20"/>
-              </w:rPr>
-              <w:t>/</w:t>
-            </w:r>
-            <w:r>
-              <w:rPr>
-                <w:rFonts w:ascii="Barlow Condensed Medium" w:eastAsia="華康儷中黑" w:hAnsi="Barlow Condensed Medium" w:cstheme="minorHAnsi"/>
-                <w:w w:val="125"/>
-                <w:sz w:val="20"/>
-                <w:szCs w:val="20"/>
-              </w:rPr>
-              <w:fldChar w:fldCharType="begin"/>
-            </w:r>
-            <w:r>
-              <w:rPr>
-                <w:rFonts w:ascii="Barlow Condensed Medium" w:eastAsia="華康儷中黑" w:hAnsi="Barlow Condensed Medium" w:cstheme="minorHAnsi"/>
-                <w:w w:val="125"/>
-                <w:sz w:val="20"/>
-                <w:szCs w:val="20"/>
-              </w:rPr>
-              <w:instrText xml:space="preserve"> =IF(pub_day+1&gt;this_mon_days, -this_mon_days, 0)+pub_day+1 \* MERGEFORMAT </w:instrText>
-            </w:r>
-            <w:r>
-              <w:rPr>
-                <w:rFonts w:ascii="Barlow Condensed Medium" w:eastAsia="華康儷中黑" w:hAnsi="Barlow Condensed Medium" w:cstheme="minorHAnsi"/>
-                <w:w w:val="125"/>
-                <w:sz w:val="20"/>
-                <w:szCs w:val="20"/>
-              </w:rPr>
-              <w:fldChar w:fldCharType="separate"/>
-            </w:r>
-            <w:r>
-              <w:rPr>
-                <w:rFonts w:ascii="Barlow Condensed Medium" w:eastAsia="華康儷中黑" w:hAnsi="Barlow Condensed Medium" w:cstheme="minorHAnsi"/>
-                <w:noProof/>
-                <w:w w:val="125"/>
-                <w:sz w:val="20"/>
-                <w:szCs w:val="20"/>
-              </w:rPr>
-              <w:t>6</w:t>
-            </w:r>
-            <w:r>
-              <w:rPr>
-                <w:rFonts w:ascii="Barlow Condensed Medium" w:eastAsia="華康儷中黑" w:hAnsi="Barlow Condensed Medium" w:cstheme="minorHAnsi"/>
-                <w:w w:val="125"/>
-                <w:sz w:val="20"/>
-                <w:szCs w:val="20"/>
-              </w:rPr>
-              <w:fldChar w:fldCharType="end"/>
-            </w:r>
-            <w:r>
-              <w:rPr>
-                <w:rFonts w:ascii="Barlow Condensed Medium" w:eastAsia="華康儷中黑" w:hAnsi="Barlow Condensed Medium" w:cstheme="minorHAnsi"/>
-                <w:w w:val="125"/>
-                <w:sz w:val="20"/>
-                <w:szCs w:val="20"/>
-              </w:rPr>
-              <w:t xml:space="preserve"> </w:t>
-            </w:r>
-          </w:p>
-        </w:tc>
-        <w:tc>
-          <w:tcPr>
-            <w:tcW w:w="1904" w:type="dxa"/>
-            <w:tcBorders>
-              <w:top w:val="single" w:sz="4" w:space="0" w:color="auto"/>
-              <w:left w:val="single" w:sz="4" w:space="0" w:color="auto"/>
-              <w:bottom w:val="single" w:sz="4" w:space="0" w:color="auto"/>
-            </w:tcBorders>
-            <w:tcMar>
-              <w:left w:w="28" w:type="dxa"/>
-              <w:right w:w="28" w:type="dxa"/>
-            </w:tcMar>
-            <w:vAlign w:val="center"/>
-          </w:tcPr>
-          <w:p>
-            <w:pPr>
-              <w:snapToGrid w:val="0"/>
-              <w:rPr>
-                <w:rFonts w:ascii="Yanone Kaffeesatz Regular" w:eastAsia="華康儷中黑" w:hAnsi="Yanone Kaffeesatz Regular"/>
                 <w:b/>
                 <w:bCs/>
                 <w:w w:val="125"/>
                 <w:sz w:val="20"/>
                 <w:szCs w:val="20"/>
               </w:rPr>
-            </w:pPr>
+              <w:t>7*-8:7</w:t>
+            </w:r>
+            <w:r>
+              <w:rPr>
+                <w:rFonts w:ascii="Yanone Kaffeesatz Regular" w:eastAsia="華康儷中黑" w:hAnsi="Yanone Kaffeesatz Regular" w:cs="DaunPenh" w:hint="eastAsia"/>
+                <w:b/>
+                <w:bCs/>
+                <w:w w:val="125"/>
+                <w:sz w:val="20"/>
+                <w:szCs w:val="20"/>
+                <w:lang w:val="en-NZ"/>
+              </w:rPr>
+              <w:t>(</w:t>
+            </w:r>
             <w:r>
               <w:rPr>
                 <w:rFonts w:ascii="Yanone Kaffeesatz Regular" w:eastAsia="華康儷中黑" w:hAnsi="Yanone Kaffeesatz Regular" w:cs="DaunPenh"/>
@@ -23668,7 +23400,29 @@
                 <w:szCs w:val="20"/>
                 <w:lang w:val="en-NZ"/>
               </w:rPr>
-              <w:t>15:35-58(54)</w:t>
+              <w:t>7:</w:t>
+            </w:r>
+            <w:r>
+              <w:rPr>
+                <w:rFonts w:ascii="Yanone Kaffeesatz Regular" w:eastAsia="華康儷中黑" w:hAnsi="Yanone Kaffeesatz Regular" w:cs="DaunPenh" w:hint="eastAsia"/>
+                <w:b/>
+                <w:bCs/>
+                <w:w w:val="125"/>
+                <w:sz w:val="20"/>
+                <w:szCs w:val="20"/>
+              </w:rPr>
+              <w:t>10</w:t>
+            </w:r>
+            <w:r>
+              <w:rPr>
+                <w:rFonts w:ascii="Yanone Kaffeesatz Regular" w:eastAsia="華康儷中黑" w:hAnsi="Yanone Kaffeesatz Regular" w:cs="DaunPenh"/>
+                <w:b/>
+                <w:bCs/>
+                <w:w w:val="125"/>
+                <w:sz w:val="20"/>
+                <w:szCs w:val="20"/>
+              </w:rPr>
+              <w:t>)</w:t>
             </w:r>
           </w:p>
         </w:tc>
@@ -23704,7 +23458,7 @@
                 <w:sz w:val="20"/>
                 <w:szCs w:val="20"/>
               </w:rPr>
-              <w:t>二</w:t>
+              <w:t>一</w:t>
             </w:r>
             <w:r>
               <w:rPr>
@@ -23722,7 +23476,7 @@
                 <w:sz w:val="20"/>
                 <w:szCs w:val="20"/>
               </w:rPr>
-              <w:instrText xml:space="preserve"> =IF(pub_day+2&gt;this_mon_days, IF(pub_mon=12, 1, pub_mon+1), pub_mon) \* MERGEFORMAT </w:instrText>
+              <w:instrText xml:space="preserve"> =IF(pub_day+1&gt;this_mon_days, IF(pub_mon=12, 1, pub_mon+1), pub_mon) \* MERGEFORMAT </w:instrText>
             </w:r>
             <w:r>
               <w:rPr>
@@ -23777,7 +23531,7 @@
                 <w:sz w:val="20"/>
                 <w:szCs w:val="20"/>
               </w:rPr>
-              <w:instrText xml:space="preserve"> =IF(pub_day+2&gt;this_mon_days, -this_mon_days, 0)+pub_day+2  \* MERGEFORMAT </w:instrText>
+              <w:instrText xml:space="preserve"> =IF(pub_day+1&gt;this_mon_days, -this_mon_days, 0)+pub_day+1 \* MERGEFORMAT </w:instrText>
             </w:r>
             <w:r>
               <w:rPr>
@@ -23796,7 +23550,7 @@
                 <w:sz w:val="20"/>
                 <w:szCs w:val="20"/>
               </w:rPr>
-              <w:t>7</w:t>
+              <w:t>6</w:t>
             </w:r>
             <w:r>
               <w:rPr>
@@ -23806,6 +23560,15 @@
                 <w:szCs w:val="20"/>
               </w:rPr>
               <w:fldChar w:fldCharType="end"/>
+            </w:r>
+            <w:r>
+              <w:rPr>
+                <w:rFonts w:ascii="Barlow Condensed Medium" w:eastAsia="華康儷中黑" w:hAnsi="Barlow Condensed Medium" w:cstheme="minorHAnsi"/>
+                <w:w w:val="125"/>
+                <w:sz w:val="20"/>
+                <w:szCs w:val="20"/>
+              </w:rPr>
+              <w:t xml:space="preserve"> </w:t>
             </w:r>
           </w:p>
         </w:tc>
@@ -23843,199 +23606,8 @@
                 <w:w w:val="125"/>
                 <w:sz w:val="20"/>
                 <w:szCs w:val="20"/>
-                <w:lang w:val="en-NZ"/>
-              </w:rPr>
-              <w:t>16*(6-7)</w:t>
-            </w:r>
-          </w:p>
-        </w:tc>
-      </w:tr>
-      <w:tr>
-        <w:tc>
-          <w:tcPr>
-            <w:tcW w:w="911" w:type="dxa"/>
-            <w:tcBorders>
-              <w:top w:val="single" w:sz="4" w:space="0" w:color="auto"/>
-              <w:bottom w:val="single" w:sz="4" w:space="0" w:color="auto"/>
-              <w:right w:val="single" w:sz="4" w:space="0" w:color="auto"/>
-            </w:tcBorders>
-            <w:tcMar>
-              <w:left w:w="57" w:type="dxa"/>
-              <w:right w:w="57" w:type="dxa"/>
-            </w:tcMar>
-          </w:tcPr>
-          <w:p>
-            <w:pPr>
-              <w:snapToGrid w:val="0"/>
-              <w:rPr>
-                <w:rFonts w:ascii="Barlow Condensed Medium" w:eastAsia="華康儷中黑" w:hAnsi="Barlow Condensed Medium" w:cstheme="minorHAnsi"/>
-                <w:w w:val="125"/>
-                <w:sz w:val="20"/>
-                <w:szCs w:val="20"/>
-              </w:rPr>
-            </w:pPr>
-            <w:proofErr w:type="gramStart"/>
-            <w:r>
-              <w:rPr>
-                <w:rFonts w:ascii="Barlow Condensed Medium" w:eastAsia="華康儷中黑" w:hAnsi="Barlow Condensed Medium" w:cstheme="minorHAnsi"/>
-                <w:w w:val="125"/>
-                <w:sz w:val="20"/>
-                <w:szCs w:val="20"/>
-              </w:rPr>
-              <w:t>三</w:t>
-            </w:r>
-            <w:proofErr w:type="gramEnd"/>
-            <w:r>
-              <w:rPr>
-                <w:rFonts w:ascii="Barlow Condensed Medium" w:eastAsia="華康儷中黑" w:hAnsi="Barlow Condensed Medium" w:cstheme="minorHAnsi"/>
-                <w:w w:val="125"/>
-                <w:sz w:val="20"/>
-                <w:szCs w:val="20"/>
-              </w:rPr>
-              <w:fldChar w:fldCharType="begin"/>
-            </w:r>
-            <w:r>
-              <w:rPr>
-                <w:rFonts w:ascii="Barlow Condensed Medium" w:eastAsia="華康儷中黑" w:hAnsi="Barlow Condensed Medium" w:cstheme="minorHAnsi"/>
-                <w:w w:val="125"/>
-                <w:sz w:val="20"/>
-                <w:szCs w:val="20"/>
-              </w:rPr>
-              <w:instrText xml:space="preserve"> =IF(pub_day+3&gt;this_mon_days, IF(pub_mon=12, 1, pub_mon+1), pub_mon) \* MERGEFORMAT </w:instrText>
-            </w:r>
-            <w:r>
-              <w:rPr>
-                <w:rFonts w:ascii="Barlow Condensed Medium" w:eastAsia="華康儷中黑" w:hAnsi="Barlow Condensed Medium" w:cstheme="minorHAnsi"/>
-                <w:w w:val="125"/>
-                <w:sz w:val="20"/>
-                <w:szCs w:val="20"/>
-              </w:rPr>
-              <w:fldChar w:fldCharType="separate"/>
-            </w:r>
-            <w:r>
-              <w:rPr>
-                <w:rFonts w:ascii="Barlow Condensed Medium" w:eastAsia="華康儷中黑" w:hAnsi="Barlow Condensed Medium" w:cstheme="minorHAnsi"/>
-                <w:noProof/>
-                <w:w w:val="125"/>
-                <w:sz w:val="20"/>
-                <w:szCs w:val="20"/>
-              </w:rPr>
-              <w:t>7</w:t>
-            </w:r>
-            <w:r>
-              <w:rPr>
-                <w:rFonts w:ascii="Barlow Condensed Medium" w:eastAsia="華康儷中黑" w:hAnsi="Barlow Condensed Medium" w:cstheme="minorHAnsi"/>
-                <w:w w:val="125"/>
-                <w:sz w:val="20"/>
-                <w:szCs w:val="20"/>
-              </w:rPr>
-              <w:fldChar w:fldCharType="end"/>
-            </w:r>
-            <w:r>
-              <w:rPr>
-                <w:rFonts w:ascii="Barlow Condensed Medium" w:eastAsia="華康儷中黑" w:hAnsi="Barlow Condensed Medium" w:cstheme="minorHAnsi"/>
-                <w:w w:val="125"/>
-                <w:sz w:val="20"/>
-                <w:szCs w:val="20"/>
-              </w:rPr>
-              <w:t>/</w:t>
-            </w:r>
-            <w:r>
-              <w:rPr>
-                <w:rFonts w:ascii="Barlow Condensed Medium" w:eastAsia="華康儷中黑" w:hAnsi="Barlow Condensed Medium" w:cstheme="minorHAnsi"/>
-                <w:w w:val="125"/>
-                <w:sz w:val="20"/>
-                <w:szCs w:val="20"/>
-              </w:rPr>
-              <w:fldChar w:fldCharType="begin"/>
-            </w:r>
-            <w:r>
-              <w:rPr>
-                <w:rFonts w:ascii="Barlow Condensed Medium" w:eastAsia="華康儷中黑" w:hAnsi="Barlow Condensed Medium" w:cstheme="minorHAnsi"/>
-                <w:w w:val="125"/>
-                <w:sz w:val="20"/>
-                <w:szCs w:val="20"/>
-              </w:rPr>
-              <w:instrText xml:space="preserve"> =IF(pub_day+3&gt;this_mon_days, -this_mon_days, 0)+pub_day+3 \* MERGEFORMAT </w:instrText>
-            </w:r>
-            <w:r>
-              <w:rPr>
-                <w:rFonts w:ascii="Barlow Condensed Medium" w:eastAsia="華康儷中黑" w:hAnsi="Barlow Condensed Medium" w:cstheme="minorHAnsi"/>
-                <w:w w:val="125"/>
-                <w:sz w:val="20"/>
-                <w:szCs w:val="20"/>
-              </w:rPr>
-              <w:fldChar w:fldCharType="separate"/>
-            </w:r>
-            <w:r>
-              <w:rPr>
-                <w:rFonts w:ascii="Barlow Condensed Medium" w:eastAsia="華康儷中黑" w:hAnsi="Barlow Condensed Medium" w:cstheme="minorHAnsi"/>
-                <w:noProof/>
-                <w:w w:val="125"/>
-                <w:sz w:val="20"/>
-                <w:szCs w:val="20"/>
-              </w:rPr>
-              <w:t>8</w:t>
-            </w:r>
-            <w:r>
-              <w:rPr>
-                <w:rFonts w:ascii="Barlow Condensed Medium" w:eastAsia="華康儷中黑" w:hAnsi="Barlow Condensed Medium" w:cstheme="minorHAnsi"/>
-                <w:w w:val="125"/>
-                <w:sz w:val="20"/>
-                <w:szCs w:val="20"/>
-              </w:rPr>
-              <w:fldChar w:fldCharType="end"/>
-            </w:r>
-          </w:p>
-        </w:tc>
-        <w:tc>
-          <w:tcPr>
-            <w:tcW w:w="1904" w:type="dxa"/>
-            <w:tcBorders>
-              <w:top w:val="single" w:sz="4" w:space="0" w:color="auto"/>
-              <w:left w:val="single" w:sz="4" w:space="0" w:color="auto"/>
-              <w:bottom w:val="single" w:sz="4" w:space="0" w:color="auto"/>
-            </w:tcBorders>
-            <w:tcMar>
-              <w:left w:w="28" w:type="dxa"/>
-              <w:right w:w="28" w:type="dxa"/>
-            </w:tcMar>
-            <w:vAlign w:val="center"/>
-          </w:tcPr>
-          <w:p>
-            <w:pPr>
-              <w:snapToGrid w:val="0"/>
-              <w:rPr>
-                <w:rFonts w:ascii="Yanone Kaffeesatz Regular" w:eastAsia="華康儷中黑" w:hAnsi="Yanone Kaffeesatz Regular"/>
-                <w:b/>
-                <w:bCs/>
-                <w:w w:val="125"/>
-                <w:sz w:val="20"/>
-                <w:szCs w:val="20"/>
-              </w:rPr>
-            </w:pPr>
-            <w:r>
-              <w:rPr>
-                <w:rFonts w:ascii="Yanone Kaffeesatz Regular" w:eastAsia="華康儷中黑" w:hAnsi="Yanone Kaffeesatz Regular" w:cs="DaunPenh"/>
-                <w:b/>
-                <w:bCs/>
-                <w:w w:val="125"/>
-                <w:sz w:val="20"/>
-                <w:szCs w:val="20"/>
-              </w:rPr>
-              <w:t>林後</w:t>
-            </w:r>
-            <w:r>
-              <w:rPr>
-                <w:rFonts w:ascii="Yanone Kaffeesatz Regular" w:eastAsia="華康儷中黑" w:hAnsi="Yanone Kaffeesatz Regular" w:cs="DaunPenh"/>
-                <w:b/>
-                <w:bCs/>
-                <w:w w:val="125"/>
-                <w:sz w:val="20"/>
-                <w:szCs w:val="20"/>
-                <w:lang w:val="en-NZ"/>
-              </w:rPr>
-              <w:t>1*-2:4</w:t>
+              </w:rPr>
+              <w:t>8:8-9*</w:t>
             </w:r>
             <w:r>
               <w:rPr>
@@ -24058,7 +23630,7 @@
                 <w:sz w:val="20"/>
                 <w:szCs w:val="20"/>
               </w:rPr>
-              <w:t>20</w:t>
+              <w:t>8:14-15</w:t>
             </w:r>
             <w:r>
               <w:rPr>
@@ -24105,7 +23677,7 @@
                 <w:sz w:val="20"/>
                 <w:szCs w:val="20"/>
               </w:rPr>
-              <w:t>四</w:t>
+              <w:t>二</w:t>
             </w:r>
             <w:r>
               <w:rPr>
@@ -24123,7 +23695,7 @@
                 <w:sz w:val="20"/>
                 <w:szCs w:val="20"/>
               </w:rPr>
-              <w:instrText xml:space="preserve"> =IF(pub_day+4&gt;this_mon_days, IF(pub_mon=12, 1, pub_mon+1), pub_mon) \* MERGEFORMAT </w:instrText>
+              <w:instrText xml:space="preserve"> =IF(pub_day+2&gt;this_mon_days, IF(pub_mon=12, 1, pub_mon+1), pub_mon) \* MERGEFORMAT </w:instrText>
             </w:r>
             <w:r>
               <w:rPr>
@@ -24178,7 +23750,7 @@
                 <w:sz w:val="20"/>
                 <w:szCs w:val="20"/>
               </w:rPr>
-              <w:instrText xml:space="preserve"> =IF(pub_day+4&gt;this_mon_days, -this_mon_days, 0)+pub_day+4 \* MERGEFORMAT </w:instrText>
+              <w:instrText xml:space="preserve"> =IF(pub_day+2&gt;this_mon_days, -this_mon_days, 0)+pub_day+2  \* MERGEFORMAT </w:instrText>
             </w:r>
             <w:r>
               <w:rPr>
@@ -24197,7 +23769,7 @@
                 <w:sz w:val="20"/>
                 <w:szCs w:val="20"/>
               </w:rPr>
-              <w:t>9</w:t>
+              <w:t>7</w:t>
             </w:r>
             <w:r>
               <w:rPr>
@@ -24244,9 +23816,8 @@
                 <w:w w:val="125"/>
                 <w:sz w:val="20"/>
                 <w:szCs w:val="20"/>
-                <w:lang w:val="en-NZ"/>
-              </w:rPr>
-              <w:t>2:5-3*</w:t>
+              </w:rPr>
+              <w:t>10*-11:15</w:t>
             </w:r>
             <w:r>
               <w:rPr>
@@ -24262,6 +23833,17 @@
             </w:r>
             <w:r>
               <w:rPr>
+                <w:rFonts w:ascii="Yanone Kaffeesatz Regular" w:eastAsia="華康儷中黑" w:hAnsi="Yanone Kaffeesatz Regular" w:cs="DaunPenh"/>
+                <w:b/>
+                <w:bCs/>
+                <w:w w:val="125"/>
+                <w:sz w:val="20"/>
+                <w:szCs w:val="20"/>
+              </w:rPr>
+              <w:t>&lt;</w:t>
+            </w:r>
+            <w:r>
+              <w:rPr>
                 <w:rFonts w:ascii="Yanone Kaffeesatz Regular" w:eastAsia="華康儷中黑" w:hAnsi="Yanone Kaffeesatz Regular" w:cs="DaunPenh" w:hint="eastAsia"/>
                 <w:b/>
                 <w:bCs/>
@@ -24269,7 +23851,7 @@
                 <w:sz w:val="20"/>
                 <w:szCs w:val="20"/>
               </w:rPr>
-              <w:t>2:15-16</w:t>
+              <w:t>17-18</w:t>
             </w:r>
             <w:r>
               <w:rPr>
@@ -24316,7 +23898,7 @@
                 <w:sz w:val="20"/>
                 <w:szCs w:val="20"/>
               </w:rPr>
-              <w:t>五</w:t>
+              <w:t>三</w:t>
             </w:r>
             <w:r>
               <w:rPr>
@@ -24334,7 +23916,7 @@
                 <w:sz w:val="20"/>
                 <w:szCs w:val="20"/>
               </w:rPr>
-              <w:instrText xml:space="preserve"> =IF(pub_day+5&gt;this_mon_days, IF(pub_mon=12, 1, pub_mon+1), pub_mon) \* MERGEFORMAT </w:instrText>
+              <w:instrText xml:space="preserve"> =IF(pub_day+3&gt;this_mon_days, IF(pub_mon=12, 1, pub_mon+1), pub_mon) \* MERGEFORMAT </w:instrText>
             </w:r>
             <w:r>
               <w:rPr>
@@ -24389,7 +23971,7 @@
                 <w:sz w:val="20"/>
                 <w:szCs w:val="20"/>
               </w:rPr>
-              <w:instrText xml:space="preserve"> =IF(pub_day+5&gt;this_mon_days, -this_mon_days, 0)+pub_day+5 \* MERGEFORMAT </w:instrText>
+              <w:instrText xml:space="preserve"> =IF(pub_day+3&gt;this_mon_days, -this_mon_days, 0)+pub_day+3 \* MERGEFORMAT </w:instrText>
             </w:r>
             <w:r>
               <w:rPr>
@@ -24408,7 +23990,7 @@
                 <w:sz w:val="20"/>
                 <w:szCs w:val="20"/>
               </w:rPr>
-              <w:t>10</w:t>
+              <w:t>8</w:t>
             </w:r>
             <w:r>
               <w:rPr>
@@ -24456,7 +24038,7 @@
                 <w:sz w:val="20"/>
                 <w:szCs w:val="20"/>
               </w:rPr>
-              <w:t>4*-5:10</w:t>
+              <w:t>11:16-12:10</w:t>
             </w:r>
             <w:r>
               <w:rPr>
@@ -24472,17 +24054,6 @@
             </w:r>
             <w:r>
               <w:rPr>
-                <w:rFonts w:ascii="Yanone Kaffeesatz Regular" w:eastAsia="華康儷中黑" w:hAnsi="Yanone Kaffeesatz Regular" w:cs="DaunPenh" w:hint="eastAsia"/>
-                <w:b/>
-                <w:bCs/>
-                <w:w w:val="125"/>
-                <w:sz w:val="20"/>
-                <w:szCs w:val="20"/>
-              </w:rPr>
-              <w:t>4:5</w:t>
-            </w:r>
-            <w:r>
-              <w:rPr>
                 <w:rFonts w:ascii="Yanone Kaffeesatz Regular" w:eastAsia="華康儷中黑" w:hAnsi="Yanone Kaffeesatz Regular" w:cs="DaunPenh"/>
                 <w:b/>
                 <w:bCs/>
@@ -24490,7 +24061,370 @@
                 <w:sz w:val="20"/>
                 <w:szCs w:val="20"/>
               </w:rPr>
-              <w:t>)</w:t>
+              <w:t>12:9)</w:t>
+            </w:r>
+          </w:p>
+        </w:tc>
+      </w:tr>
+      <w:tr>
+        <w:tc>
+          <w:tcPr>
+            <w:tcW w:w="911" w:type="dxa"/>
+            <w:tcBorders>
+              <w:top w:val="single" w:sz="4" w:space="0" w:color="auto"/>
+              <w:bottom w:val="single" w:sz="4" w:space="0" w:color="auto"/>
+              <w:right w:val="single" w:sz="4" w:space="0" w:color="auto"/>
+            </w:tcBorders>
+            <w:tcMar>
+              <w:left w:w="57" w:type="dxa"/>
+              <w:right w:w="57" w:type="dxa"/>
+            </w:tcMar>
+          </w:tcPr>
+          <w:p>
+            <w:pPr>
+              <w:snapToGrid w:val="0"/>
+              <w:rPr>
+                <w:rFonts w:ascii="Barlow Condensed Medium" w:eastAsia="華康儷中黑" w:hAnsi="Barlow Condensed Medium" w:cstheme="minorHAnsi"/>
+                <w:w w:val="125"/>
+                <w:sz w:val="20"/>
+                <w:szCs w:val="20"/>
+              </w:rPr>
+            </w:pPr>
+            <w:r>
+              <w:rPr>
+                <w:rFonts w:ascii="Barlow Condensed Medium" w:eastAsia="華康儷中黑" w:hAnsi="Barlow Condensed Medium" w:cstheme="minorHAnsi"/>
+                <w:w w:val="125"/>
+                <w:sz w:val="20"/>
+                <w:szCs w:val="20"/>
+              </w:rPr>
+              <w:t>四</w:t>
+            </w:r>
+            <w:r>
+              <w:rPr>
+                <w:rFonts w:ascii="Barlow Condensed Medium" w:eastAsia="華康儷中黑" w:hAnsi="Barlow Condensed Medium" w:cstheme="minorHAnsi"/>
+                <w:w w:val="125"/>
+                <w:sz w:val="20"/>
+                <w:szCs w:val="20"/>
+              </w:rPr>
+              <w:fldChar w:fldCharType="begin"/>
+            </w:r>
+            <w:r>
+              <w:rPr>
+                <w:rFonts w:ascii="Barlow Condensed Medium" w:eastAsia="華康儷中黑" w:hAnsi="Barlow Condensed Medium" w:cstheme="minorHAnsi"/>
+                <w:w w:val="125"/>
+                <w:sz w:val="20"/>
+                <w:szCs w:val="20"/>
+              </w:rPr>
+              <w:instrText xml:space="preserve"> =IF(pub_day+4&gt;this_mon_days, IF(pub_mon=12, 1, pub_mon+1), pub_mon) \* MERGEFORMAT </w:instrText>
+            </w:r>
+            <w:r>
+              <w:rPr>
+                <w:rFonts w:ascii="Barlow Condensed Medium" w:eastAsia="華康儷中黑" w:hAnsi="Barlow Condensed Medium" w:cstheme="minorHAnsi"/>
+                <w:w w:val="125"/>
+                <w:sz w:val="20"/>
+                <w:szCs w:val="20"/>
+              </w:rPr>
+              <w:fldChar w:fldCharType="separate"/>
+            </w:r>
+            <w:r>
+              <w:rPr>
+                <w:rFonts w:ascii="Barlow Condensed Medium" w:eastAsia="華康儷中黑" w:hAnsi="Barlow Condensed Medium" w:cstheme="minorHAnsi"/>
+                <w:noProof/>
+                <w:w w:val="125"/>
+                <w:sz w:val="20"/>
+                <w:szCs w:val="20"/>
+              </w:rPr>
+              <w:t>7</w:t>
+            </w:r>
+            <w:r>
+              <w:rPr>
+                <w:rFonts w:ascii="Barlow Condensed Medium" w:eastAsia="華康儷中黑" w:hAnsi="Barlow Condensed Medium" w:cstheme="minorHAnsi"/>
+                <w:w w:val="125"/>
+                <w:sz w:val="20"/>
+                <w:szCs w:val="20"/>
+              </w:rPr>
+              <w:fldChar w:fldCharType="end"/>
+            </w:r>
+            <w:r>
+              <w:rPr>
+                <w:rFonts w:ascii="Barlow Condensed Medium" w:eastAsia="華康儷中黑" w:hAnsi="Barlow Condensed Medium" w:cstheme="minorHAnsi"/>
+                <w:w w:val="125"/>
+                <w:sz w:val="20"/>
+                <w:szCs w:val="20"/>
+              </w:rPr>
+              <w:t>/</w:t>
+            </w:r>
+            <w:r>
+              <w:rPr>
+                <w:rFonts w:ascii="Barlow Condensed Medium" w:eastAsia="華康儷中黑" w:hAnsi="Barlow Condensed Medium" w:cstheme="minorHAnsi"/>
+                <w:w w:val="125"/>
+                <w:sz w:val="20"/>
+                <w:szCs w:val="20"/>
+              </w:rPr>
+              <w:fldChar w:fldCharType="begin"/>
+            </w:r>
+            <w:r>
+              <w:rPr>
+                <w:rFonts w:ascii="Barlow Condensed Medium" w:eastAsia="華康儷中黑" w:hAnsi="Barlow Condensed Medium" w:cstheme="minorHAnsi"/>
+                <w:w w:val="125"/>
+                <w:sz w:val="20"/>
+                <w:szCs w:val="20"/>
+              </w:rPr>
+              <w:instrText xml:space="preserve"> =IF(pub_day+4&gt;this_mon_days, -this_mon_days, 0)+pub_day+4 \* MERGEFORMAT </w:instrText>
+            </w:r>
+            <w:r>
+              <w:rPr>
+                <w:rFonts w:ascii="Barlow Condensed Medium" w:eastAsia="華康儷中黑" w:hAnsi="Barlow Condensed Medium" w:cstheme="minorHAnsi"/>
+                <w:w w:val="125"/>
+                <w:sz w:val="20"/>
+                <w:szCs w:val="20"/>
+              </w:rPr>
+              <w:fldChar w:fldCharType="separate"/>
+            </w:r>
+            <w:r>
+              <w:rPr>
+                <w:rFonts w:ascii="Barlow Condensed Medium" w:eastAsia="華康儷中黑" w:hAnsi="Barlow Condensed Medium" w:cstheme="minorHAnsi"/>
+                <w:noProof/>
+                <w:w w:val="125"/>
+                <w:sz w:val="20"/>
+                <w:szCs w:val="20"/>
+              </w:rPr>
+              <w:t>9</w:t>
+            </w:r>
+            <w:r>
+              <w:rPr>
+                <w:rFonts w:ascii="Barlow Condensed Medium" w:eastAsia="華康儷中黑" w:hAnsi="Barlow Condensed Medium" w:cstheme="minorHAnsi"/>
+                <w:w w:val="125"/>
+                <w:sz w:val="20"/>
+                <w:szCs w:val="20"/>
+              </w:rPr>
+              <w:fldChar w:fldCharType="end"/>
+            </w:r>
+          </w:p>
+        </w:tc>
+        <w:tc>
+          <w:tcPr>
+            <w:tcW w:w="1904" w:type="dxa"/>
+            <w:tcBorders>
+              <w:top w:val="single" w:sz="4" w:space="0" w:color="auto"/>
+              <w:left w:val="single" w:sz="4" w:space="0" w:color="auto"/>
+              <w:bottom w:val="single" w:sz="4" w:space="0" w:color="auto"/>
+            </w:tcBorders>
+            <w:tcMar>
+              <w:left w:w="28" w:type="dxa"/>
+              <w:right w:w="28" w:type="dxa"/>
+            </w:tcMar>
+            <w:vAlign w:val="center"/>
+          </w:tcPr>
+          <w:p>
+            <w:pPr>
+              <w:snapToGrid w:val="0"/>
+              <w:rPr>
+                <w:rFonts w:ascii="Yanone Kaffeesatz Regular" w:eastAsia="華康儷中黑" w:hAnsi="Yanone Kaffeesatz Regular"/>
+                <w:b/>
+                <w:bCs/>
+                <w:w w:val="125"/>
+                <w:sz w:val="20"/>
+                <w:szCs w:val="20"/>
+              </w:rPr>
+            </w:pPr>
+            <w:r>
+              <w:rPr>
+                <w:rFonts w:ascii="Yanone Kaffeesatz Regular" w:eastAsia="華康儷中黑" w:hAnsi="Yanone Kaffeesatz Regular" w:cs="DaunPenh"/>
+                <w:b/>
+                <w:bCs/>
+                <w:w w:val="125"/>
+                <w:sz w:val="20"/>
+                <w:szCs w:val="20"/>
+              </w:rPr>
+              <w:t>12:11-13*(13:10)</w:t>
+            </w:r>
+          </w:p>
+        </w:tc>
+      </w:tr>
+      <w:tr>
+        <w:tc>
+          <w:tcPr>
+            <w:tcW w:w="911" w:type="dxa"/>
+            <w:tcBorders>
+              <w:top w:val="single" w:sz="4" w:space="0" w:color="auto"/>
+              <w:bottom w:val="single" w:sz="4" w:space="0" w:color="auto"/>
+              <w:right w:val="single" w:sz="4" w:space="0" w:color="auto"/>
+            </w:tcBorders>
+            <w:tcMar>
+              <w:left w:w="57" w:type="dxa"/>
+              <w:right w:w="57" w:type="dxa"/>
+            </w:tcMar>
+          </w:tcPr>
+          <w:p>
+            <w:pPr>
+              <w:snapToGrid w:val="0"/>
+              <w:rPr>
+                <w:rFonts w:ascii="Barlow Condensed Medium" w:eastAsia="華康儷中黑" w:hAnsi="Barlow Condensed Medium" w:cstheme="minorHAnsi"/>
+                <w:w w:val="125"/>
+                <w:sz w:val="20"/>
+                <w:szCs w:val="20"/>
+              </w:rPr>
+            </w:pPr>
+            <w:r>
+              <w:rPr>
+                <w:rFonts w:ascii="Barlow Condensed Medium" w:eastAsia="華康儷中黑" w:hAnsi="Barlow Condensed Medium" w:cstheme="minorHAnsi"/>
+                <w:w w:val="125"/>
+                <w:sz w:val="20"/>
+                <w:szCs w:val="20"/>
+              </w:rPr>
+              <w:t>五</w:t>
+            </w:r>
+            <w:r>
+              <w:rPr>
+                <w:rFonts w:ascii="Barlow Condensed Medium" w:eastAsia="華康儷中黑" w:hAnsi="Barlow Condensed Medium" w:cstheme="minorHAnsi"/>
+                <w:w w:val="125"/>
+                <w:sz w:val="20"/>
+                <w:szCs w:val="20"/>
+              </w:rPr>
+              <w:fldChar w:fldCharType="begin"/>
+            </w:r>
+            <w:r>
+              <w:rPr>
+                <w:rFonts w:ascii="Barlow Condensed Medium" w:eastAsia="華康儷中黑" w:hAnsi="Barlow Condensed Medium" w:cstheme="minorHAnsi"/>
+                <w:w w:val="125"/>
+                <w:sz w:val="20"/>
+                <w:szCs w:val="20"/>
+              </w:rPr>
+              <w:instrText xml:space="preserve"> =IF(pub_day+5&gt;this_mon_days, IF(pub_mon=12, 1, pub_mon+1), pub_mon) \* MERGEFORMAT </w:instrText>
+            </w:r>
+            <w:r>
+              <w:rPr>
+                <w:rFonts w:ascii="Barlow Condensed Medium" w:eastAsia="華康儷中黑" w:hAnsi="Barlow Condensed Medium" w:cstheme="minorHAnsi"/>
+                <w:w w:val="125"/>
+                <w:sz w:val="20"/>
+                <w:szCs w:val="20"/>
+              </w:rPr>
+              <w:fldChar w:fldCharType="separate"/>
+            </w:r>
+            <w:r>
+              <w:rPr>
+                <w:rFonts w:ascii="Barlow Condensed Medium" w:eastAsia="華康儷中黑" w:hAnsi="Barlow Condensed Medium" w:cstheme="minorHAnsi"/>
+                <w:noProof/>
+                <w:w w:val="125"/>
+                <w:sz w:val="20"/>
+                <w:szCs w:val="20"/>
+              </w:rPr>
+              <w:t>7</w:t>
+            </w:r>
+            <w:r>
+              <w:rPr>
+                <w:rFonts w:ascii="Barlow Condensed Medium" w:eastAsia="華康儷中黑" w:hAnsi="Barlow Condensed Medium" w:cstheme="minorHAnsi"/>
+                <w:w w:val="125"/>
+                <w:sz w:val="20"/>
+                <w:szCs w:val="20"/>
+              </w:rPr>
+              <w:fldChar w:fldCharType="end"/>
+            </w:r>
+            <w:r>
+              <w:rPr>
+                <w:rFonts w:ascii="Barlow Condensed Medium" w:eastAsia="華康儷中黑" w:hAnsi="Barlow Condensed Medium" w:cstheme="minorHAnsi"/>
+                <w:w w:val="125"/>
+                <w:sz w:val="20"/>
+                <w:szCs w:val="20"/>
+              </w:rPr>
+              <w:t>/</w:t>
+            </w:r>
+            <w:r>
+              <w:rPr>
+                <w:rFonts w:ascii="Barlow Condensed Medium" w:eastAsia="華康儷中黑" w:hAnsi="Barlow Condensed Medium" w:cstheme="minorHAnsi"/>
+                <w:w w:val="125"/>
+                <w:sz w:val="20"/>
+                <w:szCs w:val="20"/>
+              </w:rPr>
+              <w:fldChar w:fldCharType="begin"/>
+            </w:r>
+            <w:r>
+              <w:rPr>
+                <w:rFonts w:ascii="Barlow Condensed Medium" w:eastAsia="華康儷中黑" w:hAnsi="Barlow Condensed Medium" w:cstheme="minorHAnsi"/>
+                <w:w w:val="125"/>
+                <w:sz w:val="20"/>
+                <w:szCs w:val="20"/>
+              </w:rPr>
+              <w:instrText xml:space="preserve"> =IF(pub_day+5&gt;this_mon_days, -this_mon_days, 0)+pub_day+5 \* MERGEFORMAT </w:instrText>
+            </w:r>
+            <w:r>
+              <w:rPr>
+                <w:rFonts w:ascii="Barlow Condensed Medium" w:eastAsia="華康儷中黑" w:hAnsi="Barlow Condensed Medium" w:cstheme="minorHAnsi"/>
+                <w:w w:val="125"/>
+                <w:sz w:val="20"/>
+                <w:szCs w:val="20"/>
+              </w:rPr>
+              <w:fldChar w:fldCharType="separate"/>
+            </w:r>
+            <w:r>
+              <w:rPr>
+                <w:rFonts w:ascii="Barlow Condensed Medium" w:eastAsia="華康儷中黑" w:hAnsi="Barlow Condensed Medium" w:cstheme="minorHAnsi"/>
+                <w:noProof/>
+                <w:w w:val="125"/>
+                <w:sz w:val="20"/>
+                <w:szCs w:val="20"/>
+              </w:rPr>
+              <w:t>10</w:t>
+            </w:r>
+            <w:r>
+              <w:rPr>
+                <w:rFonts w:ascii="Barlow Condensed Medium" w:eastAsia="華康儷中黑" w:hAnsi="Barlow Condensed Medium" w:cstheme="minorHAnsi"/>
+                <w:w w:val="125"/>
+                <w:sz w:val="20"/>
+                <w:szCs w:val="20"/>
+              </w:rPr>
+              <w:fldChar w:fldCharType="end"/>
+            </w:r>
+          </w:p>
+        </w:tc>
+        <w:tc>
+          <w:tcPr>
+            <w:tcW w:w="1904" w:type="dxa"/>
+            <w:tcBorders>
+              <w:top w:val="single" w:sz="4" w:space="0" w:color="auto"/>
+              <w:left w:val="single" w:sz="4" w:space="0" w:color="auto"/>
+              <w:bottom w:val="single" w:sz="4" w:space="0" w:color="auto"/>
+            </w:tcBorders>
+            <w:tcMar>
+              <w:left w:w="28" w:type="dxa"/>
+              <w:right w:w="28" w:type="dxa"/>
+            </w:tcMar>
+            <w:vAlign w:val="center"/>
+          </w:tcPr>
+          <w:p>
+            <w:pPr>
+              <w:snapToGrid w:val="0"/>
+              <w:rPr>
+                <w:rFonts w:ascii="Yanone Kaffeesatz Regular" w:eastAsia="華康儷中黑" w:hAnsi="Yanone Kaffeesatz Regular"/>
+                <w:b/>
+                <w:bCs/>
+                <w:w w:val="125"/>
+                <w:sz w:val="20"/>
+                <w:szCs w:val="20"/>
+              </w:rPr>
+            </w:pPr>
+            <w:r>
+              <w:rPr>
+                <w:rFonts w:ascii="Yanone Kaffeesatz Regular" w:eastAsia="華康儷中黑" w:hAnsi="Yanone Kaffeesatz Regular" w:cs="DaunPenh"/>
+                <w:b/>
+                <w:bCs/>
+                <w:w w:val="125"/>
+                <w:sz w:val="20"/>
+                <w:szCs w:val="20"/>
+              </w:rPr>
+              <w:t>拉</w:t>
+            </w:r>
+            <w:r>
+              <w:rPr>
+                <w:rFonts w:ascii="Yanone Kaffeesatz Regular" w:eastAsia="華康儷中黑" w:hAnsi="Yanone Kaffeesatz Regular" w:cs="DaunPenh"/>
+                <w:b/>
+                <w:bCs/>
+                <w:w w:val="125"/>
+                <w:sz w:val="20"/>
+                <w:szCs w:val="20"/>
+              </w:rPr>
+              <w:t>1*-2:35(1:4)</w:t>
             </w:r>
           </w:p>
         </w:tc>
@@ -24666,53 +24600,7 @@
                 <w:sz w:val="20"/>
                 <w:szCs w:val="20"/>
               </w:rPr>
-              <w:t>5:11-6*</w:t>
-            </w:r>
-            <w:r>
-              <w:rPr>
-                <w:rFonts w:ascii="Yanone Kaffeesatz Regular" w:eastAsia="華康儷中黑" w:hAnsi="Yanone Kaffeesatz Regular" w:cs="DaunPenh" w:hint="eastAsia"/>
-                <w:b/>
-                <w:bCs/>
-                <w:w w:val="125"/>
-                <w:sz w:val="20"/>
-                <w:szCs w:val="20"/>
-                <w:lang w:val="en-NZ"/>
-              </w:rPr>
-              <w:t>(</w:t>
-            </w:r>
-            <w:r>
-              <w:rPr>
-                <w:rFonts w:ascii="Yanone Kaffeesatz Regular" w:eastAsia="華康儷中黑" w:hAnsi="Yanone Kaffeesatz Regular" w:cs="DaunPenh"/>
-                <w:b/>
-                <w:bCs/>
-                <w:w w:val="125"/>
-                <w:sz w:val="20"/>
-                <w:szCs w:val="20"/>
-                <w:lang w:val="en-NZ"/>
-              </w:rPr>
-              <w:t>5:</w:t>
-            </w:r>
-            <w:r>
-              <w:rPr>
-                <w:rFonts w:ascii="Yanone Kaffeesatz Regular" w:eastAsia="華康儷中黑" w:hAnsi="Yanone Kaffeesatz Regular" w:cs="DaunPenh" w:hint="eastAsia"/>
-                <w:b/>
-                <w:bCs/>
-                <w:w w:val="125"/>
-                <w:sz w:val="20"/>
-                <w:szCs w:val="20"/>
-              </w:rPr>
-              <w:t>18</w:t>
-            </w:r>
-            <w:r>
-              <w:rPr>
-                <w:rFonts w:ascii="Yanone Kaffeesatz Regular" w:eastAsia="華康儷中黑" w:hAnsi="Yanone Kaffeesatz Regular" w:cs="DaunPenh"/>
-                <w:b/>
-                <w:bCs/>
-                <w:w w:val="125"/>
-                <w:sz w:val="20"/>
-                <w:szCs w:val="20"/>
-              </w:rPr>
-              <w:t>)</w:t>
+              <w:t>2:36-70(62-63)</w:t>
             </w:r>
           </w:p>
         </w:tc>
@@ -24737,6 +24625,7 @@
           <w:w w:val="60"/>
           <w:sz w:val="26"/>
           <w:szCs w:val="26"/>
+          <w:lang w:bidi="he-IL"/>
         </w:rPr>
         <w:drawing>
           <wp:anchor distT="0" distB="0" distL="114300" distR="114300" simplePos="0" relativeHeight="251653120" behindDoc="1" locked="0" layoutInCell="1" allowOverlap="1" wp14:anchorId="433B7986" wp14:editId="39AC0942">
@@ -24794,7 +24683,6 @@
           </wp:anchor>
         </w:drawing>
       </w:r>
-      <w:proofErr w:type="gramStart"/>
       <w:r>
         <w:rPr>
           <w:rFonts w:ascii="Yanone Kaffeesatz Regular" w:eastAsia="華康儷中黑" w:hAnsi="Yanone Kaffeesatz Regular" w:cs="Arial"/>
@@ -24804,7 +24692,6 @@
         </w:rPr>
         <w:t>註</w:t>
       </w:r>
-      <w:proofErr w:type="gramEnd"/>
       <w:r>
         <w:rPr>
           <w:rFonts w:ascii="Yanone Kaffeesatz Regular" w:eastAsia="華康儷中黑" w:hAnsi="Yanone Kaffeesatz Regular" w:cs="Arial" w:hint="eastAsia"/>
@@ -24971,7 +24858,6 @@
         </w:rPr>
         <w:t>，</w:t>
       </w:r>
-      <w:proofErr w:type="gramStart"/>
       <w:r>
         <w:rPr>
           <w:rFonts w:ascii="Yanone Kaffeesatz Regular" w:eastAsia="華康儷中黑" w:hAnsi="Yanone Kaffeesatz Regular" w:cs="Arial" w:hint="eastAsia"/>
@@ -24997,17 +24883,7 @@
           <w:sz w:val="26"/>
           <w:szCs w:val="26"/>
         </w:rPr>
-        <w:t>省略</w:t>
-      </w:r>
-      <w:proofErr w:type="gramEnd"/>
-      <w:r>
-        <w:rPr>
-          <w:rFonts w:ascii="Yanone Kaffeesatz Regular" w:eastAsia="華康儷中黑" w:hAnsi="Yanone Kaffeesatz Regular" w:cs="Arial" w:hint="eastAsia"/>
-          <w:w w:val="60"/>
-          <w:sz w:val="26"/>
-          <w:szCs w:val="26"/>
-        </w:rPr>
-        <w:t>章</w:t>
+        <w:t>省略章</w:t>
       </w:r>
       <w:r>
         <w:rPr>
@@ -25131,7 +25007,7 @@
           <w:sz w:val="26"/>
           <w:szCs w:val="26"/>
         </w:rPr>
-        <w:t>意義造就</w:t>
+        <w:t>與神和好的職份</w:t>
       </w:r>
       <w:r>
         <w:rPr>
@@ -25156,7 +25032,6 @@
           <w:szCs w:val="26"/>
         </w:rPr>
       </w:pPr>
-      <w:proofErr w:type="gramStart"/>
       <w:r>
         <w:rPr>
           <w:rFonts w:ascii="Barlow Condensed Medium" w:eastAsia="華康儷中黑" w:hAnsi="Barlow Condensed Medium" w:cs="Arial" w:hint="eastAsia"/>
@@ -25164,17 +25039,7 @@
           <w:sz w:val="26"/>
           <w:szCs w:val="26"/>
         </w:rPr>
-        <w:t>鑰</w:t>
-      </w:r>
-      <w:proofErr w:type="gramEnd"/>
-      <w:r>
-        <w:rPr>
-          <w:rFonts w:ascii="Barlow Condensed Medium" w:eastAsia="華康儷中黑" w:hAnsi="Barlow Condensed Medium" w:cs="Arial" w:hint="eastAsia"/>
-          <w:w w:val="80"/>
-          <w:sz w:val="26"/>
-          <w:szCs w:val="26"/>
-        </w:rPr>
-        <w:t>節</w:t>
+        <w:t>鑰節</w:t>
       </w:r>
       <w:r>
         <w:rPr>
@@ -25194,9 +25059,8 @@
           <w:sz w:val="26"/>
           <w:szCs w:val="26"/>
         </w:rPr>
-        <w:t>但在教會中，寧可用悟性說五句教導人的話，強如說萬句方言。</w:t>
+        <w:t>一切都是出於神；他藉著基督使我們與他和好，又將勸人與他和好的使命賜給我們。</w:t>
       </w:r>
-      <w:proofErr w:type="gramStart"/>
       <w:r>
         <w:rPr>
           <w:rFonts w:ascii="Barlow Condensed Medium" w:eastAsia="華康儷中黑" w:hAnsi="Barlow Condensed Medium" w:cs="Calibri" w:hint="eastAsia"/>
@@ -25207,7 +25071,6 @@
         </w:rPr>
         <w:t>（</w:t>
       </w:r>
-      <w:proofErr w:type="gramEnd"/>
       <w:r>
         <w:rPr>
           <w:rFonts w:ascii="Barlow Condensed Medium" w:eastAsia="華康儷中黑" w:hAnsi="Barlow Condensed Medium" w:cs="Calibri" w:hint="eastAsia"/>
@@ -25216,7 +25079,7 @@
           <w:sz w:val="26"/>
           <w:szCs w:val="26"/>
         </w:rPr>
-        <w:t>林前</w:t>
+        <w:t>林</w:t>
       </w:r>
       <w:r>
         <w:rPr>
@@ -25226,7 +25089,7 @@
           <w:sz w:val="26"/>
           <w:szCs w:val="26"/>
         </w:rPr>
-        <w:t>14</w:t>
+        <w:t>後</w:t>
       </w:r>
       <w:r>
         <w:rPr>
@@ -25236,7 +25099,7 @@
           <w:sz w:val="26"/>
           <w:szCs w:val="26"/>
         </w:rPr>
-        <w:t>:</w:t>
+        <w:t>5</w:t>
       </w:r>
       <w:r>
         <w:rPr>
@@ -25246,7 +25109,17 @@
           <w:sz w:val="26"/>
           <w:szCs w:val="26"/>
         </w:rPr>
-        <w:t>19</w:t>
+        <w:t>:</w:t>
+      </w:r>
+      <w:r>
+        <w:rPr>
+          <w:rFonts w:ascii="Barlow Condensed Medium" w:eastAsia="華康儷中黑" w:hAnsi="Barlow Condensed Medium" w:cs="Calibri" w:hint="eastAsia"/>
+          <w:bCs/>
+          <w:w w:val="70"/>
+          <w:sz w:val="26"/>
+          <w:szCs w:val="26"/>
+        </w:rPr>
+        <w:t>18</w:t>
       </w:r>
       <w:r>
         <w:rPr>
@@ -25368,7 +25241,7 @@
                 <w:sz w:val="26"/>
                 <w:szCs w:val="26"/>
               </w:rPr>
-              <w:t>為何屬靈恩賜需要愛來指導</w:t>
+              <w:t>使徒的職份是什麼</w:t>
             </w:r>
             <w:r>
               <w:rPr>
@@ -25440,7 +25313,7 @@
                 <w:sz w:val="26"/>
                 <w:szCs w:val="26"/>
               </w:rPr>
-              <w:t>先知講道為何是為建造教會</w:t>
+              <w:t>為何基督的死成全了　神的義</w:t>
             </w:r>
             <w:r>
               <w:rPr>
@@ -25512,7 +25385,7 @@
                 <w:sz w:val="26"/>
                 <w:szCs w:val="26"/>
               </w:rPr>
-              <w:t>靈性與悟性的造就有何差別</w:t>
+              <w:t>什麼是與　神和好</w:t>
             </w:r>
             <w:r>
               <w:rPr>
@@ -25593,7 +25466,7 @@
                 <w:sz w:val="26"/>
                 <w:szCs w:val="26"/>
               </w:rPr>
-              <w:t>福音合一的意義如何造就教會</w:t>
+              <w:t>為何外邦人不懂與　神和好</w:t>
             </w:r>
             <w:r>
               <w:rPr>
@@ -25648,6 +25521,7 @@
         <w:rPr>
           <w:rFonts w:ascii="Barlow Condensed Medium" w:hAnsi="Barlow Condensed Medium"/>
           <w:noProof/>
+          <w:lang w:bidi="he-IL"/>
         </w:rPr>
         <mc:AlternateContent>
           <mc:Choice Requires="wps">
@@ -25713,7 +25587,7 @@
           </mc:Choice>
           <mc:Fallback>
             <w:pict>
-              <v:line w14:anchorId="52688383" id="直線接點 6" o:spid="_x0000_s1026" style="position:absolute;z-index:251665408;visibility:visible;mso-wrap-style:square;mso-width-percent:0;mso-height-percent:0;mso-wrap-distance-left:9pt;mso-wrap-distance-top:0;mso-wrap-distance-right:9pt;mso-wrap-distance-bottom:0;mso-position-horizontal:absolute;mso-position-horizontal-relative:page;mso-position-vertical:absolute;mso-position-vertical-relative:page;mso-width-percent:0;mso-height-percent:0;mso-width-relative:margin;mso-height-relative:margin" from="343.9pt,19.85pt" to="345.05pt,710.95pt" o:gfxdata="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" strokecolor="black [3213]" strokeweight=".5pt">
+              <v:line w14:anchorId="5C8BCCF8" id="直線接點 6" o:spid="_x0000_s1026" style="position:absolute;z-index:251665408;visibility:visible;mso-wrap-style:square;mso-width-percent:0;mso-height-percent:0;mso-wrap-distance-left:9pt;mso-wrap-distance-top:0;mso-wrap-distance-right:9pt;mso-wrap-distance-bottom:0;mso-position-horizontal:absolute;mso-position-horizontal-relative:page;mso-position-vertical:absolute;mso-position-vertical-relative:page;mso-width-percent:0;mso-height-percent:0;mso-width-relative:margin;mso-height-relative:margin" from="343.9pt,19.85pt" to="345.05pt,710.95pt" o:gfxdata="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" strokecolor="black [3213]" strokeweight=".5pt">
                 <v:stroke dashstyle="3 1" joinstyle="miter"/>
                 <w10:wrap anchorx="page" anchory="page"/>
               </v:line>
@@ -25725,6 +25599,7 @@
         <w:rPr>
           <w:rFonts w:ascii="Barlow Condensed Medium" w:hAnsi="Barlow Condensed Medium"/>
           <w:noProof/>
+          <w:lang w:bidi="he-IL"/>
         </w:rPr>
         <mc:AlternateContent>
           <mc:Choice Requires="wps">
@@ -25790,7 +25665,7 @@
           </mc:Choice>
           <mc:Fallback>
             <w:pict>
-              <v:line w14:anchorId="780EE04F" id="直線接點 4" o:spid="_x0000_s1026" style="position:absolute;z-index:251661312;visibility:visible;mso-wrap-style:square;mso-width-percent:0;mso-height-percent:0;mso-wrap-distance-left:9pt;mso-wrap-distance-top:0;mso-wrap-distance-right:9pt;mso-wrap-distance-bottom:0;mso-position-horizontal:absolute;mso-position-horizontal-relative:page;mso-position-vertical:absolute;mso-position-vertical-relative:page;mso-width-percent:0;mso-height-percent:0;mso-width-relative:margin;mso-height-relative:margin" from="343.9pt,19.85pt" to="345.05pt,710.95pt" o:gfxdata="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" strokecolor="black [3213]" strokeweight=".5pt">
+              <v:line w14:anchorId="6699F886" id="直線接點 4" o:spid="_x0000_s1026" style="position:absolute;z-index:251661312;visibility:visible;mso-wrap-style:square;mso-width-percent:0;mso-height-percent:0;mso-wrap-distance-left:9pt;mso-wrap-distance-top:0;mso-wrap-distance-right:9pt;mso-wrap-distance-bottom:0;mso-position-horizontal:absolute;mso-position-horizontal-relative:page;mso-position-vertical:absolute;mso-position-vertical-relative:page;mso-width-percent:0;mso-height-percent:0;mso-width-relative:margin;mso-height-relative:margin" from="343.9pt,19.85pt" to="345.05pt,710.95pt" o:gfxdata="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" strokecolor="black [3213]" strokeweight=".5pt">
                 <v:stroke dashstyle="3 1" joinstyle="miter"/>
                 <w10:wrap anchorx="page" anchory="page"/>
               </v:line>
@@ -25812,7 +25687,6 @@
         </w:rPr>
         <w:t>本</w:t>
       </w:r>
-      <w:proofErr w:type="gramStart"/>
       <w:r>
         <w:rPr>
           <w:rFonts w:ascii="Barlow Condensed Medium" w:eastAsia="華康正顏楷體W9" w:hAnsi="Barlow Condensed Medium" w:cstheme="minorHAnsi"/>
@@ -25820,7 +25694,6 @@
         </w:rPr>
         <w:t>週講章</w:t>
       </w:r>
-      <w:proofErr w:type="gramEnd"/>
       <w:r>
         <w:rPr>
           <w:rFonts w:ascii="Barlow Condensed Medium" w:eastAsia="華康正顏楷體W9" w:hAnsi="Barlow Condensed Medium" w:cstheme="minorHAnsi"/>
@@ -25984,7 +25857,16 @@
           <w:sz w:val="26"/>
           <w:szCs w:val="26"/>
         </w:rPr>
-        <w:t>意義造就人</w:t>
+        <w:t>與神和好</w:t>
+      </w:r>
+      <w:r>
+        <w:rPr>
+          <w:rFonts w:ascii="Barlow Condensed Medium" w:eastAsia="華康儷金黑" w:hAnsi="Barlow Condensed Medium" w:cs="Calibri" w:hint="eastAsia"/>
+          <w:color w:val="404040"/>
+          <w:sz w:val="26"/>
+          <w:szCs w:val="26"/>
+        </w:rPr>
+        <w:t>的職份</w:t>
       </w:r>
       <w:r>
         <w:rPr>
@@ -26066,7 +25948,7 @@
                 <w:sz w:val="26"/>
                 <w:szCs w:val="26"/>
               </w:rPr>
-              <w:t>林前</w:t>
+              <w:t>林後</w:t>
             </w:r>
             <w:r>
               <w:rPr>
@@ -26075,16 +25957,7 @@
                 <w:sz w:val="26"/>
                 <w:szCs w:val="26"/>
               </w:rPr>
-              <w:t>14:1-5,12-19,</w:t>
-            </w:r>
-            <w:r>
-              <w:rPr>
-                <w:rFonts w:ascii="Barlow Condensed Medium" w:eastAsia="華康儷中黑" w:hAnsi="Barlow Condensed Medium" w:cs="Calibri" w:hint="eastAsia"/>
-                <w:w w:val="72"/>
-                <w:sz w:val="26"/>
-                <w:szCs w:val="26"/>
-              </w:rPr>
-              <w:t>39-40</w:t>
+              <w:t>5:11-21</w:t>
             </w:r>
           </w:p>
         </w:tc>
@@ -26121,11 +25994,11 @@
       <w:pPr>
         <w:kinsoku w:val="0"/>
         <w:snapToGrid w:val="0"/>
-        <w:spacing w:afterLines="50" w:after="165" w:line="300" w:lineRule="exact"/>
+        <w:spacing w:afterLines="50" w:after="165" w:line="290" w:lineRule="exact"/>
         <w:jc w:val="both"/>
         <w:rPr>
           <w:rFonts w:ascii="Barlow Condensed Medium" w:eastAsia="華康細黑體" w:hAnsi="Barlow Condensed Medium" w:cs="微軟正黑體"/>
-          <w:w w:val="73"/>
+          <w:w w:val="68"/>
           <w:sz w:val="26"/>
           <w:szCs w:val="26"/>
         </w:rPr>
@@ -26133,103 +26006,43 @@
       <w:r>
         <w:rPr>
           <w:rFonts w:ascii="Barlow Condensed Medium" w:eastAsia="華康儷中黑" w:hAnsi="Barlow Condensed Medium" w:hint="eastAsia"/>
-          <w:w w:val="73"/>
+          <w:w w:val="68"/>
           <w:sz w:val="26"/>
           <w:szCs w:val="26"/>
         </w:rPr>
-        <w:t>愛是所有屬靈恩賜的最高指導原則和動力。就恩賜而言，最大的就是先知講道，或是說先知能領受且傳達　神的心意和啟示。因為初代信徒和教會需要建造。</w:t>
+        <w:t>保羅把傳福音的大使命具體地解釋為使人與　神和好的職份。而領受這職份的人，必然是親身經驗這與　神和好的過程，即成為新造的人，且為主而活。</w:t>
       </w:r>
       <w:r>
         <w:rPr>
           <w:rFonts w:ascii="Barlow Condensed Medium" w:eastAsia="華康細黑體" w:hAnsi="Barlow Condensed Medium" w:cs="微軟正黑體" w:hint="eastAsia"/>
-          <w:w w:val="73"/>
+          <w:w w:val="68"/>
           <w:sz w:val="26"/>
           <w:szCs w:val="26"/>
         </w:rPr>
-        <w:t>初代教會剛剛形成，許多事尚未完備，聖靈的工作就是一直持續地建造和傳播，這是保羅所看見的福音異</w:t>
+        <w:t>除了要證明自己的職份是來自　神福音的大能，更希望將這個服事　神的經驗和心態與教會信徒分享，好讓信徒能分辨出，出入在他們中間眾多的使徒或傳道者，甚至是異教思想的學者，誰才是事奉主和傳揚真道的忠心僕人。最明顯的特徵就是放棄過去在罪中生活的自己，在耶穌基督的救恩下成為新造的人，又獻上自己，為了追隨和宣揚主耶穌基督的福音和教訓而活的人。而保羅自己甚至在宣教的過程中，忍受各樣的逼迫、缺乏和死亡的威脅，卻仍然以事奉主的職份為樂。並要求讓聖靈和眾人的良心</w:t>
       </w:r>
-      <w:proofErr w:type="gramStart"/>
       <w:r>
         <w:rPr>
           <w:rFonts w:ascii="Barlow Condensed Medium" w:eastAsia="華康細黑體" w:hAnsi="Barlow Condensed Medium" w:cs="微軟正黑體" w:hint="eastAsia"/>
-          <w:w w:val="73"/>
+          <w:w w:val="68"/>
           <w:sz w:val="26"/>
           <w:szCs w:val="26"/>
         </w:rPr>
-        <w:t>象</w:t>
+        <w:t xml:space="preserve">(11, </w:t>
       </w:r>
-      <w:proofErr w:type="gramEnd"/>
       <w:r>
         <w:rPr>
           <w:rFonts w:ascii="Barlow Condensed Medium" w:eastAsia="華康細黑體" w:hAnsi="Barlow Condensed Medium" w:cs="微軟正黑體" w:hint="eastAsia"/>
-          <w:w w:val="73"/>
+          <w:w w:val="68"/>
           <w:sz w:val="26"/>
           <w:szCs w:val="26"/>
         </w:rPr>
-        <w:t>。而一個群體最大的挑戰就是秩序和向心力，而教會，或說基督的肢體，的秩序是用愛來維持，它完成和取代了律法。而向心力就是福音的內容，是信仰核心，一方面來自使徒的見證，另一方面則來自聖靈在信徒心中的見證。所以，不打草稿，完全來自聖靈自由感動的講道，乃是初代教會聚會時的講道形式。在哥林多教會講道秩序的問題也是眾教會普遍的問題，就是話語權。有先知和教師認定的問題，有非共同語言使用的問題，有誰</w:t>
-      </w:r>
-      <w:proofErr w:type="gramStart"/>
-      <w:r>
-        <w:rPr>
-          <w:rFonts w:ascii="Barlow Condensed Medium" w:eastAsia="華康細黑體" w:hAnsi="Barlow Condensed Medium" w:cs="微軟正黑體" w:hint="eastAsia"/>
-          <w:w w:val="73"/>
-          <w:sz w:val="26"/>
-          <w:szCs w:val="26"/>
-        </w:rPr>
-        <w:t>先誰後的</w:t>
-      </w:r>
-      <w:proofErr w:type="gramEnd"/>
-      <w:r>
-        <w:rPr>
-          <w:rFonts w:ascii="Barlow Condensed Medium" w:eastAsia="華康細黑體" w:hAnsi="Barlow Condensed Medium" w:cs="微軟正黑體" w:hint="eastAsia"/>
-          <w:w w:val="73"/>
-          <w:sz w:val="26"/>
-          <w:szCs w:val="26"/>
-        </w:rPr>
-        <w:t>問題，還有女性，當時特別的處境</w:t>
-      </w:r>
-      <w:proofErr w:type="gramStart"/>
-      <w:r>
-        <w:rPr>
-          <w:rFonts w:ascii="Barlow Condensed Medium" w:eastAsia="華康細黑體" w:hAnsi="Barlow Condensed Medium" w:cs="微軟正黑體" w:hint="eastAsia"/>
-          <w:w w:val="73"/>
-          <w:sz w:val="26"/>
-          <w:szCs w:val="26"/>
-        </w:rPr>
-        <w:t>是歸信的</w:t>
-      </w:r>
-      <w:proofErr w:type="gramEnd"/>
-      <w:r>
-        <w:rPr>
-          <w:rFonts w:ascii="Barlow Condensed Medium" w:eastAsia="華康細黑體" w:hAnsi="Barlow Condensed Medium" w:cs="微軟正黑體" w:hint="eastAsia"/>
-          <w:w w:val="73"/>
-          <w:sz w:val="26"/>
-          <w:szCs w:val="26"/>
-        </w:rPr>
-        <w:t>異教女祭師，能不能發言的問題。原則上，在愛中我們尊重所有肢體所領受的感動，但是有沒有先知性言語表達的恩賜又是另一回事。因此要如何檢驗先知講道的恩賜，依保羅的見解，就是能說出造就</w:t>
+        <w:t>人的靈</w:t>
       </w:r>
       <w:r>
         <w:rPr>
           <w:rFonts w:ascii="Barlow Condensed Medium" w:eastAsia="華康細黑體" w:hAnsi="Barlow Condensed Medium" w:cs="微軟正黑體" w:hint="eastAsia"/>
-          <w:w w:val="73"/>
-          <w:sz w:val="26"/>
-          <w:szCs w:val="26"/>
-        </w:rPr>
-        <w:t>(</w:t>
-      </w:r>
-      <w:r>
-        <w:rPr>
-          <w:rFonts w:ascii="Barlow Condensed Medium" w:eastAsia="華康細黑體" w:hAnsi="Barlow Condensed Medium" w:cs="微軟正黑體" w:hint="eastAsia"/>
-          <w:w w:val="73"/>
-          <w:sz w:val="26"/>
-          <w:szCs w:val="26"/>
-        </w:rPr>
-        <w:t>原意是建造</w:t>
-      </w:r>
-      <w:r>
-        <w:rPr>
-          <w:rFonts w:ascii="Barlow Condensed Medium" w:eastAsia="華康細黑體" w:hAnsi="Barlow Condensed Medium" w:cs="微軟正黑體" w:hint="eastAsia"/>
-          <w:w w:val="73"/>
+          <w:w w:val="68"/>
           <w:sz w:val="26"/>
           <w:szCs w:val="26"/>
         </w:rPr>
@@ -26238,42 +26051,22 @@
       <w:r>
         <w:rPr>
           <w:rFonts w:ascii="Barlow Condensed Medium" w:eastAsia="華康細黑體" w:hAnsi="Barlow Condensed Medium" w:cs="微軟正黑體" w:hint="eastAsia"/>
-          <w:w w:val="73"/>
+          <w:w w:val="68"/>
           <w:sz w:val="26"/>
           <w:szCs w:val="26"/>
         </w:rPr>
-        <w:t>人和教會的話語，且是所有人都能共同領受和齊心說「</w:t>
-      </w:r>
-      <w:proofErr w:type="gramStart"/>
-      <w:r>
-        <w:rPr>
-          <w:rFonts w:ascii="Barlow Condensed Medium" w:eastAsia="華康細黑體" w:hAnsi="Barlow Condensed Medium" w:cs="微軟正黑體" w:hint="eastAsia"/>
-          <w:w w:val="73"/>
-          <w:sz w:val="26"/>
-          <w:szCs w:val="26"/>
-        </w:rPr>
-        <w:t>阿們</w:t>
-      </w:r>
-      <w:proofErr w:type="gramEnd"/>
-      <w:r>
-        <w:rPr>
-          <w:rFonts w:ascii="Barlow Condensed Medium" w:eastAsia="華康細黑體" w:hAnsi="Barlow Condensed Medium" w:cs="微軟正黑體" w:hint="eastAsia"/>
-          <w:w w:val="73"/>
-          <w:sz w:val="26"/>
-          <w:szCs w:val="26"/>
-        </w:rPr>
-        <w:t>」的。</w:t>
+        <w:t>，來檢驗他的內心，不是那些只在外表說的、作的好看的人。這是為了分辨末日的假教師，藉傳福音來餵飽自己口腹的人。</w:t>
       </w:r>
     </w:p>
     <w:p>
       <w:pPr>
         <w:kinsoku w:val="0"/>
         <w:snapToGrid w:val="0"/>
-        <w:spacing w:afterLines="50" w:after="165" w:line="300" w:lineRule="exact"/>
+        <w:spacing w:afterLines="50" w:after="165" w:line="290" w:lineRule="exact"/>
         <w:jc w:val="both"/>
         <w:rPr>
           <w:rFonts w:ascii="Barlow Condensed Medium" w:eastAsia="華康細黑體" w:hAnsi="Barlow Condensed Medium" w:cs="微軟正黑體"/>
-          <w:w w:val="73"/>
+          <w:w w:val="68"/>
           <w:sz w:val="26"/>
           <w:szCs w:val="26"/>
         </w:rPr>
@@ -26281,236 +26074,31 @@
       <w:r>
         <w:rPr>
           <w:rFonts w:ascii="Barlow Condensed Medium" w:eastAsia="華康儷中黑" w:hAnsi="Barlow Condensed Medium" w:hint="eastAsia"/>
-          <w:w w:val="73"/>
+          <w:w w:val="68"/>
           <w:sz w:val="26"/>
           <w:szCs w:val="26"/>
         </w:rPr>
-        <w:t>方言應該譯成某種或各種語言，因為語言能承載意義，說話才有意義。問題是因為聖靈感動，</w:t>
+        <w:t>保羅一再見證無罪的基督為眾人的罪而死，為成全了　神的義，被律法所表明的。然而，人必須信這福音才能與　神和好，成為新造的人，就是真正悔改的人。</w:t>
       </w:r>
-      <w:proofErr w:type="gramStart"/>
       <w:r>
         <w:rPr>
-          <w:rFonts w:ascii="Barlow Condensed Medium" w:eastAsia="華康儷中黑" w:hAnsi="Barlow Condensed Medium" w:hint="eastAsia"/>
-          <w:w w:val="73"/>
+          <w:rFonts w:ascii="Barlow Condensed Medium" w:eastAsia="華康細黑體" w:hAnsi="Barlow Condensed Medium" w:cs="微軟正黑體" w:hint="eastAsia"/>
+          <w:w w:val="68"/>
           <w:sz w:val="26"/>
           <w:szCs w:val="26"/>
         </w:rPr>
-        <w:t>說的人可能說著一種</w:t>
-      </w:r>
-      <w:proofErr w:type="gramEnd"/>
-      <w:r>
-        <w:rPr>
-          <w:rFonts w:ascii="Barlow Condensed Medium" w:eastAsia="華康儷中黑" w:hAnsi="Barlow Condensed Medium" w:hint="eastAsia"/>
-          <w:w w:val="73"/>
-          <w:sz w:val="26"/>
-          <w:szCs w:val="26"/>
-        </w:rPr>
-        <w:t>自己都不懂的語言，沒有翻譯就無法造就人。</w:t>
-      </w:r>
-      <w:r>
-        <w:rPr>
-          <w:rFonts w:ascii="Barlow Condensed Medium" w:eastAsia="華康細黑體" w:hAnsi="Barlow Condensed Medium" w:cs="微軟正黑體" w:hint="eastAsia"/>
-          <w:w w:val="73"/>
-          <w:sz w:val="26"/>
-          <w:szCs w:val="26"/>
-        </w:rPr>
-        <w:t>方言的原文是舌頭或語言，而方言在中文的語境中卻有鮮少人聽懂的化外之民的語言。就聖靈在五旬節降臨那日的記載，耶路撒冷的信徒因為聖靈</w:t>
-      </w:r>
-      <w:r>
-        <w:rPr>
-          <w:rFonts w:ascii="Barlow Condensed Medium" w:eastAsia="華康細黑體" w:hAnsi="Barlow Condensed Medium" w:cs="微軟正黑體" w:hint="eastAsia"/>
-          <w:w w:val="73"/>
-          <w:sz w:val="26"/>
-          <w:szCs w:val="26"/>
-        </w:rPr>
-        <w:t>的感動</w:t>
-      </w:r>
-      <w:proofErr w:type="gramStart"/>
-      <w:r>
-        <w:rPr>
-          <w:rFonts w:ascii="Barlow Condensed Medium" w:eastAsia="華康細黑體" w:hAnsi="Barlow Condensed Medium" w:cs="微軟正黑體" w:hint="eastAsia"/>
-          <w:w w:val="73"/>
-          <w:sz w:val="26"/>
-          <w:szCs w:val="26"/>
-        </w:rPr>
-        <w:t>而說起外國</w:t>
-      </w:r>
-      <w:proofErr w:type="gramEnd"/>
-      <w:r>
-        <w:rPr>
-          <w:rFonts w:ascii="Barlow Condensed Medium" w:eastAsia="華康細黑體" w:hAnsi="Barlow Condensed Medium" w:cs="微軟正黑體" w:hint="eastAsia"/>
-          <w:w w:val="73"/>
-          <w:sz w:val="26"/>
-          <w:szCs w:val="26"/>
-        </w:rPr>
-        <w:t>語言，被由外地回來朝聖的猶太僑民聽出來，</w:t>
-      </w:r>
-      <w:proofErr w:type="gramStart"/>
-      <w:r>
-        <w:rPr>
-          <w:rFonts w:ascii="Barlow Condensed Medium" w:eastAsia="華康細黑體" w:hAnsi="Barlow Condensed Medium" w:cs="微軟正黑體" w:hint="eastAsia"/>
-          <w:w w:val="73"/>
-          <w:sz w:val="26"/>
-          <w:szCs w:val="26"/>
-        </w:rPr>
-        <w:t>說的是</w:t>
-      </w:r>
-      <w:proofErr w:type="gramEnd"/>
-      <w:r>
-        <w:rPr>
-          <w:rFonts w:ascii="Barlow Condensed Medium" w:eastAsia="華康細黑體" w:hAnsi="Barlow Condensed Medium" w:cs="微軟正黑體" w:hint="eastAsia"/>
-          <w:w w:val="73"/>
-          <w:sz w:val="26"/>
-          <w:szCs w:val="26"/>
-        </w:rPr>
-        <w:t>他居住地的語言，意思是在讚美　神的作為。</w:t>
-      </w:r>
-      <w:r>
-        <w:rPr>
-          <w:rFonts w:ascii="Barlow Condensed Medium" w:eastAsia="華康細黑體" w:hAnsi="Barlow Condensed Medium" w:cs="微軟正黑體" w:hint="eastAsia"/>
-          <w:w w:val="73"/>
-          <w:sz w:val="26"/>
-          <w:szCs w:val="26"/>
-        </w:rPr>
-        <w:t>(</w:t>
-      </w:r>
-      <w:r>
-        <w:rPr>
-          <w:rFonts w:ascii="Barlow Condensed Medium" w:eastAsia="華康細黑體" w:hAnsi="Barlow Condensed Medium" w:cs="微軟正黑體" w:hint="eastAsia"/>
-          <w:w w:val="73"/>
-          <w:sz w:val="26"/>
-          <w:szCs w:val="26"/>
-        </w:rPr>
-        <w:t>徒</w:t>
-      </w:r>
-      <w:r>
-        <w:rPr>
-          <w:rFonts w:ascii="Barlow Condensed Medium" w:eastAsia="華康細黑體" w:hAnsi="Barlow Condensed Medium" w:cs="微軟正黑體" w:hint="eastAsia"/>
-          <w:w w:val="73"/>
-          <w:sz w:val="26"/>
-          <w:szCs w:val="26"/>
-        </w:rPr>
-        <w:t>2:4-11)</w:t>
-      </w:r>
-      <w:r>
-        <w:rPr>
-          <w:rFonts w:ascii="Barlow Condensed Medium" w:eastAsia="華康細黑體" w:hAnsi="Barlow Condensed Medium" w:cs="微軟正黑體" w:hint="eastAsia"/>
-          <w:w w:val="73"/>
-          <w:sz w:val="26"/>
-          <w:szCs w:val="26"/>
-        </w:rPr>
-        <w:t>所以聖靈賜下語言的恩賜，就直接表明了福音將傳向外</w:t>
-      </w:r>
-      <w:proofErr w:type="gramStart"/>
-      <w:r>
-        <w:rPr>
-          <w:rFonts w:ascii="Barlow Condensed Medium" w:eastAsia="華康細黑體" w:hAnsi="Barlow Condensed Medium" w:cs="微軟正黑體" w:hint="eastAsia"/>
-          <w:w w:val="73"/>
-          <w:sz w:val="26"/>
-          <w:szCs w:val="26"/>
-        </w:rPr>
-        <w:t>邦</w:t>
-      </w:r>
-      <w:proofErr w:type="gramEnd"/>
-      <w:r>
-        <w:rPr>
-          <w:rFonts w:ascii="Barlow Condensed Medium" w:eastAsia="華康細黑體" w:hAnsi="Barlow Condensed Medium" w:cs="微軟正黑體" w:hint="eastAsia"/>
-          <w:w w:val="73"/>
-          <w:sz w:val="26"/>
-          <w:szCs w:val="26"/>
-        </w:rPr>
-        <w:t>。至於有</w:t>
-      </w:r>
-      <w:proofErr w:type="gramStart"/>
-      <w:r>
-        <w:rPr>
-          <w:rFonts w:ascii="Barlow Condensed Medium" w:eastAsia="華康細黑體" w:hAnsi="Barlow Condensed Medium" w:cs="微軟正黑體" w:hint="eastAsia"/>
-          <w:w w:val="73"/>
-          <w:sz w:val="26"/>
-          <w:szCs w:val="26"/>
-        </w:rPr>
-        <w:t>說靈語</w:t>
-      </w:r>
-      <w:proofErr w:type="gramEnd"/>
-      <w:r>
-        <w:rPr>
-          <w:rFonts w:ascii="Barlow Condensed Medium" w:eastAsia="華康細黑體" w:hAnsi="Barlow Condensed Medium" w:cs="微軟正黑體" w:hint="eastAsia"/>
-          <w:w w:val="73"/>
-          <w:sz w:val="26"/>
-          <w:szCs w:val="26"/>
-        </w:rPr>
-        <w:t>或天使的語言的說法，若沒有人能翻譯，</w:t>
-      </w:r>
-      <w:proofErr w:type="gramStart"/>
-      <w:r>
-        <w:rPr>
-          <w:rFonts w:ascii="Barlow Condensed Medium" w:eastAsia="華康細黑體" w:hAnsi="Barlow Condensed Medium" w:cs="微軟正黑體" w:hint="eastAsia"/>
-          <w:w w:val="73"/>
-          <w:sz w:val="26"/>
-          <w:szCs w:val="26"/>
-        </w:rPr>
-        <w:t>包括說的人</w:t>
-      </w:r>
-      <w:proofErr w:type="gramEnd"/>
-      <w:r>
-        <w:rPr>
-          <w:rFonts w:ascii="Barlow Condensed Medium" w:eastAsia="華康細黑體" w:hAnsi="Barlow Condensed Medium" w:cs="微軟正黑體" w:hint="eastAsia"/>
-          <w:w w:val="73"/>
-          <w:sz w:val="26"/>
-          <w:szCs w:val="26"/>
-        </w:rPr>
-        <w:t>，就真的只能在靈性上造就自己。就是所謂的神秘經驗，是無法向他人分享的。又對「說方言」某些認知是不正確的，如作為領受聖靈的記號，不斷重複</w:t>
-      </w:r>
-      <w:proofErr w:type="gramStart"/>
-      <w:r>
-        <w:rPr>
-          <w:rFonts w:ascii="Barlow Condensed Medium" w:eastAsia="華康細黑體" w:hAnsi="Barlow Condensed Medium" w:cs="微軟正黑體" w:hint="eastAsia"/>
-          <w:w w:val="73"/>
-          <w:sz w:val="26"/>
-          <w:szCs w:val="26"/>
-        </w:rPr>
-        <w:t>的彈舌發音</w:t>
-      </w:r>
-      <w:proofErr w:type="gramEnd"/>
-      <w:r>
-        <w:rPr>
-          <w:rFonts w:ascii="Barlow Condensed Medium" w:eastAsia="華康細黑體" w:hAnsi="Barlow Condensed Medium" w:cs="微軟正黑體" w:hint="eastAsia"/>
-          <w:w w:val="73"/>
-          <w:sz w:val="26"/>
-          <w:szCs w:val="26"/>
-        </w:rPr>
-        <w:t>就是方言。連同一些狂喜、</w:t>
-      </w:r>
-      <w:proofErr w:type="gramStart"/>
-      <w:r>
-        <w:rPr>
-          <w:rFonts w:ascii="Barlow Condensed Medium" w:eastAsia="華康細黑體" w:hAnsi="Barlow Condensed Medium" w:cs="微軟正黑體" w:hint="eastAsia"/>
-          <w:w w:val="73"/>
-          <w:sz w:val="26"/>
-          <w:szCs w:val="26"/>
-        </w:rPr>
-        <w:t>狂悲和被</w:t>
-      </w:r>
-      <w:proofErr w:type="gramEnd"/>
-      <w:r>
-        <w:rPr>
-          <w:rFonts w:ascii="Barlow Condensed Medium" w:eastAsia="華康細黑體" w:hAnsi="Barlow Condensed Medium" w:cs="微軟正黑體" w:hint="eastAsia"/>
-          <w:w w:val="73"/>
-          <w:sz w:val="26"/>
-          <w:szCs w:val="26"/>
-        </w:rPr>
-        <w:t>擊倒的現象，我們必須分辨是不是在有意或無意中運用催眠的心理暗示所引發的。</w:t>
+        <w:t>人若不能相信道德展現人性的價值，又不相信有一位終極的宇宙創造者和主宰者將會審判人和伸張公義，且又不相信良善的生命值得繼續，那麼福音對這樣的人是沒有的，愚蠢的。簡單地說，要相信基督的福音，必須先敬畏　神。但是弔詭的是，敬畏　神的猶太人卻殺了基督，無意間成就了　神的義。所以，要進一步追究的是，如何才能與　神真和好。就是在敬畏　神的事上不能虛偽，人相互壓迫就是罪了，又藉著敬畏　神的名義來逼迫異己更是陷　神於不義的大罪。而這都是罪藉著文化和世界的知識對人的綑綁。所以，基督的拯救最大的意義就是在此，人所無法逃脫的，基督要使人自由。而過程就如同基督的死與復活，人要在自己的舊文化和知識中死了，就是悔改，卻在基督裡讓一切都更新，變成真正敬畏　神且能用謙卑和愛事奉人和事奉　神的人。當人為事奉人和事奉　神而活著，就回到了　神起出創造人的美好。　神就要藉耶穌基督的死，免除人的罪在公義上的責任。如此，人才能與　神真正的和好，因為　神嫉惡如仇。</w:t>
       </w:r>
     </w:p>
     <w:p>
       <w:pPr>
         <w:kinsoku w:val="0"/>
         <w:snapToGrid w:val="0"/>
-        <w:spacing w:afterLines="50" w:after="165" w:line="300" w:lineRule="exact"/>
+        <w:spacing w:afterLines="50" w:after="165" w:line="290" w:lineRule="exact"/>
         <w:jc w:val="both"/>
         <w:rPr>
           <w:rFonts w:ascii="Barlow Condensed Medium" w:eastAsia="華康細黑體" w:hAnsi="Barlow Condensed Medium" w:cs="微軟正黑體"/>
-          <w:w w:val="73"/>
+          <w:w w:val="68"/>
           <w:sz w:val="26"/>
           <w:szCs w:val="26"/>
         </w:rPr>
@@ -26518,110 +26106,30 @@
       <w:r>
         <w:rPr>
           <w:rFonts w:ascii="Barlow Condensed Medium" w:eastAsia="華康儷中黑" w:hAnsi="Barlow Condensed Medium" w:hint="eastAsia"/>
-          <w:w w:val="73"/>
+          <w:w w:val="68"/>
           <w:sz w:val="26"/>
           <w:szCs w:val="26"/>
         </w:rPr>
-        <w:t>禱告是向　神說話，用靈性是良知直觀的體悟，用悟性是理性推導的意義。使用共同語言兩者可以兼具，使用外語且沒有翻譯，就會缺少悟性，重點仍是造就。</w:t>
+        <w:t>與　神和好的過程，先是照人的看法認識基督，進而照聖靈的看法來認識祂和信祂。就是　神先藉基督的死，赦免人與人和好，而人也如此赦免與人和好。</w:t>
       </w:r>
       <w:r>
         <w:rPr>
           <w:rFonts w:ascii="Barlow Condensed Medium" w:eastAsia="華康細黑體" w:hAnsi="Barlow Condensed Medium" w:cs="微軟正黑體" w:hint="eastAsia"/>
-          <w:w w:val="73"/>
+          <w:w w:val="68"/>
           <w:sz w:val="26"/>
           <w:szCs w:val="26"/>
         </w:rPr>
-        <w:t>語言只是傳遞意義和信息的工具，實際上就是悟性的。若說方言或</w:t>
-      </w:r>
-      <w:proofErr w:type="gramStart"/>
-      <w:r>
-        <w:rPr>
-          <w:rFonts w:ascii="Barlow Condensed Medium" w:eastAsia="華康細黑體" w:hAnsi="Barlow Condensed Medium" w:cs="微軟正黑體" w:hint="eastAsia"/>
-          <w:w w:val="73"/>
-          <w:sz w:val="26"/>
-          <w:szCs w:val="26"/>
-        </w:rPr>
-        <w:t>靈語能</w:t>
-      </w:r>
-      <w:proofErr w:type="gramEnd"/>
-      <w:r>
-        <w:rPr>
-          <w:rFonts w:ascii="Barlow Condensed Medium" w:eastAsia="華康細黑體" w:hAnsi="Barlow Condensed Medium" w:cs="微軟正黑體" w:hint="eastAsia"/>
-          <w:w w:val="73"/>
-          <w:sz w:val="26"/>
-          <w:szCs w:val="26"/>
-        </w:rPr>
-        <w:t>傳達　神的感動和心意，也必須由靈的領受轉化成悟性的語言才能被傳達出來。而困難描述的是靈的領受，同時也是要用人</w:t>
-      </w:r>
-      <w:proofErr w:type="gramStart"/>
-      <w:r>
-        <w:rPr>
-          <w:rFonts w:ascii="Barlow Condensed Medium" w:eastAsia="華康細黑體" w:hAnsi="Barlow Condensed Medium" w:cs="微軟正黑體" w:hint="eastAsia"/>
-          <w:w w:val="73"/>
-          <w:sz w:val="26"/>
-          <w:szCs w:val="26"/>
-        </w:rPr>
-        <w:t>的靈去分辨</w:t>
-      </w:r>
-      <w:proofErr w:type="gramEnd"/>
-      <w:r>
-        <w:rPr>
-          <w:rFonts w:ascii="Barlow Condensed Medium" w:eastAsia="華康細黑體" w:hAnsi="Barlow Condensed Medium" w:cs="微軟正黑體" w:hint="eastAsia"/>
-          <w:w w:val="73"/>
-          <w:sz w:val="26"/>
-          <w:szCs w:val="26"/>
-        </w:rPr>
-        <w:t>的。</w:t>
-      </w:r>
-      <w:proofErr w:type="gramStart"/>
-      <w:r>
-        <w:rPr>
-          <w:rFonts w:ascii="Barlow Condensed Medium" w:eastAsia="華康細黑體" w:hAnsi="Barlow Condensed Medium" w:cs="微軟正黑體" w:hint="eastAsia"/>
-          <w:w w:val="73"/>
-          <w:sz w:val="26"/>
-          <w:szCs w:val="26"/>
-        </w:rPr>
-        <w:t>在靈裡看見</w:t>
-      </w:r>
-      <w:proofErr w:type="gramEnd"/>
-      <w:r>
-        <w:rPr>
-          <w:rFonts w:ascii="Barlow Condensed Medium" w:eastAsia="華康細黑體" w:hAnsi="Barlow Condensed Medium" w:cs="微軟正黑體" w:hint="eastAsia"/>
-          <w:w w:val="73"/>
-          <w:sz w:val="26"/>
-          <w:szCs w:val="26"/>
-        </w:rPr>
-        <w:t>的可能是一個畫面，一種平安、美善、超越和預見的體悟，是直觀、非線性和整體巨觀的認知。它可以直接影響領受者的</w:t>
-      </w:r>
-      <w:proofErr w:type="gramStart"/>
-      <w:r>
-        <w:rPr>
-          <w:rFonts w:ascii="Barlow Condensed Medium" w:eastAsia="華康細黑體" w:hAnsi="Barlow Condensed Medium" w:cs="微軟正黑體" w:hint="eastAsia"/>
-          <w:w w:val="73"/>
-          <w:sz w:val="26"/>
-          <w:szCs w:val="26"/>
-        </w:rPr>
-        <w:t>行為志意</w:t>
-      </w:r>
-      <w:proofErr w:type="gramEnd"/>
-      <w:r>
-        <w:rPr>
-          <w:rFonts w:ascii="Barlow Condensed Medium" w:eastAsia="華康細黑體" w:hAnsi="Barlow Condensed Medium" w:cs="微軟正黑體" w:hint="eastAsia"/>
-          <w:w w:val="73"/>
-          <w:sz w:val="26"/>
-          <w:szCs w:val="26"/>
-        </w:rPr>
-        <w:t>。就如同音樂和影像與我們的生活經驗和記憶連結和互動的形式，不只是情緒性的，也是故事性和意義性。但是，最後要將所內心領受的表達出來，就必須使用悟性的言語。所以，用講道建造人和教會是同時必須具備靈性和悟性的過程。靈性的交通是發生在人與　神的對話，而悟性的交通乃是在人與人之間的意義和信息的正確傳達。</w:t>
+        <w:t>所謂和好，可以更具體地說，是在兩者之間沒有相互的虧欠，或更積極地說，是彼此以愛和公義相款待。先有人與　神的和好，再有人與人的和好，最後全世界若都在這基督用愛和公義所帶來的和好之中，就不再有仇恨，也不再有罪和任何的壓迫在人中間，這就是　神的國了。然而，講了這麼多大道理，到底在哥林多教會發生了什麼事，阻礙了福音使人與　神和好的工作？不外乎就是前書所提及的分黨結派和異端學說等意見人士，將世界爭權奪利的文化帶進了教會，就是仇恨和紛爭的來源。然而要重返和好，就是要回到耶穌基督為我們所作的典範。誠如保羅所說：你們要效法我，像我效法基督。最重要的就是放棄自己的權利，作最僕人來服事人；仇恨和紛爭就會消失。</w:t>
       </w:r>
     </w:p>
     <w:p>
       <w:pPr>
         <w:kinsoku w:val="0"/>
         <w:snapToGrid w:val="0"/>
-        <w:spacing w:afterLines="50" w:after="165" w:line="300" w:lineRule="exact"/>
+        <w:spacing w:afterLines="50" w:after="165" w:line="290" w:lineRule="exact"/>
         <w:rPr>
           <w:rFonts w:ascii="Cambria" w:eastAsia="華康細黑體" w:hAnsi="Cambria" w:cs="Cambria"/>
-          <w:w w:val="73"/>
+          <w:w w:val="68"/>
           <w:sz w:val="26"/>
           <w:szCs w:val="26"/>
         </w:rPr>
@@ -26629,7 +26137,7 @@
       <w:r>
         <w:rPr>
           <w:rFonts w:ascii="Barlow Condensed Medium" w:eastAsia="華康儷中黑" w:hAnsi="Barlow Condensed Medium" w:cs="新細明體"/>
-          <w:w w:val="73"/>
+          <w:w w:val="68"/>
           <w:sz w:val="26"/>
           <w:szCs w:val="26"/>
         </w:rPr>
@@ -26638,16 +26146,16 @@
       <w:r>
         <w:rPr>
           <w:rFonts w:ascii="Barlow Condensed Medium" w:eastAsia="華康儷中黑" w:hAnsi="Barlow Condensed Medium" w:cs="新細明體" w:hint="eastAsia"/>
-          <w:w w:val="73"/>
+          <w:w w:val="68"/>
           <w:sz w:val="26"/>
           <w:szCs w:val="26"/>
         </w:rPr>
-        <w:t>聖靈充滿</w:t>
+        <w:t>從牧者到牧師</w:t>
       </w:r>
       <w:r>
         <w:rPr>
           <w:rFonts w:ascii="Barlow Condensed Medium" w:eastAsia="華康儷中黑" w:hAnsi="Barlow Condensed Medium" w:cs="新細明體"/>
-          <w:w w:val="73"/>
+          <w:w w:val="68"/>
           <w:sz w:val="26"/>
           <w:szCs w:val="26"/>
         </w:rPr>
@@ -26656,69 +26164,130 @@
       <w:r>
         <w:rPr>
           <w:rFonts w:ascii="Cambria" w:eastAsia="華康細黑體" w:hAnsi="Cambria" w:cs="Cambria" w:hint="eastAsia"/>
-          <w:w w:val="73"/>
+          <w:w w:val="68"/>
           <w:sz w:val="26"/>
           <w:szCs w:val="26"/>
         </w:rPr>
-        <w:t>人的靈性和悟性本來就可以自由地獨立運作。而藉著</w:t>
+        <w:t>初代教會依循主耶穌給彼得的使命「你牧養我的小羊」，使徒和老長就扮演教會的「牧羊人」的角色。羅馬教廷成立後，在大公教會，就是前天主教，牧養的角色就落在主教和神父身上。宗教改革之後，因為信徒皆祭司的精神，所以按各宗派的制度來按立牧師的職分。有人在爭論牧師是聖靈的恩賜</w:t>
       </w:r>
       <w:r>
         <w:rPr>
           <w:rFonts w:ascii="Cambria" w:eastAsia="華康細黑體" w:hAnsi="Cambria" w:cs="Cambria" w:hint="eastAsia"/>
-          <w:w w:val="73"/>
+          <w:w w:val="68"/>
           <w:sz w:val="26"/>
           <w:szCs w:val="26"/>
         </w:rPr>
-        <w:t>耶穌基督的啟示所賜下的聖靈，則是為了新約福音的大使命，作為門徒的引導和幫助。聖靈的充滿使人有熱心、有恩賜和能力，和見證宣講的悟性話語，這些只是表現在個人上的。更大又更重要的聖靈充滿是建造教會，使肢體協調合一，有愛的行動作見證，且有共榮共辱的行動意志。就像一開始的個人電腦是單獨運作的，進入到網際網路時代，通訊、虛擬角色、資料庫、大數據和</w:t>
+        <w:t>(</w:t>
       </w:r>
       <w:r>
         <w:rPr>
           <w:rFonts w:ascii="Cambria" w:eastAsia="華康細黑體" w:hAnsi="Cambria" w:cs="Cambria" w:hint="eastAsia"/>
-          <w:w w:val="73"/>
+          <w:w w:val="68"/>
           <w:sz w:val="26"/>
           <w:szCs w:val="26"/>
         </w:rPr>
-        <w:t>AI</w:t>
+        <w:t>弗</w:t>
       </w:r>
       <w:r>
         <w:rPr>
           <w:rFonts w:ascii="Cambria" w:eastAsia="華康細黑體" w:hAnsi="Cambria" w:cs="Cambria" w:hint="eastAsia"/>
-          <w:w w:val="73"/>
+          <w:w w:val="68"/>
           <w:sz w:val="26"/>
           <w:szCs w:val="26"/>
         </w:rPr>
-        <w:t>等等就將整個世界拉近在一起。像我們去一趟沖繩，首先就是要預備手機能上網國際漫遊的晶片，還有下載世界通用的翻譯軟體，連作租車生意的日本歐吉桑都會用的。而聖靈</w:t>
+        <w:t>4:11)</w:t>
       </w:r>
-      <w:proofErr w:type="gramStart"/>
       <w:r>
         <w:rPr>
           <w:rFonts w:ascii="Cambria" w:eastAsia="華康細黑體" w:hAnsi="Cambria" w:cs="Cambria" w:hint="eastAsia"/>
-          <w:w w:val="73"/>
+          <w:w w:val="68"/>
           <w:sz w:val="26"/>
           <w:szCs w:val="26"/>
         </w:rPr>
-        <w:t>的果效是</w:t>
+        <w:t>或是眾人選出的長老，如果是為了權力，那麼寧可兩者都不是。因為雖是牧者有帶領的角色，卻是像僕人服事他的羊群，這才是耶穌作在門徒身上的典範。按長老會的教制，牧師由中會按立，是　神話語的事奉者，施行聖禮，稱為教育的長老，且與會眾選出的治理長老共同治理教會。其中牧師也兼有長老牧養的職份，同時受新約中所有任職的品德要求的約束。然而，牧師最重要的就是宣講聖經中的福音。又正如保羅所言，在信徒皆祭司</w:t>
       </w:r>
-      <w:proofErr w:type="gramEnd"/>
       <w:r>
         <w:rPr>
           <w:rFonts w:ascii="Cambria" w:eastAsia="華康細黑體" w:hAnsi="Cambria" w:cs="Cambria" w:hint="eastAsia"/>
-          <w:w w:val="73"/>
+          <w:w w:val="68"/>
           <w:sz w:val="26"/>
           <w:szCs w:val="26"/>
         </w:rPr>
-        <w:t>連結人，這種能獨立思考的有機生物，成為一個有共同信仰和使命的群體。所以，不要將聖靈當成滿足和安慰你情感寵物，而是要讓它提升、改變你，開啟更多的可能，與你同工。一切都只為了福音，就是自己與眾人生命的得救。</w:t>
+        <w:t>(</w:t>
+      </w:r>
+      <w:r>
+        <w:rPr>
+          <w:rFonts w:ascii="Cambria" w:eastAsia="華康細黑體" w:hAnsi="Cambria" w:cs="Cambria" w:hint="eastAsia"/>
+          <w:w w:val="68"/>
+          <w:sz w:val="26"/>
+          <w:szCs w:val="26"/>
+        </w:rPr>
+        <w:t>使人與　神和好的職份</w:t>
+      </w:r>
+      <w:r>
+        <w:rPr>
+          <w:rFonts w:ascii="Cambria" w:eastAsia="華康細黑體" w:hAnsi="Cambria" w:cs="Cambria" w:hint="eastAsia"/>
+          <w:w w:val="68"/>
+          <w:sz w:val="26"/>
+          <w:szCs w:val="26"/>
+        </w:rPr>
+        <w:t>)</w:t>
+      </w:r>
+      <w:r>
+        <w:rPr>
+          <w:rFonts w:ascii="Cambria" w:eastAsia="華康細黑體" w:hAnsi="Cambria" w:cs="Cambria" w:hint="eastAsia"/>
+          <w:w w:val="68"/>
+          <w:sz w:val="26"/>
+          <w:szCs w:val="26"/>
+        </w:rPr>
+        <w:t>的約新教會中，要在聖靈和自己的良心</w:t>
+      </w:r>
+      <w:r>
+        <w:rPr>
+          <w:rFonts w:ascii="Cambria" w:eastAsia="華康細黑體" w:hAnsi="Cambria" w:cs="Cambria" w:hint="eastAsia"/>
+          <w:w w:val="68"/>
+          <w:sz w:val="26"/>
+          <w:szCs w:val="26"/>
+        </w:rPr>
+        <w:t>(</w:t>
+      </w:r>
+      <w:r>
+        <w:rPr>
+          <w:rFonts w:ascii="Cambria" w:eastAsia="華康細黑體" w:hAnsi="Cambria" w:cs="Cambria" w:hint="eastAsia"/>
+          <w:w w:val="68"/>
+          <w:sz w:val="26"/>
+          <w:szCs w:val="26"/>
+        </w:rPr>
+        <w:t>靈</w:t>
+      </w:r>
+      <w:r>
+        <w:rPr>
+          <w:rFonts w:ascii="Cambria" w:eastAsia="華康細黑體" w:hAnsi="Cambria" w:cs="Cambria" w:hint="eastAsia"/>
+          <w:w w:val="68"/>
+          <w:sz w:val="26"/>
+          <w:szCs w:val="26"/>
+        </w:rPr>
+        <w:t>)</w:t>
+      </w:r>
+      <w:r>
+        <w:rPr>
+          <w:rFonts w:ascii="Cambria" w:eastAsia="華康細黑體" w:hAnsi="Cambria" w:cs="Cambria" w:hint="eastAsia"/>
+          <w:w w:val="68"/>
+          <w:sz w:val="26"/>
+          <w:szCs w:val="26"/>
+        </w:rPr>
+        <w:t>中分辨，什麼才是從　神來的教導，又誰才是　神差遣的牧者。顯然，台中的富足教會沒有領受保羅的教導，因為他們的牧師不事奉　神，只事奉自己的肚腹。</w:t>
       </w:r>
     </w:p>
     <w:p>
       <w:pPr>
         <w:kinsoku w:val="0"/>
         <w:snapToGrid w:val="0"/>
-        <w:spacing w:afterLines="50" w:after="165" w:line="300" w:lineRule="exact"/>
+        <w:spacing w:afterLines="50" w:after="165" w:line="290" w:lineRule="exact"/>
         <w:jc w:val="both"/>
         <w:rPr>
           <w:rFonts w:ascii="Barlow Condensed Medium" w:eastAsia="華康儷中黑" w:hAnsi="Barlow Condensed Medium"/>
-          <w:w w:val="73"/>
+          <w:w w:val="68"/>
           <w:sz w:val="26"/>
           <w:szCs w:val="26"/>
         </w:rPr>
@@ -26726,85 +26295,25 @@
       <w:r>
         <w:rPr>
           <w:rFonts w:ascii="Barlow Condensed Medium" w:eastAsia="華康儷中黑" w:hAnsi="Barlow Condensed Medium" w:hint="eastAsia"/>
-          <w:w w:val="73"/>
+          <w:w w:val="68"/>
           <w:sz w:val="26"/>
           <w:szCs w:val="26"/>
         </w:rPr>
-        <w:t>最後是先知講道要有秩序、</w:t>
+        <w:t>保羅用書信為自己使徒的身分辯護，是給那些在哥林多教會反對他的人。他深信他所領受的職份，正是為了實踐　神召喚人與祂和好的大使命，為而主活。</w:t>
       </w:r>
-      <w:proofErr w:type="gramStart"/>
       <w:r>
         <w:rPr>
-          <w:rFonts w:ascii="Barlow Condensed Medium" w:eastAsia="華康儷中黑" w:hAnsi="Barlow Condensed Medium" w:hint="eastAsia"/>
-          <w:w w:val="73"/>
+          <w:rFonts w:ascii="Barlow Condensed Medium" w:eastAsia="華康細黑體" w:hAnsi="Barlow Condensed Medium" w:cs="微軟正黑體" w:hint="eastAsia"/>
+          <w:w w:val="68"/>
           <w:sz w:val="26"/>
           <w:szCs w:val="26"/>
         </w:rPr>
-        <w:t>講非共同</w:t>
-      </w:r>
-      <w:proofErr w:type="gramEnd"/>
-      <w:r>
-        <w:rPr>
-          <w:rFonts w:ascii="Barlow Condensed Medium" w:eastAsia="華康儷中黑" w:hAnsi="Barlow Condensed Medium" w:hint="eastAsia"/>
-          <w:w w:val="73"/>
-          <w:sz w:val="26"/>
-          <w:szCs w:val="26"/>
-        </w:rPr>
-        <w:t>語言要有翻譯，其他們則要安靜，尊重所有來自　神的感動，讓話語的意義造就人和造就教會，為了基督身體的合一。</w:t>
+        <w:t>又與其說保羅是為自己辯護，倒不如說是為他所傳的福音辯護。因為這　神召人與祂和好的福音若是真，那麼保羅所領受的職份和信息都是真的。而這都在保羅所作的工，哥林多教會當中認識他的人，以及聖靈和人的良心見證之下。又保羅語重心長，因為外邦信徒原本不認識　神，不懂得敬畏　神和與　神和好的意義，所以才會在信主後，繼續行他們過去習以為常的罪。因此，離開罪且悔改就是與　神和好，然後來追隨主耶穌，在祂裡面成為新造的人，過愛　神與愛人的生活。並領受這召人與　神和好的職份。正如，眾使徒所領受的，羅保也領受了，並將它傳給信的人。</w:t>
       </w:r>
       <w:r>
         <w:rPr>
           <w:rFonts w:ascii="Barlow Condensed Medium" w:eastAsia="華康細黑體" w:hAnsi="Barlow Condensed Medium" w:cs="微軟正黑體" w:hint="eastAsia"/>
-          <w:w w:val="73"/>
-          <w:sz w:val="26"/>
-          <w:szCs w:val="26"/>
-        </w:rPr>
-        <w:t>初代教會的聚會形式，有在猶太會堂聚會的講道形式，也有家庭聚會的自由見證形式。而一開始，福音由使徒</w:t>
-      </w:r>
-      <w:proofErr w:type="gramStart"/>
-      <w:r>
-        <w:rPr>
-          <w:rFonts w:ascii="Barlow Condensed Medium" w:eastAsia="華康細黑體" w:hAnsi="Barlow Condensed Medium" w:cs="微軟正黑體" w:hint="eastAsia"/>
-          <w:w w:val="73"/>
-          <w:sz w:val="26"/>
-          <w:szCs w:val="26"/>
-        </w:rPr>
-        <w:t>來傳講</w:t>
-      </w:r>
-      <w:proofErr w:type="gramEnd"/>
-      <w:r>
-        <w:rPr>
-          <w:rFonts w:ascii="Barlow Condensed Medium" w:eastAsia="華康細黑體" w:hAnsi="Barlow Condensed Medium" w:cs="微軟正黑體" w:hint="eastAsia"/>
-          <w:w w:val="73"/>
-          <w:sz w:val="26"/>
-          <w:szCs w:val="26"/>
-        </w:rPr>
-        <w:t>，接著由使徒的門徒</w:t>
-      </w:r>
-      <w:proofErr w:type="gramStart"/>
-      <w:r>
-        <w:rPr>
-          <w:rFonts w:ascii="Barlow Condensed Medium" w:eastAsia="華康細黑體" w:hAnsi="Barlow Condensed Medium" w:cs="微軟正黑體" w:hint="eastAsia"/>
-          <w:w w:val="73"/>
-          <w:sz w:val="26"/>
-          <w:szCs w:val="26"/>
-        </w:rPr>
-        <w:t>來傳講</w:t>
-      </w:r>
-      <w:proofErr w:type="gramEnd"/>
-      <w:r>
-        <w:rPr>
-          <w:rFonts w:ascii="Barlow Condensed Medium" w:eastAsia="華康細黑體" w:hAnsi="Barlow Condensed Medium" w:cs="微軟正黑體" w:hint="eastAsia"/>
-          <w:w w:val="73"/>
-          <w:sz w:val="26"/>
-          <w:szCs w:val="26"/>
-        </w:rPr>
-        <w:t>。因為不同的使徒傳統，就有不同的話語權的爭論。而保羅極力要見證的，就是只有一位基督和來自同一位聖靈的感動，根本不可能出現爭論，若有就是人的問題，愛不夠的問題，和有沒有在用悟性表達靈性的意義來造就人和教會的問題。</w:t>
-      </w:r>
-      <w:r>
-        <w:rPr>
-          <w:rFonts w:ascii="Barlow Condensed Medium" w:eastAsia="華康細黑體" w:hAnsi="Barlow Condensed Medium" w:cs="微軟正黑體" w:hint="eastAsia"/>
-          <w:w w:val="73"/>
+          <w:w w:val="68"/>
           <w:sz w:val="26"/>
           <w:szCs w:val="26"/>
         </w:rPr>
@@ -26831,7 +26340,7 @@
 </file>
 
 <file path=word/endnotes.xml><?xml version="1.0" encoding="utf-8"?>
-<w:endnotes xmlns:wpc="http://schemas.microsoft.com/office/word/2010/wordprocessingCanvas" xmlns:cx="http://schemas.microsoft.com/office/drawing/2014/chartex" xmlns:cx1="http://schemas.microsoft.com/office/drawing/2015/9/8/chartex" xmlns:cx2="http://schemas.microsoft.com/office/drawing/2015/10/21/chartex" xmlns:cx3="http://schemas.microsoft.com/office/drawing/2016/5/9/chartex" xmlns:cx4="http://schemas.microsoft.com/office/drawing/2016/5/10/chartex" xmlns:cx5="http://schemas.microsoft.com/office/drawing/2016/5/11/chartex" xmlns:cx6="http://schemas.microsoft.com/office/drawing/2016/5/12/chartex" xmlns:cx7="http://schemas.microsoft.com/office/drawing/2016/5/13/chartex" xmlns:cx8="http://schemas.microsoft.com/office/drawing/2016/5/14/chartex" xmlns:mc="http://schemas.openxmlformats.org/markup-compatibility/2006" xmlns:aink="http://schemas.microsoft.com/office/drawing/2016/ink" xmlns:am3d="http://schemas.microsoft.com/office/drawing/2017/model3d" xmlns:o="urn:schemas-microsoft-com:office:office" xmlns:oel="http://schemas.microsoft.com/office/2019/extlst" xmlns:r="http://schemas.openxmlformats.org/officeDocument/2006/relationships" xmlns:m="http://schemas.openxmlformats.org/officeDocument/2006/math" xmlns:v="urn:schemas-microsoft-com:vml" xmlns:wp14="http://schemas.microsoft.com/office/word/2010/wordprocessingDrawing" xmlns:wp="http://schemas.openxmlformats.org/drawingml/2006/wordprocessingDrawing" xmlns:w10="urn:schemas-microsoft-com:office:word" xmlns:w="http://schemas.openxmlformats.org/wordprocessingml/2006/main" xmlns:w14="http://schemas.microsoft.com/office/word/2010/wordml" xmlns:w15="http://schemas.microsoft.com/office/word/2012/wordml" xmlns:w16cex="http://schemas.microsoft.com/office/word/2018/wordml/cex" xmlns:w16cid="http://schemas.microsoft.com/office/word/2016/wordml/cid" xmlns:w16="http://schemas.microsoft.com/office/word/2018/wordml" xmlns:w16sdtdh="http://schemas.microsoft.com/office/word/2020/wordml/sdtdatahash" xmlns:w16se="http://schemas.microsoft.com/office/word/2015/wordml/symex" xmlns:wpg="http://schemas.microsoft.com/office/word/2010/wordprocessingGroup" xmlns:wpi="http://schemas.microsoft.com/office/word/2010/wordprocessingInk" xmlns:wne="http://schemas.microsoft.com/office/word/2006/wordml" xmlns:wps="http://schemas.microsoft.com/office/word/2010/wordprocessingShape" mc:Ignorable="w14 w15 w16se w16cid w16 w16cex w16sdtdh wp14">
+<w:endnotes xmlns:wpc="http://schemas.microsoft.com/office/word/2010/wordprocessingCanvas" xmlns:mc="http://schemas.openxmlformats.org/markup-compatibility/2006" xmlns:o="urn:schemas-microsoft-com:office:office" xmlns:r="http://schemas.openxmlformats.org/officeDocument/2006/relationships" xmlns:m="http://schemas.openxmlformats.org/officeDocument/2006/math" xmlns:v="urn:schemas-microsoft-com:vml" xmlns:wp14="http://schemas.microsoft.com/office/word/2010/wordprocessingDrawing" xmlns:wp="http://schemas.openxmlformats.org/drawingml/2006/wordprocessingDrawing" xmlns:w10="urn:schemas-microsoft-com:office:word" xmlns:w="http://schemas.openxmlformats.org/wordprocessingml/2006/main" xmlns:w14="http://schemas.microsoft.com/office/word/2010/wordml" xmlns:w15="http://schemas.microsoft.com/office/word/2012/wordml" xmlns:wpg="http://schemas.microsoft.com/office/word/2010/wordprocessingGroup" xmlns:wpi="http://schemas.microsoft.com/office/word/2010/wordprocessingInk" xmlns:wne="http://schemas.microsoft.com/office/word/2006/wordml" xmlns:wps="http://schemas.microsoft.com/office/word/2010/wordprocessingShape" mc:Ignorable="w14 w15 wp14">
   <w:endnote w:type="separator" w:id="-1">
     <w:p>
       <w:r>
@@ -26850,7 +26359,7 @@
 </file>
 
 <file path=word/footnotes.xml><?xml version="1.0" encoding="utf-8"?>
-<w:footnotes xmlns:wpc="http://schemas.microsoft.com/office/word/2010/wordprocessingCanvas" xmlns:cx="http://schemas.microsoft.com/office/drawing/2014/chartex" xmlns:cx1="http://schemas.microsoft.com/office/drawing/2015/9/8/chartex" xmlns:cx2="http://schemas.microsoft.com/office/drawing/2015/10/21/chartex" xmlns:cx3="http://schemas.microsoft.com/office/drawing/2016/5/9/chartex" xmlns:cx4="http://schemas.microsoft.com/office/drawing/2016/5/10/chartex" xmlns:cx5="http://schemas.microsoft.com/office/drawing/2016/5/11/chartex" xmlns:cx6="http://schemas.microsoft.com/office/drawing/2016/5/12/chartex" xmlns:cx7="http://schemas.microsoft.com/office/drawing/2016/5/13/chartex" xmlns:cx8="http://schemas.microsoft.com/office/drawing/2016/5/14/chartex" xmlns:mc="http://schemas.openxmlformats.org/markup-compatibility/2006" xmlns:aink="http://schemas.microsoft.com/office/drawing/2016/ink" xmlns:am3d="http://schemas.microsoft.com/office/drawing/2017/model3d" xmlns:o="urn:schemas-microsoft-com:office:office" xmlns:oel="http://schemas.microsoft.com/office/2019/extlst" xmlns:r="http://schemas.openxmlformats.org/officeDocument/2006/relationships" xmlns:m="http://schemas.openxmlformats.org/officeDocument/2006/math" xmlns:v="urn:schemas-microsoft-com:vml" xmlns:wp14="http://schemas.microsoft.com/office/word/2010/wordprocessingDrawing" xmlns:wp="http://schemas.openxmlformats.org/drawingml/2006/wordprocessingDrawing" xmlns:w10="urn:schemas-microsoft-com:office:word" xmlns:w="http://schemas.openxmlformats.org/wordprocessingml/2006/main" xmlns:w14="http://schemas.microsoft.com/office/word/2010/wordml" xmlns:w15="http://schemas.microsoft.com/office/word/2012/wordml" xmlns:w16cex="http://schemas.microsoft.com/office/word/2018/wordml/cex" xmlns:w16cid="http://schemas.microsoft.com/office/word/2016/wordml/cid" xmlns:w16="http://schemas.microsoft.com/office/word/2018/wordml" xmlns:w16sdtdh="http://schemas.microsoft.com/office/word/2020/wordml/sdtdatahash" xmlns:w16se="http://schemas.microsoft.com/office/word/2015/wordml/symex" xmlns:wpg="http://schemas.microsoft.com/office/word/2010/wordprocessingGroup" xmlns:wpi="http://schemas.microsoft.com/office/word/2010/wordprocessingInk" xmlns:wne="http://schemas.microsoft.com/office/word/2006/wordml" xmlns:wps="http://schemas.microsoft.com/office/word/2010/wordprocessingShape" mc:Ignorable="w14 w15 w16se w16cid w16 w16cex w16sdtdh wp14">
+<w:footnotes xmlns:wpc="http://schemas.microsoft.com/office/word/2010/wordprocessingCanvas" xmlns:mc="http://schemas.openxmlformats.org/markup-compatibility/2006" xmlns:o="urn:schemas-microsoft-com:office:office" xmlns:r="http://schemas.openxmlformats.org/officeDocument/2006/relationships" xmlns:m="http://schemas.openxmlformats.org/officeDocument/2006/math" xmlns:v="urn:schemas-microsoft-com:vml" xmlns:wp14="http://schemas.microsoft.com/office/word/2010/wordprocessingDrawing" xmlns:wp="http://schemas.openxmlformats.org/drawingml/2006/wordprocessingDrawing" xmlns:w10="urn:schemas-microsoft-com:office:word" xmlns:w="http://schemas.openxmlformats.org/wordprocessingml/2006/main" xmlns:w14="http://schemas.microsoft.com/office/word/2010/wordml" xmlns:w15="http://schemas.microsoft.com/office/word/2012/wordml" xmlns:wpg="http://schemas.microsoft.com/office/word/2010/wordprocessingGroup" xmlns:wpi="http://schemas.microsoft.com/office/word/2010/wordprocessingInk" xmlns:wne="http://schemas.microsoft.com/office/word/2006/wordml" xmlns:wps="http://schemas.microsoft.com/office/word/2010/wordprocessingShape" mc:Ignorable="w14 w15 wp14">
   <w:footnote w:type="separator" w:id="-1">
     <w:p>
       <w:r>
@@ -26869,7 +26378,7 @@
 </file>
 
 <file path=word/header1.xml><?xml version="1.0" encoding="utf-8"?>
-<w:hdr xmlns:wpc="http://schemas.microsoft.com/office/word/2010/wordprocessingCanvas" xmlns:cx="http://schemas.microsoft.com/office/drawing/2014/chartex" xmlns:cx1="http://schemas.microsoft.com/office/drawing/2015/9/8/chartex" xmlns:cx2="http://schemas.microsoft.com/office/drawing/2015/10/21/chartex" xmlns:cx3="http://schemas.microsoft.com/office/drawing/2016/5/9/chartex" xmlns:cx4="http://schemas.microsoft.com/office/drawing/2016/5/10/chartex" xmlns:cx5="http://schemas.microsoft.com/office/drawing/2016/5/11/chartex" xmlns:cx6="http://schemas.microsoft.com/office/drawing/2016/5/12/chartex" xmlns:cx7="http://schemas.microsoft.com/office/drawing/2016/5/13/chartex" xmlns:cx8="http://schemas.microsoft.com/office/drawing/2016/5/14/chartex" xmlns:mc="http://schemas.openxmlformats.org/markup-compatibility/2006" xmlns:aink="http://schemas.microsoft.com/office/drawing/2016/ink" xmlns:am3d="http://schemas.microsoft.com/office/drawing/2017/model3d" xmlns:o="urn:schemas-microsoft-com:office:office" xmlns:oel="http://schemas.microsoft.com/office/2019/extlst" xmlns:r="http://schemas.openxmlformats.org/officeDocument/2006/relationships" xmlns:m="http://schemas.openxmlformats.org/officeDocument/2006/math" xmlns:v="urn:schemas-microsoft-com:vml" xmlns:wp14="http://schemas.microsoft.com/office/word/2010/wordprocessingDrawing" xmlns:wp="http://schemas.openxmlformats.org/drawingml/2006/wordprocessingDrawing" xmlns:w10="urn:schemas-microsoft-com:office:word" xmlns:w="http://schemas.openxmlformats.org/wordprocessingml/2006/main" xmlns:w14="http://schemas.microsoft.com/office/word/2010/wordml" xmlns:w15="http://schemas.microsoft.com/office/word/2012/wordml" xmlns:w16cex="http://schemas.microsoft.com/office/word/2018/wordml/cex" xmlns:w16cid="http://schemas.microsoft.com/office/word/2016/wordml/cid" xmlns:w16="http://schemas.microsoft.com/office/word/2018/wordml" xmlns:w16sdtdh="http://schemas.microsoft.com/office/word/2020/wordml/sdtdatahash" xmlns:w16se="http://schemas.microsoft.com/office/word/2015/wordml/symex" xmlns:wpg="http://schemas.microsoft.com/office/word/2010/wordprocessingGroup" xmlns:wpi="http://schemas.microsoft.com/office/word/2010/wordprocessingInk" xmlns:wne="http://schemas.microsoft.com/office/word/2006/wordml" xmlns:wps="http://schemas.microsoft.com/office/word/2010/wordprocessingShape" mc:Ignorable="w14 w15 w16se w16cid w16 w16cex w16sdtdh wp14">
+<w:hdr xmlns:wpc="http://schemas.microsoft.com/office/word/2010/wordprocessingCanvas" xmlns:mc="http://schemas.openxmlformats.org/markup-compatibility/2006" xmlns:o="urn:schemas-microsoft-com:office:office" xmlns:r="http://schemas.openxmlformats.org/officeDocument/2006/relationships" xmlns:m="http://schemas.openxmlformats.org/officeDocument/2006/math" xmlns:v="urn:schemas-microsoft-com:vml" xmlns:wp14="http://schemas.microsoft.com/office/word/2010/wordprocessingDrawing" xmlns:wp="http://schemas.openxmlformats.org/drawingml/2006/wordprocessingDrawing" xmlns:w10="urn:schemas-microsoft-com:office:word" xmlns:w="http://schemas.openxmlformats.org/wordprocessingml/2006/main" xmlns:w14="http://schemas.microsoft.com/office/word/2010/wordml" xmlns:w15="http://schemas.microsoft.com/office/word/2012/wordml" xmlns:wpg="http://schemas.microsoft.com/office/word/2010/wordprocessingGroup" xmlns:wpi="http://schemas.microsoft.com/office/word/2010/wordprocessingInk" xmlns:wne="http://schemas.microsoft.com/office/word/2006/wordml" xmlns:wps="http://schemas.microsoft.com/office/word/2010/wordprocessingShape" mc:Ignorable="w14 w15 wp14">
   <w:p>
     <w:pPr>
       <w:pStyle w:val="a4"/>
@@ -27327,7 +26836,7 @@
 </file>
 
 <file path=word/header2.xml><?xml version="1.0" encoding="utf-8"?>
-<w:hdr xmlns:wpc="http://schemas.microsoft.com/office/word/2010/wordprocessingCanvas" xmlns:cx="http://schemas.microsoft.com/office/drawing/2014/chartex" xmlns:cx1="http://schemas.microsoft.com/office/drawing/2015/9/8/chartex" xmlns:cx2="http://schemas.microsoft.com/office/drawing/2015/10/21/chartex" xmlns:cx3="http://schemas.microsoft.com/office/drawing/2016/5/9/chartex" xmlns:cx4="http://schemas.microsoft.com/office/drawing/2016/5/10/chartex" xmlns:cx5="http://schemas.microsoft.com/office/drawing/2016/5/11/chartex" xmlns:cx6="http://schemas.microsoft.com/office/drawing/2016/5/12/chartex" xmlns:cx7="http://schemas.microsoft.com/office/drawing/2016/5/13/chartex" xmlns:cx8="http://schemas.microsoft.com/office/drawing/2016/5/14/chartex" xmlns:mc="http://schemas.openxmlformats.org/markup-compatibility/2006" xmlns:aink="http://schemas.microsoft.com/office/drawing/2016/ink" xmlns:am3d="http://schemas.microsoft.com/office/drawing/2017/model3d" xmlns:o="urn:schemas-microsoft-com:office:office" xmlns:oel="http://schemas.microsoft.com/office/2019/extlst" xmlns:r="http://schemas.openxmlformats.org/officeDocument/2006/relationships" xmlns:m="http://schemas.openxmlformats.org/officeDocument/2006/math" xmlns:v="urn:schemas-microsoft-com:vml" xmlns:wp14="http://schemas.microsoft.com/office/word/2010/wordprocessingDrawing" xmlns:wp="http://schemas.openxmlformats.org/drawingml/2006/wordprocessingDrawing" xmlns:w10="urn:schemas-microsoft-com:office:word" xmlns:w="http://schemas.openxmlformats.org/wordprocessingml/2006/main" xmlns:w14="http://schemas.microsoft.com/office/word/2010/wordml" xmlns:w15="http://schemas.microsoft.com/office/word/2012/wordml" xmlns:w16cex="http://schemas.microsoft.com/office/word/2018/wordml/cex" xmlns:w16cid="http://schemas.microsoft.com/office/word/2016/wordml/cid" xmlns:w16="http://schemas.microsoft.com/office/word/2018/wordml" xmlns:w16sdtdh="http://schemas.microsoft.com/office/word/2020/wordml/sdtdatahash" xmlns:w16se="http://schemas.microsoft.com/office/word/2015/wordml/symex" xmlns:wpg="http://schemas.microsoft.com/office/word/2010/wordprocessingGroup" xmlns:wpi="http://schemas.microsoft.com/office/word/2010/wordprocessingInk" xmlns:wne="http://schemas.microsoft.com/office/word/2006/wordml" xmlns:wps="http://schemas.microsoft.com/office/word/2010/wordprocessingShape" mc:Ignorable="w14 w15 w16se w16cid w16 w16cex w16sdtdh wp14">
+<w:hdr xmlns:wpc="http://schemas.microsoft.com/office/word/2010/wordprocessingCanvas" xmlns:mc="http://schemas.openxmlformats.org/markup-compatibility/2006" xmlns:o="urn:schemas-microsoft-com:office:office" xmlns:r="http://schemas.openxmlformats.org/officeDocument/2006/relationships" xmlns:m="http://schemas.openxmlformats.org/officeDocument/2006/math" xmlns:v="urn:schemas-microsoft-com:vml" xmlns:wp14="http://schemas.microsoft.com/office/word/2010/wordprocessingDrawing" xmlns:wp="http://schemas.openxmlformats.org/drawingml/2006/wordprocessingDrawing" xmlns:w10="urn:schemas-microsoft-com:office:word" xmlns:w="http://schemas.openxmlformats.org/wordprocessingml/2006/main" xmlns:w14="http://schemas.microsoft.com/office/word/2010/wordml" xmlns:w15="http://schemas.microsoft.com/office/word/2012/wordml" xmlns:wpg="http://schemas.microsoft.com/office/word/2010/wordprocessingGroup" xmlns:wpi="http://schemas.microsoft.com/office/word/2010/wordprocessingInk" xmlns:wne="http://schemas.microsoft.com/office/word/2006/wordml" xmlns:wps="http://schemas.microsoft.com/office/word/2010/wordprocessingShape" mc:Ignorable="w14 w15 wp14">
   <w:p>
     <w:pPr>
       <w:pStyle w:val="a4"/>
@@ -27785,7 +27294,7 @@
 </file>
 
 <file path=word/header3.xml><?xml version="1.0" encoding="utf-8"?>
-<w:hdr xmlns:wpc="http://schemas.microsoft.com/office/word/2010/wordprocessingCanvas" xmlns:cx="http://schemas.microsoft.com/office/drawing/2014/chartex" xmlns:cx1="http://schemas.microsoft.com/office/drawing/2015/9/8/chartex" xmlns:cx2="http://schemas.microsoft.com/office/drawing/2015/10/21/chartex" xmlns:cx3="http://schemas.microsoft.com/office/drawing/2016/5/9/chartex" xmlns:cx4="http://schemas.microsoft.com/office/drawing/2016/5/10/chartex" xmlns:cx5="http://schemas.microsoft.com/office/drawing/2016/5/11/chartex" xmlns:cx6="http://schemas.microsoft.com/office/drawing/2016/5/12/chartex" xmlns:cx7="http://schemas.microsoft.com/office/drawing/2016/5/13/chartex" xmlns:cx8="http://schemas.microsoft.com/office/drawing/2016/5/14/chartex" xmlns:mc="http://schemas.openxmlformats.org/markup-compatibility/2006" xmlns:aink="http://schemas.microsoft.com/office/drawing/2016/ink" xmlns:am3d="http://schemas.microsoft.com/office/drawing/2017/model3d" xmlns:o="urn:schemas-microsoft-com:office:office" xmlns:oel="http://schemas.microsoft.com/office/2019/extlst" xmlns:r="http://schemas.openxmlformats.org/officeDocument/2006/relationships" xmlns:m="http://schemas.openxmlformats.org/officeDocument/2006/math" xmlns:v="urn:schemas-microsoft-com:vml" xmlns:wp14="http://schemas.microsoft.com/office/word/2010/wordprocessingDrawing" xmlns:wp="http://schemas.openxmlformats.org/drawingml/2006/wordprocessingDrawing" xmlns:w10="urn:schemas-microsoft-com:office:word" xmlns:w="http://schemas.openxmlformats.org/wordprocessingml/2006/main" xmlns:w14="http://schemas.microsoft.com/office/word/2010/wordml" xmlns:w15="http://schemas.microsoft.com/office/word/2012/wordml" xmlns:w16cex="http://schemas.microsoft.com/office/word/2018/wordml/cex" xmlns:w16cid="http://schemas.microsoft.com/office/word/2016/wordml/cid" xmlns:w16="http://schemas.microsoft.com/office/word/2018/wordml" xmlns:w16sdtdh="http://schemas.microsoft.com/office/word/2020/wordml/sdtdatahash" xmlns:w16se="http://schemas.microsoft.com/office/word/2015/wordml/symex" xmlns:wpg="http://schemas.microsoft.com/office/word/2010/wordprocessingGroup" xmlns:wpi="http://schemas.microsoft.com/office/word/2010/wordprocessingInk" xmlns:wne="http://schemas.microsoft.com/office/word/2006/wordml" xmlns:wps="http://schemas.microsoft.com/office/word/2010/wordprocessingShape" mc:Ignorable="w14 w15 w16se w16cid w16 w16cex w16sdtdh wp14">
+<w:hdr xmlns:wpc="http://schemas.microsoft.com/office/word/2010/wordprocessingCanvas" xmlns:mc="http://schemas.openxmlformats.org/markup-compatibility/2006" xmlns:o="urn:schemas-microsoft-com:office:office" xmlns:r="http://schemas.openxmlformats.org/officeDocument/2006/relationships" xmlns:m="http://schemas.openxmlformats.org/officeDocument/2006/math" xmlns:v="urn:schemas-microsoft-com:vml" xmlns:wp14="http://schemas.microsoft.com/office/word/2010/wordprocessingDrawing" xmlns:wp="http://schemas.openxmlformats.org/drawingml/2006/wordprocessingDrawing" xmlns:w10="urn:schemas-microsoft-com:office:word" xmlns:w="http://schemas.openxmlformats.org/wordprocessingml/2006/main" xmlns:w14="http://schemas.microsoft.com/office/word/2010/wordml" xmlns:w15="http://schemas.microsoft.com/office/word/2012/wordml" xmlns:wpg="http://schemas.microsoft.com/office/word/2010/wordprocessingGroup" xmlns:wpi="http://schemas.microsoft.com/office/word/2010/wordprocessingInk" xmlns:wne="http://schemas.microsoft.com/office/word/2006/wordml" xmlns:wps="http://schemas.microsoft.com/office/word/2010/wordprocessingShape" mc:Ignorable="w14 w15 wp14">
   <w:p>
     <w:pPr>
       <w:pStyle w:val="a4"/>
@@ -28243,7 +27752,7 @@
 </file>
 
 <file path=word/header4.xml><?xml version="1.0" encoding="utf-8"?>
-<w:hdr xmlns:wpc="http://schemas.microsoft.com/office/word/2010/wordprocessingCanvas" xmlns:cx="http://schemas.microsoft.com/office/drawing/2014/chartex" xmlns:cx1="http://schemas.microsoft.com/office/drawing/2015/9/8/chartex" xmlns:cx2="http://schemas.microsoft.com/office/drawing/2015/10/21/chartex" xmlns:cx3="http://schemas.microsoft.com/office/drawing/2016/5/9/chartex" xmlns:cx4="http://schemas.microsoft.com/office/drawing/2016/5/10/chartex" xmlns:cx5="http://schemas.microsoft.com/office/drawing/2016/5/11/chartex" xmlns:cx6="http://schemas.microsoft.com/office/drawing/2016/5/12/chartex" xmlns:cx7="http://schemas.microsoft.com/office/drawing/2016/5/13/chartex" xmlns:cx8="http://schemas.microsoft.com/office/drawing/2016/5/14/chartex" xmlns:mc="http://schemas.openxmlformats.org/markup-compatibility/2006" xmlns:aink="http://schemas.microsoft.com/office/drawing/2016/ink" xmlns:am3d="http://schemas.microsoft.com/office/drawing/2017/model3d" xmlns:o="urn:schemas-microsoft-com:office:office" xmlns:oel="http://schemas.microsoft.com/office/2019/extlst" xmlns:r="http://schemas.openxmlformats.org/officeDocument/2006/relationships" xmlns:m="http://schemas.openxmlformats.org/officeDocument/2006/math" xmlns:v="urn:schemas-microsoft-com:vml" xmlns:wp14="http://schemas.microsoft.com/office/word/2010/wordprocessingDrawing" xmlns:wp="http://schemas.openxmlformats.org/drawingml/2006/wordprocessingDrawing" xmlns:w10="urn:schemas-microsoft-com:office:word" xmlns:w="http://schemas.openxmlformats.org/wordprocessingml/2006/main" xmlns:w14="http://schemas.microsoft.com/office/word/2010/wordml" xmlns:w15="http://schemas.microsoft.com/office/word/2012/wordml" xmlns:w16cex="http://schemas.microsoft.com/office/word/2018/wordml/cex" xmlns:w16cid="http://schemas.microsoft.com/office/word/2016/wordml/cid" xmlns:w16="http://schemas.microsoft.com/office/word/2018/wordml" xmlns:w16sdtdh="http://schemas.microsoft.com/office/word/2020/wordml/sdtdatahash" xmlns:w16se="http://schemas.microsoft.com/office/word/2015/wordml/symex" xmlns:wpg="http://schemas.microsoft.com/office/word/2010/wordprocessingGroup" xmlns:wpi="http://schemas.microsoft.com/office/word/2010/wordprocessingInk" xmlns:wne="http://schemas.microsoft.com/office/word/2006/wordml" xmlns:wps="http://schemas.microsoft.com/office/word/2010/wordprocessingShape" mc:Ignorable="w14 w15 w16se w16cid w16 w16cex w16sdtdh wp14">
+<w:hdr xmlns:wpc="http://schemas.microsoft.com/office/word/2010/wordprocessingCanvas" xmlns:mc="http://schemas.openxmlformats.org/markup-compatibility/2006" xmlns:o="urn:schemas-microsoft-com:office:office" xmlns:r="http://schemas.openxmlformats.org/officeDocument/2006/relationships" xmlns:m="http://schemas.openxmlformats.org/officeDocument/2006/math" xmlns:v="urn:schemas-microsoft-com:vml" xmlns:wp14="http://schemas.microsoft.com/office/word/2010/wordprocessingDrawing" xmlns:wp="http://schemas.openxmlformats.org/drawingml/2006/wordprocessingDrawing" xmlns:w10="urn:schemas-microsoft-com:office:word" xmlns:w="http://schemas.openxmlformats.org/wordprocessingml/2006/main" xmlns:w14="http://schemas.microsoft.com/office/word/2010/wordml" xmlns:w15="http://schemas.microsoft.com/office/word/2012/wordml" xmlns:wpg="http://schemas.microsoft.com/office/word/2010/wordprocessingGroup" xmlns:wpi="http://schemas.microsoft.com/office/word/2010/wordprocessingInk" xmlns:wne="http://schemas.microsoft.com/office/word/2006/wordml" xmlns:wps="http://schemas.microsoft.com/office/word/2010/wordprocessingShape" mc:Ignorable="w14 w15 wp14">
   <w:p>
     <w:pPr>
       <w:pStyle w:val="a4"/>
@@ -28315,7 +27824,7 @@
         <w:b/>
         <w:noProof/>
       </w:rPr>
-      <w:t>2626</w:t>
+      <w:t>2627</w:t>
     </w:r>
     <w:r>
       <w:rPr>
@@ -28410,7 +27919,7 @@
         <w:b/>
         <w:noProof/>
       </w:rPr>
-      <w:t>06</w:t>
+      <w:t>07</w:t>
     </w:r>
     <w:r>
       <w:rPr>
@@ -28452,7 +27961,7 @@
         <w:b/>
         <w:noProof/>
       </w:rPr>
-      <w:t>28</w:t>
+      <w:t>05</w:t>
     </w:r>
     <w:r>
       <w:rPr>
@@ -28524,7 +28033,7 @@
         <w:b/>
         <w:noProof/>
       </w:rPr>
-      <w:t>2626</w:t>
+      <w:t>2627</w:t>
     </w:r>
     <w:r>
       <w:rPr>
@@ -28619,7 +28128,7 @@
         <w:b/>
         <w:noProof/>
       </w:rPr>
-      <w:t>06</w:t>
+      <w:t>07</w:t>
     </w:r>
     <w:r>
       <w:rPr>
@@ -28661,7 +28170,7 @@
         <w:b/>
         <w:noProof/>
       </w:rPr>
-      <w:t>28</w:t>
+      <w:t>05</w:t>
     </w:r>
     <w:r>
       <w:rPr>
@@ -28701,7 +28210,7 @@
 </file>
 
 <file path=word/numbering.xml><?xml version="1.0" encoding="utf-8"?>
-<w:numbering xmlns:wpc="http://schemas.microsoft.com/office/word/2010/wordprocessingCanvas" xmlns:cx="http://schemas.microsoft.com/office/drawing/2014/chartex" xmlns:cx1="http://schemas.microsoft.com/office/drawing/2015/9/8/chartex" xmlns:cx2="http://schemas.microsoft.com/office/drawing/2015/10/21/chartex" xmlns:cx3="http://schemas.microsoft.com/office/drawing/2016/5/9/chartex" xmlns:cx4="http://schemas.microsoft.com/office/drawing/2016/5/10/chartex" xmlns:cx5="http://schemas.microsoft.com/office/drawing/2016/5/11/chartex" xmlns:cx6="http://schemas.microsoft.com/office/drawing/2016/5/12/chartex" xmlns:cx7="http://schemas.microsoft.com/office/drawing/2016/5/13/chartex" xmlns:cx8="http://schemas.microsoft.com/office/drawing/2016/5/14/chartex" xmlns:mc="http://schemas.openxmlformats.org/markup-compatibility/2006" xmlns:aink="http://schemas.microsoft.com/office/drawing/2016/ink" xmlns:am3d="http://schemas.microsoft.com/office/drawing/2017/model3d" xmlns:o="urn:schemas-microsoft-com:office:office" xmlns:oel="http://schemas.microsoft.com/office/2019/extlst" xmlns:r="http://schemas.openxmlformats.org/officeDocument/2006/relationships" xmlns:m="http://schemas.openxmlformats.org/officeDocument/2006/math" xmlns:v="urn:schemas-microsoft-com:vml" xmlns:wp14="http://schemas.microsoft.com/office/word/2010/wordprocessingDrawing" xmlns:wp="http://schemas.openxmlformats.org/drawingml/2006/wordprocessingDrawing" xmlns:w10="urn:schemas-microsoft-com:office:word" xmlns:w="http://schemas.openxmlformats.org/wordprocessingml/2006/main" xmlns:w14="http://schemas.microsoft.com/office/word/2010/wordml" xmlns:w15="http://schemas.microsoft.com/office/word/2012/wordml" xmlns:w16cex="http://schemas.microsoft.com/office/word/2018/wordml/cex" xmlns:w16cid="http://schemas.microsoft.com/office/word/2016/wordml/cid" xmlns:w16="http://schemas.microsoft.com/office/word/2018/wordml" xmlns:w16sdtdh="http://schemas.microsoft.com/office/word/2020/wordml/sdtdatahash" xmlns:w16se="http://schemas.microsoft.com/office/word/2015/wordml/symex" xmlns:wpg="http://schemas.microsoft.com/office/word/2010/wordprocessingGroup" xmlns:wpi="http://schemas.microsoft.com/office/word/2010/wordprocessingInk" xmlns:wne="http://schemas.microsoft.com/office/word/2006/wordml" xmlns:wps="http://schemas.microsoft.com/office/word/2010/wordprocessingShape" mc:Ignorable="w14 w15 w16se w16cid w16 w16cex w16sdtdh wp14">
+<w:numbering xmlns:wpc="http://schemas.microsoft.com/office/word/2010/wordprocessingCanvas" xmlns:mc="http://schemas.openxmlformats.org/markup-compatibility/2006" xmlns:o="urn:schemas-microsoft-com:office:office" xmlns:r="http://schemas.openxmlformats.org/officeDocument/2006/relationships" xmlns:m="http://schemas.openxmlformats.org/officeDocument/2006/math" xmlns:v="urn:schemas-microsoft-com:vml" xmlns:wp14="http://schemas.microsoft.com/office/word/2010/wordprocessingDrawing" xmlns:wp="http://schemas.openxmlformats.org/drawingml/2006/wordprocessingDrawing" xmlns:w10="urn:schemas-microsoft-com:office:word" xmlns:w="http://schemas.openxmlformats.org/wordprocessingml/2006/main" xmlns:w14="http://schemas.microsoft.com/office/word/2010/wordml" xmlns:w15="http://schemas.microsoft.com/office/word/2012/wordml" xmlns:wpg="http://schemas.microsoft.com/office/word/2010/wordprocessingGroup" xmlns:wpi="http://schemas.microsoft.com/office/word/2010/wordprocessingInk" xmlns:wne="http://schemas.microsoft.com/office/word/2006/wordml" xmlns:wps="http://schemas.microsoft.com/office/word/2010/wordprocessingShape" mc:Ignorable="w14 w15 wp14">
   <w:abstractNum w:abstractNumId="0" w15:restartNumberingAfterBreak="0">
     <w:nsid w:val="0397573A"/>
     <w:multiLevelType w:val="hybridMultilevel"/>
@@ -30393,68 +29902,68 @@
       </w:pPr>
     </w:lvl>
   </w:abstractNum>
-  <w:num w:numId="1" w16cid:durableId="1326788586">
+  <w:num w:numId="1">
     <w:abstractNumId w:val="18"/>
   </w:num>
-  <w:num w:numId="2" w16cid:durableId="1914730186">
+  <w:num w:numId="2">
     <w:abstractNumId w:val="5"/>
   </w:num>
-  <w:num w:numId="3" w16cid:durableId="1642269894">
+  <w:num w:numId="3">
     <w:abstractNumId w:val="9"/>
   </w:num>
-  <w:num w:numId="4" w16cid:durableId="852843020">
+  <w:num w:numId="4">
     <w:abstractNumId w:val="3"/>
   </w:num>
-  <w:num w:numId="5" w16cid:durableId="399014302">
+  <w:num w:numId="5">
     <w:abstractNumId w:val="10"/>
   </w:num>
-  <w:num w:numId="6" w16cid:durableId="56442099">
+  <w:num w:numId="6">
     <w:abstractNumId w:val="17"/>
   </w:num>
-  <w:num w:numId="7" w16cid:durableId="118768609">
+  <w:num w:numId="7">
     <w:abstractNumId w:val="16"/>
   </w:num>
-  <w:num w:numId="8" w16cid:durableId="333999801">
+  <w:num w:numId="8">
     <w:abstractNumId w:val="8"/>
   </w:num>
-  <w:num w:numId="9" w16cid:durableId="1180269336">
+  <w:num w:numId="9">
     <w:abstractNumId w:val="14"/>
   </w:num>
-  <w:num w:numId="10" w16cid:durableId="1919552713">
+  <w:num w:numId="10">
     <w:abstractNumId w:val="4"/>
   </w:num>
-  <w:num w:numId="11" w16cid:durableId="849484652">
+  <w:num w:numId="11">
     <w:abstractNumId w:val="11"/>
   </w:num>
-  <w:num w:numId="12" w16cid:durableId="1184322405">
+  <w:num w:numId="12">
     <w:abstractNumId w:val="2"/>
   </w:num>
-  <w:num w:numId="13" w16cid:durableId="1528980845">
+  <w:num w:numId="13">
     <w:abstractNumId w:val="12"/>
   </w:num>
-  <w:num w:numId="14" w16cid:durableId="771633326">
+  <w:num w:numId="14">
     <w:abstractNumId w:val="13"/>
   </w:num>
-  <w:num w:numId="15" w16cid:durableId="919103133">
+  <w:num w:numId="15">
     <w:abstractNumId w:val="1"/>
   </w:num>
-  <w:num w:numId="16" w16cid:durableId="1446271558">
+  <w:num w:numId="16">
     <w:abstractNumId w:val="0"/>
   </w:num>
-  <w:num w:numId="17" w16cid:durableId="1797211239">
+  <w:num w:numId="17">
     <w:abstractNumId w:val="15"/>
   </w:num>
-  <w:num w:numId="18" w16cid:durableId="691806345">
+  <w:num w:numId="18">
     <w:abstractNumId w:val="7"/>
   </w:num>
-  <w:num w:numId="19" w16cid:durableId="838427769">
+  <w:num w:numId="19">
     <w:abstractNumId w:val="6"/>
   </w:num>
 </w:numbering>
 </file>
 
 <file path=word/styles.xml><?xml version="1.0" encoding="utf-8"?>
-<w:styles xmlns:mc="http://schemas.openxmlformats.org/markup-compatibility/2006" xmlns:r="http://schemas.openxmlformats.org/officeDocument/2006/relationships" xmlns:w="http://schemas.openxmlformats.org/wordprocessingml/2006/main" xmlns:w14="http://schemas.microsoft.com/office/word/2010/wordml" xmlns:w15="http://schemas.microsoft.com/office/word/2012/wordml" xmlns:w16cex="http://schemas.microsoft.com/office/word/2018/wordml/cex" xmlns:w16cid="http://schemas.microsoft.com/office/word/2016/wordml/cid" xmlns:w16="http://schemas.microsoft.com/office/word/2018/wordml" xmlns:w16sdtdh="http://schemas.microsoft.com/office/word/2020/wordml/sdtdatahash" xmlns:w16se="http://schemas.microsoft.com/office/word/2015/wordml/symex" mc:Ignorable="w14 w15 w16se w16cid w16 w16cex w16sdtdh">
+<w:styles xmlns:mc="http://schemas.openxmlformats.org/markup-compatibility/2006" xmlns:r="http://schemas.openxmlformats.org/officeDocument/2006/relationships" xmlns:w="http://schemas.openxmlformats.org/wordprocessingml/2006/main" xmlns:w14="http://schemas.microsoft.com/office/word/2010/wordml" xmlns:w15="http://schemas.microsoft.com/office/word/2012/wordml" mc:Ignorable="w14 w15">
   <w:docDefaults>
     <w:rPrDefault>
       <w:rPr>
@@ -30467,7 +29976,7 @@
     </w:rPrDefault>
     <w:pPrDefault/>
   </w:docDefaults>
-  <w:latentStyles w:defLockedState="0" w:defUIPriority="99" w:defSemiHidden="0" w:defUnhideWhenUsed="0" w:defQFormat="0" w:count="376">
+  <w:latentStyles w:defLockedState="0" w:defUIPriority="99" w:defSemiHidden="0" w:defUnhideWhenUsed="0" w:defQFormat="0" w:count="371">
     <w:lsdException w:name="Normal" w:uiPriority="0" w:qFormat="1"/>
     <w:lsdException w:name="heading 1" w:uiPriority="9" w:qFormat="1"/>
     <w:lsdException w:name="heading 2" w:semiHidden="1" w:uiPriority="9" w:unhideWhenUsed="1" w:qFormat="1"/>
@@ -30839,11 +30348,6 @@
     <w:lsdException w:name="List Table 5 Dark Accent 6" w:uiPriority="50"/>
     <w:lsdException w:name="List Table 6 Colorful Accent 6" w:uiPriority="51"/>
     <w:lsdException w:name="List Table 7 Colorful Accent 6" w:uiPriority="52"/>
-    <w:lsdException w:name="Mention" w:semiHidden="1" w:unhideWhenUsed="1"/>
-    <w:lsdException w:name="Smart Hyperlink" w:semiHidden="1" w:unhideWhenUsed="1"/>
-    <w:lsdException w:name="Hashtag" w:semiHidden="1" w:unhideWhenUsed="1"/>
-    <w:lsdException w:name="Unresolved Mention" w:semiHidden="1" w:unhideWhenUsed="1"/>
-    <w:lsdException w:name="Smart Link" w:semiHidden="1" w:unhideWhenUsed="1"/>
   </w:latentStyles>
   <w:style w:type="paragraph" w:default="1" w:styleId="a">
     <w:name w:val="Normal"/>
@@ -31499,7 +31003,7 @@
 </file>
 
 <file path=customXml/itemProps1.xml><?xml version="1.0" encoding="utf-8"?>
-<ds:datastoreItem xmlns:ds="http://schemas.openxmlformats.org/officeDocument/2006/customXml" ds:itemID="{C7657495-C933-4C88-8353-B2100D59DB32}">
+<ds:datastoreItem xmlns:ds="http://schemas.openxmlformats.org/officeDocument/2006/customXml" ds:itemID="{39360841-4A7E-45BA-AE52-E453D200D245}">
   <ds:schemaRefs>
     <ds:schemaRef ds:uri="http://schemas.openxmlformats.org/officeDocument/2006/bibliography"/>
   </ds:schemaRefs>

--- a/新泰週報20260705[2627]B4F.docx
+++ b/新泰週報20260705[2627]B4F.docx
@@ -1130,8 +1130,6 @@
               </w:rPr>
               <w:t>3</w:t>
             </w:r>
-            <w:bookmarkStart w:id="6" w:name="_GoBack"/>
-            <w:bookmarkEnd w:id="6"/>
             <w:r>
               <w:rPr>
                 <w:rFonts w:ascii="Barlow Condensed Medium" w:eastAsia="華康細黑體" w:hAnsi="Barlow Condensed Medium" w:hint="eastAsia"/>
@@ -1742,7 +1740,7 @@
                 <w:sz w:val="26"/>
                 <w:szCs w:val="26"/>
               </w:rPr>
-              <w:t>下</w:t>
+              <w:t>下主日</w:t>
             </w:r>
             <w:r>
               <w:rPr>
@@ -1751,34 +1749,7 @@
                 <w:sz w:val="26"/>
                 <w:szCs w:val="26"/>
               </w:rPr>
-              <w:t>主日</w:t>
-            </w:r>
-            <w:r>
-              <w:rPr>
-                <w:rFonts w:ascii="Barlow Condensed Medium" w:eastAsia="標楷體" w:hAnsi="Barlow Condensed Medium" w:cs="Segoe UI Symbol" w:hint="eastAsia"/>
-                <w:w w:val="90"/>
-                <w:sz w:val="26"/>
-                <w:szCs w:val="26"/>
-              </w:rPr>
-              <w:t>(7/</w:t>
-            </w:r>
-            <w:r>
-              <w:rPr>
-                <w:rFonts w:ascii="Barlow Condensed Medium" w:eastAsia="標楷體" w:hAnsi="Barlow Condensed Medium" w:cs="Segoe UI Symbol" w:hint="eastAsia"/>
-                <w:w w:val="90"/>
-                <w:sz w:val="26"/>
-                <w:szCs w:val="26"/>
-              </w:rPr>
-              <w:t>12</w:t>
-            </w:r>
-            <w:r>
-              <w:rPr>
-                <w:rFonts w:ascii="Barlow Condensed Medium" w:eastAsia="標楷體" w:hAnsi="Barlow Condensed Medium" w:cs="Segoe UI Symbol" w:hint="eastAsia"/>
-                <w:w w:val="90"/>
-                <w:sz w:val="26"/>
-                <w:szCs w:val="26"/>
-              </w:rPr>
-              <w:t>)</w:t>
+              <w:t>(7/12)</w:t>
             </w:r>
             <w:r>
               <w:rPr>
@@ -2424,8 +2395,19 @@
                 <w:sz w:val="26"/>
                 <w:szCs w:val="26"/>
               </w:rPr>
-              <w:t>為全台颱風豪兩淹水災情代禱</w:t>
-            </w:r>
+              <w:t>為</w:t>
+            </w:r>
+            <w:r>
+              <w:rPr>
+                <w:rFonts w:ascii="Barlow Condensed Medium" w:eastAsia="標楷體" w:hAnsi="Barlow Condensed Medium" w:cstheme="minorHAnsi" w:hint="eastAsia"/>
+                <w:w w:val="90"/>
+                <w:sz w:val="26"/>
+                <w:szCs w:val="26"/>
+              </w:rPr>
+              <w:t>歐洲熱浪和全球極端氣候代禱</w:t>
+            </w:r>
+            <w:bookmarkStart w:id="6" w:name="_GoBack"/>
+            <w:bookmarkEnd w:id="6"/>
             <w:r>
               <w:rPr>
                 <w:rFonts w:ascii="Barlow Condensed Medium" w:eastAsia="標楷體" w:hAnsi="Barlow Condensed Medium" w:cstheme="minorHAnsi"/>
@@ -15240,7 +15222,7 @@
           </mc:Choice>
           <mc:Fallback>
             <w:pict>
-              <v:line w14:anchorId="287DC117" id="直線接點 2" o:spid="_x0000_s1026" style="position:absolute;z-index:251654144;visibility:visible;mso-wrap-style:square;mso-height-percent:0;mso-wrap-distance-left:9pt;mso-wrap-distance-top:0;mso-wrap-distance-right:9pt;mso-wrap-distance-bottom:0;mso-position-horizontal:absolute;mso-position-horizontal-relative:page;mso-position-vertical:absolute;mso-position-vertical-relative:page;mso-height-percent:0;mso-height-relative:margin" from="687.75pt,19.85pt" to="687.75pt,709.8pt" o:gfxdata="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" strokecolor="black [3213]" strokeweight=".5pt">
+              <v:line w14:anchorId="1D65FAE5" id="直線接點 2" o:spid="_x0000_s1026" style="position:absolute;z-index:251654144;visibility:visible;mso-wrap-style:square;mso-height-percent:0;mso-wrap-distance-left:9pt;mso-wrap-distance-top:0;mso-wrap-distance-right:9pt;mso-wrap-distance-bottom:0;mso-position-horizontal:absolute;mso-position-horizontal-relative:page;mso-position-vertical:absolute;mso-position-vertical-relative:page;mso-height-percent:0;mso-height-relative:margin" from="687.75pt,19.85pt" to="687.75pt,709.8pt" o:gfxdata="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" strokecolor="black [3213]" strokeweight=".5pt">
                 <v:stroke dashstyle="3 1" joinstyle="miter"/>
                 <w10:wrap anchorx="page" anchory="page"/>
               </v:line>
@@ -25587,7 +25569,7 @@
           </mc:Choice>
           <mc:Fallback>
             <w:pict>
-              <v:line w14:anchorId="5C8BCCF8" id="直線接點 6" o:spid="_x0000_s1026" style="position:absolute;z-index:251665408;visibility:visible;mso-wrap-style:square;mso-width-percent:0;mso-height-percent:0;mso-wrap-distance-left:9pt;mso-wrap-distance-top:0;mso-wrap-distance-right:9pt;mso-wrap-distance-bottom:0;mso-position-horizontal:absolute;mso-position-horizontal-relative:page;mso-position-vertical:absolute;mso-position-vertical-relative:page;mso-width-percent:0;mso-height-percent:0;mso-width-relative:margin;mso-height-relative:margin" from="343.9pt,19.85pt" to="345.05pt,710.95pt" o:gfxdata="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" strokecolor="black [3213]" strokeweight=".5pt">
+              <v:line w14:anchorId="68D43516" id="直線接點 6" o:spid="_x0000_s1026" style="position:absolute;z-index:251665408;visibility:visible;mso-wrap-style:square;mso-width-percent:0;mso-height-percent:0;mso-wrap-distance-left:9pt;mso-wrap-distance-top:0;mso-wrap-distance-right:9pt;mso-wrap-distance-bottom:0;mso-position-horizontal:absolute;mso-position-horizontal-relative:page;mso-position-vertical:absolute;mso-position-vertical-relative:page;mso-width-percent:0;mso-height-percent:0;mso-width-relative:margin;mso-height-relative:margin" from="343.9pt,19.85pt" to="345.05pt,710.95pt" o:gfxdata="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" strokecolor="black [3213]" strokeweight=".5pt">
                 <v:stroke dashstyle="3 1" joinstyle="miter"/>
                 <w10:wrap anchorx="page" anchory="page"/>
               </v:line>
@@ -25665,7 +25647,7 @@
           </mc:Choice>
           <mc:Fallback>
             <w:pict>
-              <v:line w14:anchorId="6699F886" id="直線接點 4" o:spid="_x0000_s1026" style="position:absolute;z-index:251661312;visibility:visible;mso-wrap-style:square;mso-width-percent:0;mso-height-percent:0;mso-wrap-distance-left:9pt;mso-wrap-distance-top:0;mso-wrap-distance-right:9pt;mso-wrap-distance-bottom:0;mso-position-horizontal:absolute;mso-position-horizontal-relative:page;mso-position-vertical:absolute;mso-position-vertical-relative:page;mso-width-percent:0;mso-height-percent:0;mso-width-relative:margin;mso-height-relative:margin" from="343.9pt,19.85pt" to="345.05pt,710.95pt" o:gfxdata="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" strokecolor="black [3213]" strokeweight=".5pt">
+              <v:line w14:anchorId="25922C92" id="直線接點 4" o:spid="_x0000_s1026" style="position:absolute;z-index:251661312;visibility:visible;mso-wrap-style:square;mso-width-percent:0;mso-height-percent:0;mso-wrap-distance-left:9pt;mso-wrap-distance-top:0;mso-wrap-distance-right:9pt;mso-wrap-distance-bottom:0;mso-position-horizontal:absolute;mso-position-horizontal-relative:page;mso-position-vertical:absolute;mso-position-vertical-relative:page;mso-width-percent:0;mso-height-percent:0;mso-width-relative:margin;mso-height-relative:margin" from="343.9pt,19.85pt" to="345.05pt,710.95pt" o:gfxdata="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" strokecolor="black [3213]" strokeweight=".5pt">
                 <v:stroke dashstyle="3 1" joinstyle="miter"/>
                 <w10:wrap anchorx="page" anchory="page"/>
               </v:line>
@@ -31003,7 +30985,7 @@
 </file>
 
 <file path=customXml/itemProps1.xml><?xml version="1.0" encoding="utf-8"?>
-<ds:datastoreItem xmlns:ds="http://schemas.openxmlformats.org/officeDocument/2006/customXml" ds:itemID="{39360841-4A7E-45BA-AE52-E453D200D245}">
+<ds:datastoreItem xmlns:ds="http://schemas.openxmlformats.org/officeDocument/2006/customXml" ds:itemID="{7F542B34-5DB6-44DD-9889-F1392F5961FF}">
   <ds:schemaRefs>
     <ds:schemaRef ds:uri="http://schemas.openxmlformats.org/officeDocument/2006/bibliography"/>
   </ds:schemaRefs>
